--- a/블로그글작성/행정사/행정사법_법령통합정리.docx
+++ b/블로그글작성/행정사/행정사법_법령통합정리.docx
@@ -5,96 +5,186 @@
   <w:body>
     <w:p>
       <w:pPr>
+        <w:spacing w:before="1800"/>
+      </w:pPr>
+    </w:p>
+    <w:p>
+      <w:pPr>
         <w:spacing w:after="40"/>
-      </w:pPr>
-      <w:r>
-        <w:rPr>
-          <w:rFonts w:ascii="맑은 고딕" w:hAnsi="맑은 고딕" w:eastAsia="맑은 고딕"/>
-          <w:b/>
-          <w:sz w:val="32"/>
-        </w:rPr>
-        <w:t>행정사법 통합 정리</w:t>
-      </w:r>
-    </w:p>
-    <w:p>
-      <w:pPr>
-        <w:pStyle w:val="law1"/>
-      </w:pPr>
-      <w:r>
-        <w:rPr>
-          <w:rFonts w:ascii="맑은 고딕" w:hAnsi="맑은 고딕" w:eastAsia="맑은 고딕"/>
-        </w:rPr>
-        <w:t>법 · 시행령 · 시행규칙을 조문별로 한데 묶은 행정사 시험 대비 자료</w:t>
-      </w:r>
-    </w:p>
-    <w:p>
-      <w:pPr>
-        <w:spacing w:after="200"/>
-      </w:pPr>
-      <w:r>
-        <w:rPr>
-          <w:rFonts w:ascii="맑은 고딕" w:hAnsi="맑은 고딕" w:eastAsia="맑은 고딕"/>
-          <w:color w:val="000000"/>
-          <w:sz w:val="19"/>
-        </w:rPr>
-        <w:t>각 법 조문 아래에 그 조문을 구체화하는 시행령과 시행규칙 원문을 이어 붙였습니다. 회색으로 표시된 블록이 시행령 또는 시행규칙입니다.</w:t>
-      </w:r>
-    </w:p>
-    <w:p>
-      <w:pPr>
-        <w:pStyle w:val="2"/>
-      </w:pPr>
-      <w:r>
-        <w:rPr>
-          <w:rFonts w:ascii="맑은 고딕" w:hAnsi="맑은 고딕" w:eastAsia="맑은 고딕"/>
+        <w:jc w:val="center"/>
+      </w:pPr>
+      <w:r>
+        <w:rPr>
+          <w:rFonts w:ascii="맑은 고딕" w:hAnsi="맑은 고딕" w:eastAsia="맑은 고딕"/>
+          <w:b/>
+          <w:color w:val="1F3A5F"/>
+          <w:sz w:val="60"/>
+        </w:rPr>
+        <w:t>행정사법</w:t>
+      </w:r>
+    </w:p>
+    <w:p>
+      <w:pPr>
+        <w:spacing w:after="360"/>
+        <w:jc w:val="center"/>
+      </w:pPr>
+      <w:r>
+        <w:rPr>
+          <w:rFonts w:ascii="맑은 고딕" w:hAnsi="맑은 고딕" w:eastAsia="맑은 고딕"/>
+          <w:color w:val="5B7089"/>
+          <w:sz w:val="28"/>
+        </w:rPr>
+        <w:t>법 · 시행령 · 시행규칙 통합 정리</w:t>
+      </w:r>
+    </w:p>
+    <w:p>
+      <w:pPr>
+        <w:ind w:right="2551" w:left="2551"/>
+        <w:jc w:val="center"/>
+        <w:pBdr>
+          <w:bottom w:val="single" w:sz="12" w:space="6" w:color="1F3A5F"/>
+        </w:pBdr>
+      </w:pPr>
+    </w:p>
+    <w:p>
+      <w:pPr>
+        <w:spacing w:before="280" w:after="800"/>
+        <w:jc w:val="center"/>
+      </w:pPr>
+      <w:r>
+        <w:rPr>
+          <w:rFonts w:ascii="맑은 고딕" w:hAnsi="맑은 고딕" w:eastAsia="맑은 고딕"/>
+          <w:color w:val="555555"/>
+          <w:sz w:val="22"/>
+        </w:rPr>
+        <w:t>행정사 시험 대비 학습자료</w:t>
+      </w:r>
+    </w:p>
+    <w:p>
+      <w:pPr>
+        <w:spacing w:after="120" w:line="360" w:lineRule="auto"/>
+        <w:jc w:val="center"/>
+      </w:pPr>
+      <w:r>
+        <w:rPr>
+          <w:rFonts w:ascii="맑은 고딕" w:hAnsi="맑은 고딕" w:eastAsia="맑은 고딕"/>
+          <w:color w:val="666666"/>
+          <w:sz w:val="19"/>
+        </w:rPr>
+        <w:t>이 자료는 행정사법의 각 조문 아래에 그 조문을 구체화하는 시행령과 시행규칙 원문을 이어 붙인 것입니다.</w:t>
+      </w:r>
+      <w:r>
+        <w:br/>
+      </w:r>
+      <w:r>
+        <w:rPr>
+          <w:rFonts w:ascii="맑은 고딕" w:hAnsi="맑은 고딕" w:eastAsia="맑은 고딕"/>
+          <w:color w:val="666666"/>
+          <w:sz w:val="19"/>
+        </w:rPr>
+        <w:t>파란색 블록은 시행령, 회색 블록은 시행규칙입니다. 조문은 한 조씩 페이지를 나누어 정리했습니다.</w:t>
+      </w:r>
+    </w:p>
+    <w:p>
+      <w:pPr>
+        <w:jc w:val="center"/>
+      </w:pPr>
+      <w:r>
+        <w:rPr>
+          <w:rFonts w:ascii="맑은 고딕" w:hAnsi="맑은 고딕" w:eastAsia="맑은 고딕"/>
+          <w:color w:val="9AA0A6"/>
+          <w:sz w:val="17"/>
+        </w:rPr>
+        <w:t>국가법령정보센터 원문 기준  ·  법 시행 2022.11.15  ·  시행령 · 시행규칙 시행 2026.1.1</w:t>
+      </w:r>
+    </w:p>
+    <w:p>
+      <w:pPr>
+        <w:spacing w:before="0" w:after="20"/>
+        <w:pageBreakBefore/>
+      </w:pPr>
+      <w:r>
+        <w:rPr>
+          <w:rFonts w:ascii="맑은 고딕" w:hAnsi="맑은 고딕" w:eastAsia="맑은 고딕"/>
+          <w:b/>
+          <w:color w:val="8A94A0"/>
+          <w:sz w:val="17"/>
         </w:rPr>
         <w:t>제1장  총칙</w:t>
       </w:r>
     </w:p>
     <w:p>
       <w:pPr>
-        <w:pStyle w:val="3"/>
-      </w:pPr>
-      <w:r>
-        <w:rPr>
-          <w:rFonts w:ascii="맑은 고딕" w:hAnsi="맑은 고딕" w:eastAsia="맑은 고딕"/>
-        </w:rPr>
-        <w:t>제1조(목적)</w:t>
-      </w:r>
-    </w:p>
-    <w:p>
-      <w:pPr>
-        <w:spacing w:after="100" w:line="307" w:lineRule="auto"/>
-      </w:pPr>
-      <w:r>
-        <w:rPr>
-          <w:rFonts w:ascii="맑은 고딕" w:hAnsi="맑은 고딕" w:eastAsia="맑은 고딕"/>
-          <w:color w:val="000000"/>
-          <w:sz w:val="19"/>
+        <w:spacing w:before="20" w:after="160" w:line="276" w:lineRule="auto"/>
+        <w:pBdr>
+          <w:bottom w:val="single" w:sz="18" w:space="6" w:color="2E5A88"/>
+        </w:pBdr>
+        <w:keepNext/>
+      </w:pPr>
+      <w:r>
+        <w:rPr>
+          <w:rFonts w:ascii="맑은 고딕" w:hAnsi="맑은 고딕" w:eastAsia="맑은 고딕"/>
+          <w:b/>
+          <w:color w:val="1F3A5F"/>
+          <w:sz w:val="30"/>
+        </w:rPr>
+        <w:t>제1조  목적</w:t>
+      </w:r>
+    </w:p>
+    <w:p>
+      <w:pPr>
+        <w:spacing w:after="120" w:line="336" w:lineRule="auto"/>
+      </w:pPr>
+      <w:r>
+        <w:rPr>
+          <w:rFonts w:ascii="맑은 고딕" w:hAnsi="맑은 고딕" w:eastAsia="맑은 고딕"/>
+          <w:color w:val="1A1A1A"/>
+          <w:sz w:val="20"/>
         </w:rPr>
         <w:t>이 법은 행정사(行政士) 제도를 확립하여 행정과 관련한 국민의 편익을 도모(圖謀)하고 행정제도의 건전한 발전에 이바지함을 목적으로 한다.</w:t>
       </w:r>
     </w:p>
     <w:p>
       <w:pPr>
-        <w:spacing w:before="60" w:after="20" w:line="276" w:lineRule="auto"/>
-        <w:ind w:left="198"/>
-        <w:shd w:val="clear" w:color="auto" w:fill="F0F0F0"/>
-      </w:pPr>
-      <w:r>
-        <w:rPr>
-          <w:rFonts w:ascii="맑은 고딕" w:hAnsi="맑은 고딕" w:eastAsia="맑은 고딕"/>
-          <w:b/>
-          <w:color w:val="333333"/>
+        <w:spacing w:before="120" w:after="20" w:line="264" w:lineRule="auto"/>
+        <w:ind w:left="57"/>
+        <w:shd w:val="clear" w:color="auto" w:fill="EAF1F8"/>
+        <w:pBdr>
+          <w:top w:val="single" w:sz="4" w:space="6" w:color="CBD9E8"/>
+          <w:left w:val="single" w:sz="30" w:space="6" w:color="2E5A88"/>
+          <w:right w:val="single" w:sz="4" w:space="6" w:color="CBD9E8"/>
+        </w:pBdr>
+      </w:pPr>
+      <w:r>
+        <w:rPr>
+          <w:rFonts w:ascii="맑은 고딕" w:hAnsi="맑은 고딕" w:eastAsia="맑은 고딕"/>
+          <w:b/>
+          <w:color w:val="FFFFFF"/>
+          <w:sz w:val="16"/>
+          <w:shd w:val="clear" w:color="auto" w:fill="2E5A88"/>
+        </w:rPr>
+        <w:t xml:space="preserve">  시행령  </w:t>
+      </w:r>
+      <w:r>
+        <w:rPr>
+          <w:rFonts w:ascii="맑은 고딕" w:hAnsi="맑은 고딕" w:eastAsia="맑은 고딕"/>
+          <w:b/>
+          <w:color w:val="1F3A5F"/>
           <w:sz w:val="18"/>
         </w:rPr>
-        <w:t>시행령 제1조(목적)</w:t>
-      </w:r>
-    </w:p>
-    <w:p>
-      <w:pPr>
-        <w:spacing w:after="80" w:line="300" w:lineRule="auto"/>
-        <w:ind w:left="198"/>
+        <w:t xml:space="preserve">  제1조  목적</w:t>
+      </w:r>
+    </w:p>
+    <w:p>
+      <w:pPr>
+        <w:spacing w:after="120" w:line="312" w:lineRule="auto"/>
+        <w:ind w:left="57"/>
+        <w:shd w:val="clear" w:color="auto" w:fill="EAF1F8"/>
+        <w:pBdr>
+          <w:left w:val="single" w:sz="30" w:space="6" w:color="2E5A88"/>
+          <w:bottom w:val="single" w:sz="4" w:space="6" w:color="CBD9E8"/>
+          <w:right w:val="single" w:sz="4" w:space="6" w:color="CBD9E8"/>
+        </w:pBdr>
       </w:pPr>
       <w:r>
         <w:rPr>
@@ -107,24 +197,45 @@
     </w:p>
     <w:p>
       <w:pPr>
-        <w:spacing w:before="60" w:after="20" w:line="276" w:lineRule="auto"/>
-        <w:ind w:left="198"/>
-        <w:shd w:val="clear" w:color="auto" w:fill="F0F0F0"/>
-      </w:pPr>
-      <w:r>
-        <w:rPr>
-          <w:rFonts w:ascii="맑은 고딕" w:hAnsi="맑은 고딕" w:eastAsia="맑은 고딕"/>
-          <w:b/>
-          <w:color w:val="333333"/>
+        <w:spacing w:before="120" w:after="20" w:line="264" w:lineRule="auto"/>
+        <w:ind w:left="57"/>
+        <w:shd w:val="clear" w:color="auto" w:fill="F4F4F2"/>
+        <w:pBdr>
+          <w:top w:val="single" w:sz="4" w:space="6" w:color="E2E2DE"/>
+          <w:left w:val="single" w:sz="30" w:space="6" w:color="9AA0A6"/>
+          <w:right w:val="single" w:sz="4" w:space="6" w:color="E2E2DE"/>
+        </w:pBdr>
+      </w:pPr>
+      <w:r>
+        <w:rPr>
+          <w:rFonts w:ascii="맑은 고딕" w:hAnsi="맑은 고딕" w:eastAsia="맑은 고딕"/>
+          <w:b/>
+          <w:color w:val="FFFFFF"/>
+          <w:sz w:val="16"/>
+          <w:shd w:val="clear" w:color="auto" w:fill="9AA0A6"/>
+        </w:rPr>
+        <w:t xml:space="preserve">  시행규칙  </w:t>
+      </w:r>
+      <w:r>
+        <w:rPr>
+          <w:rFonts w:ascii="맑은 고딕" w:hAnsi="맑은 고딕" w:eastAsia="맑은 고딕"/>
+          <w:b/>
+          <w:color w:val="5A5A5A"/>
           <w:sz w:val="18"/>
         </w:rPr>
-        <w:t>시행규칙 제1조(목적)</w:t>
-      </w:r>
-    </w:p>
-    <w:p>
-      <w:pPr>
-        <w:spacing w:after="80" w:line="300" w:lineRule="auto"/>
-        <w:ind w:left="198"/>
+        <w:t xml:space="preserve">  제1조  목적</w:t>
+      </w:r>
+    </w:p>
+    <w:p>
+      <w:pPr>
+        <w:spacing w:after="120" w:line="312" w:lineRule="auto"/>
+        <w:ind w:left="57"/>
+        <w:shd w:val="clear" w:color="auto" w:fill="F4F4F2"/>
+        <w:pBdr>
+          <w:left w:val="single" w:sz="30" w:space="6" w:color="9AA0A6"/>
+          <w:bottom w:val="single" w:sz="4" w:space="6" w:color="E2E2DE"/>
+          <w:right w:val="single" w:sz="4" w:space="6" w:color="E2E2DE"/>
+        </w:pBdr>
       </w:pPr>
       <w:r>
         <w:rPr>
@@ -137,24 +248,46 @@
     </w:p>
     <w:p>
       <w:pPr>
-        <w:pStyle w:val="3"/>
-      </w:pPr>
-      <w:r>
-        <w:rPr>
-          <w:rFonts w:ascii="맑은 고딕" w:hAnsi="맑은 고딕" w:eastAsia="맑은 고딕"/>
-        </w:rPr>
-        <w:t>제2조(업무)</w:t>
-      </w:r>
-    </w:p>
-    <w:p>
-      <w:pPr>
-        <w:spacing w:after="100" w:line="307" w:lineRule="auto"/>
-      </w:pPr>
-      <w:r>
-        <w:rPr>
-          <w:rFonts w:ascii="맑은 고딕" w:hAnsi="맑은 고딕" w:eastAsia="맑은 고딕"/>
-          <w:color w:val="000000"/>
-          <w:sz w:val="19"/>
+        <w:spacing w:before="0" w:after="20"/>
+        <w:pageBreakBefore/>
+      </w:pPr>
+      <w:r>
+        <w:rPr>
+          <w:rFonts w:ascii="맑은 고딕" w:hAnsi="맑은 고딕" w:eastAsia="맑은 고딕"/>
+          <w:b/>
+          <w:color w:val="8A94A0"/>
+          <w:sz w:val="17"/>
+        </w:rPr>
+        <w:t>제1장  총칙</w:t>
+      </w:r>
+    </w:p>
+    <w:p>
+      <w:pPr>
+        <w:spacing w:before="20" w:after="160" w:line="276" w:lineRule="auto"/>
+        <w:pBdr>
+          <w:bottom w:val="single" w:sz="18" w:space="6" w:color="2E5A88"/>
+        </w:pBdr>
+        <w:keepNext/>
+      </w:pPr>
+      <w:r>
+        <w:rPr>
+          <w:rFonts w:ascii="맑은 고딕" w:hAnsi="맑은 고딕" w:eastAsia="맑은 고딕"/>
+          <w:b/>
+          <w:color w:val="1F3A5F"/>
+          <w:sz w:val="30"/>
+        </w:rPr>
+        <w:t>제2조  업무</w:t>
+      </w:r>
+    </w:p>
+    <w:p>
+      <w:pPr>
+        <w:spacing w:after="120" w:line="336" w:lineRule="auto"/>
+      </w:pPr>
+      <w:r>
+        <w:rPr>
+          <w:rFonts w:ascii="맑은 고딕" w:hAnsi="맑은 고딕" w:eastAsia="맑은 고딕"/>
+          <w:color w:val="1A1A1A"/>
+          <w:sz w:val="20"/>
         </w:rPr>
         <w:t>① 행정사는 다른 사람의 위임을 받아 다음 각 호의 업무를 수행한다. 다만, 다른 법률에 따라 제한된 업무는 할 수 없다.</w:t>
       </w:r>
@@ -164,8 +297,8 @@
       <w:r>
         <w:rPr>
           <w:rFonts w:ascii="맑은 고딕" w:hAnsi="맑은 고딕" w:eastAsia="맑은 고딕"/>
-          <w:color w:val="000000"/>
-          <w:sz w:val="19"/>
+          <w:color w:val="1A1A1A"/>
+          <w:sz w:val="20"/>
         </w:rPr>
         <w:t xml:space="preserve">    1. 행정기관에 제출하는 서류의 작성</w:t>
       </w:r>
@@ -175,8 +308,8 @@
       <w:r>
         <w:rPr>
           <w:rFonts w:ascii="맑은 고딕" w:hAnsi="맑은 고딕" w:eastAsia="맑은 고딕"/>
-          <w:color w:val="000000"/>
-          <w:sz w:val="19"/>
+          <w:color w:val="1A1A1A"/>
+          <w:sz w:val="20"/>
         </w:rPr>
         <w:t xml:space="preserve">    2. 권리ㆍ의무나 사실증명에 관한 서류의 작성</w:t>
       </w:r>
@@ -186,8 +319,8 @@
       <w:r>
         <w:rPr>
           <w:rFonts w:ascii="맑은 고딕" w:hAnsi="맑은 고딕" w:eastAsia="맑은 고딕"/>
-          <w:color w:val="000000"/>
-          <w:sz w:val="19"/>
+          <w:color w:val="1A1A1A"/>
+          <w:sz w:val="20"/>
         </w:rPr>
         <w:t xml:space="preserve">    3. 행정기관의 업무에 관련된 서류의 번역</w:t>
       </w:r>
@@ -197,8 +330,8 @@
       <w:r>
         <w:rPr>
           <w:rFonts w:ascii="맑은 고딕" w:hAnsi="맑은 고딕" w:eastAsia="맑은 고딕"/>
-          <w:color w:val="000000"/>
-          <w:sz w:val="19"/>
+          <w:color w:val="1A1A1A"/>
+          <w:sz w:val="20"/>
         </w:rPr>
         <w:t xml:space="preserve">    4. 제1호부터 제3호까지의 규정에 따라 작성된 서류의 제출 대행(代行)</w:t>
       </w:r>
@@ -208,8 +341,8 @@
       <w:r>
         <w:rPr>
           <w:rFonts w:ascii="맑은 고딕" w:hAnsi="맑은 고딕" w:eastAsia="맑은 고딕"/>
-          <w:color w:val="000000"/>
-          <w:sz w:val="19"/>
+          <w:color w:val="1A1A1A"/>
+          <w:sz w:val="20"/>
         </w:rPr>
         <w:t xml:space="preserve">    5. 인가ㆍ허가 및 면허 등을 받기 위하여 행정기관에 하는 신청ㆍ청구 및 신고 등의 대리(代理)</w:t>
       </w:r>
@@ -219,8 +352,8 @@
       <w:r>
         <w:rPr>
           <w:rFonts w:ascii="맑은 고딕" w:hAnsi="맑은 고딕" w:eastAsia="맑은 고딕"/>
-          <w:color w:val="000000"/>
-          <w:sz w:val="19"/>
+          <w:color w:val="1A1A1A"/>
+          <w:sz w:val="20"/>
         </w:rPr>
         <w:t xml:space="preserve">    6. 행정 관계 법령 및 행정에 대한 상담 또는 자문에 대한 응답</w:t>
       </w:r>
@@ -230,8 +363,8 @@
       <w:r>
         <w:rPr>
           <w:rFonts w:ascii="맑은 고딕" w:hAnsi="맑은 고딕" w:eastAsia="맑은 고딕"/>
-          <w:color w:val="000000"/>
-          <w:sz w:val="19"/>
+          <w:color w:val="1A1A1A"/>
+          <w:sz w:val="20"/>
         </w:rPr>
         <w:t xml:space="preserve">    7. 법령에 따라 위탁받은 사무의 사실 조사 및 확인</w:t>
       </w:r>
@@ -241,32 +374,53 @@
       <w:r>
         <w:rPr>
           <w:rFonts w:ascii="맑은 고딕" w:hAnsi="맑은 고딕" w:eastAsia="맑은 고딕"/>
-          <w:color w:val="000000"/>
-          <w:sz w:val="19"/>
+          <w:color w:val="1A1A1A"/>
+          <w:sz w:val="20"/>
         </w:rPr>
         <w:t>② 제1항에 따른 업무의 내용과 범위는 대통령령으로 정한다.</w:t>
       </w:r>
     </w:p>
     <w:p>
       <w:pPr>
-        <w:spacing w:before="60" w:after="20" w:line="276" w:lineRule="auto"/>
-        <w:ind w:left="198"/>
-        <w:shd w:val="clear" w:color="auto" w:fill="F0F0F0"/>
-      </w:pPr>
-      <w:r>
-        <w:rPr>
-          <w:rFonts w:ascii="맑은 고딕" w:hAnsi="맑은 고딕" w:eastAsia="맑은 고딕"/>
-          <w:b/>
-          <w:color w:val="333333"/>
+        <w:spacing w:before="120" w:after="20" w:line="264" w:lineRule="auto"/>
+        <w:ind w:left="57"/>
+        <w:shd w:val="clear" w:color="auto" w:fill="EAF1F8"/>
+        <w:pBdr>
+          <w:top w:val="single" w:sz="4" w:space="6" w:color="CBD9E8"/>
+          <w:left w:val="single" w:sz="30" w:space="6" w:color="2E5A88"/>
+          <w:right w:val="single" w:sz="4" w:space="6" w:color="CBD9E8"/>
+        </w:pBdr>
+      </w:pPr>
+      <w:r>
+        <w:rPr>
+          <w:rFonts w:ascii="맑은 고딕" w:hAnsi="맑은 고딕" w:eastAsia="맑은 고딕"/>
+          <w:b/>
+          <w:color w:val="FFFFFF"/>
+          <w:sz w:val="16"/>
+          <w:shd w:val="clear" w:color="auto" w:fill="2E5A88"/>
+        </w:rPr>
+        <w:t xml:space="preserve">  시행령  </w:t>
+      </w:r>
+      <w:r>
+        <w:rPr>
+          <w:rFonts w:ascii="맑은 고딕" w:hAnsi="맑은 고딕" w:eastAsia="맑은 고딕"/>
+          <w:b/>
+          <w:color w:val="1F3A5F"/>
           <w:sz w:val="18"/>
         </w:rPr>
-        <w:t>시행령 제2조(업무의 내용과 범위)</w:t>
-      </w:r>
-    </w:p>
-    <w:p>
-      <w:pPr>
-        <w:spacing w:after="80" w:line="300" w:lineRule="auto"/>
-        <w:ind w:left="198"/>
+        <w:t xml:space="preserve">  제2조  업무의 내용과 범위</w:t>
+      </w:r>
+    </w:p>
+    <w:p>
+      <w:pPr>
+        <w:spacing w:after="120" w:line="312" w:lineRule="auto"/>
+        <w:ind w:left="57"/>
+        <w:shd w:val="clear" w:color="auto" w:fill="EAF1F8"/>
+        <w:pBdr>
+          <w:left w:val="single" w:sz="30" w:space="6" w:color="2E5A88"/>
+          <w:bottom w:val="single" w:sz="4" w:space="6" w:color="CBD9E8"/>
+          <w:right w:val="single" w:sz="4" w:space="6" w:color="CBD9E8"/>
+        </w:pBdr>
       </w:pPr>
       <w:r>
         <w:rPr>
@@ -345,24 +499,45 @@
     </w:p>
     <w:p>
       <w:pPr>
-        <w:spacing w:before="60" w:after="20" w:line="276" w:lineRule="auto"/>
-        <w:ind w:left="198"/>
-        <w:shd w:val="clear" w:color="auto" w:fill="F0F0F0"/>
-      </w:pPr>
-      <w:r>
-        <w:rPr>
-          <w:rFonts w:ascii="맑은 고딕" w:hAnsi="맑은 고딕" w:eastAsia="맑은 고딕"/>
-          <w:b/>
-          <w:color w:val="333333"/>
+        <w:spacing w:before="120" w:after="20" w:line="264" w:lineRule="auto"/>
+        <w:ind w:left="57"/>
+        <w:shd w:val="clear" w:color="auto" w:fill="EAF1F8"/>
+        <w:pBdr>
+          <w:top w:val="single" w:sz="4" w:space="6" w:color="CBD9E8"/>
+          <w:left w:val="single" w:sz="30" w:space="6" w:color="2E5A88"/>
+          <w:right w:val="single" w:sz="4" w:space="6" w:color="CBD9E8"/>
+        </w:pBdr>
+      </w:pPr>
+      <w:r>
+        <w:rPr>
+          <w:rFonts w:ascii="맑은 고딕" w:hAnsi="맑은 고딕" w:eastAsia="맑은 고딕"/>
+          <w:b/>
+          <w:color w:val="FFFFFF"/>
+          <w:sz w:val="16"/>
+          <w:shd w:val="clear" w:color="auto" w:fill="2E5A88"/>
+        </w:rPr>
+        <w:t xml:space="preserve">  시행령  </w:t>
+      </w:r>
+      <w:r>
+        <w:rPr>
+          <w:rFonts w:ascii="맑은 고딕" w:hAnsi="맑은 고딕" w:eastAsia="맑은 고딕"/>
+          <w:b/>
+          <w:color w:val="1F3A5F"/>
           <w:sz w:val="18"/>
         </w:rPr>
-        <w:t>시행령 제3조(행정사의 종류별 업무의 범위와 내용)</w:t>
-      </w:r>
-    </w:p>
-    <w:p>
-      <w:pPr>
-        <w:spacing w:after="80" w:line="300" w:lineRule="auto"/>
-        <w:ind w:left="198"/>
+        <w:t xml:space="preserve">  제3조  행정사의 종류별 업무의 범위와 내용</w:t>
+      </w:r>
+    </w:p>
+    <w:p>
+      <w:pPr>
+        <w:spacing w:after="120" w:line="312" w:lineRule="auto"/>
+        <w:ind w:left="57"/>
+        <w:shd w:val="clear" w:color="auto" w:fill="EAF1F8"/>
+        <w:pBdr>
+          <w:left w:val="single" w:sz="30" w:space="6" w:color="2E5A88"/>
+          <w:bottom w:val="single" w:sz="4" w:space="6" w:color="CBD9E8"/>
+          <w:right w:val="single" w:sz="4" w:space="6" w:color="CBD9E8"/>
+        </w:pBdr>
       </w:pPr>
       <w:r>
         <w:rPr>
@@ -397,24 +572,46 @@
     </w:p>
     <w:p>
       <w:pPr>
-        <w:pStyle w:val="3"/>
-      </w:pPr>
-      <w:r>
-        <w:rPr>
-          <w:rFonts w:ascii="맑은 고딕" w:hAnsi="맑은 고딕" w:eastAsia="맑은 고딕"/>
-        </w:rPr>
-        <w:t>제3조(행정사가 아닌 사람에 대한 금지 사항)</w:t>
-      </w:r>
-    </w:p>
-    <w:p>
-      <w:pPr>
-        <w:spacing w:after="100" w:line="307" w:lineRule="auto"/>
-      </w:pPr>
-      <w:r>
-        <w:rPr>
-          <w:rFonts w:ascii="맑은 고딕" w:hAnsi="맑은 고딕" w:eastAsia="맑은 고딕"/>
-          <w:color w:val="000000"/>
-          <w:sz w:val="19"/>
+        <w:spacing w:before="0" w:after="20"/>
+        <w:pageBreakBefore/>
+      </w:pPr>
+      <w:r>
+        <w:rPr>
+          <w:rFonts w:ascii="맑은 고딕" w:hAnsi="맑은 고딕" w:eastAsia="맑은 고딕"/>
+          <w:b/>
+          <w:color w:val="8A94A0"/>
+          <w:sz w:val="17"/>
+        </w:rPr>
+        <w:t>제1장  총칙</w:t>
+      </w:r>
+    </w:p>
+    <w:p>
+      <w:pPr>
+        <w:spacing w:before="20" w:after="160" w:line="276" w:lineRule="auto"/>
+        <w:pBdr>
+          <w:bottom w:val="single" w:sz="18" w:space="6" w:color="2E5A88"/>
+        </w:pBdr>
+        <w:keepNext/>
+      </w:pPr>
+      <w:r>
+        <w:rPr>
+          <w:rFonts w:ascii="맑은 고딕" w:hAnsi="맑은 고딕" w:eastAsia="맑은 고딕"/>
+          <w:b/>
+          <w:color w:val="1F3A5F"/>
+          <w:sz w:val="30"/>
+        </w:rPr>
+        <w:t>제3조  행정사가 아닌 사람에 대한 금지 사항</w:t>
+      </w:r>
+    </w:p>
+    <w:p>
+      <w:pPr>
+        <w:spacing w:after="120" w:line="336" w:lineRule="auto"/>
+      </w:pPr>
+      <w:r>
+        <w:rPr>
+          <w:rFonts w:ascii="맑은 고딕" w:hAnsi="맑은 고딕" w:eastAsia="맑은 고딕"/>
+          <w:color w:val="1A1A1A"/>
+          <w:sz w:val="20"/>
         </w:rPr>
         <w:t>① 행정사가 아닌 사람은 다른 법률에 따라 허용되는 경우를 제외하고는 제2조에 따른 업무를 업(業)으로 하지 못한다.</w:t>
       </w:r>
@@ -424,91 +621,145 @@
       <w:r>
         <w:rPr>
           <w:rFonts w:ascii="맑은 고딕" w:hAnsi="맑은 고딕" w:eastAsia="맑은 고딕"/>
-          <w:color w:val="000000"/>
-          <w:sz w:val="19"/>
+          <w:color w:val="1A1A1A"/>
+          <w:sz w:val="20"/>
         </w:rPr>
         <w:t>② 행정사가 아닌 사람은 행정사 또는 이와 비슷한 명칭을 사용하지 못한다.</w:t>
       </w:r>
     </w:p>
     <w:p>
       <w:pPr>
-        <w:pStyle w:val="3"/>
-      </w:pPr>
-      <w:r>
-        <w:rPr>
-          <w:rFonts w:ascii="맑은 고딕" w:hAnsi="맑은 고딕" w:eastAsia="맑은 고딕"/>
-        </w:rPr>
-        <w:t>제4조(행정사의 종류)</w:t>
-      </w:r>
-    </w:p>
-    <w:p>
-      <w:pPr>
-        <w:spacing w:after="100" w:line="307" w:lineRule="auto"/>
-      </w:pPr>
-      <w:r>
-        <w:rPr>
-          <w:rFonts w:ascii="맑은 고딕" w:hAnsi="맑은 고딕" w:eastAsia="맑은 고딕"/>
-          <w:color w:val="000000"/>
-          <w:sz w:val="19"/>
+        <w:spacing w:before="0" w:after="20"/>
+        <w:pageBreakBefore/>
+      </w:pPr>
+      <w:r>
+        <w:rPr>
+          <w:rFonts w:ascii="맑은 고딕" w:hAnsi="맑은 고딕" w:eastAsia="맑은 고딕"/>
+          <w:b/>
+          <w:color w:val="8A94A0"/>
+          <w:sz w:val="17"/>
+        </w:rPr>
+        <w:t>제1장  총칙</w:t>
+      </w:r>
+    </w:p>
+    <w:p>
+      <w:pPr>
+        <w:spacing w:before="20" w:after="160" w:line="276" w:lineRule="auto"/>
+        <w:pBdr>
+          <w:bottom w:val="single" w:sz="18" w:space="6" w:color="2E5A88"/>
+        </w:pBdr>
+        <w:keepNext/>
+      </w:pPr>
+      <w:r>
+        <w:rPr>
+          <w:rFonts w:ascii="맑은 고딕" w:hAnsi="맑은 고딕" w:eastAsia="맑은 고딕"/>
+          <w:b/>
+          <w:color w:val="1F3A5F"/>
+          <w:sz w:val="30"/>
+        </w:rPr>
+        <w:t>제4조  행정사의 종류</w:t>
+      </w:r>
+    </w:p>
+    <w:p>
+      <w:pPr>
+        <w:spacing w:after="120" w:line="336" w:lineRule="auto"/>
+      </w:pPr>
+      <w:r>
+        <w:rPr>
+          <w:rFonts w:ascii="맑은 고딕" w:hAnsi="맑은 고딕" w:eastAsia="맑은 고딕"/>
+          <w:color w:val="1A1A1A"/>
+          <w:sz w:val="20"/>
         </w:rPr>
         <w:t>행정사는 소관 업무에 따라 일반행정사, 해사행정사 및 외국어번역행정사로 구분하고, 종류별 업무의 범위와 내용은 대통령령으로 정한다. &lt;개정 2020.6.9&gt;</w:t>
       </w:r>
     </w:p>
     <w:p>
       <w:pPr>
-        <w:pStyle w:val="2"/>
-      </w:pPr>
-      <w:r>
-        <w:rPr>
-          <w:rFonts w:ascii="맑은 고딕" w:hAnsi="맑은 고딕" w:eastAsia="맑은 고딕"/>
+        <w:spacing w:before="0" w:after="20"/>
+        <w:pageBreakBefore/>
+      </w:pPr>
+      <w:r>
+        <w:rPr>
+          <w:rFonts w:ascii="맑은 고딕" w:hAnsi="맑은 고딕" w:eastAsia="맑은 고딕"/>
+          <w:b/>
+          <w:color w:val="8A94A0"/>
+          <w:sz w:val="17"/>
         </w:rPr>
         <w:t>제2장  행정사의 자격과 시험</w:t>
       </w:r>
     </w:p>
     <w:p>
       <w:pPr>
-        <w:pStyle w:val="3"/>
-      </w:pPr>
-      <w:r>
-        <w:rPr>
-          <w:rFonts w:ascii="맑은 고딕" w:hAnsi="맑은 고딕" w:eastAsia="맑은 고딕"/>
-        </w:rPr>
-        <w:t>제5조(행정사의 자격)</w:t>
-      </w:r>
-    </w:p>
-    <w:p>
-      <w:pPr>
-        <w:spacing w:after="100" w:line="307" w:lineRule="auto"/>
-      </w:pPr>
-      <w:r>
-        <w:rPr>
-          <w:rFonts w:ascii="맑은 고딕" w:hAnsi="맑은 고딕" w:eastAsia="맑은 고딕"/>
-          <w:color w:val="000000"/>
-          <w:sz w:val="19"/>
+        <w:spacing w:before="20" w:after="160" w:line="276" w:lineRule="auto"/>
+        <w:pBdr>
+          <w:bottom w:val="single" w:sz="18" w:space="6" w:color="2E5A88"/>
+        </w:pBdr>
+        <w:keepNext/>
+      </w:pPr>
+      <w:r>
+        <w:rPr>
+          <w:rFonts w:ascii="맑은 고딕" w:hAnsi="맑은 고딕" w:eastAsia="맑은 고딕"/>
+          <w:b/>
+          <w:color w:val="1F3A5F"/>
+          <w:sz w:val="30"/>
+        </w:rPr>
+        <w:t>제5조  행정사의 자격</w:t>
+      </w:r>
+    </w:p>
+    <w:p>
+      <w:pPr>
+        <w:spacing w:after="120" w:line="336" w:lineRule="auto"/>
+      </w:pPr>
+      <w:r>
+        <w:rPr>
+          <w:rFonts w:ascii="맑은 고딕" w:hAnsi="맑은 고딕" w:eastAsia="맑은 고딕"/>
+          <w:color w:val="1A1A1A"/>
+          <w:sz w:val="20"/>
         </w:rPr>
         <w:t>행정사 자격시험에 합격한 사람은 행정사 자격이 있다.</w:t>
       </w:r>
     </w:p>
     <w:p>
       <w:pPr>
-        <w:spacing w:before="60" w:after="20" w:line="276" w:lineRule="auto"/>
-        <w:ind w:left="198"/>
-        <w:shd w:val="clear" w:color="auto" w:fill="F0F0F0"/>
-      </w:pPr>
-      <w:r>
-        <w:rPr>
-          <w:rFonts w:ascii="맑은 고딕" w:hAnsi="맑은 고딕" w:eastAsia="맑은 고딕"/>
-          <w:b/>
-          <w:color w:val="333333"/>
+        <w:spacing w:before="120" w:after="20" w:line="264" w:lineRule="auto"/>
+        <w:ind w:left="57"/>
+        <w:shd w:val="clear" w:color="auto" w:fill="EAF1F8"/>
+        <w:pBdr>
+          <w:top w:val="single" w:sz="4" w:space="6" w:color="CBD9E8"/>
+          <w:left w:val="single" w:sz="30" w:space="6" w:color="2E5A88"/>
+          <w:right w:val="single" w:sz="4" w:space="6" w:color="CBD9E8"/>
+        </w:pBdr>
+      </w:pPr>
+      <w:r>
+        <w:rPr>
+          <w:rFonts w:ascii="맑은 고딕" w:hAnsi="맑은 고딕" w:eastAsia="맑은 고딕"/>
+          <w:b/>
+          <w:color w:val="FFFFFF"/>
+          <w:sz w:val="16"/>
+          <w:shd w:val="clear" w:color="auto" w:fill="2E5A88"/>
+        </w:rPr>
+        <w:t xml:space="preserve">  시행령  </w:t>
+      </w:r>
+      <w:r>
+        <w:rPr>
+          <w:rFonts w:ascii="맑은 고딕" w:hAnsi="맑은 고딕" w:eastAsia="맑은 고딕"/>
+          <w:b/>
+          <w:color w:val="1F3A5F"/>
           <w:sz w:val="18"/>
         </w:rPr>
-        <w:t>시행령 제18조(자격증의 발급)</w:t>
-      </w:r>
-    </w:p>
-    <w:p>
-      <w:pPr>
-        <w:spacing w:after="80" w:line="300" w:lineRule="auto"/>
-        <w:ind w:left="198"/>
+        <w:t xml:space="preserve">  제18조  자격증의 발급</w:t>
+      </w:r>
+    </w:p>
+    <w:p>
+      <w:pPr>
+        <w:spacing w:after="120" w:line="312" w:lineRule="auto"/>
+        <w:ind w:left="57"/>
+        <w:shd w:val="clear" w:color="auto" w:fill="EAF1F8"/>
+        <w:pBdr>
+          <w:left w:val="single" w:sz="30" w:space="6" w:color="2E5A88"/>
+          <w:bottom w:val="single" w:sz="4" w:space="6" w:color="CBD9E8"/>
+          <w:right w:val="single" w:sz="4" w:space="6" w:color="CBD9E8"/>
+        </w:pBdr>
       </w:pPr>
       <w:r>
         <w:rPr>
@@ -532,24 +783,45 @@
     </w:p>
     <w:p>
       <w:pPr>
-        <w:spacing w:before="60" w:after="20" w:line="276" w:lineRule="auto"/>
-        <w:ind w:left="198"/>
-        <w:shd w:val="clear" w:color="auto" w:fill="F0F0F0"/>
-      </w:pPr>
-      <w:r>
-        <w:rPr>
-          <w:rFonts w:ascii="맑은 고딕" w:hAnsi="맑은 고딕" w:eastAsia="맑은 고딕"/>
-          <w:b/>
-          <w:color w:val="333333"/>
+        <w:spacing w:before="120" w:after="20" w:line="264" w:lineRule="auto"/>
+        <w:ind w:left="57"/>
+        <w:shd w:val="clear" w:color="auto" w:fill="EAF1F8"/>
+        <w:pBdr>
+          <w:top w:val="single" w:sz="4" w:space="6" w:color="CBD9E8"/>
+          <w:left w:val="single" w:sz="30" w:space="6" w:color="2E5A88"/>
+          <w:right w:val="single" w:sz="4" w:space="6" w:color="CBD9E8"/>
+        </w:pBdr>
+      </w:pPr>
+      <w:r>
+        <w:rPr>
+          <w:rFonts w:ascii="맑은 고딕" w:hAnsi="맑은 고딕" w:eastAsia="맑은 고딕"/>
+          <w:b/>
+          <w:color w:val="FFFFFF"/>
+          <w:sz w:val="16"/>
+          <w:shd w:val="clear" w:color="auto" w:fill="2E5A88"/>
+        </w:rPr>
+        <w:t xml:space="preserve">  시행령  </w:t>
+      </w:r>
+      <w:r>
+        <w:rPr>
+          <w:rFonts w:ascii="맑은 고딕" w:hAnsi="맑은 고딕" w:eastAsia="맑은 고딕"/>
+          <w:b/>
+          <w:color w:val="1F3A5F"/>
           <w:sz w:val="18"/>
         </w:rPr>
-        <w:t>시행령 제26조(고유식별정보의 처리)</w:t>
-      </w:r>
-    </w:p>
-    <w:p>
-      <w:pPr>
-        <w:spacing w:after="80" w:line="300" w:lineRule="auto"/>
-        <w:ind w:left="198"/>
+        <w:t xml:space="preserve">  제26조  고유식별정보의 처리</w:t>
+      </w:r>
+    </w:p>
+    <w:p>
+      <w:pPr>
+        <w:spacing w:after="120" w:line="312" w:lineRule="auto"/>
+        <w:ind w:left="57"/>
+        <w:shd w:val="clear" w:color="auto" w:fill="EAF1F8"/>
+        <w:pBdr>
+          <w:left w:val="single" w:sz="30" w:space="6" w:color="2E5A88"/>
+          <w:bottom w:val="single" w:sz="4" w:space="6" w:color="CBD9E8"/>
+          <w:right w:val="single" w:sz="4" w:space="6" w:color="CBD9E8"/>
+        </w:pBdr>
       </w:pPr>
       <w:r>
         <w:rPr>
@@ -584,24 +856,45 @@
     </w:p>
     <w:p>
       <w:pPr>
-        <w:spacing w:before="60" w:after="20" w:line="276" w:lineRule="auto"/>
-        <w:ind w:left="198"/>
-        <w:shd w:val="clear" w:color="auto" w:fill="F0F0F0"/>
-      </w:pPr>
-      <w:r>
-        <w:rPr>
-          <w:rFonts w:ascii="맑은 고딕" w:hAnsi="맑은 고딕" w:eastAsia="맑은 고딕"/>
-          <w:b/>
-          <w:color w:val="333333"/>
+        <w:spacing w:before="120" w:after="20" w:line="264" w:lineRule="auto"/>
+        <w:ind w:left="57"/>
+        <w:shd w:val="clear" w:color="auto" w:fill="EAF1F8"/>
+        <w:pBdr>
+          <w:top w:val="single" w:sz="4" w:space="6" w:color="CBD9E8"/>
+          <w:left w:val="single" w:sz="30" w:space="6" w:color="2E5A88"/>
+          <w:right w:val="single" w:sz="4" w:space="6" w:color="CBD9E8"/>
+        </w:pBdr>
+      </w:pPr>
+      <w:r>
+        <w:rPr>
+          <w:rFonts w:ascii="맑은 고딕" w:hAnsi="맑은 고딕" w:eastAsia="맑은 고딕"/>
+          <w:b/>
+          <w:color w:val="FFFFFF"/>
+          <w:sz w:val="16"/>
+          <w:shd w:val="clear" w:color="auto" w:fill="2E5A88"/>
+        </w:rPr>
+        <w:t xml:space="preserve">  시행령  </w:t>
+      </w:r>
+      <w:r>
+        <w:rPr>
+          <w:rFonts w:ascii="맑은 고딕" w:hAnsi="맑은 고딕" w:eastAsia="맑은 고딕"/>
+          <w:b/>
+          <w:color w:val="1F3A5F"/>
           <w:sz w:val="18"/>
         </w:rPr>
-        <w:t>시행령 제26의2조(규제의 재검토)</w:t>
-      </w:r>
-    </w:p>
-    <w:p>
-      <w:pPr>
-        <w:spacing w:after="80" w:line="300" w:lineRule="auto"/>
-        <w:ind w:left="198"/>
+        <w:t xml:space="preserve">  제26의2조  규제의 재검토</w:t>
+      </w:r>
+    </w:p>
+    <w:p>
+      <w:pPr>
+        <w:spacing w:after="120" w:line="312" w:lineRule="auto"/>
+        <w:ind w:left="57"/>
+        <w:shd w:val="clear" w:color="auto" w:fill="EAF1F8"/>
+        <w:pBdr>
+          <w:left w:val="single" w:sz="30" w:space="6" w:color="2E5A88"/>
+          <w:bottom w:val="single" w:sz="4" w:space="6" w:color="CBD9E8"/>
+          <w:right w:val="single" w:sz="4" w:space="6" w:color="CBD9E8"/>
+        </w:pBdr>
       </w:pPr>
       <w:r>
         <w:rPr>
@@ -614,24 +907,45 @@
     </w:p>
     <w:p>
       <w:pPr>
-        <w:spacing w:before="60" w:after="20" w:line="276" w:lineRule="auto"/>
-        <w:ind w:left="198"/>
-        <w:shd w:val="clear" w:color="auto" w:fill="F0F0F0"/>
-      </w:pPr>
-      <w:r>
-        <w:rPr>
-          <w:rFonts w:ascii="맑은 고딕" w:hAnsi="맑은 고딕" w:eastAsia="맑은 고딕"/>
-          <w:b/>
-          <w:color w:val="333333"/>
+        <w:spacing w:before="120" w:after="20" w:line="264" w:lineRule="auto"/>
+        <w:ind w:left="57"/>
+        <w:shd w:val="clear" w:color="auto" w:fill="F4F4F2"/>
+        <w:pBdr>
+          <w:top w:val="single" w:sz="4" w:space="6" w:color="E2E2DE"/>
+          <w:left w:val="single" w:sz="30" w:space="6" w:color="9AA0A6"/>
+          <w:right w:val="single" w:sz="4" w:space="6" w:color="E2E2DE"/>
+        </w:pBdr>
+      </w:pPr>
+      <w:r>
+        <w:rPr>
+          <w:rFonts w:ascii="맑은 고딕" w:hAnsi="맑은 고딕" w:eastAsia="맑은 고딕"/>
+          <w:b/>
+          <w:color w:val="FFFFFF"/>
+          <w:sz w:val="16"/>
+          <w:shd w:val="clear" w:color="auto" w:fill="9AA0A6"/>
+        </w:rPr>
+        <w:t xml:space="preserve">  시행규칙  </w:t>
+      </w:r>
+      <w:r>
+        <w:rPr>
+          <w:rFonts w:ascii="맑은 고딕" w:hAnsi="맑은 고딕" w:eastAsia="맑은 고딕"/>
+          <w:b/>
+          <w:color w:val="5A5A5A"/>
           <w:sz w:val="18"/>
         </w:rPr>
-        <w:t>시행규칙 제6조(자격증의 발급 및 재발급)</w:t>
-      </w:r>
-    </w:p>
-    <w:p>
-      <w:pPr>
-        <w:spacing w:after="80" w:line="300" w:lineRule="auto"/>
-        <w:ind w:left="198"/>
+        <w:t xml:space="preserve">  제6조  자격증의 발급 및 재발급</w:t>
+      </w:r>
+    </w:p>
+    <w:p>
+      <w:pPr>
+        <w:spacing w:after="120" w:line="312" w:lineRule="auto"/>
+        <w:ind w:left="57"/>
+        <w:shd w:val="clear" w:color="auto" w:fill="F4F4F2"/>
+        <w:pBdr>
+          <w:left w:val="single" w:sz="30" w:space="6" w:color="9AA0A6"/>
+          <w:bottom w:val="single" w:sz="4" w:space="6" w:color="E2E2DE"/>
+          <w:right w:val="single" w:sz="4" w:space="6" w:color="E2E2DE"/>
+        </w:pBdr>
       </w:pPr>
       <w:r>
         <w:rPr>
@@ -743,24 +1057,46 @@
     </w:p>
     <w:p>
       <w:pPr>
-        <w:pStyle w:val="3"/>
-      </w:pPr>
-      <w:r>
-        <w:rPr>
-          <w:rFonts w:ascii="맑은 고딕" w:hAnsi="맑은 고딕" w:eastAsia="맑은 고딕"/>
-        </w:rPr>
-        <w:t>제6조(결격사유)</w:t>
-      </w:r>
-    </w:p>
-    <w:p>
-      <w:pPr>
-        <w:spacing w:after="100" w:line="307" w:lineRule="auto"/>
-      </w:pPr>
-      <w:r>
-        <w:rPr>
-          <w:rFonts w:ascii="맑은 고딕" w:hAnsi="맑은 고딕" w:eastAsia="맑은 고딕"/>
-          <w:color w:val="000000"/>
-          <w:sz w:val="19"/>
+        <w:spacing w:before="0" w:after="20"/>
+        <w:pageBreakBefore/>
+      </w:pPr>
+      <w:r>
+        <w:rPr>
+          <w:rFonts w:ascii="맑은 고딕" w:hAnsi="맑은 고딕" w:eastAsia="맑은 고딕"/>
+          <w:b/>
+          <w:color w:val="8A94A0"/>
+          <w:sz w:val="17"/>
+        </w:rPr>
+        <w:t>제2장  행정사의 자격과 시험</w:t>
+      </w:r>
+    </w:p>
+    <w:p>
+      <w:pPr>
+        <w:spacing w:before="20" w:after="160" w:line="276" w:lineRule="auto"/>
+        <w:pBdr>
+          <w:bottom w:val="single" w:sz="18" w:space="6" w:color="2E5A88"/>
+        </w:pBdr>
+        <w:keepNext/>
+      </w:pPr>
+      <w:r>
+        <w:rPr>
+          <w:rFonts w:ascii="맑은 고딕" w:hAnsi="맑은 고딕" w:eastAsia="맑은 고딕"/>
+          <w:b/>
+          <w:color w:val="1F3A5F"/>
+          <w:sz w:val="30"/>
+        </w:rPr>
+        <w:t>제6조  결격사유</w:t>
+      </w:r>
+    </w:p>
+    <w:p>
+      <w:pPr>
+        <w:spacing w:after="120" w:line="336" w:lineRule="auto"/>
+      </w:pPr>
+      <w:r>
+        <w:rPr>
+          <w:rFonts w:ascii="맑은 고딕" w:hAnsi="맑은 고딕" w:eastAsia="맑은 고딕"/>
+          <w:color w:val="1A1A1A"/>
+          <w:sz w:val="20"/>
         </w:rPr>
         <w:t xml:space="preserve">    1. 피성년후견인 또는 피한정후견인</w:t>
       </w:r>
@@ -770,8 +1106,8 @@
       <w:r>
         <w:rPr>
           <w:rFonts w:ascii="맑은 고딕" w:hAnsi="맑은 고딕" w:eastAsia="맑은 고딕"/>
-          <w:color w:val="000000"/>
-          <w:sz w:val="19"/>
+          <w:color w:val="1A1A1A"/>
+          <w:sz w:val="20"/>
         </w:rPr>
         <w:t xml:space="preserve">    2. 파산선고를 받고 복권(復權)되지 아니한 사람</w:t>
       </w:r>
@@ -781,8 +1117,8 @@
       <w:r>
         <w:rPr>
           <w:rFonts w:ascii="맑은 고딕" w:hAnsi="맑은 고딕" w:eastAsia="맑은 고딕"/>
-          <w:color w:val="000000"/>
-          <w:sz w:val="19"/>
+          <w:color w:val="1A1A1A"/>
+          <w:sz w:val="20"/>
         </w:rPr>
         <w:t xml:space="preserve">    3. 금고 이상의 실형을 선고받고 그 집행이 끝나거나(집행이 끝난 것으로 보는 경우를 포함한다) 집행이 면제된 날부터 3년이 지나지 아니한 사람</w:t>
       </w:r>
@@ -792,8 +1128,8 @@
       <w:r>
         <w:rPr>
           <w:rFonts w:ascii="맑은 고딕" w:hAnsi="맑은 고딕" w:eastAsia="맑은 고딕"/>
-          <w:color w:val="000000"/>
-          <w:sz w:val="19"/>
+          <w:color w:val="1A1A1A"/>
+          <w:sz w:val="20"/>
         </w:rPr>
         <w:t xml:space="preserve">    4. 금고 이상의 형의 집행유예를 선고받고 그 유예기간이 끝난 날부터 2년이 지나지 아니한 사람</w:t>
       </w:r>
@@ -803,8 +1139,8 @@
       <w:r>
         <w:rPr>
           <w:rFonts w:ascii="맑은 고딕" w:hAnsi="맑은 고딕" w:eastAsia="맑은 고딕"/>
-          <w:color w:val="000000"/>
-          <w:sz w:val="19"/>
+          <w:color w:val="1A1A1A"/>
+          <w:sz w:val="20"/>
         </w:rPr>
         <w:t xml:space="preserve">    5. 금고 이상의 형의 선고유예를 받고 그 유예기간에 있는 사람</w:t>
       </w:r>
@@ -814,8 +1150,8 @@
       <w:r>
         <w:rPr>
           <w:rFonts w:ascii="맑은 고딕" w:hAnsi="맑은 고딕" w:eastAsia="맑은 고딕"/>
-          <w:color w:val="000000"/>
-          <w:sz w:val="19"/>
+          <w:color w:val="1A1A1A"/>
+          <w:sz w:val="20"/>
         </w:rPr>
         <w:t xml:space="preserve">    6. 공무원으로서 징계처분에 따라 파면되거나 해임된 후 3년이 지나지 아니한 사람</w:t>
       </w:r>
@@ -825,32 +1161,54 @@
       <w:r>
         <w:rPr>
           <w:rFonts w:ascii="맑은 고딕" w:hAnsi="맑은 고딕" w:eastAsia="맑은 고딕"/>
-          <w:color w:val="000000"/>
-          <w:sz w:val="19"/>
+          <w:color w:val="1A1A1A"/>
+          <w:sz w:val="20"/>
         </w:rPr>
         <w:t xml:space="preserve">    7. 제30조에 따라 행정사 자격이 취소된 후 3년이 지나지 아니한 사람</w:t>
       </w:r>
     </w:p>
     <w:p>
       <w:pPr>
-        <w:pStyle w:val="3"/>
-      </w:pPr>
-      <w:r>
-        <w:rPr>
-          <w:rFonts w:ascii="맑은 고딕" w:hAnsi="맑은 고딕" w:eastAsia="맑은 고딕"/>
-        </w:rPr>
-        <w:t>제7조(행정사자격심의위원회)</w:t>
-      </w:r>
-    </w:p>
-    <w:p>
-      <w:pPr>
-        <w:spacing w:after="100" w:line="307" w:lineRule="auto"/>
-      </w:pPr>
-      <w:r>
-        <w:rPr>
-          <w:rFonts w:ascii="맑은 고딕" w:hAnsi="맑은 고딕" w:eastAsia="맑은 고딕"/>
-          <w:color w:val="000000"/>
-          <w:sz w:val="19"/>
+        <w:spacing w:before="0" w:after="20"/>
+        <w:pageBreakBefore/>
+      </w:pPr>
+      <w:r>
+        <w:rPr>
+          <w:rFonts w:ascii="맑은 고딕" w:hAnsi="맑은 고딕" w:eastAsia="맑은 고딕"/>
+          <w:b/>
+          <w:color w:val="8A94A0"/>
+          <w:sz w:val="17"/>
+        </w:rPr>
+        <w:t>제2장  행정사의 자격과 시험</w:t>
+      </w:r>
+    </w:p>
+    <w:p>
+      <w:pPr>
+        <w:spacing w:before="20" w:after="160" w:line="276" w:lineRule="auto"/>
+        <w:pBdr>
+          <w:bottom w:val="single" w:sz="18" w:space="6" w:color="2E5A88"/>
+        </w:pBdr>
+        <w:keepNext/>
+      </w:pPr>
+      <w:r>
+        <w:rPr>
+          <w:rFonts w:ascii="맑은 고딕" w:hAnsi="맑은 고딕" w:eastAsia="맑은 고딕"/>
+          <w:b/>
+          <w:color w:val="1F3A5F"/>
+          <w:sz w:val="30"/>
+        </w:rPr>
+        <w:t>제7조  행정사자격심의위원회</w:t>
+      </w:r>
+    </w:p>
+    <w:p>
+      <w:pPr>
+        <w:spacing w:after="120" w:line="336" w:lineRule="auto"/>
+      </w:pPr>
+      <w:r>
+        <w:rPr>
+          <w:rFonts w:ascii="맑은 고딕" w:hAnsi="맑은 고딕" w:eastAsia="맑은 고딕"/>
+          <w:color w:val="1A1A1A"/>
+          <w:sz w:val="20"/>
         </w:rPr>
         <w:t>① 행정사 자격의 취득과 관련된 다음 각 호의 사항을 심의하기 위하여 행정안전부에 행정사자격심의위원회를 둘 수 있다. &lt;개정 2013.3.23, 2014.11.19, 2017.7.26&gt;</w:t>
       </w:r>
@@ -860,8 +1218,8 @@
       <w:r>
         <w:rPr>
           <w:rFonts w:ascii="맑은 고딕" w:hAnsi="맑은 고딕" w:eastAsia="맑은 고딕"/>
-          <w:color w:val="000000"/>
-          <w:sz w:val="19"/>
+          <w:color w:val="1A1A1A"/>
+          <w:sz w:val="20"/>
         </w:rPr>
         <w:t xml:space="preserve">    1. 행정사 자격시험 과목 등 시험에 관한 사항</w:t>
       </w:r>
@@ -871,8 +1229,8 @@
       <w:r>
         <w:rPr>
           <w:rFonts w:ascii="맑은 고딕" w:hAnsi="맑은 고딕" w:eastAsia="맑은 고딕"/>
-          <w:color w:val="000000"/>
-          <w:sz w:val="19"/>
+          <w:color w:val="1A1A1A"/>
+          <w:sz w:val="20"/>
         </w:rPr>
         <w:t xml:space="preserve">    2. 행정사 자격시험 선발 인원의 결정에 관한 사항</w:t>
       </w:r>
@@ -882,8 +1240,8 @@
       <w:r>
         <w:rPr>
           <w:rFonts w:ascii="맑은 고딕" w:hAnsi="맑은 고딕" w:eastAsia="맑은 고딕"/>
-          <w:color w:val="000000"/>
-          <w:sz w:val="19"/>
+          <w:color w:val="1A1A1A"/>
+          <w:sz w:val="20"/>
         </w:rPr>
         <w:t xml:space="preserve">    3. 행정사 자격시험의 일부면제 대상자의 요건에 관한 사항</w:t>
       </w:r>
@@ -893,8 +1251,8 @@
       <w:r>
         <w:rPr>
           <w:rFonts w:ascii="맑은 고딕" w:hAnsi="맑은 고딕" w:eastAsia="맑은 고딕"/>
-          <w:color w:val="000000"/>
-          <w:sz w:val="19"/>
+          <w:color w:val="1A1A1A"/>
+          <w:sz w:val="20"/>
         </w:rPr>
         <w:t xml:space="preserve">    4. 그 밖에 행정사 자격의 취득과 관련한 중요 사항</w:t>
       </w:r>
@@ -904,32 +1262,53 @@
       <w:r>
         <w:rPr>
           <w:rFonts w:ascii="맑은 고딕" w:hAnsi="맑은 고딕" w:eastAsia="맑은 고딕"/>
-          <w:color w:val="000000"/>
-          <w:sz w:val="19"/>
+          <w:color w:val="1A1A1A"/>
+          <w:sz w:val="20"/>
         </w:rPr>
         <w:t>② 행정사자격심의위원회의 구성 및 운영에 필요한 사항은 대통령령으로 정한다.</w:t>
       </w:r>
     </w:p>
     <w:p>
       <w:pPr>
-        <w:spacing w:before="60" w:after="20" w:line="276" w:lineRule="auto"/>
-        <w:ind w:left="198"/>
-        <w:shd w:val="clear" w:color="auto" w:fill="F0F0F0"/>
-      </w:pPr>
-      <w:r>
-        <w:rPr>
-          <w:rFonts w:ascii="맑은 고딕" w:hAnsi="맑은 고딕" w:eastAsia="맑은 고딕"/>
-          <w:b/>
-          <w:color w:val="333333"/>
+        <w:spacing w:before="120" w:after="20" w:line="264" w:lineRule="auto"/>
+        <w:ind w:left="57"/>
+        <w:shd w:val="clear" w:color="auto" w:fill="EAF1F8"/>
+        <w:pBdr>
+          <w:top w:val="single" w:sz="4" w:space="6" w:color="CBD9E8"/>
+          <w:left w:val="single" w:sz="30" w:space="6" w:color="2E5A88"/>
+          <w:right w:val="single" w:sz="4" w:space="6" w:color="CBD9E8"/>
+        </w:pBdr>
+      </w:pPr>
+      <w:r>
+        <w:rPr>
+          <w:rFonts w:ascii="맑은 고딕" w:hAnsi="맑은 고딕" w:eastAsia="맑은 고딕"/>
+          <w:b/>
+          <w:color w:val="FFFFFF"/>
+          <w:sz w:val="16"/>
+          <w:shd w:val="clear" w:color="auto" w:fill="2E5A88"/>
+        </w:rPr>
+        <w:t xml:space="preserve">  시행령  </w:t>
+      </w:r>
+      <w:r>
+        <w:rPr>
+          <w:rFonts w:ascii="맑은 고딕" w:hAnsi="맑은 고딕" w:eastAsia="맑은 고딕"/>
+          <w:b/>
+          <w:color w:val="1F3A5F"/>
           <w:sz w:val="18"/>
         </w:rPr>
-        <w:t>시행령 제4조(행정사자격심의위원회의 구성 등)</w:t>
-      </w:r>
-    </w:p>
-    <w:p>
-      <w:pPr>
-        <w:spacing w:after="80" w:line="300" w:lineRule="auto"/>
-        <w:ind w:left="198"/>
+        <w:t xml:space="preserve">  제4조  행정사자격심의위원회의 구성 등</w:t>
+      </w:r>
+    </w:p>
+    <w:p>
+      <w:pPr>
+        <w:spacing w:after="120" w:line="312" w:lineRule="auto"/>
+        <w:ind w:left="57"/>
+        <w:shd w:val="clear" w:color="auto" w:fill="EAF1F8"/>
+        <w:pBdr>
+          <w:left w:val="single" w:sz="30" w:space="6" w:color="2E5A88"/>
+          <w:bottom w:val="single" w:sz="4" w:space="6" w:color="CBD9E8"/>
+          <w:right w:val="single" w:sz="4" w:space="6" w:color="CBD9E8"/>
+        </w:pBdr>
       </w:pPr>
       <w:r>
         <w:rPr>
@@ -997,24 +1376,45 @@
     </w:p>
     <w:p>
       <w:pPr>
-        <w:spacing w:before="60" w:after="20" w:line="276" w:lineRule="auto"/>
-        <w:ind w:left="198"/>
-        <w:shd w:val="clear" w:color="auto" w:fill="F0F0F0"/>
-      </w:pPr>
-      <w:r>
-        <w:rPr>
-          <w:rFonts w:ascii="맑은 고딕" w:hAnsi="맑은 고딕" w:eastAsia="맑은 고딕"/>
-          <w:b/>
-          <w:color w:val="333333"/>
+        <w:spacing w:before="120" w:after="20" w:line="264" w:lineRule="auto"/>
+        <w:ind w:left="57"/>
+        <w:shd w:val="clear" w:color="auto" w:fill="EAF1F8"/>
+        <w:pBdr>
+          <w:top w:val="single" w:sz="4" w:space="6" w:color="CBD9E8"/>
+          <w:left w:val="single" w:sz="30" w:space="6" w:color="2E5A88"/>
+          <w:right w:val="single" w:sz="4" w:space="6" w:color="CBD9E8"/>
+        </w:pBdr>
+      </w:pPr>
+      <w:r>
+        <w:rPr>
+          <w:rFonts w:ascii="맑은 고딕" w:hAnsi="맑은 고딕" w:eastAsia="맑은 고딕"/>
+          <w:b/>
+          <w:color w:val="FFFFFF"/>
+          <w:sz w:val="16"/>
+          <w:shd w:val="clear" w:color="auto" w:fill="2E5A88"/>
+        </w:rPr>
+        <w:t xml:space="preserve">  시행령  </w:t>
+      </w:r>
+      <w:r>
+        <w:rPr>
+          <w:rFonts w:ascii="맑은 고딕" w:hAnsi="맑은 고딕" w:eastAsia="맑은 고딕"/>
+          <w:b/>
+          <w:color w:val="1F3A5F"/>
           <w:sz w:val="18"/>
         </w:rPr>
-        <w:t>시행령 제4의2조(위원의 제척ㆍ기피ㆍ회피 등)</w:t>
-      </w:r>
-    </w:p>
-    <w:p>
-      <w:pPr>
-        <w:spacing w:after="80" w:line="300" w:lineRule="auto"/>
-        <w:ind w:left="198"/>
+        <w:t xml:space="preserve">  제4의2조  위원의 제척ㆍ기피ㆍ회피 등</w:t>
+      </w:r>
+    </w:p>
+    <w:p>
+      <w:pPr>
+        <w:spacing w:after="120" w:line="312" w:lineRule="auto"/>
+        <w:ind w:left="57"/>
+        <w:shd w:val="clear" w:color="auto" w:fill="EAF1F8"/>
+        <w:pBdr>
+          <w:left w:val="single" w:sz="30" w:space="6" w:color="2E5A88"/>
+          <w:bottom w:val="single" w:sz="4" w:space="6" w:color="CBD9E8"/>
+          <w:right w:val="single" w:sz="4" w:space="6" w:color="CBD9E8"/>
+        </w:pBdr>
       </w:pPr>
       <w:r>
         <w:rPr>
@@ -1104,24 +1504,45 @@
     </w:p>
     <w:p>
       <w:pPr>
-        <w:spacing w:before="60" w:after="20" w:line="276" w:lineRule="auto"/>
-        <w:ind w:left="198"/>
-        <w:shd w:val="clear" w:color="auto" w:fill="F0F0F0"/>
-      </w:pPr>
-      <w:r>
-        <w:rPr>
-          <w:rFonts w:ascii="맑은 고딕" w:hAnsi="맑은 고딕" w:eastAsia="맑은 고딕"/>
-          <w:b/>
-          <w:color w:val="333333"/>
+        <w:spacing w:before="120" w:after="20" w:line="264" w:lineRule="auto"/>
+        <w:ind w:left="57"/>
+        <w:shd w:val="clear" w:color="auto" w:fill="EAF1F8"/>
+        <w:pBdr>
+          <w:top w:val="single" w:sz="4" w:space="6" w:color="CBD9E8"/>
+          <w:left w:val="single" w:sz="30" w:space="6" w:color="2E5A88"/>
+          <w:right w:val="single" w:sz="4" w:space="6" w:color="CBD9E8"/>
+        </w:pBdr>
+      </w:pPr>
+      <w:r>
+        <w:rPr>
+          <w:rFonts w:ascii="맑은 고딕" w:hAnsi="맑은 고딕" w:eastAsia="맑은 고딕"/>
+          <w:b/>
+          <w:color w:val="FFFFFF"/>
+          <w:sz w:val="16"/>
+          <w:shd w:val="clear" w:color="auto" w:fill="2E5A88"/>
+        </w:rPr>
+        <w:t xml:space="preserve">  시행령  </w:t>
+      </w:r>
+      <w:r>
+        <w:rPr>
+          <w:rFonts w:ascii="맑은 고딕" w:hAnsi="맑은 고딕" w:eastAsia="맑은 고딕"/>
+          <w:b/>
+          <w:color w:val="1F3A5F"/>
           <w:sz w:val="18"/>
         </w:rPr>
-        <w:t>시행령 제4의3조(위원의 해임ㆍ해촉)</w:t>
-      </w:r>
-    </w:p>
-    <w:p>
-      <w:pPr>
-        <w:spacing w:after="80" w:line="300" w:lineRule="auto"/>
-        <w:ind w:left="198"/>
+        <w:t xml:space="preserve">  제4의3조  위원의 해임ㆍ해촉</w:t>
+      </w:r>
+    </w:p>
+    <w:p>
+      <w:pPr>
+        <w:spacing w:after="120" w:line="312" w:lineRule="auto"/>
+        <w:ind w:left="57"/>
+        <w:shd w:val="clear" w:color="auto" w:fill="EAF1F8"/>
+        <w:pBdr>
+          <w:left w:val="single" w:sz="30" w:space="6" w:color="2E5A88"/>
+          <w:bottom w:val="single" w:sz="4" w:space="6" w:color="CBD9E8"/>
+          <w:right w:val="single" w:sz="4" w:space="6" w:color="CBD9E8"/>
+        </w:pBdr>
       </w:pPr>
       <w:r>
         <w:rPr>
@@ -1178,24 +1599,45 @@
     </w:p>
     <w:p>
       <w:pPr>
-        <w:spacing w:before="60" w:after="20" w:line="276" w:lineRule="auto"/>
-        <w:ind w:left="198"/>
-        <w:shd w:val="clear" w:color="auto" w:fill="F0F0F0"/>
-      </w:pPr>
-      <w:r>
-        <w:rPr>
-          <w:rFonts w:ascii="맑은 고딕" w:hAnsi="맑은 고딕" w:eastAsia="맑은 고딕"/>
-          <w:b/>
-          <w:color w:val="333333"/>
+        <w:spacing w:before="120" w:after="20" w:line="264" w:lineRule="auto"/>
+        <w:ind w:left="57"/>
+        <w:shd w:val="clear" w:color="auto" w:fill="EAF1F8"/>
+        <w:pBdr>
+          <w:top w:val="single" w:sz="4" w:space="6" w:color="CBD9E8"/>
+          <w:left w:val="single" w:sz="30" w:space="6" w:color="2E5A88"/>
+          <w:right w:val="single" w:sz="4" w:space="6" w:color="CBD9E8"/>
+        </w:pBdr>
+      </w:pPr>
+      <w:r>
+        <w:rPr>
+          <w:rFonts w:ascii="맑은 고딕" w:hAnsi="맑은 고딕" w:eastAsia="맑은 고딕"/>
+          <w:b/>
+          <w:color w:val="FFFFFF"/>
+          <w:sz w:val="16"/>
+          <w:shd w:val="clear" w:color="auto" w:fill="2E5A88"/>
+        </w:rPr>
+        <w:t xml:space="preserve">  시행령  </w:t>
+      </w:r>
+      <w:r>
+        <w:rPr>
+          <w:rFonts w:ascii="맑은 고딕" w:hAnsi="맑은 고딕" w:eastAsia="맑은 고딕"/>
+          <w:b/>
+          <w:color w:val="1F3A5F"/>
           <w:sz w:val="18"/>
         </w:rPr>
-        <w:t>시행령 제5조(위원장의 직무)</w:t>
-      </w:r>
-    </w:p>
-    <w:p>
-      <w:pPr>
-        <w:spacing w:after="80" w:line="300" w:lineRule="auto"/>
-        <w:ind w:left="198"/>
+        <w:t xml:space="preserve">  제5조  위원장의 직무</w:t>
+      </w:r>
+    </w:p>
+    <w:p>
+      <w:pPr>
+        <w:spacing w:after="120" w:line="312" w:lineRule="auto"/>
+        <w:ind w:left="57"/>
+        <w:shd w:val="clear" w:color="auto" w:fill="EAF1F8"/>
+        <w:pBdr>
+          <w:left w:val="single" w:sz="30" w:space="6" w:color="2E5A88"/>
+          <w:bottom w:val="single" w:sz="4" w:space="6" w:color="CBD9E8"/>
+          <w:right w:val="single" w:sz="4" w:space="6" w:color="CBD9E8"/>
+        </w:pBdr>
       </w:pPr>
       <w:r>
         <w:rPr>
@@ -1219,24 +1661,45 @@
     </w:p>
     <w:p>
       <w:pPr>
-        <w:spacing w:before="60" w:after="20" w:line="276" w:lineRule="auto"/>
-        <w:ind w:left="198"/>
-        <w:shd w:val="clear" w:color="auto" w:fill="F0F0F0"/>
-      </w:pPr>
-      <w:r>
-        <w:rPr>
-          <w:rFonts w:ascii="맑은 고딕" w:hAnsi="맑은 고딕" w:eastAsia="맑은 고딕"/>
-          <w:b/>
-          <w:color w:val="333333"/>
+        <w:spacing w:before="120" w:after="20" w:line="264" w:lineRule="auto"/>
+        <w:ind w:left="57"/>
+        <w:shd w:val="clear" w:color="auto" w:fill="EAF1F8"/>
+        <w:pBdr>
+          <w:top w:val="single" w:sz="4" w:space="6" w:color="CBD9E8"/>
+          <w:left w:val="single" w:sz="30" w:space="6" w:color="2E5A88"/>
+          <w:right w:val="single" w:sz="4" w:space="6" w:color="CBD9E8"/>
+        </w:pBdr>
+      </w:pPr>
+      <w:r>
+        <w:rPr>
+          <w:rFonts w:ascii="맑은 고딕" w:hAnsi="맑은 고딕" w:eastAsia="맑은 고딕"/>
+          <w:b/>
+          <w:color w:val="FFFFFF"/>
+          <w:sz w:val="16"/>
+          <w:shd w:val="clear" w:color="auto" w:fill="2E5A88"/>
+        </w:rPr>
+        <w:t xml:space="preserve">  시행령  </w:t>
+      </w:r>
+      <w:r>
+        <w:rPr>
+          <w:rFonts w:ascii="맑은 고딕" w:hAnsi="맑은 고딕" w:eastAsia="맑은 고딕"/>
+          <w:b/>
+          <w:color w:val="1F3A5F"/>
           <w:sz w:val="18"/>
         </w:rPr>
-        <w:t>시행령 제6조(심의위원회의 회의)</w:t>
-      </w:r>
-    </w:p>
-    <w:p>
-      <w:pPr>
-        <w:spacing w:after="80" w:line="300" w:lineRule="auto"/>
-        <w:ind w:left="198"/>
+        <w:t xml:space="preserve">  제6조  심의위원회의 회의</w:t>
+      </w:r>
+    </w:p>
+    <w:p>
+      <w:pPr>
+        <w:spacing w:after="120" w:line="312" w:lineRule="auto"/>
+        <w:ind w:left="57"/>
+        <w:shd w:val="clear" w:color="auto" w:fill="EAF1F8"/>
+        <w:pBdr>
+          <w:left w:val="single" w:sz="30" w:space="6" w:color="2E5A88"/>
+          <w:bottom w:val="single" w:sz="4" w:space="6" w:color="CBD9E8"/>
+          <w:right w:val="single" w:sz="4" w:space="6" w:color="CBD9E8"/>
+        </w:pBdr>
       </w:pPr>
       <w:r>
         <w:rPr>
@@ -1260,24 +1723,45 @@
     </w:p>
     <w:p>
       <w:pPr>
-        <w:spacing w:before="60" w:after="20" w:line="276" w:lineRule="auto"/>
-        <w:ind w:left="198"/>
-        <w:shd w:val="clear" w:color="auto" w:fill="F0F0F0"/>
-      </w:pPr>
-      <w:r>
-        <w:rPr>
-          <w:rFonts w:ascii="맑은 고딕" w:hAnsi="맑은 고딕" w:eastAsia="맑은 고딕"/>
-          <w:b/>
-          <w:color w:val="333333"/>
+        <w:spacing w:before="120" w:after="20" w:line="264" w:lineRule="auto"/>
+        <w:ind w:left="57"/>
+        <w:shd w:val="clear" w:color="auto" w:fill="EAF1F8"/>
+        <w:pBdr>
+          <w:top w:val="single" w:sz="4" w:space="6" w:color="CBD9E8"/>
+          <w:left w:val="single" w:sz="30" w:space="6" w:color="2E5A88"/>
+          <w:right w:val="single" w:sz="4" w:space="6" w:color="CBD9E8"/>
+        </w:pBdr>
+      </w:pPr>
+      <w:r>
+        <w:rPr>
+          <w:rFonts w:ascii="맑은 고딕" w:hAnsi="맑은 고딕" w:eastAsia="맑은 고딕"/>
+          <w:b/>
+          <w:color w:val="FFFFFF"/>
+          <w:sz w:val="16"/>
+          <w:shd w:val="clear" w:color="auto" w:fill="2E5A88"/>
+        </w:rPr>
+        <w:t xml:space="preserve">  시행령  </w:t>
+      </w:r>
+      <w:r>
+        <w:rPr>
+          <w:rFonts w:ascii="맑은 고딕" w:hAnsi="맑은 고딕" w:eastAsia="맑은 고딕"/>
+          <w:b/>
+          <w:color w:val="1F3A5F"/>
           <w:sz w:val="18"/>
         </w:rPr>
-        <w:t>시행령 제7조(운영세칙)</w:t>
-      </w:r>
-    </w:p>
-    <w:p>
-      <w:pPr>
-        <w:spacing w:after="80" w:line="300" w:lineRule="auto"/>
-        <w:ind w:left="198"/>
+        <w:t xml:space="preserve">  제7조  운영세칙</w:t>
+      </w:r>
+    </w:p>
+    <w:p>
+      <w:pPr>
+        <w:spacing w:after="120" w:line="312" w:lineRule="auto"/>
+        <w:ind w:left="57"/>
+        <w:shd w:val="clear" w:color="auto" w:fill="EAF1F8"/>
+        <w:pBdr>
+          <w:left w:val="single" w:sz="30" w:space="6" w:color="2E5A88"/>
+          <w:bottom w:val="single" w:sz="4" w:space="6" w:color="CBD9E8"/>
+          <w:right w:val="single" w:sz="4" w:space="6" w:color="CBD9E8"/>
+        </w:pBdr>
       </w:pPr>
       <w:r>
         <w:rPr>
@@ -1290,24 +1774,46 @@
     </w:p>
     <w:p>
       <w:pPr>
-        <w:pStyle w:val="3"/>
-      </w:pPr>
-      <w:r>
-        <w:rPr>
-          <w:rFonts w:ascii="맑은 고딕" w:hAnsi="맑은 고딕" w:eastAsia="맑은 고딕"/>
-        </w:rPr>
-        <w:t>제8조(행정사 자격시험)</w:t>
-      </w:r>
-    </w:p>
-    <w:p>
-      <w:pPr>
-        <w:spacing w:after="100" w:line="307" w:lineRule="auto"/>
-      </w:pPr>
-      <w:r>
-        <w:rPr>
-          <w:rFonts w:ascii="맑은 고딕" w:hAnsi="맑은 고딕" w:eastAsia="맑은 고딕"/>
-          <w:color w:val="000000"/>
-          <w:sz w:val="19"/>
+        <w:spacing w:before="0" w:after="20"/>
+        <w:pageBreakBefore/>
+      </w:pPr>
+      <w:r>
+        <w:rPr>
+          <w:rFonts w:ascii="맑은 고딕" w:hAnsi="맑은 고딕" w:eastAsia="맑은 고딕"/>
+          <w:b/>
+          <w:color w:val="8A94A0"/>
+          <w:sz w:val="17"/>
+        </w:rPr>
+        <w:t>제2장  행정사의 자격과 시험</w:t>
+      </w:r>
+    </w:p>
+    <w:p>
+      <w:pPr>
+        <w:spacing w:before="20" w:after="160" w:line="276" w:lineRule="auto"/>
+        <w:pBdr>
+          <w:bottom w:val="single" w:sz="18" w:space="6" w:color="2E5A88"/>
+        </w:pBdr>
+        <w:keepNext/>
+      </w:pPr>
+      <w:r>
+        <w:rPr>
+          <w:rFonts w:ascii="맑은 고딕" w:hAnsi="맑은 고딕" w:eastAsia="맑은 고딕"/>
+          <w:b/>
+          <w:color w:val="1F3A5F"/>
+          <w:sz w:val="30"/>
+        </w:rPr>
+        <w:t>제8조  행정사 자격시험</w:t>
+      </w:r>
+    </w:p>
+    <w:p>
+      <w:pPr>
+        <w:spacing w:after="120" w:line="336" w:lineRule="auto"/>
+      </w:pPr>
+      <w:r>
+        <w:rPr>
+          <w:rFonts w:ascii="맑은 고딕" w:hAnsi="맑은 고딕" w:eastAsia="맑은 고딕"/>
+          <w:color w:val="1A1A1A"/>
+          <w:sz w:val="20"/>
         </w:rPr>
         <w:t>① 행정사 자격시험은 행정안전부장관이 실시한다. &lt;개정 2013.3.23, 2014.11.19, 2017.7.26&gt;</w:t>
       </w:r>
@@ -1317,8 +1823,8 @@
       <w:r>
         <w:rPr>
           <w:rFonts w:ascii="맑은 고딕" w:hAnsi="맑은 고딕" w:eastAsia="맑은 고딕"/>
-          <w:color w:val="000000"/>
-          <w:sz w:val="19"/>
+          <w:color w:val="1A1A1A"/>
+          <w:sz w:val="20"/>
         </w:rPr>
         <w:t>② 행정사 자격시험은 제1차시험과 제2차시험으로 구분하여 실시한다.</w:t>
       </w:r>
@@ -1328,8 +1834,8 @@
       <w:r>
         <w:rPr>
           <w:rFonts w:ascii="맑은 고딕" w:hAnsi="맑은 고딕" w:eastAsia="맑은 고딕"/>
-          <w:color w:val="000000"/>
-          <w:sz w:val="19"/>
+          <w:color w:val="1A1A1A"/>
+          <w:sz w:val="20"/>
         </w:rPr>
         <w:t>③ 행정안전부장관은 행정사 자격시험의 관리에 관한 업무를 「한국산업인력공단법」에 따른 한국산업인력공단에 위탁할 수 있다. &lt;개정 2013.3.23, 2014.11.19, 2017.7.26&gt;</w:t>
       </w:r>
@@ -1339,32 +1845,53 @@
       <w:r>
         <w:rPr>
           <w:rFonts w:ascii="맑은 고딕" w:hAnsi="맑은 고딕" w:eastAsia="맑은 고딕"/>
-          <w:color w:val="000000"/>
-          <w:sz w:val="19"/>
+          <w:color w:val="1A1A1A"/>
+          <w:sz w:val="20"/>
         </w:rPr>
         <w:t>④ 행정사 자격시험의 시험과목, 시험방법, 그 밖에 시험에 관하여 필요한 사항은 대통령령으로 정한다.</w:t>
       </w:r>
     </w:p>
     <w:p>
       <w:pPr>
-        <w:spacing w:before="60" w:after="20" w:line="276" w:lineRule="auto"/>
-        <w:ind w:left="198"/>
-        <w:shd w:val="clear" w:color="auto" w:fill="F0F0F0"/>
-      </w:pPr>
-      <w:r>
-        <w:rPr>
-          <w:rFonts w:ascii="맑은 고딕" w:hAnsi="맑은 고딕" w:eastAsia="맑은 고딕"/>
-          <w:b/>
-          <w:color w:val="333333"/>
+        <w:spacing w:before="120" w:after="20" w:line="264" w:lineRule="auto"/>
+        <w:ind w:left="57"/>
+        <w:shd w:val="clear" w:color="auto" w:fill="EAF1F8"/>
+        <w:pBdr>
+          <w:top w:val="single" w:sz="4" w:space="6" w:color="CBD9E8"/>
+          <w:left w:val="single" w:sz="30" w:space="6" w:color="2E5A88"/>
+          <w:right w:val="single" w:sz="4" w:space="6" w:color="CBD9E8"/>
+        </w:pBdr>
+      </w:pPr>
+      <w:r>
+        <w:rPr>
+          <w:rFonts w:ascii="맑은 고딕" w:hAnsi="맑은 고딕" w:eastAsia="맑은 고딕"/>
+          <w:b/>
+          <w:color w:val="FFFFFF"/>
+          <w:sz w:val="16"/>
+          <w:shd w:val="clear" w:color="auto" w:fill="2E5A88"/>
+        </w:rPr>
+        <w:t xml:space="preserve">  시행령  </w:t>
+      </w:r>
+      <w:r>
+        <w:rPr>
+          <w:rFonts w:ascii="맑은 고딕" w:hAnsi="맑은 고딕" w:eastAsia="맑은 고딕"/>
+          <w:b/>
+          <w:color w:val="1F3A5F"/>
           <w:sz w:val="18"/>
         </w:rPr>
-        <w:t>시행령 제8조(시험의 실시 및 공고)</w:t>
-      </w:r>
-    </w:p>
-    <w:p>
-      <w:pPr>
-        <w:spacing w:after="80" w:line="300" w:lineRule="auto"/>
-        <w:ind w:left="198"/>
+        <w:t xml:space="preserve">  제8조  시험의 실시 및 공고</w:t>
+      </w:r>
+    </w:p>
+    <w:p>
+      <w:pPr>
+        <w:spacing w:after="120" w:line="312" w:lineRule="auto"/>
+        <w:ind w:left="57"/>
+        <w:shd w:val="clear" w:color="auto" w:fill="EAF1F8"/>
+        <w:pBdr>
+          <w:left w:val="single" w:sz="30" w:space="6" w:color="2E5A88"/>
+          <w:bottom w:val="single" w:sz="4" w:space="6" w:color="CBD9E8"/>
+          <w:right w:val="single" w:sz="4" w:space="6" w:color="CBD9E8"/>
+        </w:pBdr>
       </w:pPr>
       <w:r>
         <w:rPr>
@@ -1476,24 +2003,45 @@
     </w:p>
     <w:p>
       <w:pPr>
-        <w:spacing w:before="60" w:after="20" w:line="276" w:lineRule="auto"/>
-        <w:ind w:left="198"/>
-        <w:shd w:val="clear" w:color="auto" w:fill="F0F0F0"/>
-      </w:pPr>
-      <w:r>
-        <w:rPr>
-          <w:rFonts w:ascii="맑은 고딕" w:hAnsi="맑은 고딕" w:eastAsia="맑은 고딕"/>
-          <w:b/>
-          <w:color w:val="333333"/>
+        <w:spacing w:before="120" w:after="20" w:line="264" w:lineRule="auto"/>
+        <w:ind w:left="57"/>
+        <w:shd w:val="clear" w:color="auto" w:fill="EAF1F8"/>
+        <w:pBdr>
+          <w:top w:val="single" w:sz="4" w:space="6" w:color="CBD9E8"/>
+          <w:left w:val="single" w:sz="30" w:space="6" w:color="2E5A88"/>
+          <w:right w:val="single" w:sz="4" w:space="6" w:color="CBD9E8"/>
+        </w:pBdr>
+      </w:pPr>
+      <w:r>
+        <w:rPr>
+          <w:rFonts w:ascii="맑은 고딕" w:hAnsi="맑은 고딕" w:eastAsia="맑은 고딕"/>
+          <w:b/>
+          <w:color w:val="FFFFFF"/>
+          <w:sz w:val="16"/>
+          <w:shd w:val="clear" w:color="auto" w:fill="2E5A88"/>
+        </w:rPr>
+        <w:t xml:space="preserve">  시행령  </w:t>
+      </w:r>
+      <w:r>
+        <w:rPr>
+          <w:rFonts w:ascii="맑은 고딕" w:hAnsi="맑은 고딕" w:eastAsia="맑은 고딕"/>
+          <w:b/>
+          <w:color w:val="1F3A5F"/>
           <w:sz w:val="18"/>
         </w:rPr>
-        <w:t>시행령 제9조(시험의 과목 및 방법)</w:t>
-      </w:r>
-    </w:p>
-    <w:p>
-      <w:pPr>
-        <w:spacing w:after="80" w:line="300" w:lineRule="auto"/>
-        <w:ind w:left="198"/>
+        <w:t xml:space="preserve">  제9조  시험의 과목 및 방법</w:t>
+      </w:r>
+    </w:p>
+    <w:p>
+      <w:pPr>
+        <w:spacing w:after="120" w:line="312" w:lineRule="auto"/>
+        <w:ind w:left="57"/>
+        <w:shd w:val="clear" w:color="auto" w:fill="EAF1F8"/>
+        <w:pBdr>
+          <w:left w:val="single" w:sz="30" w:space="6" w:color="2E5A88"/>
+          <w:bottom w:val="single" w:sz="4" w:space="6" w:color="CBD9E8"/>
+          <w:right w:val="single" w:sz="4" w:space="6" w:color="CBD9E8"/>
+        </w:pBdr>
       </w:pPr>
       <w:r>
         <w:rPr>
@@ -1528,24 +2076,45 @@
     </w:p>
     <w:p>
       <w:pPr>
-        <w:spacing w:before="60" w:after="20" w:line="276" w:lineRule="auto"/>
-        <w:ind w:left="198"/>
-        <w:shd w:val="clear" w:color="auto" w:fill="F0F0F0"/>
-      </w:pPr>
-      <w:r>
-        <w:rPr>
-          <w:rFonts w:ascii="맑은 고딕" w:hAnsi="맑은 고딕" w:eastAsia="맑은 고딕"/>
-          <w:b/>
-          <w:color w:val="333333"/>
+        <w:spacing w:before="120" w:after="20" w:line="264" w:lineRule="auto"/>
+        <w:ind w:left="57"/>
+        <w:shd w:val="clear" w:color="auto" w:fill="EAF1F8"/>
+        <w:pBdr>
+          <w:top w:val="single" w:sz="4" w:space="6" w:color="CBD9E8"/>
+          <w:left w:val="single" w:sz="30" w:space="6" w:color="2E5A88"/>
+          <w:right w:val="single" w:sz="4" w:space="6" w:color="CBD9E8"/>
+        </w:pBdr>
+      </w:pPr>
+      <w:r>
+        <w:rPr>
+          <w:rFonts w:ascii="맑은 고딕" w:hAnsi="맑은 고딕" w:eastAsia="맑은 고딕"/>
+          <w:b/>
+          <w:color w:val="FFFFFF"/>
+          <w:sz w:val="16"/>
+          <w:shd w:val="clear" w:color="auto" w:fill="2E5A88"/>
+        </w:rPr>
+        <w:t xml:space="preserve">  시행령  </w:t>
+      </w:r>
+      <w:r>
+        <w:rPr>
+          <w:rFonts w:ascii="맑은 고딕" w:hAnsi="맑은 고딕" w:eastAsia="맑은 고딕"/>
+          <w:b/>
+          <w:color w:val="1F3A5F"/>
           <w:sz w:val="18"/>
         </w:rPr>
-        <w:t>시행령 제10조(시험위원의 임명 또는 위촉)</w:t>
-      </w:r>
-    </w:p>
-    <w:p>
-      <w:pPr>
-        <w:spacing w:after="80" w:line="300" w:lineRule="auto"/>
-        <w:ind w:left="198"/>
+        <w:t xml:space="preserve">  제10조  시험위원의 임명 또는 위촉</w:t>
+      </w:r>
+    </w:p>
+    <w:p>
+      <w:pPr>
+        <w:spacing w:after="120" w:line="312" w:lineRule="auto"/>
+        <w:ind w:left="57"/>
+        <w:shd w:val="clear" w:color="auto" w:fill="EAF1F8"/>
+        <w:pBdr>
+          <w:left w:val="single" w:sz="30" w:space="6" w:color="2E5A88"/>
+          <w:bottom w:val="single" w:sz="4" w:space="6" w:color="CBD9E8"/>
+          <w:right w:val="single" w:sz="4" w:space="6" w:color="CBD9E8"/>
+        </w:pBdr>
       </w:pPr>
       <w:r>
         <w:rPr>
@@ -1624,24 +2193,45 @@
     </w:p>
     <w:p>
       <w:pPr>
-        <w:spacing w:before="60" w:after="20" w:line="276" w:lineRule="auto"/>
-        <w:ind w:left="198"/>
-        <w:shd w:val="clear" w:color="auto" w:fill="F0F0F0"/>
-      </w:pPr>
-      <w:r>
-        <w:rPr>
-          <w:rFonts w:ascii="맑은 고딕" w:hAnsi="맑은 고딕" w:eastAsia="맑은 고딕"/>
-          <w:b/>
-          <w:color w:val="333333"/>
+        <w:spacing w:before="120" w:after="20" w:line="264" w:lineRule="auto"/>
+        <w:ind w:left="57"/>
+        <w:shd w:val="clear" w:color="auto" w:fill="EAF1F8"/>
+        <w:pBdr>
+          <w:top w:val="single" w:sz="4" w:space="6" w:color="CBD9E8"/>
+          <w:left w:val="single" w:sz="30" w:space="6" w:color="2E5A88"/>
+          <w:right w:val="single" w:sz="4" w:space="6" w:color="CBD9E8"/>
+        </w:pBdr>
+      </w:pPr>
+      <w:r>
+        <w:rPr>
+          <w:rFonts w:ascii="맑은 고딕" w:hAnsi="맑은 고딕" w:eastAsia="맑은 고딕"/>
+          <w:b/>
+          <w:color w:val="FFFFFF"/>
+          <w:sz w:val="16"/>
+          <w:shd w:val="clear" w:color="auto" w:fill="2E5A88"/>
+        </w:rPr>
+        <w:t xml:space="preserve">  시행령  </w:t>
+      </w:r>
+      <w:r>
+        <w:rPr>
+          <w:rFonts w:ascii="맑은 고딕" w:hAnsi="맑은 고딕" w:eastAsia="맑은 고딕"/>
+          <w:b/>
+          <w:color w:val="1F3A5F"/>
           <w:sz w:val="18"/>
         </w:rPr>
-        <w:t>시행령 제11조(시험위원 등에 대한 수당)</w:t>
-      </w:r>
-    </w:p>
-    <w:p>
-      <w:pPr>
-        <w:spacing w:after="80" w:line="300" w:lineRule="auto"/>
-        <w:ind w:left="198"/>
+        <w:t xml:space="preserve">  제11조  시험위원 등에 대한 수당</w:t>
+      </w:r>
+    </w:p>
+    <w:p>
+      <w:pPr>
+        <w:spacing w:after="120" w:line="312" w:lineRule="auto"/>
+        <w:ind w:left="57"/>
+        <w:shd w:val="clear" w:color="auto" w:fill="EAF1F8"/>
+        <w:pBdr>
+          <w:left w:val="single" w:sz="30" w:space="6" w:color="2E5A88"/>
+          <w:bottom w:val="single" w:sz="4" w:space="6" w:color="CBD9E8"/>
+          <w:right w:val="single" w:sz="4" w:space="6" w:color="CBD9E8"/>
+        </w:pBdr>
       </w:pPr>
       <w:r>
         <w:rPr>
@@ -1654,24 +2244,45 @@
     </w:p>
     <w:p>
       <w:pPr>
-        <w:spacing w:before="60" w:after="20" w:line="276" w:lineRule="auto"/>
-        <w:ind w:left="198"/>
-        <w:shd w:val="clear" w:color="auto" w:fill="F0F0F0"/>
-      </w:pPr>
-      <w:r>
-        <w:rPr>
-          <w:rFonts w:ascii="맑은 고딕" w:hAnsi="맑은 고딕" w:eastAsia="맑은 고딕"/>
-          <w:b/>
-          <w:color w:val="333333"/>
+        <w:spacing w:before="120" w:after="20" w:line="264" w:lineRule="auto"/>
+        <w:ind w:left="57"/>
+        <w:shd w:val="clear" w:color="auto" w:fill="EAF1F8"/>
+        <w:pBdr>
+          <w:top w:val="single" w:sz="4" w:space="6" w:color="CBD9E8"/>
+          <w:left w:val="single" w:sz="30" w:space="6" w:color="2E5A88"/>
+          <w:right w:val="single" w:sz="4" w:space="6" w:color="CBD9E8"/>
+        </w:pBdr>
+      </w:pPr>
+      <w:r>
+        <w:rPr>
+          <w:rFonts w:ascii="맑은 고딕" w:hAnsi="맑은 고딕" w:eastAsia="맑은 고딕"/>
+          <w:b/>
+          <w:color w:val="FFFFFF"/>
+          <w:sz w:val="16"/>
+          <w:shd w:val="clear" w:color="auto" w:fill="2E5A88"/>
+        </w:rPr>
+        <w:t xml:space="preserve">  시행령  </w:t>
+      </w:r>
+      <w:r>
+        <w:rPr>
+          <w:rFonts w:ascii="맑은 고딕" w:hAnsi="맑은 고딕" w:eastAsia="맑은 고딕"/>
+          <w:b/>
+          <w:color w:val="1F3A5F"/>
           <w:sz w:val="18"/>
         </w:rPr>
-        <w:t>시행령 제12조(시험 관리 업무의 위탁)</w:t>
-      </w:r>
-    </w:p>
-    <w:p>
-      <w:pPr>
-        <w:spacing w:after="80" w:line="300" w:lineRule="auto"/>
-        <w:ind w:left="198"/>
+        <w:t xml:space="preserve">  제12조  시험 관리 업무의 위탁</w:t>
+      </w:r>
+    </w:p>
+    <w:p>
+      <w:pPr>
+        <w:spacing w:after="120" w:line="312" w:lineRule="auto"/>
+        <w:ind w:left="57"/>
+        <w:shd w:val="clear" w:color="auto" w:fill="EAF1F8"/>
+        <w:pBdr>
+          <w:left w:val="single" w:sz="30" w:space="6" w:color="2E5A88"/>
+          <w:bottom w:val="single" w:sz="4" w:space="6" w:color="CBD9E8"/>
+          <w:right w:val="single" w:sz="4" w:space="6" w:color="CBD9E8"/>
+        </w:pBdr>
       </w:pPr>
       <w:r>
         <w:rPr>
@@ -1739,24 +2350,45 @@
     </w:p>
     <w:p>
       <w:pPr>
-        <w:spacing w:before="60" w:after="20" w:line="276" w:lineRule="auto"/>
-        <w:ind w:left="198"/>
-        <w:shd w:val="clear" w:color="auto" w:fill="F0F0F0"/>
-      </w:pPr>
-      <w:r>
-        <w:rPr>
-          <w:rFonts w:ascii="맑은 고딕" w:hAnsi="맑은 고딕" w:eastAsia="맑은 고딕"/>
-          <w:b/>
-          <w:color w:val="333333"/>
+        <w:spacing w:before="120" w:after="20" w:line="264" w:lineRule="auto"/>
+        <w:ind w:left="57"/>
+        <w:shd w:val="clear" w:color="auto" w:fill="EAF1F8"/>
+        <w:pBdr>
+          <w:top w:val="single" w:sz="4" w:space="6" w:color="CBD9E8"/>
+          <w:left w:val="single" w:sz="30" w:space="6" w:color="2E5A88"/>
+          <w:right w:val="single" w:sz="4" w:space="6" w:color="CBD9E8"/>
+        </w:pBdr>
+      </w:pPr>
+      <w:r>
+        <w:rPr>
+          <w:rFonts w:ascii="맑은 고딕" w:hAnsi="맑은 고딕" w:eastAsia="맑은 고딕"/>
+          <w:b/>
+          <w:color w:val="FFFFFF"/>
+          <w:sz w:val="16"/>
+          <w:shd w:val="clear" w:color="auto" w:fill="2E5A88"/>
+        </w:rPr>
+        <w:t xml:space="preserve">  시행령  </w:t>
+      </w:r>
+      <w:r>
+        <w:rPr>
+          <w:rFonts w:ascii="맑은 고딕" w:hAnsi="맑은 고딕" w:eastAsia="맑은 고딕"/>
+          <w:b/>
+          <w:color w:val="1F3A5F"/>
           <w:sz w:val="18"/>
         </w:rPr>
-        <w:t>시행령 제16조(응시원서 및 수수료)</w:t>
-      </w:r>
-    </w:p>
-    <w:p>
-      <w:pPr>
-        <w:spacing w:after="80" w:line="300" w:lineRule="auto"/>
-        <w:ind w:left="198"/>
+        <w:t xml:space="preserve">  제16조  응시원서 및 수수료</w:t>
+      </w:r>
+    </w:p>
+    <w:p>
+      <w:pPr>
+        <w:spacing w:after="120" w:line="312" w:lineRule="auto"/>
+        <w:ind w:left="57"/>
+        <w:shd w:val="clear" w:color="auto" w:fill="EAF1F8"/>
+        <w:pBdr>
+          <w:left w:val="single" w:sz="30" w:space="6" w:color="2E5A88"/>
+          <w:bottom w:val="single" w:sz="4" w:space="6" w:color="CBD9E8"/>
+          <w:right w:val="single" w:sz="4" w:space="6" w:color="CBD9E8"/>
+        </w:pBdr>
       </w:pPr>
       <w:r>
         <w:rPr>
@@ -1791,24 +2423,45 @@
     </w:p>
     <w:p>
       <w:pPr>
-        <w:spacing w:before="60" w:after="20" w:line="276" w:lineRule="auto"/>
-        <w:ind w:left="198"/>
-        <w:shd w:val="clear" w:color="auto" w:fill="F0F0F0"/>
-      </w:pPr>
-      <w:r>
-        <w:rPr>
-          <w:rFonts w:ascii="맑은 고딕" w:hAnsi="맑은 고딕" w:eastAsia="맑은 고딕"/>
-          <w:b/>
-          <w:color w:val="333333"/>
+        <w:spacing w:before="120" w:after="20" w:line="264" w:lineRule="auto"/>
+        <w:ind w:left="57"/>
+        <w:shd w:val="clear" w:color="auto" w:fill="EAF1F8"/>
+        <w:pBdr>
+          <w:top w:val="single" w:sz="4" w:space="6" w:color="CBD9E8"/>
+          <w:left w:val="single" w:sz="30" w:space="6" w:color="2E5A88"/>
+          <w:right w:val="single" w:sz="4" w:space="6" w:color="CBD9E8"/>
+        </w:pBdr>
+      </w:pPr>
+      <w:r>
+        <w:rPr>
+          <w:rFonts w:ascii="맑은 고딕" w:hAnsi="맑은 고딕" w:eastAsia="맑은 고딕"/>
+          <w:b/>
+          <w:color w:val="FFFFFF"/>
+          <w:sz w:val="16"/>
+          <w:shd w:val="clear" w:color="auto" w:fill="2E5A88"/>
+        </w:rPr>
+        <w:t xml:space="preserve">  시행령  </w:t>
+      </w:r>
+      <w:r>
+        <w:rPr>
+          <w:rFonts w:ascii="맑은 고딕" w:hAnsi="맑은 고딕" w:eastAsia="맑은 고딕"/>
+          <w:b/>
+          <w:color w:val="1F3A5F"/>
           <w:sz w:val="18"/>
         </w:rPr>
-        <w:t>시행령 제17조(합격자 결정)</w:t>
-      </w:r>
-    </w:p>
-    <w:p>
-      <w:pPr>
-        <w:spacing w:after="80" w:line="300" w:lineRule="auto"/>
-        <w:ind w:left="198"/>
+        <w:t xml:space="preserve">  제17조  합격자 결정</w:t>
+      </w:r>
+    </w:p>
+    <w:p>
+      <w:pPr>
+        <w:spacing w:after="120" w:line="312" w:lineRule="auto"/>
+        <w:ind w:left="57"/>
+        <w:shd w:val="clear" w:color="auto" w:fill="EAF1F8"/>
+        <w:pBdr>
+          <w:left w:val="single" w:sz="30" w:space="6" w:color="2E5A88"/>
+          <w:bottom w:val="single" w:sz="4" w:space="6" w:color="CBD9E8"/>
+          <w:right w:val="single" w:sz="4" w:space="6" w:color="CBD9E8"/>
+        </w:pBdr>
       </w:pPr>
       <w:r>
         <w:rPr>
@@ -1854,24 +2507,45 @@
     </w:p>
     <w:p>
       <w:pPr>
-        <w:spacing w:before="60" w:after="20" w:line="276" w:lineRule="auto"/>
-        <w:ind w:left="198"/>
-        <w:shd w:val="clear" w:color="auto" w:fill="F0F0F0"/>
-      </w:pPr>
-      <w:r>
-        <w:rPr>
-          <w:rFonts w:ascii="맑은 고딕" w:hAnsi="맑은 고딕" w:eastAsia="맑은 고딕"/>
-          <w:b/>
-          <w:color w:val="333333"/>
+        <w:spacing w:before="120" w:after="20" w:line="264" w:lineRule="auto"/>
+        <w:ind w:left="57"/>
+        <w:shd w:val="clear" w:color="auto" w:fill="F4F4F2"/>
+        <w:pBdr>
+          <w:top w:val="single" w:sz="4" w:space="6" w:color="E2E2DE"/>
+          <w:left w:val="single" w:sz="30" w:space="6" w:color="9AA0A6"/>
+          <w:right w:val="single" w:sz="4" w:space="6" w:color="E2E2DE"/>
+        </w:pBdr>
+      </w:pPr>
+      <w:r>
+        <w:rPr>
+          <w:rFonts w:ascii="맑은 고딕" w:hAnsi="맑은 고딕" w:eastAsia="맑은 고딕"/>
+          <w:b/>
+          <w:color w:val="FFFFFF"/>
+          <w:sz w:val="16"/>
+          <w:shd w:val="clear" w:color="auto" w:fill="9AA0A6"/>
+        </w:rPr>
+        <w:t xml:space="preserve">  시행규칙  </w:t>
+      </w:r>
+      <w:r>
+        <w:rPr>
+          <w:rFonts w:ascii="맑은 고딕" w:hAnsi="맑은 고딕" w:eastAsia="맑은 고딕"/>
+          <w:b/>
+          <w:color w:val="5A5A5A"/>
           <w:sz w:val="18"/>
         </w:rPr>
-        <w:t>시행규칙 제3조(응시원서의 제출 등)</w:t>
-      </w:r>
-    </w:p>
-    <w:p>
-      <w:pPr>
-        <w:spacing w:after="80" w:line="300" w:lineRule="auto"/>
-        <w:ind w:left="198"/>
+        <w:t xml:space="preserve">  제3조  응시원서의 제출 등</w:t>
+      </w:r>
+    </w:p>
+    <w:p>
+      <w:pPr>
+        <w:spacing w:after="120" w:line="312" w:lineRule="auto"/>
+        <w:ind w:left="57"/>
+        <w:shd w:val="clear" w:color="auto" w:fill="F4F4F2"/>
+        <w:pBdr>
+          <w:left w:val="single" w:sz="30" w:space="6" w:color="9AA0A6"/>
+          <w:bottom w:val="single" w:sz="4" w:space="6" w:color="E2E2DE"/>
+          <w:right w:val="single" w:sz="4" w:space="6" w:color="E2E2DE"/>
+        </w:pBdr>
       </w:pPr>
       <w:r>
         <w:rPr>
@@ -1917,24 +2591,45 @@
     </w:p>
     <w:p>
       <w:pPr>
-        <w:spacing w:before="60" w:after="20" w:line="276" w:lineRule="auto"/>
-        <w:ind w:left="198"/>
-        <w:shd w:val="clear" w:color="auto" w:fill="F0F0F0"/>
-      </w:pPr>
-      <w:r>
-        <w:rPr>
-          <w:rFonts w:ascii="맑은 고딕" w:hAnsi="맑은 고딕" w:eastAsia="맑은 고딕"/>
-          <w:b/>
-          <w:color w:val="333333"/>
+        <w:spacing w:before="120" w:after="20" w:line="264" w:lineRule="auto"/>
+        <w:ind w:left="57"/>
+        <w:shd w:val="clear" w:color="auto" w:fill="F4F4F2"/>
+        <w:pBdr>
+          <w:top w:val="single" w:sz="4" w:space="6" w:color="E2E2DE"/>
+          <w:left w:val="single" w:sz="30" w:space="6" w:color="9AA0A6"/>
+          <w:right w:val="single" w:sz="4" w:space="6" w:color="E2E2DE"/>
+        </w:pBdr>
+      </w:pPr>
+      <w:r>
+        <w:rPr>
+          <w:rFonts w:ascii="맑은 고딕" w:hAnsi="맑은 고딕" w:eastAsia="맑은 고딕"/>
+          <w:b/>
+          <w:color w:val="FFFFFF"/>
+          <w:sz w:val="16"/>
+          <w:shd w:val="clear" w:color="auto" w:fill="9AA0A6"/>
+        </w:rPr>
+        <w:t xml:space="preserve">  시행규칙  </w:t>
+      </w:r>
+      <w:r>
+        <w:rPr>
+          <w:rFonts w:ascii="맑은 고딕" w:hAnsi="맑은 고딕" w:eastAsia="맑은 고딕"/>
+          <w:b/>
+          <w:color w:val="5A5A5A"/>
           <w:sz w:val="18"/>
         </w:rPr>
-        <w:t>시행규칙 제4조(수수료의 결정 및 반환)</w:t>
-      </w:r>
-    </w:p>
-    <w:p>
-      <w:pPr>
-        <w:spacing w:after="80" w:line="300" w:lineRule="auto"/>
-        <w:ind w:left="198"/>
+        <w:t xml:space="preserve">  제4조  수수료의 결정 및 반환</w:t>
+      </w:r>
+    </w:p>
+    <w:p>
+      <w:pPr>
+        <w:spacing w:after="120" w:line="312" w:lineRule="auto"/>
+        <w:ind w:left="57"/>
+        <w:shd w:val="clear" w:color="auto" w:fill="F4F4F2"/>
+        <w:pBdr>
+          <w:left w:val="single" w:sz="30" w:space="6" w:color="9AA0A6"/>
+          <w:bottom w:val="single" w:sz="4" w:space="6" w:color="E2E2DE"/>
+          <w:right w:val="single" w:sz="4" w:space="6" w:color="E2E2DE"/>
+        </w:pBdr>
       </w:pPr>
       <w:r>
         <w:rPr>
@@ -2013,24 +2708,45 @@
     </w:p>
     <w:p>
       <w:pPr>
-        <w:spacing w:before="60" w:after="20" w:line="276" w:lineRule="auto"/>
-        <w:ind w:left="198"/>
-        <w:shd w:val="clear" w:color="auto" w:fill="F0F0F0"/>
-      </w:pPr>
-      <w:r>
-        <w:rPr>
-          <w:rFonts w:ascii="맑은 고딕" w:hAnsi="맑은 고딕" w:eastAsia="맑은 고딕"/>
-          <w:b/>
-          <w:color w:val="333333"/>
+        <w:spacing w:before="120" w:after="20" w:line="264" w:lineRule="auto"/>
+        <w:ind w:left="57"/>
+        <w:shd w:val="clear" w:color="auto" w:fill="F4F4F2"/>
+        <w:pBdr>
+          <w:top w:val="single" w:sz="4" w:space="6" w:color="E2E2DE"/>
+          <w:left w:val="single" w:sz="30" w:space="6" w:color="9AA0A6"/>
+          <w:right w:val="single" w:sz="4" w:space="6" w:color="E2E2DE"/>
+        </w:pBdr>
+      </w:pPr>
+      <w:r>
+        <w:rPr>
+          <w:rFonts w:ascii="맑은 고딕" w:hAnsi="맑은 고딕" w:eastAsia="맑은 고딕"/>
+          <w:b/>
+          <w:color w:val="FFFFFF"/>
+          <w:sz w:val="16"/>
+          <w:shd w:val="clear" w:color="auto" w:fill="9AA0A6"/>
+        </w:rPr>
+        <w:t xml:space="preserve">  시행규칙  </w:t>
+      </w:r>
+      <w:r>
+        <w:rPr>
+          <w:rFonts w:ascii="맑은 고딕" w:hAnsi="맑은 고딕" w:eastAsia="맑은 고딕"/>
+          <w:b/>
+          <w:color w:val="5A5A5A"/>
           <w:sz w:val="18"/>
         </w:rPr>
-        <w:t>시행규칙 제5조(합격자 명부의 작성)</w:t>
-      </w:r>
-    </w:p>
-    <w:p>
-      <w:pPr>
-        <w:spacing w:after="80" w:line="300" w:lineRule="auto"/>
-        <w:ind w:left="198"/>
+        <w:t xml:space="preserve">  제5조  합격자 명부의 작성</w:t>
+      </w:r>
+    </w:p>
+    <w:p>
+      <w:pPr>
+        <w:spacing w:after="120" w:line="312" w:lineRule="auto"/>
+        <w:ind w:left="57"/>
+        <w:shd w:val="clear" w:color="auto" w:fill="F4F4F2"/>
+        <w:pBdr>
+          <w:left w:val="single" w:sz="30" w:space="6" w:color="9AA0A6"/>
+          <w:bottom w:val="single" w:sz="4" w:space="6" w:color="E2E2DE"/>
+          <w:right w:val="single" w:sz="4" w:space="6" w:color="E2E2DE"/>
+        </w:pBdr>
       </w:pPr>
       <w:r>
         <w:rPr>
@@ -2043,24 +2759,46 @@
     </w:p>
     <w:p>
       <w:pPr>
-        <w:pStyle w:val="3"/>
-      </w:pPr>
-      <w:r>
-        <w:rPr>
-          <w:rFonts w:ascii="맑은 고딕" w:hAnsi="맑은 고딕" w:eastAsia="맑은 고딕"/>
-        </w:rPr>
-        <w:t>제9조(시험의 일부 면제)</w:t>
-      </w:r>
-    </w:p>
-    <w:p>
-      <w:pPr>
-        <w:spacing w:after="100" w:line="307" w:lineRule="auto"/>
-      </w:pPr>
-      <w:r>
-        <w:rPr>
-          <w:rFonts w:ascii="맑은 고딕" w:hAnsi="맑은 고딕" w:eastAsia="맑은 고딕"/>
-          <w:color w:val="000000"/>
-          <w:sz w:val="19"/>
+        <w:spacing w:before="0" w:after="20"/>
+        <w:pageBreakBefore/>
+      </w:pPr>
+      <w:r>
+        <w:rPr>
+          <w:rFonts w:ascii="맑은 고딕" w:hAnsi="맑은 고딕" w:eastAsia="맑은 고딕"/>
+          <w:b/>
+          <w:color w:val="8A94A0"/>
+          <w:sz w:val="17"/>
+        </w:rPr>
+        <w:t>제2장  행정사의 자격과 시험</w:t>
+      </w:r>
+    </w:p>
+    <w:p>
+      <w:pPr>
+        <w:spacing w:before="20" w:after="160" w:line="276" w:lineRule="auto"/>
+        <w:pBdr>
+          <w:bottom w:val="single" w:sz="18" w:space="6" w:color="2E5A88"/>
+        </w:pBdr>
+        <w:keepNext/>
+      </w:pPr>
+      <w:r>
+        <w:rPr>
+          <w:rFonts w:ascii="맑은 고딕" w:hAnsi="맑은 고딕" w:eastAsia="맑은 고딕"/>
+          <w:b/>
+          <w:color w:val="1F3A5F"/>
+          <w:sz w:val="30"/>
+        </w:rPr>
+        <w:t>제9조  시험의 일부 면제</w:t>
+      </w:r>
+    </w:p>
+    <w:p>
+      <w:pPr>
+        <w:spacing w:after="120" w:line="336" w:lineRule="auto"/>
+      </w:pPr>
+      <w:r>
+        <w:rPr>
+          <w:rFonts w:ascii="맑은 고딕" w:hAnsi="맑은 고딕" w:eastAsia="맑은 고딕"/>
+          <w:color w:val="1A1A1A"/>
+          <w:sz w:val="20"/>
         </w:rPr>
         <w:t>① 다음 각 호의 어느 하나에 해당하는 사람은 제1차시험을 면제한다. &lt;개정 2016.12.2, 2020.6.9&gt;</w:t>
       </w:r>
@@ -2070,8 +2808,8 @@
       <w:r>
         <w:rPr>
           <w:rFonts w:ascii="맑은 고딕" w:hAnsi="맑은 고딕" w:eastAsia="맑은 고딕"/>
-          <w:color w:val="000000"/>
-          <w:sz w:val="19"/>
+          <w:color w:val="1A1A1A"/>
+          <w:sz w:val="20"/>
         </w:rPr>
         <w:t xml:space="preserve">    1. 공무원으로 재직한 사람 중 다음 각 목의 어느 하나에 해당하는 사람</w:t>
       </w:r>
@@ -2081,8 +2819,8 @@
       <w:r>
         <w:rPr>
           <w:rFonts w:ascii="맑은 고딕" w:hAnsi="맑은 고딕" w:eastAsia="맑은 고딕"/>
-          <w:color w:val="000000"/>
-          <w:sz w:val="19"/>
+          <w:color w:val="1A1A1A"/>
+          <w:sz w:val="20"/>
         </w:rPr>
         <w:t xml:space="preserve">    2. 「고등교육법」에 따른 대학에서 외국어 전공 학사학위를 받은 후 그 외국어 번역 업무에 5년 이상 종사한 경력이 있는 사람</w:t>
       </w:r>
@@ -2092,8 +2830,8 @@
       <w:r>
         <w:rPr>
           <w:rFonts w:ascii="맑은 고딕" w:hAnsi="맑은 고딕" w:eastAsia="맑은 고딕"/>
-          <w:color w:val="000000"/>
-          <w:sz w:val="19"/>
+          <w:color w:val="1A1A1A"/>
+          <w:sz w:val="20"/>
         </w:rPr>
         <w:t xml:space="preserve">    3. 「고등교육법」에 따른 대학원에서 외국어 전공 석사학위 또는 박사학위를 받은 후 그 외국어 번역 업무에 3년 이상 종사한 경력이 있는 사람</w:t>
       </w:r>
@@ -2103,8 +2841,8 @@
       <w:r>
         <w:rPr>
           <w:rFonts w:ascii="맑은 고딕" w:hAnsi="맑은 고딕" w:eastAsia="맑은 고딕"/>
-          <w:color w:val="000000"/>
-          <w:sz w:val="19"/>
+          <w:color w:val="1A1A1A"/>
+          <w:sz w:val="20"/>
         </w:rPr>
         <w:t xml:space="preserve">    4. 행정사 자격이 있는 사람으로서 다른 종류의 행정사 자격시험에 응시하는 사람</w:t>
       </w:r>
@@ -2114,8 +2852,8 @@
       <w:r>
         <w:rPr>
           <w:rFonts w:ascii="맑은 고딕" w:hAnsi="맑은 고딕" w:eastAsia="맑은 고딕"/>
-          <w:color w:val="000000"/>
-          <w:sz w:val="19"/>
+          <w:color w:val="1A1A1A"/>
+          <w:sz w:val="20"/>
         </w:rPr>
         <w:t>② 다음 각 호의 어느 하나에 해당하는 사람은 제1차시험의 전과목과 제2차시험의 과목 중 2분의 1을 넘지 아니하는 범위에서 대통령령으로 정하는 과목을 면제한다. &lt;개정 2020.6.9&gt;</w:t>
       </w:r>
@@ -2125,8 +2863,8 @@
       <w:r>
         <w:rPr>
           <w:rFonts w:ascii="맑은 고딕" w:hAnsi="맑은 고딕" w:eastAsia="맑은 고딕"/>
-          <w:color w:val="000000"/>
-          <w:sz w:val="19"/>
+          <w:color w:val="1A1A1A"/>
+          <w:sz w:val="20"/>
         </w:rPr>
         <w:t xml:space="preserve">    1. 경력직공무원으로서 다음 각 목의 어느 하나에 해당하는 사람</w:t>
       </w:r>
@@ -2136,8 +2874,8 @@
       <w:r>
         <w:rPr>
           <w:rFonts w:ascii="맑은 고딕" w:hAnsi="맑은 고딕" w:eastAsia="맑은 고딕"/>
-          <w:color w:val="000000"/>
-          <w:sz w:val="19"/>
+          <w:color w:val="1A1A1A"/>
+          <w:sz w:val="20"/>
         </w:rPr>
         <w:t xml:space="preserve">    2. 대통령령으로 정하는 특수경력직공무원으로서 다음 각 목의 어느 하나에 해당하는 사람</w:t>
       </w:r>
@@ -2147,8 +2885,8 @@
       <w:r>
         <w:rPr>
           <w:rFonts w:ascii="맑은 고딕" w:hAnsi="맑은 고딕" w:eastAsia="맑은 고딕"/>
-          <w:color w:val="000000"/>
-          <w:sz w:val="19"/>
+          <w:color w:val="1A1A1A"/>
+          <w:sz w:val="20"/>
         </w:rPr>
         <w:t xml:space="preserve">    3. 「고등교육법」에 따른 대학에서 외국어 전공 학사학위를 받은 후 그 외국어 번역 업무에 7년 이상 종사한 경력이 있는 사람</w:t>
       </w:r>
@@ -2158,8 +2896,8 @@
       <w:r>
         <w:rPr>
           <w:rFonts w:ascii="맑은 고딕" w:hAnsi="맑은 고딕" w:eastAsia="맑은 고딕"/>
-          <w:color w:val="000000"/>
-          <w:sz w:val="19"/>
+          <w:color w:val="1A1A1A"/>
+          <w:sz w:val="20"/>
         </w:rPr>
         <w:t xml:space="preserve">    4. 「고등교육법」에 따른 대학원에서 외국어 전공 석사학위 또는 박사학위를 받은 후 그 외국어 번역 업무에 5년 이상 종사한 경력이 있는 사람</w:t>
       </w:r>
@@ -2169,8 +2907,8 @@
       <w:r>
         <w:rPr>
           <w:rFonts w:ascii="맑은 고딕" w:hAnsi="맑은 고딕" w:eastAsia="맑은 고딕"/>
-          <w:color w:val="000000"/>
-          <w:sz w:val="19"/>
+          <w:color w:val="1A1A1A"/>
+          <w:sz w:val="20"/>
         </w:rPr>
         <w:t>③ 다음 각 호의 어느 하나에 해당하는 사람에게는 제1항 및 제2항을 적용하지 아니한다. &lt;신설 2015.5.18&gt;</w:t>
       </w:r>
@@ -2180,8 +2918,8 @@
       <w:r>
         <w:rPr>
           <w:rFonts w:ascii="맑은 고딕" w:hAnsi="맑은 고딕" w:eastAsia="맑은 고딕"/>
-          <w:color w:val="000000"/>
-          <w:sz w:val="19"/>
+          <w:color w:val="1A1A1A"/>
+          <w:sz w:val="20"/>
         </w:rPr>
         <w:t xml:space="preserve">    1. 공무원으로 근무 중 탄핵된 사람 또는 징계처분에 따라 그 직에서 파면되거나 해임된 사람</w:t>
       </w:r>
@@ -2191,8 +2929,8 @@
       <w:r>
         <w:rPr>
           <w:rFonts w:ascii="맑은 고딕" w:hAnsi="맑은 고딕" w:eastAsia="맑은 고딕"/>
-          <w:color w:val="000000"/>
-          <w:sz w:val="19"/>
+          <w:color w:val="1A1A1A"/>
+          <w:sz w:val="20"/>
         </w:rPr>
         <w:t xml:space="preserve">    2. 공무원으로 근무 중 금전, 물품, 부동산, 향응 또는 그 밖에 대통령령으로 정하는 재산상 이익을 취득하거나 제공한 사유로 강등 또는 정직에 해당하는 징계처분을 받은 사람</w:t>
       </w:r>
@@ -2202,8 +2940,8 @@
       <w:r>
         <w:rPr>
           <w:rFonts w:ascii="맑은 고딕" w:hAnsi="맑은 고딕" w:eastAsia="맑은 고딕"/>
-          <w:color w:val="000000"/>
-          <w:sz w:val="19"/>
+          <w:color w:val="1A1A1A"/>
+          <w:sz w:val="20"/>
         </w:rPr>
         <w:t xml:space="preserve">    3. 공무원으로 근무 중 다음 각 목에 해당하는 것을 횡령(橫領), 배임(背任), 절도, 사기 또는 유용(流用)한 사유로 강등 또는 정직에 해당하는 징계처분을 받은 사람</w:t>
       </w:r>
@@ -2213,8 +2951,8 @@
       <w:r>
         <w:rPr>
           <w:rFonts w:ascii="맑은 고딕" w:hAnsi="맑은 고딕" w:eastAsia="맑은 고딕"/>
-          <w:color w:val="000000"/>
-          <w:sz w:val="19"/>
+          <w:color w:val="1A1A1A"/>
+          <w:sz w:val="20"/>
         </w:rPr>
         <w:t>④ 제1항 및 제2항에 따른 외국어 번역 업무에 종사한 경력 등 자격인정에 필요한 사항은 대통령령으로 정한다. &lt;개정 2015.5.18&gt;</w:t>
       </w:r>
@@ -2224,32 +2962,53 @@
       <w:r>
         <w:rPr>
           <w:rFonts w:ascii="맑은 고딕" w:hAnsi="맑은 고딕" w:eastAsia="맑은 고딕"/>
-          <w:color w:val="000000"/>
-          <w:sz w:val="19"/>
+          <w:color w:val="1A1A1A"/>
+          <w:sz w:val="20"/>
         </w:rPr>
         <w:t>⑤ 제1차시험에 합격한 사람에 대하여는 다음 회의 시험에서만 제1차시험을 면제한다. &lt;개정 2015.5.18&gt;</w:t>
       </w:r>
     </w:p>
     <w:p>
       <w:pPr>
-        <w:spacing w:before="60" w:after="20" w:line="276" w:lineRule="auto"/>
-        <w:ind w:left="198"/>
-        <w:shd w:val="clear" w:color="auto" w:fill="F0F0F0"/>
-      </w:pPr>
-      <w:r>
-        <w:rPr>
-          <w:rFonts w:ascii="맑은 고딕" w:hAnsi="맑은 고딕" w:eastAsia="맑은 고딕"/>
-          <w:b/>
-          <w:color w:val="333333"/>
+        <w:spacing w:before="120" w:after="20" w:line="264" w:lineRule="auto"/>
+        <w:ind w:left="57"/>
+        <w:shd w:val="clear" w:color="auto" w:fill="EAF1F8"/>
+        <w:pBdr>
+          <w:top w:val="single" w:sz="4" w:space="6" w:color="CBD9E8"/>
+          <w:left w:val="single" w:sz="30" w:space="6" w:color="2E5A88"/>
+          <w:right w:val="single" w:sz="4" w:space="6" w:color="CBD9E8"/>
+        </w:pBdr>
+      </w:pPr>
+      <w:r>
+        <w:rPr>
+          <w:rFonts w:ascii="맑은 고딕" w:hAnsi="맑은 고딕" w:eastAsia="맑은 고딕"/>
+          <w:b/>
+          <w:color w:val="FFFFFF"/>
+          <w:sz w:val="16"/>
+          <w:shd w:val="clear" w:color="auto" w:fill="2E5A88"/>
+        </w:rPr>
+        <w:t xml:space="preserve">  시행령  </w:t>
+      </w:r>
+      <w:r>
+        <w:rPr>
+          <w:rFonts w:ascii="맑은 고딕" w:hAnsi="맑은 고딕" w:eastAsia="맑은 고딕"/>
+          <w:b/>
+          <w:color w:val="1F3A5F"/>
           <w:sz w:val="18"/>
         </w:rPr>
-        <w:t>시행령 제13조(시험면제 대상 공무원 및 면제되는 시험의 범위)</w:t>
-      </w:r>
-    </w:p>
-    <w:p>
-      <w:pPr>
-        <w:spacing w:after="80" w:line="300" w:lineRule="auto"/>
-        <w:ind w:left="198"/>
+        <w:t xml:space="preserve">  제13조  시험면제 대상 공무원 및 면제되는 시험의 범위</w:t>
+      </w:r>
+    </w:p>
+    <w:p>
+      <w:pPr>
+        <w:spacing w:after="120" w:line="312" w:lineRule="auto"/>
+        <w:ind w:left="57"/>
+        <w:shd w:val="clear" w:color="auto" w:fill="EAF1F8"/>
+        <w:pBdr>
+          <w:left w:val="single" w:sz="30" w:space="6" w:color="2E5A88"/>
+          <w:bottom w:val="single" w:sz="4" w:space="6" w:color="CBD9E8"/>
+          <w:right w:val="single" w:sz="4" w:space="6" w:color="CBD9E8"/>
+        </w:pBdr>
       </w:pPr>
       <w:r>
         <w:rPr>
@@ -2361,24 +3120,45 @@
     </w:p>
     <w:p>
       <w:pPr>
-        <w:spacing w:before="60" w:after="20" w:line="276" w:lineRule="auto"/>
-        <w:ind w:left="198"/>
-        <w:shd w:val="clear" w:color="auto" w:fill="F0F0F0"/>
-      </w:pPr>
-      <w:r>
-        <w:rPr>
-          <w:rFonts w:ascii="맑은 고딕" w:hAnsi="맑은 고딕" w:eastAsia="맑은 고딕"/>
-          <w:b/>
-          <w:color w:val="333333"/>
+        <w:spacing w:before="120" w:after="20" w:line="264" w:lineRule="auto"/>
+        <w:ind w:left="57"/>
+        <w:shd w:val="clear" w:color="auto" w:fill="EAF1F8"/>
+        <w:pBdr>
+          <w:top w:val="single" w:sz="4" w:space="6" w:color="CBD9E8"/>
+          <w:left w:val="single" w:sz="30" w:space="6" w:color="2E5A88"/>
+          <w:right w:val="single" w:sz="4" w:space="6" w:color="CBD9E8"/>
+        </w:pBdr>
+      </w:pPr>
+      <w:r>
+        <w:rPr>
+          <w:rFonts w:ascii="맑은 고딕" w:hAnsi="맑은 고딕" w:eastAsia="맑은 고딕"/>
+          <w:b/>
+          <w:color w:val="FFFFFF"/>
+          <w:sz w:val="16"/>
+          <w:shd w:val="clear" w:color="auto" w:fill="2E5A88"/>
+        </w:rPr>
+        <w:t xml:space="preserve">  시행령  </w:t>
+      </w:r>
+      <w:r>
+        <w:rPr>
+          <w:rFonts w:ascii="맑은 고딕" w:hAnsi="맑은 고딕" w:eastAsia="맑은 고딕"/>
+          <w:b/>
+          <w:color w:val="1F3A5F"/>
           <w:sz w:val="18"/>
         </w:rPr>
-        <w:t>시행령 제14조(시험면제 대상 자격의 인정범위 등)</w:t>
-      </w:r>
-    </w:p>
-    <w:p>
-      <w:pPr>
-        <w:spacing w:after="80" w:line="300" w:lineRule="auto"/>
-        <w:ind w:left="198"/>
+        <w:t xml:space="preserve">  제14조  시험면제 대상 자격의 인정범위 등</w:t>
+      </w:r>
+    </w:p>
+    <w:p>
+      <w:pPr>
+        <w:spacing w:after="120" w:line="312" w:lineRule="auto"/>
+        <w:ind w:left="57"/>
+        <w:shd w:val="clear" w:color="auto" w:fill="EAF1F8"/>
+        <w:pBdr>
+          <w:left w:val="single" w:sz="30" w:space="6" w:color="2E5A88"/>
+          <w:bottom w:val="single" w:sz="4" w:space="6" w:color="CBD9E8"/>
+          <w:right w:val="single" w:sz="4" w:space="6" w:color="CBD9E8"/>
+        </w:pBdr>
       </w:pPr>
       <w:r>
         <w:rPr>
@@ -2512,24 +3292,45 @@
     </w:p>
     <w:p>
       <w:pPr>
-        <w:spacing w:before="60" w:after="20" w:line="276" w:lineRule="auto"/>
-        <w:ind w:left="198"/>
-        <w:shd w:val="clear" w:color="auto" w:fill="F0F0F0"/>
-      </w:pPr>
-      <w:r>
-        <w:rPr>
-          <w:rFonts w:ascii="맑은 고딕" w:hAnsi="맑은 고딕" w:eastAsia="맑은 고딕"/>
-          <w:b/>
-          <w:color w:val="333333"/>
+        <w:spacing w:before="120" w:after="20" w:line="264" w:lineRule="auto"/>
+        <w:ind w:left="57"/>
+        <w:shd w:val="clear" w:color="auto" w:fill="EAF1F8"/>
+        <w:pBdr>
+          <w:top w:val="single" w:sz="4" w:space="6" w:color="CBD9E8"/>
+          <w:left w:val="single" w:sz="30" w:space="6" w:color="2E5A88"/>
+          <w:right w:val="single" w:sz="4" w:space="6" w:color="CBD9E8"/>
+        </w:pBdr>
+      </w:pPr>
+      <w:r>
+        <w:rPr>
+          <w:rFonts w:ascii="맑은 고딕" w:hAnsi="맑은 고딕" w:eastAsia="맑은 고딕"/>
+          <w:b/>
+          <w:color w:val="FFFFFF"/>
+          <w:sz w:val="16"/>
+          <w:shd w:val="clear" w:color="auto" w:fill="2E5A88"/>
+        </w:rPr>
+        <w:t xml:space="preserve">  시행령  </w:t>
+      </w:r>
+      <w:r>
+        <w:rPr>
+          <w:rFonts w:ascii="맑은 고딕" w:hAnsi="맑은 고딕" w:eastAsia="맑은 고딕"/>
+          <w:b/>
+          <w:color w:val="1F3A5F"/>
           <w:sz w:val="18"/>
         </w:rPr>
-        <w:t>시행령 제15조(행정사 종류별 시험 면제대상 범위)</w:t>
-      </w:r>
-    </w:p>
-    <w:p>
-      <w:pPr>
-        <w:spacing w:after="80" w:line="300" w:lineRule="auto"/>
-        <w:ind w:left="198"/>
+        <w:t xml:space="preserve">  제15조  행정사 종류별 시험 면제대상 범위</w:t>
+      </w:r>
+    </w:p>
+    <w:p>
+      <w:pPr>
+        <w:spacing w:after="120" w:line="312" w:lineRule="auto"/>
+        <w:ind w:left="57"/>
+        <w:shd w:val="clear" w:color="auto" w:fill="EAF1F8"/>
+        <w:pBdr>
+          <w:left w:val="single" w:sz="30" w:space="6" w:color="2E5A88"/>
+          <w:bottom w:val="single" w:sz="4" w:space="6" w:color="CBD9E8"/>
+          <w:right w:val="single" w:sz="4" w:space="6" w:color="CBD9E8"/>
+        </w:pBdr>
       </w:pPr>
       <w:r>
         <w:rPr>
@@ -2553,24 +3354,45 @@
     </w:p>
     <w:p>
       <w:pPr>
-        <w:spacing w:before="60" w:after="20" w:line="276" w:lineRule="auto"/>
-        <w:ind w:left="198"/>
-        <w:shd w:val="clear" w:color="auto" w:fill="F0F0F0"/>
-      </w:pPr>
-      <w:r>
-        <w:rPr>
-          <w:rFonts w:ascii="맑은 고딕" w:hAnsi="맑은 고딕" w:eastAsia="맑은 고딕"/>
-          <w:b/>
-          <w:color w:val="333333"/>
+        <w:spacing w:before="120" w:after="20" w:line="264" w:lineRule="auto"/>
+        <w:ind w:left="57"/>
+        <w:shd w:val="clear" w:color="auto" w:fill="F4F4F2"/>
+        <w:pBdr>
+          <w:top w:val="single" w:sz="4" w:space="6" w:color="E2E2DE"/>
+          <w:left w:val="single" w:sz="30" w:space="6" w:color="9AA0A6"/>
+          <w:right w:val="single" w:sz="4" w:space="6" w:color="E2E2DE"/>
+        </w:pBdr>
+      </w:pPr>
+      <w:r>
+        <w:rPr>
+          <w:rFonts w:ascii="맑은 고딕" w:hAnsi="맑은 고딕" w:eastAsia="맑은 고딕"/>
+          <w:b/>
+          <w:color w:val="FFFFFF"/>
+          <w:sz w:val="16"/>
+          <w:shd w:val="clear" w:color="auto" w:fill="9AA0A6"/>
+        </w:rPr>
+        <w:t xml:space="preserve">  시행규칙  </w:t>
+      </w:r>
+      <w:r>
+        <w:rPr>
+          <w:rFonts w:ascii="맑은 고딕" w:hAnsi="맑은 고딕" w:eastAsia="맑은 고딕"/>
+          <w:b/>
+          <w:color w:val="5A5A5A"/>
           <w:sz w:val="18"/>
         </w:rPr>
-        <w:t>시행규칙 제2조(직급 환산 기준)</w:t>
-      </w:r>
-    </w:p>
-    <w:p>
-      <w:pPr>
-        <w:spacing w:after="80" w:line="300" w:lineRule="auto"/>
-        <w:ind w:left="198"/>
+        <w:t xml:space="preserve">  제2조  직급 환산 기준</w:t>
+      </w:r>
+    </w:p>
+    <w:p>
+      <w:pPr>
+        <w:spacing w:after="120" w:line="312" w:lineRule="auto"/>
+        <w:ind w:left="57"/>
+        <w:shd w:val="clear" w:color="auto" w:fill="F4F4F2"/>
+        <w:pBdr>
+          <w:left w:val="single" w:sz="30" w:space="6" w:color="9AA0A6"/>
+          <w:bottom w:val="single" w:sz="4" w:space="6" w:color="E2E2DE"/>
+          <w:right w:val="single" w:sz="4" w:space="6" w:color="E2E2DE"/>
+        </w:pBdr>
       </w:pPr>
       <w:r>
         <w:rPr>
@@ -2605,24 +3427,46 @@
     </w:p>
     <w:p>
       <w:pPr>
-        <w:pStyle w:val="3"/>
-      </w:pPr>
-      <w:r>
-        <w:rPr>
-          <w:rFonts w:ascii="맑은 고딕" w:hAnsi="맑은 고딕" w:eastAsia="맑은 고딕"/>
-        </w:rPr>
-        <w:t>제9의2조(시험부정행위자에 대한 조치)</w:t>
-      </w:r>
-    </w:p>
-    <w:p>
-      <w:pPr>
-        <w:spacing w:after="100" w:line="307" w:lineRule="auto"/>
-      </w:pPr>
-      <w:r>
-        <w:rPr>
-          <w:rFonts w:ascii="맑은 고딕" w:hAnsi="맑은 고딕" w:eastAsia="맑은 고딕"/>
-          <w:color w:val="000000"/>
-          <w:sz w:val="19"/>
+        <w:spacing w:before="0" w:after="20"/>
+        <w:pageBreakBefore/>
+      </w:pPr>
+      <w:r>
+        <w:rPr>
+          <w:rFonts w:ascii="맑은 고딕" w:hAnsi="맑은 고딕" w:eastAsia="맑은 고딕"/>
+          <w:b/>
+          <w:color w:val="8A94A0"/>
+          <w:sz w:val="17"/>
+        </w:rPr>
+        <w:t>제2장  행정사의 자격과 시험</w:t>
+      </w:r>
+    </w:p>
+    <w:p>
+      <w:pPr>
+        <w:spacing w:before="20" w:after="160" w:line="276" w:lineRule="auto"/>
+        <w:pBdr>
+          <w:bottom w:val="single" w:sz="18" w:space="6" w:color="2E5A88"/>
+        </w:pBdr>
+        <w:keepNext/>
+      </w:pPr>
+      <w:r>
+        <w:rPr>
+          <w:rFonts w:ascii="맑은 고딕" w:hAnsi="맑은 고딕" w:eastAsia="맑은 고딕"/>
+          <w:b/>
+          <w:color w:val="1F3A5F"/>
+          <w:sz w:val="30"/>
+        </w:rPr>
+        <w:t>제9의2조  시험부정행위자에 대한 조치</w:t>
+      </w:r>
+    </w:p>
+    <w:p>
+      <w:pPr>
+        <w:spacing w:after="120" w:line="336" w:lineRule="auto"/>
+      </w:pPr>
+      <w:r>
+        <w:rPr>
+          <w:rFonts w:ascii="맑은 고딕" w:hAnsi="맑은 고딕" w:eastAsia="맑은 고딕"/>
+          <w:color w:val="1A1A1A"/>
+          <w:sz w:val="20"/>
         </w:rPr>
         <w:t>① 행정안전부장관은 제8조에 따른 행정사 자격시험에서 부정행위를 한 사람에 대하여는 그 시험을 정지시키거나 무효로 처리한다. &lt;개정 2017.7.26&gt;</w:t>
       </w:r>
@@ -2632,32 +3476,53 @@
       <w:r>
         <w:rPr>
           <w:rFonts w:ascii="맑은 고딕" w:hAnsi="맑은 고딕" w:eastAsia="맑은 고딕"/>
-          <w:color w:val="000000"/>
-          <w:sz w:val="19"/>
+          <w:color w:val="1A1A1A"/>
+          <w:sz w:val="20"/>
         </w:rPr>
         <w:t>② 제1항에 따라 시험이 정지되거나 무효로 처리된 사람은 그 처분이 있은 날부터 5년간 행정사 자격시험에 응시하지 못한다.</w:t>
       </w:r>
     </w:p>
     <w:p>
       <w:pPr>
-        <w:spacing w:before="60" w:after="20" w:line="276" w:lineRule="auto"/>
-        <w:ind w:left="198"/>
-        <w:shd w:val="clear" w:color="auto" w:fill="F0F0F0"/>
-      </w:pPr>
-      <w:r>
-        <w:rPr>
-          <w:rFonts w:ascii="맑은 고딕" w:hAnsi="맑은 고딕" w:eastAsia="맑은 고딕"/>
-          <w:b/>
-          <w:color w:val="333333"/>
+        <w:spacing w:before="120" w:after="20" w:line="264" w:lineRule="auto"/>
+        <w:ind w:left="57"/>
+        <w:shd w:val="clear" w:color="auto" w:fill="EAF1F8"/>
+        <w:pBdr>
+          <w:top w:val="single" w:sz="4" w:space="6" w:color="CBD9E8"/>
+          <w:left w:val="single" w:sz="30" w:space="6" w:color="2E5A88"/>
+          <w:right w:val="single" w:sz="4" w:space="6" w:color="CBD9E8"/>
+        </w:pBdr>
+      </w:pPr>
+      <w:r>
+        <w:rPr>
+          <w:rFonts w:ascii="맑은 고딕" w:hAnsi="맑은 고딕" w:eastAsia="맑은 고딕"/>
+          <w:b/>
+          <w:color w:val="FFFFFF"/>
+          <w:sz w:val="16"/>
+          <w:shd w:val="clear" w:color="auto" w:fill="2E5A88"/>
+        </w:rPr>
+        <w:t xml:space="preserve">  시행령  </w:t>
+      </w:r>
+      <w:r>
+        <w:rPr>
+          <w:rFonts w:ascii="맑은 고딕" w:hAnsi="맑은 고딕" w:eastAsia="맑은 고딕"/>
+          <w:b/>
+          <w:color w:val="1F3A5F"/>
           <w:sz w:val="18"/>
         </w:rPr>
-        <w:t>시행령 제19조(부정행위자에 대한 조치)</w:t>
-      </w:r>
-    </w:p>
-    <w:p>
-      <w:pPr>
-        <w:spacing w:after="80" w:line="300" w:lineRule="auto"/>
-        <w:ind w:left="198"/>
+        <w:t xml:space="preserve">  제19조  부정행위자에 대한 조치</w:t>
+      </w:r>
+    </w:p>
+    <w:p>
+      <w:pPr>
+        <w:spacing w:after="120" w:line="312" w:lineRule="auto"/>
+        <w:ind w:left="57"/>
+        <w:shd w:val="clear" w:color="auto" w:fill="EAF1F8"/>
+        <w:pBdr>
+          <w:left w:val="single" w:sz="30" w:space="6" w:color="2E5A88"/>
+          <w:bottom w:val="single" w:sz="4" w:space="6" w:color="CBD9E8"/>
+          <w:right w:val="single" w:sz="4" w:space="6" w:color="CBD9E8"/>
+        </w:pBdr>
       </w:pPr>
       <w:r>
         <w:rPr>
@@ -2681,35 +3546,46 @@
     </w:p>
     <w:p>
       <w:pPr>
-        <w:pStyle w:val="2"/>
-      </w:pPr>
-      <w:r>
-        <w:rPr>
-          <w:rFonts w:ascii="맑은 고딕" w:hAnsi="맑은 고딕" w:eastAsia="맑은 고딕"/>
+        <w:spacing w:before="0" w:after="20"/>
+        <w:pageBreakBefore/>
+      </w:pPr>
+      <w:r>
+        <w:rPr>
+          <w:rFonts w:ascii="맑은 고딕" w:hAnsi="맑은 고딕" w:eastAsia="맑은 고딕"/>
+          <w:b/>
+          <w:color w:val="8A94A0"/>
+          <w:sz w:val="17"/>
         </w:rPr>
         <w:t>제3장  업무신고</w:t>
       </w:r>
     </w:p>
     <w:p>
       <w:pPr>
-        <w:pStyle w:val="3"/>
-      </w:pPr>
-      <w:r>
-        <w:rPr>
-          <w:rFonts w:ascii="맑은 고딕" w:hAnsi="맑은 고딕" w:eastAsia="맑은 고딕"/>
-        </w:rPr>
-        <w:t>제10조(행정사의 업무신고)</w:t>
-      </w:r>
-    </w:p>
-    <w:p>
-      <w:pPr>
-        <w:spacing w:after="100" w:line="307" w:lineRule="auto"/>
-      </w:pPr>
-      <w:r>
-        <w:rPr>
-          <w:rFonts w:ascii="맑은 고딕" w:hAnsi="맑은 고딕" w:eastAsia="맑은 고딕"/>
-          <w:color w:val="000000"/>
-          <w:sz w:val="19"/>
+        <w:spacing w:before="20" w:after="160" w:line="276" w:lineRule="auto"/>
+        <w:pBdr>
+          <w:bottom w:val="single" w:sz="18" w:space="6" w:color="2E5A88"/>
+        </w:pBdr>
+        <w:keepNext/>
+      </w:pPr>
+      <w:r>
+        <w:rPr>
+          <w:rFonts w:ascii="맑은 고딕" w:hAnsi="맑은 고딕" w:eastAsia="맑은 고딕"/>
+          <w:b/>
+          <w:color w:val="1F3A5F"/>
+          <w:sz w:val="30"/>
+        </w:rPr>
+        <w:t>제10조  행정사의 업무신고</w:t>
+      </w:r>
+    </w:p>
+    <w:p>
+      <w:pPr>
+        <w:spacing w:after="120" w:line="336" w:lineRule="auto"/>
+      </w:pPr>
+      <w:r>
+        <w:rPr>
+          <w:rFonts w:ascii="맑은 고딕" w:hAnsi="맑은 고딕" w:eastAsia="맑은 고딕"/>
+          <w:color w:val="1A1A1A"/>
+          <w:sz w:val="20"/>
         </w:rPr>
         <w:t>① 행정사 자격이 있는 사람이 행정사로서 업무를 하려면 대통령령으로 정하는 바에 따라 주된 사무소의 소재지를 관할하는 특별자치시장ㆍ특별자치도지사ㆍ시장ㆍ군수 또는 자치구의 구청장(이하 "시장등"이라 한다)에게 대통령령으로 정하는 행정사 업무신고 기준을 갖추어 신고(이하 "행정사업무신고"라 한다)하여야 한다. 신고한 사항을 변경할 때도 또한 같다. &lt;개정 2020.6.9&gt;</w:t>
       </w:r>
@@ -2719,32 +3595,53 @@
       <w:r>
         <w:rPr>
           <w:rFonts w:ascii="맑은 고딕" w:hAnsi="맑은 고딕" w:eastAsia="맑은 고딕"/>
-          <w:color w:val="000000"/>
-          <w:sz w:val="19"/>
+          <w:color w:val="1A1A1A"/>
+          <w:sz w:val="20"/>
         </w:rPr>
         <w:t>② 행정사업무신고의 기준 및 절차 등에 관하여 필요한 사항은 대통령령으로 정한다. &lt;개정 2020.6.9&gt;</w:t>
       </w:r>
     </w:p>
     <w:p>
       <w:pPr>
-        <w:spacing w:before="60" w:after="20" w:line="276" w:lineRule="auto"/>
-        <w:ind w:left="198"/>
-        <w:shd w:val="clear" w:color="auto" w:fill="F0F0F0"/>
-      </w:pPr>
-      <w:r>
-        <w:rPr>
-          <w:rFonts w:ascii="맑은 고딕" w:hAnsi="맑은 고딕" w:eastAsia="맑은 고딕"/>
-          <w:b/>
-          <w:color w:val="333333"/>
+        <w:spacing w:before="120" w:after="20" w:line="264" w:lineRule="auto"/>
+        <w:ind w:left="57"/>
+        <w:shd w:val="clear" w:color="auto" w:fill="EAF1F8"/>
+        <w:pBdr>
+          <w:top w:val="single" w:sz="4" w:space="6" w:color="CBD9E8"/>
+          <w:left w:val="single" w:sz="30" w:space="6" w:color="2E5A88"/>
+          <w:right w:val="single" w:sz="4" w:space="6" w:color="CBD9E8"/>
+        </w:pBdr>
+      </w:pPr>
+      <w:r>
+        <w:rPr>
+          <w:rFonts w:ascii="맑은 고딕" w:hAnsi="맑은 고딕" w:eastAsia="맑은 고딕"/>
+          <w:b/>
+          <w:color w:val="FFFFFF"/>
+          <w:sz w:val="16"/>
+          <w:shd w:val="clear" w:color="auto" w:fill="2E5A88"/>
+        </w:rPr>
+        <w:t xml:space="preserve">  시행령  </w:t>
+      </w:r>
+      <w:r>
+        <w:rPr>
+          <w:rFonts w:ascii="맑은 고딕" w:hAnsi="맑은 고딕" w:eastAsia="맑은 고딕"/>
+          <w:b/>
+          <w:color w:val="1F3A5F"/>
           <w:sz w:val="18"/>
         </w:rPr>
-        <w:t>시행령 제20조(행정사의 업무신고)</w:t>
-      </w:r>
-    </w:p>
-    <w:p>
-      <w:pPr>
-        <w:spacing w:after="80" w:line="300" w:lineRule="auto"/>
-        <w:ind w:left="198"/>
+        <w:t xml:space="preserve">  제20조  행정사의 업무신고</w:t>
+      </w:r>
+    </w:p>
+    <w:p>
+      <w:pPr>
+        <w:spacing w:after="120" w:line="312" w:lineRule="auto"/>
+        <w:ind w:left="57"/>
+        <w:shd w:val="clear" w:color="auto" w:fill="EAF1F8"/>
+        <w:pBdr>
+          <w:left w:val="single" w:sz="30" w:space="6" w:color="2E5A88"/>
+          <w:bottom w:val="single" w:sz="4" w:space="6" w:color="CBD9E8"/>
+          <w:right w:val="single" w:sz="4" w:space="6" w:color="CBD9E8"/>
+        </w:pBdr>
       </w:pPr>
       <w:r>
         <w:rPr>
@@ -2867,24 +3764,45 @@
     </w:p>
     <w:p>
       <w:pPr>
-        <w:spacing w:before="60" w:after="20" w:line="276" w:lineRule="auto"/>
-        <w:ind w:left="198"/>
-        <w:shd w:val="clear" w:color="auto" w:fill="F0F0F0"/>
-      </w:pPr>
-      <w:r>
-        <w:rPr>
-          <w:rFonts w:ascii="맑은 고딕" w:hAnsi="맑은 고딕" w:eastAsia="맑은 고딕"/>
-          <w:b/>
-          <w:color w:val="333333"/>
+        <w:spacing w:before="120" w:after="20" w:line="264" w:lineRule="auto"/>
+        <w:ind w:left="57"/>
+        <w:shd w:val="clear" w:color="auto" w:fill="F4F4F2"/>
+        <w:pBdr>
+          <w:top w:val="single" w:sz="4" w:space="6" w:color="E2E2DE"/>
+          <w:left w:val="single" w:sz="30" w:space="6" w:color="9AA0A6"/>
+          <w:right w:val="single" w:sz="4" w:space="6" w:color="E2E2DE"/>
+        </w:pBdr>
+      </w:pPr>
+      <w:r>
+        <w:rPr>
+          <w:rFonts w:ascii="맑은 고딕" w:hAnsi="맑은 고딕" w:eastAsia="맑은 고딕"/>
+          <w:b/>
+          <w:color w:val="FFFFFF"/>
+          <w:sz w:val="16"/>
+          <w:shd w:val="clear" w:color="auto" w:fill="9AA0A6"/>
+        </w:rPr>
+        <w:t xml:space="preserve">  시행규칙  </w:t>
+      </w:r>
+      <w:r>
+        <w:rPr>
+          <w:rFonts w:ascii="맑은 고딕" w:hAnsi="맑은 고딕" w:eastAsia="맑은 고딕"/>
+          <w:b/>
+          <w:color w:val="5A5A5A"/>
           <w:sz w:val="18"/>
         </w:rPr>
-        <w:t>시행규칙 제7조(업무신고)</w:t>
-      </w:r>
-    </w:p>
-    <w:p>
-      <w:pPr>
-        <w:spacing w:after="80" w:line="300" w:lineRule="auto"/>
-        <w:ind w:left="198"/>
+        <w:t xml:space="preserve">  제7조  업무신고</w:t>
+      </w:r>
+    </w:p>
+    <w:p>
+      <w:pPr>
+        <w:spacing w:after="120" w:line="312" w:lineRule="auto"/>
+        <w:ind w:left="57"/>
+        <w:shd w:val="clear" w:color="auto" w:fill="F4F4F2"/>
+        <w:pBdr>
+          <w:left w:val="single" w:sz="30" w:space="6" w:color="9AA0A6"/>
+          <w:bottom w:val="single" w:sz="4" w:space="6" w:color="E2E2DE"/>
+          <w:right w:val="single" w:sz="4" w:space="6" w:color="E2E2DE"/>
+        </w:pBdr>
       </w:pPr>
       <w:r>
         <w:rPr>
@@ -2941,24 +3859,46 @@
     </w:p>
     <w:p>
       <w:pPr>
-        <w:pStyle w:val="3"/>
-      </w:pPr>
-      <w:r>
-        <w:rPr>
-          <w:rFonts w:ascii="맑은 고딕" w:hAnsi="맑은 고딕" w:eastAsia="맑은 고딕"/>
-        </w:rPr>
-        <w:t>제11조(업무신고의 수리 거부)</w:t>
-      </w:r>
-    </w:p>
-    <w:p>
-      <w:pPr>
-        <w:spacing w:after="100" w:line="307" w:lineRule="auto"/>
-      </w:pPr>
-      <w:r>
-        <w:rPr>
-          <w:rFonts w:ascii="맑은 고딕" w:hAnsi="맑은 고딕" w:eastAsia="맑은 고딕"/>
-          <w:color w:val="000000"/>
-          <w:sz w:val="19"/>
+        <w:spacing w:before="0" w:after="20"/>
+        <w:pageBreakBefore/>
+      </w:pPr>
+      <w:r>
+        <w:rPr>
+          <w:rFonts w:ascii="맑은 고딕" w:hAnsi="맑은 고딕" w:eastAsia="맑은 고딕"/>
+          <w:b/>
+          <w:color w:val="8A94A0"/>
+          <w:sz w:val="17"/>
+        </w:rPr>
+        <w:t>제3장  업무신고</w:t>
+      </w:r>
+    </w:p>
+    <w:p>
+      <w:pPr>
+        <w:spacing w:before="20" w:after="160" w:line="276" w:lineRule="auto"/>
+        <w:pBdr>
+          <w:bottom w:val="single" w:sz="18" w:space="6" w:color="2E5A88"/>
+        </w:pBdr>
+        <w:keepNext/>
+      </w:pPr>
+      <w:r>
+        <w:rPr>
+          <w:rFonts w:ascii="맑은 고딕" w:hAnsi="맑은 고딕" w:eastAsia="맑은 고딕"/>
+          <w:b/>
+          <w:color w:val="1F3A5F"/>
+          <w:sz w:val="30"/>
+        </w:rPr>
+        <w:t>제11조  업무신고의 수리 거부</w:t>
+      </w:r>
+    </w:p>
+    <w:p>
+      <w:pPr>
+        <w:spacing w:after="120" w:line="336" w:lineRule="auto"/>
+      </w:pPr>
+      <w:r>
+        <w:rPr>
+          <w:rFonts w:ascii="맑은 고딕" w:hAnsi="맑은 고딕" w:eastAsia="맑은 고딕"/>
+          <w:color w:val="1A1A1A"/>
+          <w:sz w:val="20"/>
         </w:rPr>
         <w:t>① 시장등은 행정사업무신고를 하려는 사람이 행정사업무신고 기준을 갖추지 아니한 경우에는 그 행정사업무신고의 수리를 거부할 수 있다. 이 경우 지체 없이 행정사업무신고의 수리 거부 사실 및 그 사유를 당사자에게 알려야 한다. &lt;개정 2020.6.9&gt;</w:t>
       </w:r>
@@ -2968,8 +3908,8 @@
       <w:r>
         <w:rPr>
           <w:rFonts w:ascii="맑은 고딕" w:hAnsi="맑은 고딕" w:eastAsia="맑은 고딕"/>
-          <w:color w:val="000000"/>
-          <w:sz w:val="19"/>
+          <w:color w:val="1A1A1A"/>
+          <w:sz w:val="20"/>
         </w:rPr>
         <w:t>② 시장등이 업무신고를 받은 날부터 3개월이 지날 때까지 제12조에 따른 행정사업무신고확인증(이하 "신고확인증"이라 한다)을 발급하지 아니하거나 행정사업무신고의 수리 거부 통지를 하지 아니하면 3개월이 되는 날의 다음 날에 행정사업무신고가 수리된 것으로 본다. &lt;개정 2020.6.9&gt;</w:t>
       </w:r>
@@ -2979,8 +3919,8 @@
       <w:r>
         <w:rPr>
           <w:rFonts w:ascii="맑은 고딕" w:hAnsi="맑은 고딕" w:eastAsia="맑은 고딕"/>
-          <w:color w:val="000000"/>
-          <w:sz w:val="19"/>
+          <w:color w:val="1A1A1A"/>
+          <w:sz w:val="20"/>
         </w:rPr>
         <w:t>③ 제1항에 따라 행정사업무신고의 수리가 거부된 사람은 그 통지를 받은 날부터 3개월 이내에 행정사업무신고의 수리 거부에 대한 불복(不服)의 이유를 밝혀 시장등에게 이의신청을 할 수 있다. &lt;개정 2020.6.9&gt;</w:t>
       </w:r>
@@ -2990,8 +3930,8 @@
       <w:r>
         <w:rPr>
           <w:rFonts w:ascii="맑은 고딕" w:hAnsi="맑은 고딕" w:eastAsia="맑은 고딕"/>
-          <w:color w:val="000000"/>
-          <w:sz w:val="19"/>
+          <w:color w:val="1A1A1A"/>
+          <w:sz w:val="20"/>
         </w:rPr>
         <w:t>④ 시장등은 제3항에 따른 이의신청이 이유 있다고 인정하면 신고확인증을 발급하여야 한다.</w:t>
       </w:r>
@@ -3001,32 +3941,53 @@
       <w:r>
         <w:rPr>
           <w:rFonts w:ascii="맑은 고딕" w:hAnsi="맑은 고딕" w:eastAsia="맑은 고딕"/>
-          <w:color w:val="000000"/>
-          <w:sz w:val="19"/>
+          <w:color w:val="1A1A1A"/>
+          <w:sz w:val="20"/>
         </w:rPr>
         <w:t>⑤ 제3항에 따른 이의신청에 필요한 사항은 행정안전부령으로 정한다. &lt;개정 2013.3.23, 2014.11.19, 2017.7.26&gt;</w:t>
       </w:r>
     </w:p>
     <w:p>
       <w:pPr>
-        <w:spacing w:before="60" w:after="20" w:line="276" w:lineRule="auto"/>
-        <w:ind w:left="198"/>
-        <w:shd w:val="clear" w:color="auto" w:fill="F0F0F0"/>
-      </w:pPr>
-      <w:r>
-        <w:rPr>
-          <w:rFonts w:ascii="맑은 고딕" w:hAnsi="맑은 고딕" w:eastAsia="맑은 고딕"/>
-          <w:b/>
-          <w:color w:val="333333"/>
+        <w:spacing w:before="120" w:after="20" w:line="264" w:lineRule="auto"/>
+        <w:ind w:left="57"/>
+        <w:shd w:val="clear" w:color="auto" w:fill="F4F4F2"/>
+        <w:pBdr>
+          <w:top w:val="single" w:sz="4" w:space="6" w:color="E2E2DE"/>
+          <w:left w:val="single" w:sz="30" w:space="6" w:color="9AA0A6"/>
+          <w:right w:val="single" w:sz="4" w:space="6" w:color="E2E2DE"/>
+        </w:pBdr>
+      </w:pPr>
+      <w:r>
+        <w:rPr>
+          <w:rFonts w:ascii="맑은 고딕" w:hAnsi="맑은 고딕" w:eastAsia="맑은 고딕"/>
+          <w:b/>
+          <w:color w:val="FFFFFF"/>
+          <w:sz w:val="16"/>
+          <w:shd w:val="clear" w:color="auto" w:fill="9AA0A6"/>
+        </w:rPr>
+        <w:t xml:space="preserve">  시행규칙  </w:t>
+      </w:r>
+      <w:r>
+        <w:rPr>
+          <w:rFonts w:ascii="맑은 고딕" w:hAnsi="맑은 고딕" w:eastAsia="맑은 고딕"/>
+          <w:b/>
+          <w:color w:val="5A5A5A"/>
           <w:sz w:val="18"/>
         </w:rPr>
-        <w:t>시행규칙 제8조(행정사업무신고 수리 거부에 대한 이의신청)</w:t>
-      </w:r>
-    </w:p>
-    <w:p>
-      <w:pPr>
-        <w:spacing w:after="80" w:line="300" w:lineRule="auto"/>
-        <w:ind w:left="198"/>
+        <w:t xml:space="preserve">  제8조  행정사업무신고 수리 거부에 대한 이의신청</w:t>
+      </w:r>
+    </w:p>
+    <w:p>
+      <w:pPr>
+        <w:spacing w:after="120" w:line="312" w:lineRule="auto"/>
+        <w:ind w:left="57"/>
+        <w:shd w:val="clear" w:color="auto" w:fill="F4F4F2"/>
+        <w:pBdr>
+          <w:left w:val="single" w:sz="30" w:space="6" w:color="9AA0A6"/>
+          <w:bottom w:val="single" w:sz="4" w:space="6" w:color="E2E2DE"/>
+          <w:right w:val="single" w:sz="4" w:space="6" w:color="E2E2DE"/>
+        </w:pBdr>
       </w:pPr>
       <w:r>
         <w:rPr>
@@ -3039,24 +4000,46 @@
     </w:p>
     <w:p>
       <w:pPr>
-        <w:pStyle w:val="3"/>
-      </w:pPr>
-      <w:r>
-        <w:rPr>
-          <w:rFonts w:ascii="맑은 고딕" w:hAnsi="맑은 고딕" w:eastAsia="맑은 고딕"/>
-        </w:rPr>
-        <w:t>제12조(신고확인증의 발급)</w:t>
-      </w:r>
-    </w:p>
-    <w:p>
-      <w:pPr>
-        <w:spacing w:after="100" w:line="307" w:lineRule="auto"/>
-      </w:pPr>
-      <w:r>
-        <w:rPr>
-          <w:rFonts w:ascii="맑은 고딕" w:hAnsi="맑은 고딕" w:eastAsia="맑은 고딕"/>
-          <w:color w:val="000000"/>
-          <w:sz w:val="19"/>
+        <w:spacing w:before="0" w:after="20"/>
+        <w:pageBreakBefore/>
+      </w:pPr>
+      <w:r>
+        <w:rPr>
+          <w:rFonts w:ascii="맑은 고딕" w:hAnsi="맑은 고딕" w:eastAsia="맑은 고딕"/>
+          <w:b/>
+          <w:color w:val="8A94A0"/>
+          <w:sz w:val="17"/>
+        </w:rPr>
+        <w:t>제3장  업무신고</w:t>
+      </w:r>
+    </w:p>
+    <w:p>
+      <w:pPr>
+        <w:spacing w:before="20" w:after="160" w:line="276" w:lineRule="auto"/>
+        <w:pBdr>
+          <w:bottom w:val="single" w:sz="18" w:space="6" w:color="2E5A88"/>
+        </w:pBdr>
+        <w:keepNext/>
+      </w:pPr>
+      <w:r>
+        <w:rPr>
+          <w:rFonts w:ascii="맑은 고딕" w:hAnsi="맑은 고딕" w:eastAsia="맑은 고딕"/>
+          <w:b/>
+          <w:color w:val="1F3A5F"/>
+          <w:sz w:val="30"/>
+        </w:rPr>
+        <w:t>제12조  신고확인증의 발급</w:t>
+      </w:r>
+    </w:p>
+    <w:p>
+      <w:pPr>
+        <w:spacing w:after="120" w:line="336" w:lineRule="auto"/>
+      </w:pPr>
+      <w:r>
+        <w:rPr>
+          <w:rFonts w:ascii="맑은 고딕" w:hAnsi="맑은 고딕" w:eastAsia="맑은 고딕"/>
+          <w:color w:val="1A1A1A"/>
+          <w:sz w:val="20"/>
         </w:rPr>
         <w:t>① 시장등은 행정사업무신고를 받은 때에는 그 내용을 확인한 후 행정안전부령으로 정하는 바에 따라 신고확인증을 행정사에게 발급하여야 한다. &lt;개정 2013.3.23, 2014.11.19, 2017.7.26, 2020.6.9&gt;</w:t>
       </w:r>
@@ -3066,32 +4049,53 @@
       <w:r>
         <w:rPr>
           <w:rFonts w:ascii="맑은 고딕" w:hAnsi="맑은 고딕" w:eastAsia="맑은 고딕"/>
-          <w:color w:val="000000"/>
-          <w:sz w:val="19"/>
+          <w:color w:val="1A1A1A"/>
+          <w:sz w:val="20"/>
         </w:rPr>
         <w:t>② 제1항에 따라 신고확인증을 발급받은 사람은 신고확인증을 잃어버리거나 못쓰게 된 경우에는 행정안전부령으로 정하는 바에 따라 시장등에게 재발급을 신청할 수 있다. &lt;개정 2013.3.23, 2014.11.19, 2017.7.26&gt;</w:t>
       </w:r>
     </w:p>
     <w:p>
       <w:pPr>
-        <w:spacing w:before="60" w:after="20" w:line="276" w:lineRule="auto"/>
-        <w:ind w:left="198"/>
-        <w:shd w:val="clear" w:color="auto" w:fill="F0F0F0"/>
-      </w:pPr>
-      <w:r>
-        <w:rPr>
-          <w:rFonts w:ascii="맑은 고딕" w:hAnsi="맑은 고딕" w:eastAsia="맑은 고딕"/>
-          <w:b/>
-          <w:color w:val="333333"/>
+        <w:spacing w:before="120" w:after="20" w:line="264" w:lineRule="auto"/>
+        <w:ind w:left="57"/>
+        <w:shd w:val="clear" w:color="auto" w:fill="F4F4F2"/>
+        <w:pBdr>
+          <w:top w:val="single" w:sz="4" w:space="6" w:color="E2E2DE"/>
+          <w:left w:val="single" w:sz="30" w:space="6" w:color="9AA0A6"/>
+          <w:right w:val="single" w:sz="4" w:space="6" w:color="E2E2DE"/>
+        </w:pBdr>
+      </w:pPr>
+      <w:r>
+        <w:rPr>
+          <w:rFonts w:ascii="맑은 고딕" w:hAnsi="맑은 고딕" w:eastAsia="맑은 고딕"/>
+          <w:b/>
+          <w:color w:val="FFFFFF"/>
+          <w:sz w:val="16"/>
+          <w:shd w:val="clear" w:color="auto" w:fill="9AA0A6"/>
+        </w:rPr>
+        <w:t xml:space="preserve">  시행규칙  </w:t>
+      </w:r>
+      <w:r>
+        <w:rPr>
+          <w:rFonts w:ascii="맑은 고딕" w:hAnsi="맑은 고딕" w:eastAsia="맑은 고딕"/>
+          <w:b/>
+          <w:color w:val="5A5A5A"/>
           <w:sz w:val="18"/>
         </w:rPr>
-        <w:t>시행규칙 제9조(행정사업무신고확인증의 발급)</w:t>
-      </w:r>
-    </w:p>
-    <w:p>
-      <w:pPr>
-        <w:spacing w:after="80" w:line="300" w:lineRule="auto"/>
-        <w:ind w:left="198"/>
+        <w:t xml:space="preserve">  제9조  행정사업무신고확인증의 발급</w:t>
+      </w:r>
+    </w:p>
+    <w:p>
+      <w:pPr>
+        <w:spacing w:after="120" w:line="312" w:lineRule="auto"/>
+        <w:ind w:left="57"/>
+        <w:shd w:val="clear" w:color="auto" w:fill="F4F4F2"/>
+        <w:pBdr>
+          <w:left w:val="single" w:sz="30" w:space="6" w:color="9AA0A6"/>
+          <w:bottom w:val="single" w:sz="4" w:space="6" w:color="E2E2DE"/>
+          <w:right w:val="single" w:sz="4" w:space="6" w:color="E2E2DE"/>
+        </w:pBdr>
       </w:pPr>
       <w:r>
         <w:rPr>
@@ -3170,24 +4174,46 @@
     </w:p>
     <w:p>
       <w:pPr>
-        <w:pStyle w:val="3"/>
-      </w:pPr>
-      <w:r>
-        <w:rPr>
-          <w:rFonts w:ascii="맑은 고딕" w:hAnsi="맑은 고딕" w:eastAsia="맑은 고딕"/>
-        </w:rPr>
-        <w:t>제13조(신고확인증의 대여 등의 금지)</w:t>
-      </w:r>
-    </w:p>
-    <w:p>
-      <w:pPr>
-        <w:spacing w:after="100" w:line="307" w:lineRule="auto"/>
-      </w:pPr>
-      <w:r>
-        <w:rPr>
-          <w:rFonts w:ascii="맑은 고딕" w:hAnsi="맑은 고딕" w:eastAsia="맑은 고딕"/>
-          <w:color w:val="000000"/>
-          <w:sz w:val="19"/>
+        <w:spacing w:before="0" w:after="20"/>
+        <w:pageBreakBefore/>
+      </w:pPr>
+      <w:r>
+        <w:rPr>
+          <w:rFonts w:ascii="맑은 고딕" w:hAnsi="맑은 고딕" w:eastAsia="맑은 고딕"/>
+          <w:b/>
+          <w:color w:val="8A94A0"/>
+          <w:sz w:val="17"/>
+        </w:rPr>
+        <w:t>제3장  업무신고</w:t>
+      </w:r>
+    </w:p>
+    <w:p>
+      <w:pPr>
+        <w:spacing w:before="20" w:after="160" w:line="276" w:lineRule="auto"/>
+        <w:pBdr>
+          <w:bottom w:val="single" w:sz="18" w:space="6" w:color="2E5A88"/>
+        </w:pBdr>
+        <w:keepNext/>
+      </w:pPr>
+      <w:r>
+        <w:rPr>
+          <w:rFonts w:ascii="맑은 고딕" w:hAnsi="맑은 고딕" w:eastAsia="맑은 고딕"/>
+          <w:b/>
+          <w:color w:val="1F3A5F"/>
+          <w:sz w:val="30"/>
+        </w:rPr>
+        <w:t>제13조  신고확인증의 대여 등의 금지</w:t>
+      </w:r>
+    </w:p>
+    <w:p>
+      <w:pPr>
+        <w:spacing w:after="120" w:line="336" w:lineRule="auto"/>
+      </w:pPr>
+      <w:r>
+        <w:rPr>
+          <w:rFonts w:ascii="맑은 고딕" w:hAnsi="맑은 고딕" w:eastAsia="맑은 고딕"/>
+          <w:color w:val="1A1A1A"/>
+          <w:sz w:val="20"/>
         </w:rPr>
         <w:t>① 행정사는 다른 사람에게 신고확인증을 대여하여서는 아니 된다. &lt;개정 2020.6.9&gt;</w:t>
       </w:r>
@@ -3197,8 +4223,8 @@
       <w:r>
         <w:rPr>
           <w:rFonts w:ascii="맑은 고딕" w:hAnsi="맑은 고딕" w:eastAsia="맑은 고딕"/>
-          <w:color w:val="000000"/>
-          <w:sz w:val="19"/>
+          <w:color w:val="1A1A1A"/>
+          <w:sz w:val="20"/>
         </w:rPr>
         <w:t>② 누구든지 다른 사람의 신고확인증을 대여받아 사용하여서는 아니 된다. &lt;개정 2020.6.9&gt;</w:t>
       </w:r>
@@ -3208,32 +4234,54 @@
       <w:r>
         <w:rPr>
           <w:rFonts w:ascii="맑은 고딕" w:hAnsi="맑은 고딕" w:eastAsia="맑은 고딕"/>
-          <w:color w:val="000000"/>
-          <w:sz w:val="19"/>
+          <w:color w:val="1A1A1A"/>
+          <w:sz w:val="20"/>
         </w:rPr>
         <w:t>③ 누구든지 제1항 및 제2항에 따른 신고확인증의 대여를 알선하여서는 아니 된다. &lt;신설 2020.6.9&gt;</w:t>
       </w:r>
     </w:p>
     <w:p>
       <w:pPr>
-        <w:pStyle w:val="3"/>
-      </w:pPr>
-      <w:r>
-        <w:rPr>
-          <w:rFonts w:ascii="맑은 고딕" w:hAnsi="맑은 고딕" w:eastAsia="맑은 고딕"/>
-        </w:rPr>
-        <w:t>제14조(사무소의 설치 등)</w:t>
-      </w:r>
-    </w:p>
-    <w:p>
-      <w:pPr>
-        <w:spacing w:after="100" w:line="307" w:lineRule="auto"/>
-      </w:pPr>
-      <w:r>
-        <w:rPr>
-          <w:rFonts w:ascii="맑은 고딕" w:hAnsi="맑은 고딕" w:eastAsia="맑은 고딕"/>
-          <w:color w:val="000000"/>
-          <w:sz w:val="19"/>
+        <w:spacing w:before="0" w:after="20"/>
+        <w:pageBreakBefore/>
+      </w:pPr>
+      <w:r>
+        <w:rPr>
+          <w:rFonts w:ascii="맑은 고딕" w:hAnsi="맑은 고딕" w:eastAsia="맑은 고딕"/>
+          <w:b/>
+          <w:color w:val="8A94A0"/>
+          <w:sz w:val="17"/>
+        </w:rPr>
+        <w:t>제3장  업무신고</w:t>
+      </w:r>
+    </w:p>
+    <w:p>
+      <w:pPr>
+        <w:spacing w:before="20" w:after="160" w:line="276" w:lineRule="auto"/>
+        <w:pBdr>
+          <w:bottom w:val="single" w:sz="18" w:space="6" w:color="2E5A88"/>
+        </w:pBdr>
+        <w:keepNext/>
+      </w:pPr>
+      <w:r>
+        <w:rPr>
+          <w:rFonts w:ascii="맑은 고딕" w:hAnsi="맑은 고딕" w:eastAsia="맑은 고딕"/>
+          <w:b/>
+          <w:color w:val="1F3A5F"/>
+          <w:sz w:val="30"/>
+        </w:rPr>
+        <w:t>제14조  사무소의 설치 등</w:t>
+      </w:r>
+    </w:p>
+    <w:p>
+      <w:pPr>
+        <w:spacing w:after="120" w:line="336" w:lineRule="auto"/>
+      </w:pPr>
+      <w:r>
+        <w:rPr>
+          <w:rFonts w:ascii="맑은 고딕" w:hAnsi="맑은 고딕" w:eastAsia="맑은 고딕"/>
+          <w:color w:val="1A1A1A"/>
+          <w:sz w:val="20"/>
         </w:rPr>
         <w:t>① 행정사는 제2조에 따른 업무를 하기 위한 사무소를 하나만 설치할 수 있다. &lt;개정 2020.6.9&gt;</w:t>
       </w:r>
@@ -3243,8 +4291,8 @@
       <w:r>
         <w:rPr>
           <w:rFonts w:ascii="맑은 고딕" w:hAnsi="맑은 고딕" w:eastAsia="맑은 고딕"/>
-          <w:color w:val="000000"/>
-          <w:sz w:val="19"/>
+          <w:color w:val="1A1A1A"/>
+          <w:sz w:val="20"/>
         </w:rPr>
         <w:t>② 행정사는 그 업무를 효율적으로 수행하고 공신력(公信力)을 높이기 위하여 2명 이상의 행정사로 구성된 합동사무소를 설치할 수 있으며, 행정사합동사무소를 구성하는 행정사의 수를 넘지 아니하는 범위에서 주사무소와 분사무소(分事務所)를 설치할 수 있다. 이 경우 주사무소와 분사무소에는 행정사합동사무소를 구성하는 행정사가 각각 1명 이상 상근하여야 한다. &lt;개정 2020.6.9, 2022.11.15&gt;</w:t>
       </w:r>
@@ -3254,8 +4302,8 @@
       <w:r>
         <w:rPr>
           <w:rFonts w:ascii="맑은 고딕" w:hAnsi="맑은 고딕" w:eastAsia="맑은 고딕"/>
-          <w:color w:val="000000"/>
-          <w:sz w:val="19"/>
+          <w:color w:val="1A1A1A"/>
+          <w:sz w:val="20"/>
         </w:rPr>
         <w:t>③ 행정사가 사무소를 이전한 때에는 10일 이내에 이전 후의 사무소 소재지를 관할하는 시장등에게 신고하여야 한다. &lt;개정 2020.6.9&gt;</w:t>
       </w:r>
@@ -3265,8 +4313,8 @@
       <w:r>
         <w:rPr>
           <w:rFonts w:ascii="맑은 고딕" w:hAnsi="맑은 고딕" w:eastAsia="맑은 고딕"/>
-          <w:color w:val="000000"/>
-          <w:sz w:val="19"/>
+          <w:color w:val="1A1A1A"/>
+          <w:sz w:val="20"/>
         </w:rPr>
         <w:t>④ 제3항에 따라 이전신고를 받은 시장등은 이전신고한 행정사에게 신고확인증을 발급하여야 하며, 종전의 사무소 소재지를 관할하는 시장등에게 사무소의 이전 사실을 통지하여야 한다. &lt;개정 2020.6.9&gt;</w:t>
       </w:r>
@@ -3276,8 +4324,8 @@
       <w:r>
         <w:rPr>
           <w:rFonts w:ascii="맑은 고딕" w:hAnsi="맑은 고딕" w:eastAsia="맑은 고딕"/>
-          <w:color w:val="000000"/>
-          <w:sz w:val="19"/>
+          <w:color w:val="1A1A1A"/>
+          <w:sz w:val="20"/>
         </w:rPr>
         <w:t>⑤ 제3항에 따른 신고 전에 발생한 사유로 인한 행정사에 대한 행정처분은 제3항에 따라 신고를 받은 시장등이 행한다. &lt;개정 2020.6.9&gt;</w:t>
       </w:r>
@@ -3287,32 +4335,53 @@
       <w:r>
         <w:rPr>
           <w:rFonts w:ascii="맑은 고딕" w:hAnsi="맑은 고딕" w:eastAsia="맑은 고딕"/>
-          <w:color w:val="000000"/>
-          <w:sz w:val="19"/>
+          <w:color w:val="1A1A1A"/>
+          <w:sz w:val="20"/>
         </w:rPr>
         <w:t>⑥ 사무소의 설치ㆍ운영 및 신고와 그 밖에 필요한 사항은 행정안전부령으로 정한다. &lt;개정 2013.3.23, 2014.11.19, 2017.7.26&gt;</w:t>
       </w:r>
     </w:p>
     <w:p>
       <w:pPr>
-        <w:spacing w:before="60" w:after="20" w:line="276" w:lineRule="auto"/>
-        <w:ind w:left="198"/>
-        <w:shd w:val="clear" w:color="auto" w:fill="F0F0F0"/>
-      </w:pPr>
-      <w:r>
-        <w:rPr>
-          <w:rFonts w:ascii="맑은 고딕" w:hAnsi="맑은 고딕" w:eastAsia="맑은 고딕"/>
-          <w:b/>
-          <w:color w:val="333333"/>
+        <w:spacing w:before="120" w:after="20" w:line="264" w:lineRule="auto"/>
+        <w:ind w:left="57"/>
+        <w:shd w:val="clear" w:color="auto" w:fill="F4F4F2"/>
+        <w:pBdr>
+          <w:top w:val="single" w:sz="4" w:space="6" w:color="E2E2DE"/>
+          <w:left w:val="single" w:sz="30" w:space="6" w:color="9AA0A6"/>
+          <w:right w:val="single" w:sz="4" w:space="6" w:color="E2E2DE"/>
+        </w:pBdr>
+      </w:pPr>
+      <w:r>
+        <w:rPr>
+          <w:rFonts w:ascii="맑은 고딕" w:hAnsi="맑은 고딕" w:eastAsia="맑은 고딕"/>
+          <w:b/>
+          <w:color w:val="FFFFFF"/>
+          <w:sz w:val="16"/>
+          <w:shd w:val="clear" w:color="auto" w:fill="9AA0A6"/>
+        </w:rPr>
+        <w:t xml:space="preserve">  시행규칙  </w:t>
+      </w:r>
+      <w:r>
+        <w:rPr>
+          <w:rFonts w:ascii="맑은 고딕" w:hAnsi="맑은 고딕" w:eastAsia="맑은 고딕"/>
+          <w:b/>
+          <w:color w:val="5A5A5A"/>
           <w:sz w:val="18"/>
         </w:rPr>
-        <w:t>시행규칙 제10조(합동사무소 설치 등)</w:t>
-      </w:r>
-    </w:p>
-    <w:p>
-      <w:pPr>
-        <w:spacing w:after="80" w:line="300" w:lineRule="auto"/>
-        <w:ind w:left="198"/>
+        <w:t xml:space="preserve">  제10조  합동사무소 설치 등</w:t>
+      </w:r>
+    </w:p>
+    <w:p>
+      <w:pPr>
+        <w:spacing w:after="120" w:line="312" w:lineRule="auto"/>
+        <w:ind w:left="57"/>
+        <w:shd w:val="clear" w:color="auto" w:fill="F4F4F2"/>
+        <w:pBdr>
+          <w:left w:val="single" w:sz="30" w:space="6" w:color="9AA0A6"/>
+          <w:bottom w:val="single" w:sz="4" w:space="6" w:color="E2E2DE"/>
+          <w:right w:val="single" w:sz="4" w:space="6" w:color="E2E2DE"/>
+        </w:pBdr>
       </w:pPr>
       <w:r>
         <w:rPr>
@@ -3501,24 +4570,45 @@
     </w:p>
     <w:p>
       <w:pPr>
-        <w:spacing w:before="60" w:after="20" w:line="276" w:lineRule="auto"/>
-        <w:ind w:left="198"/>
-        <w:shd w:val="clear" w:color="auto" w:fill="F0F0F0"/>
-      </w:pPr>
-      <w:r>
-        <w:rPr>
-          <w:rFonts w:ascii="맑은 고딕" w:hAnsi="맑은 고딕" w:eastAsia="맑은 고딕"/>
-          <w:b/>
-          <w:color w:val="333333"/>
+        <w:spacing w:before="120" w:after="20" w:line="264" w:lineRule="auto"/>
+        <w:ind w:left="57"/>
+        <w:shd w:val="clear" w:color="auto" w:fill="F4F4F2"/>
+        <w:pBdr>
+          <w:top w:val="single" w:sz="4" w:space="6" w:color="E2E2DE"/>
+          <w:left w:val="single" w:sz="30" w:space="6" w:color="9AA0A6"/>
+          <w:right w:val="single" w:sz="4" w:space="6" w:color="E2E2DE"/>
+        </w:pBdr>
+      </w:pPr>
+      <w:r>
+        <w:rPr>
+          <w:rFonts w:ascii="맑은 고딕" w:hAnsi="맑은 고딕" w:eastAsia="맑은 고딕"/>
+          <w:b/>
+          <w:color w:val="FFFFFF"/>
+          <w:sz w:val="16"/>
+          <w:shd w:val="clear" w:color="auto" w:fill="9AA0A6"/>
+        </w:rPr>
+        <w:t xml:space="preserve">  시행규칙  </w:t>
+      </w:r>
+      <w:r>
+        <w:rPr>
+          <w:rFonts w:ascii="맑은 고딕" w:hAnsi="맑은 고딕" w:eastAsia="맑은 고딕"/>
+          <w:b/>
+          <w:color w:val="5A5A5A"/>
           <w:sz w:val="18"/>
         </w:rPr>
-        <w:t>시행규칙 제11조(사무소의 이전)</w:t>
-      </w:r>
-    </w:p>
-    <w:p>
-      <w:pPr>
-        <w:spacing w:after="80" w:line="300" w:lineRule="auto"/>
-        <w:ind w:left="198"/>
+        <w:t xml:space="preserve">  제11조  사무소의 이전</w:t>
+      </w:r>
+    </w:p>
+    <w:p>
+      <w:pPr>
+        <w:spacing w:after="120" w:line="312" w:lineRule="auto"/>
+        <w:ind w:left="57"/>
+        <w:shd w:val="clear" w:color="auto" w:fill="F4F4F2"/>
+        <w:pBdr>
+          <w:left w:val="single" w:sz="30" w:space="6" w:color="9AA0A6"/>
+          <w:bottom w:val="single" w:sz="4" w:space="6" w:color="E2E2DE"/>
+          <w:right w:val="single" w:sz="4" w:space="6" w:color="E2E2DE"/>
+        </w:pBdr>
       </w:pPr>
       <w:r>
         <w:rPr>
@@ -3542,24 +4632,46 @@
     </w:p>
     <w:p>
       <w:pPr>
-        <w:pStyle w:val="3"/>
-      </w:pPr>
-      <w:r>
-        <w:rPr>
-          <w:rFonts w:ascii="맑은 고딕" w:hAnsi="맑은 고딕" w:eastAsia="맑은 고딕"/>
-        </w:rPr>
-        <w:t>제15조(사무소의 명칭 등)</w:t>
-      </w:r>
-    </w:p>
-    <w:p>
-      <w:pPr>
-        <w:spacing w:after="100" w:line="307" w:lineRule="auto"/>
-      </w:pPr>
-      <w:r>
-        <w:rPr>
-          <w:rFonts w:ascii="맑은 고딕" w:hAnsi="맑은 고딕" w:eastAsia="맑은 고딕"/>
-          <w:color w:val="000000"/>
-          <w:sz w:val="19"/>
+        <w:spacing w:before="0" w:after="20"/>
+        <w:pageBreakBefore/>
+      </w:pPr>
+      <w:r>
+        <w:rPr>
+          <w:rFonts w:ascii="맑은 고딕" w:hAnsi="맑은 고딕" w:eastAsia="맑은 고딕"/>
+          <w:b/>
+          <w:color w:val="8A94A0"/>
+          <w:sz w:val="17"/>
+        </w:rPr>
+        <w:t>제3장  업무신고</w:t>
+      </w:r>
+    </w:p>
+    <w:p>
+      <w:pPr>
+        <w:spacing w:before="20" w:after="160" w:line="276" w:lineRule="auto"/>
+        <w:pBdr>
+          <w:bottom w:val="single" w:sz="18" w:space="6" w:color="2E5A88"/>
+        </w:pBdr>
+        <w:keepNext/>
+      </w:pPr>
+      <w:r>
+        <w:rPr>
+          <w:rFonts w:ascii="맑은 고딕" w:hAnsi="맑은 고딕" w:eastAsia="맑은 고딕"/>
+          <w:b/>
+          <w:color w:val="1F3A5F"/>
+          <w:sz w:val="30"/>
+        </w:rPr>
+        <w:t>제15조  사무소의 명칭 등</w:t>
+      </w:r>
+    </w:p>
+    <w:p>
+      <w:pPr>
+        <w:spacing w:after="120" w:line="336" w:lineRule="auto"/>
+      </w:pPr>
+      <w:r>
+        <w:rPr>
+          <w:rFonts w:ascii="맑은 고딕" w:hAnsi="맑은 고딕" w:eastAsia="맑은 고딕"/>
+          <w:color w:val="1A1A1A"/>
+          <w:sz w:val="20"/>
         </w:rPr>
         <w:t>① 행정사는 그 사무소의 종류별로 사무소의 명칭 중에 행정사사무소 또는 행정사합동사무소라는 글자를 사용하고, 행정사합동사무소의 분사무소에는 그 분사무소임을 표시하여야 한다.</w:t>
       </w:r>
@@ -3569,32 +4681,54 @@
       <w:r>
         <w:rPr>
           <w:rFonts w:ascii="맑은 고딕" w:hAnsi="맑은 고딕" w:eastAsia="맑은 고딕"/>
-          <w:color w:val="000000"/>
-          <w:sz w:val="19"/>
+          <w:color w:val="1A1A1A"/>
+          <w:sz w:val="20"/>
         </w:rPr>
         <w:t>② 행정사가 아닌 사람은 행정사사무소 또는 이와 비슷한 명칭을 사용하지 못하며, 행정사합동사무소나 그 분사무소가 아니면 행정사합동사무소나 그 분사무소 또는 이와 비슷한 명칭을 사용하지 못한다.</w:t>
       </w:r>
     </w:p>
     <w:p>
       <w:pPr>
-        <w:pStyle w:val="3"/>
-      </w:pPr>
-      <w:r>
-        <w:rPr>
-          <w:rFonts w:ascii="맑은 고딕" w:hAnsi="맑은 고딕" w:eastAsia="맑은 고딕"/>
-        </w:rPr>
-        <w:t>제16조(폐업신고)</w:t>
-      </w:r>
-    </w:p>
-    <w:p>
-      <w:pPr>
-        <w:spacing w:after="100" w:line="307" w:lineRule="auto"/>
-      </w:pPr>
-      <w:r>
-        <w:rPr>
-          <w:rFonts w:ascii="맑은 고딕" w:hAnsi="맑은 고딕" w:eastAsia="맑은 고딕"/>
-          <w:color w:val="000000"/>
-          <w:sz w:val="19"/>
+        <w:spacing w:before="0" w:after="20"/>
+        <w:pageBreakBefore/>
+      </w:pPr>
+      <w:r>
+        <w:rPr>
+          <w:rFonts w:ascii="맑은 고딕" w:hAnsi="맑은 고딕" w:eastAsia="맑은 고딕"/>
+          <w:b/>
+          <w:color w:val="8A94A0"/>
+          <w:sz w:val="17"/>
+        </w:rPr>
+        <w:t>제3장  업무신고</w:t>
+      </w:r>
+    </w:p>
+    <w:p>
+      <w:pPr>
+        <w:spacing w:before="20" w:after="160" w:line="276" w:lineRule="auto"/>
+        <w:pBdr>
+          <w:bottom w:val="single" w:sz="18" w:space="6" w:color="2E5A88"/>
+        </w:pBdr>
+        <w:keepNext/>
+      </w:pPr>
+      <w:r>
+        <w:rPr>
+          <w:rFonts w:ascii="맑은 고딕" w:hAnsi="맑은 고딕" w:eastAsia="맑은 고딕"/>
+          <w:b/>
+          <w:color w:val="1F3A5F"/>
+          <w:sz w:val="30"/>
+        </w:rPr>
+        <w:t>제16조  폐업신고</w:t>
+      </w:r>
+    </w:p>
+    <w:p>
+      <w:pPr>
+        <w:spacing w:after="120" w:line="336" w:lineRule="auto"/>
+      </w:pPr>
+      <w:r>
+        <w:rPr>
+          <w:rFonts w:ascii="맑은 고딕" w:hAnsi="맑은 고딕" w:eastAsia="맑은 고딕"/>
+          <w:color w:val="1A1A1A"/>
+          <w:sz w:val="20"/>
         </w:rPr>
         <w:t>① 행정사가 폐업한 경우에는 본인이, 사망한 경우에는 가족이나 동거인 또는 그 사무직원이 지체 없이 그 사실을 시장등에게 신고하여야 한다. 폐업한 행정사가 업무를 다시 시작할 때에도 또한 같다.</w:t>
       </w:r>
@@ -3604,32 +4738,53 @@
       <w:r>
         <w:rPr>
           <w:rFonts w:ascii="맑은 고딕" w:hAnsi="맑은 고딕" w:eastAsia="맑은 고딕"/>
-          <w:color w:val="000000"/>
-          <w:sz w:val="19"/>
+          <w:color w:val="1A1A1A"/>
+          <w:sz w:val="20"/>
         </w:rPr>
         <w:t>② 제1항에 따른 신고에 필요한 사항은 행정안전부령으로 정한다. &lt;개정 2013.3.23, 2014.11.19, 2017.7.26&gt;</w:t>
       </w:r>
     </w:p>
     <w:p>
       <w:pPr>
-        <w:spacing w:before="60" w:after="20" w:line="276" w:lineRule="auto"/>
-        <w:ind w:left="198"/>
-        <w:shd w:val="clear" w:color="auto" w:fill="F0F0F0"/>
-      </w:pPr>
-      <w:r>
-        <w:rPr>
-          <w:rFonts w:ascii="맑은 고딕" w:hAnsi="맑은 고딕" w:eastAsia="맑은 고딕"/>
-          <w:b/>
-          <w:color w:val="333333"/>
+        <w:spacing w:before="120" w:after="20" w:line="264" w:lineRule="auto"/>
+        <w:ind w:left="57"/>
+        <w:shd w:val="clear" w:color="auto" w:fill="F4F4F2"/>
+        <w:pBdr>
+          <w:top w:val="single" w:sz="4" w:space="6" w:color="E2E2DE"/>
+          <w:left w:val="single" w:sz="30" w:space="6" w:color="9AA0A6"/>
+          <w:right w:val="single" w:sz="4" w:space="6" w:color="E2E2DE"/>
+        </w:pBdr>
+      </w:pPr>
+      <w:r>
+        <w:rPr>
+          <w:rFonts w:ascii="맑은 고딕" w:hAnsi="맑은 고딕" w:eastAsia="맑은 고딕"/>
+          <w:b/>
+          <w:color w:val="FFFFFF"/>
+          <w:sz w:val="16"/>
+          <w:shd w:val="clear" w:color="auto" w:fill="9AA0A6"/>
+        </w:rPr>
+        <w:t xml:space="preserve">  시행규칙  </w:t>
+      </w:r>
+      <w:r>
+        <w:rPr>
+          <w:rFonts w:ascii="맑은 고딕" w:hAnsi="맑은 고딕" w:eastAsia="맑은 고딕"/>
+          <w:b/>
+          <w:color w:val="5A5A5A"/>
           <w:sz w:val="18"/>
         </w:rPr>
-        <w:t>시행규칙 제12조(폐업신고 및 휴업신고 등)</w:t>
-      </w:r>
-    </w:p>
-    <w:p>
-      <w:pPr>
-        <w:spacing w:after="80" w:line="300" w:lineRule="auto"/>
-        <w:ind w:left="198"/>
+        <w:t xml:space="preserve">  제12조  폐업신고 및 휴업신고 등</w:t>
+      </w:r>
+    </w:p>
+    <w:p>
+      <w:pPr>
+        <w:spacing w:after="120" w:line="312" w:lineRule="auto"/>
+        <w:ind w:left="57"/>
+        <w:shd w:val="clear" w:color="auto" w:fill="F4F4F2"/>
+        <w:pBdr>
+          <w:left w:val="single" w:sz="30" w:space="6" w:color="9AA0A6"/>
+          <w:bottom w:val="single" w:sz="4" w:space="6" w:color="E2E2DE"/>
+          <w:right w:val="single" w:sz="4" w:space="6" w:color="E2E2DE"/>
+        </w:pBdr>
       </w:pPr>
       <w:r>
         <w:rPr>
@@ -3719,24 +4874,46 @@
     </w:p>
     <w:p>
       <w:pPr>
-        <w:pStyle w:val="3"/>
-      </w:pPr>
-      <w:r>
-        <w:rPr>
-          <w:rFonts w:ascii="맑은 고딕" w:hAnsi="맑은 고딕" w:eastAsia="맑은 고딕"/>
-        </w:rPr>
-        <w:t>제17조(휴업신고)</w:t>
-      </w:r>
-    </w:p>
-    <w:p>
-      <w:pPr>
-        <w:spacing w:after="100" w:line="307" w:lineRule="auto"/>
-      </w:pPr>
-      <w:r>
-        <w:rPr>
-          <w:rFonts w:ascii="맑은 고딕" w:hAnsi="맑은 고딕" w:eastAsia="맑은 고딕"/>
-          <w:color w:val="000000"/>
-          <w:sz w:val="19"/>
+        <w:spacing w:before="0" w:after="20"/>
+        <w:pageBreakBefore/>
+      </w:pPr>
+      <w:r>
+        <w:rPr>
+          <w:rFonts w:ascii="맑은 고딕" w:hAnsi="맑은 고딕" w:eastAsia="맑은 고딕"/>
+          <w:b/>
+          <w:color w:val="8A94A0"/>
+          <w:sz w:val="17"/>
+        </w:rPr>
+        <w:t>제3장  업무신고</w:t>
+      </w:r>
+    </w:p>
+    <w:p>
+      <w:pPr>
+        <w:spacing w:before="20" w:after="160" w:line="276" w:lineRule="auto"/>
+        <w:pBdr>
+          <w:bottom w:val="single" w:sz="18" w:space="6" w:color="2E5A88"/>
+        </w:pBdr>
+        <w:keepNext/>
+      </w:pPr>
+      <w:r>
+        <w:rPr>
+          <w:rFonts w:ascii="맑은 고딕" w:hAnsi="맑은 고딕" w:eastAsia="맑은 고딕"/>
+          <w:b/>
+          <w:color w:val="1F3A5F"/>
+          <w:sz w:val="30"/>
+        </w:rPr>
+        <w:t>제17조  휴업신고</w:t>
+      </w:r>
+    </w:p>
+    <w:p>
+      <w:pPr>
+        <w:spacing w:after="120" w:line="336" w:lineRule="auto"/>
+      </w:pPr>
+      <w:r>
+        <w:rPr>
+          <w:rFonts w:ascii="맑은 고딕" w:hAnsi="맑은 고딕" w:eastAsia="맑은 고딕"/>
+          <w:color w:val="1A1A1A"/>
+          <w:sz w:val="20"/>
         </w:rPr>
         <w:t>① 행정사가 3개월이 넘도록 휴업(업무신고를 하고 업무를 시작하지 아니하는 경우를 포함한다. 이하 같다)하거나 휴업한 행정사가 업무를 다시 시작하려면 시장등에게 신고하여야 한다.</w:t>
       </w:r>
@@ -3746,8 +4923,8 @@
       <w:r>
         <w:rPr>
           <w:rFonts w:ascii="맑은 고딕" w:hAnsi="맑은 고딕" w:eastAsia="맑은 고딕"/>
-          <w:color w:val="000000"/>
-          <w:sz w:val="19"/>
+          <w:color w:val="1A1A1A"/>
+          <w:sz w:val="20"/>
         </w:rPr>
         <w:t>② 시장등은 제1항에 따른 업무재개신고를 받은 날부터 15일 이내에 신고수리 여부를 신고인에게 통지하여야 한다. &lt;신설 2020.6.9&gt;</w:t>
       </w:r>
@@ -3757,8 +4934,8 @@
       <w:r>
         <w:rPr>
           <w:rFonts w:ascii="맑은 고딕" w:hAnsi="맑은 고딕" w:eastAsia="맑은 고딕"/>
-          <w:color w:val="000000"/>
-          <w:sz w:val="19"/>
+          <w:color w:val="1A1A1A"/>
+          <w:sz w:val="20"/>
         </w:rPr>
         <w:t>③ 시장등은 제2항에서 정한 기간 내에 신고수리 여부 또는 민원 처리 관련 법령에 따른 처리기간의 연장을 신고인에게 통지하지 아니하면 그 기간(민원 처리 관련 법령에 따라 처리기간이 연장 또는 재연장된 경우에는 해당 처리기간을 말한다)이 끝난 날의 다음 날에 신고를 수리한 것으로 본다. &lt;신설 2020.6.9&gt;</w:t>
       </w:r>
@@ -3768,8 +4945,8 @@
       <w:r>
         <w:rPr>
           <w:rFonts w:ascii="맑은 고딕" w:hAnsi="맑은 고딕" w:eastAsia="맑은 고딕"/>
-          <w:color w:val="000000"/>
-          <w:sz w:val="19"/>
+          <w:color w:val="1A1A1A"/>
+          <w:sz w:val="20"/>
         </w:rPr>
         <w:t>④ 제1항에 따라 휴업한 행정사가 2년이 지나도 업무를 다시 시작하지 아니하는 경우에는 폐업한 것으로 본다. &lt;개정 2020.6.9&gt;</w:t>
       </w:r>
@@ -3779,43 +4956,54 @@
       <w:r>
         <w:rPr>
           <w:rFonts w:ascii="맑은 고딕" w:hAnsi="맑은 고딕" w:eastAsia="맑은 고딕"/>
-          <w:color w:val="000000"/>
-          <w:sz w:val="19"/>
+          <w:color w:val="1A1A1A"/>
+          <w:sz w:val="20"/>
         </w:rPr>
         <w:t>⑤ 제1항에 따른 휴업신고 및 업무재개신고에 필요한 사항은 행정안전부령으로 정한다. &lt;개정 2013.3.23, 2014.11.19, 2017.7.26, 2020.6.9&gt;</w:t>
       </w:r>
     </w:p>
     <w:p>
       <w:pPr>
-        <w:pStyle w:val="2"/>
-      </w:pPr>
-      <w:r>
-        <w:rPr>
-          <w:rFonts w:ascii="맑은 고딕" w:hAnsi="맑은 고딕" w:eastAsia="맑은 고딕"/>
+        <w:spacing w:before="0" w:after="20"/>
+        <w:pageBreakBefore/>
+      </w:pPr>
+      <w:r>
+        <w:rPr>
+          <w:rFonts w:ascii="맑은 고딕" w:hAnsi="맑은 고딕" w:eastAsia="맑은 고딕"/>
+          <w:b/>
+          <w:color w:val="8A94A0"/>
+          <w:sz w:val="17"/>
         </w:rPr>
         <w:t>제4장  행정사의 권리ㆍ의무</w:t>
       </w:r>
     </w:p>
     <w:p>
       <w:pPr>
-        <w:pStyle w:val="3"/>
-      </w:pPr>
-      <w:r>
-        <w:rPr>
-          <w:rFonts w:ascii="맑은 고딕" w:hAnsi="맑은 고딕" w:eastAsia="맑은 고딕"/>
-        </w:rPr>
-        <w:t>제18조(사무직원)</w:t>
-      </w:r>
-    </w:p>
-    <w:p>
-      <w:pPr>
-        <w:spacing w:after="100" w:line="307" w:lineRule="auto"/>
-      </w:pPr>
-      <w:r>
-        <w:rPr>
-          <w:rFonts w:ascii="맑은 고딕" w:hAnsi="맑은 고딕" w:eastAsia="맑은 고딕"/>
-          <w:color w:val="000000"/>
-          <w:sz w:val="19"/>
+        <w:spacing w:before="20" w:after="160" w:line="276" w:lineRule="auto"/>
+        <w:pBdr>
+          <w:bottom w:val="single" w:sz="18" w:space="6" w:color="2E5A88"/>
+        </w:pBdr>
+        <w:keepNext/>
+      </w:pPr>
+      <w:r>
+        <w:rPr>
+          <w:rFonts w:ascii="맑은 고딕" w:hAnsi="맑은 고딕" w:eastAsia="맑은 고딕"/>
+          <w:b/>
+          <w:color w:val="1F3A5F"/>
+          <w:sz w:val="30"/>
+        </w:rPr>
+        <w:t>제18조  사무직원</w:t>
+      </w:r>
+    </w:p>
+    <w:p>
+      <w:pPr>
+        <w:spacing w:after="120" w:line="336" w:lineRule="auto"/>
+      </w:pPr>
+      <w:r>
+        <w:rPr>
+          <w:rFonts w:ascii="맑은 고딕" w:hAnsi="맑은 고딕" w:eastAsia="맑은 고딕"/>
+          <w:color w:val="1A1A1A"/>
+          <w:sz w:val="20"/>
         </w:rPr>
         <w:t>① 행정사는 사무직원을 둘 수 있으며, 소속 사무직원을 지도ㆍ감독할 책임이 있다.</w:t>
       </w:r>
@@ -3825,8 +5013,8 @@
       <w:r>
         <w:rPr>
           <w:rFonts w:ascii="맑은 고딕" w:hAnsi="맑은 고딕" w:eastAsia="맑은 고딕"/>
-          <w:color w:val="000000"/>
-          <w:sz w:val="19"/>
+          <w:color w:val="1A1A1A"/>
+          <w:sz w:val="20"/>
         </w:rPr>
         <w:t>② 사무직원의 직무상 행위는 그를 고용한 행정사의 행위로 본다.</w:t>
       </w:r>
@@ -3836,32 +5024,54 @@
       <w:r>
         <w:rPr>
           <w:rFonts w:ascii="맑은 고딕" w:hAnsi="맑은 고딕" w:eastAsia="맑은 고딕"/>
-          <w:color w:val="000000"/>
-          <w:sz w:val="19"/>
+          <w:color w:val="1A1A1A"/>
+          <w:sz w:val="20"/>
         </w:rPr>
         <w:t>③ 삭제 &lt;2015.5.18&gt;</w:t>
       </w:r>
     </w:p>
     <w:p>
       <w:pPr>
-        <w:pStyle w:val="3"/>
-      </w:pPr>
-      <w:r>
-        <w:rPr>
-          <w:rFonts w:ascii="맑은 고딕" w:hAnsi="맑은 고딕" w:eastAsia="맑은 고딕"/>
-        </w:rPr>
-        <w:t>제19조(보수)</w:t>
-      </w:r>
-    </w:p>
-    <w:p>
-      <w:pPr>
-        <w:spacing w:after="100" w:line="307" w:lineRule="auto"/>
-      </w:pPr>
-      <w:r>
-        <w:rPr>
-          <w:rFonts w:ascii="맑은 고딕" w:hAnsi="맑은 고딕" w:eastAsia="맑은 고딕"/>
-          <w:color w:val="000000"/>
-          <w:sz w:val="19"/>
+        <w:spacing w:before="0" w:after="20"/>
+        <w:pageBreakBefore/>
+      </w:pPr>
+      <w:r>
+        <w:rPr>
+          <w:rFonts w:ascii="맑은 고딕" w:hAnsi="맑은 고딕" w:eastAsia="맑은 고딕"/>
+          <w:b/>
+          <w:color w:val="8A94A0"/>
+          <w:sz w:val="17"/>
+        </w:rPr>
+        <w:t>제4장  행정사의 권리ㆍ의무</w:t>
+      </w:r>
+    </w:p>
+    <w:p>
+      <w:pPr>
+        <w:spacing w:before="20" w:after="160" w:line="276" w:lineRule="auto"/>
+        <w:pBdr>
+          <w:bottom w:val="single" w:sz="18" w:space="6" w:color="2E5A88"/>
+        </w:pBdr>
+        <w:keepNext/>
+      </w:pPr>
+      <w:r>
+        <w:rPr>
+          <w:rFonts w:ascii="맑은 고딕" w:hAnsi="맑은 고딕" w:eastAsia="맑은 고딕"/>
+          <w:b/>
+          <w:color w:val="1F3A5F"/>
+          <w:sz w:val="30"/>
+        </w:rPr>
+        <w:t>제19조  보수</w:t>
+      </w:r>
+    </w:p>
+    <w:p>
+      <w:pPr>
+        <w:spacing w:after="120" w:line="336" w:lineRule="auto"/>
+      </w:pPr>
+      <w:r>
+        <w:rPr>
+          <w:rFonts w:ascii="맑은 고딕" w:hAnsi="맑은 고딕" w:eastAsia="맑은 고딕"/>
+          <w:color w:val="1A1A1A"/>
+          <w:sz w:val="20"/>
         </w:rPr>
         <w:t>① 행정사는 업무를 위임한 자로부터 보수를 받는다.</w:t>
       </w:r>
@@ -3871,32 +5081,54 @@
       <w:r>
         <w:rPr>
           <w:rFonts w:ascii="맑은 고딕" w:hAnsi="맑은 고딕" w:eastAsia="맑은 고딕"/>
-          <w:color w:val="000000"/>
-          <w:sz w:val="19"/>
+          <w:color w:val="1A1A1A"/>
+          <w:sz w:val="20"/>
         </w:rPr>
         <w:t>② 행정사와 그 사무직원은 업무에 관하여 제1항에 따른 보수 외에 어떠한 명목으로도 위임인으로부터 금전 또는 재산상의 이익이나 그 밖의 반대급부(反對給付)를 받지 못한다.</w:t>
       </w:r>
     </w:p>
     <w:p>
       <w:pPr>
-        <w:pStyle w:val="3"/>
-      </w:pPr>
-      <w:r>
-        <w:rPr>
-          <w:rFonts w:ascii="맑은 고딕" w:hAnsi="맑은 고딕" w:eastAsia="맑은 고딕"/>
-        </w:rPr>
-        <w:t>제20조(증명서의 발급)</w:t>
-      </w:r>
-    </w:p>
-    <w:p>
-      <w:pPr>
-        <w:spacing w:after="100" w:line="307" w:lineRule="auto"/>
-      </w:pPr>
-      <w:r>
-        <w:rPr>
-          <w:rFonts w:ascii="맑은 고딕" w:hAnsi="맑은 고딕" w:eastAsia="맑은 고딕"/>
-          <w:color w:val="000000"/>
-          <w:sz w:val="19"/>
+        <w:spacing w:before="0" w:after="20"/>
+        <w:pageBreakBefore/>
+      </w:pPr>
+      <w:r>
+        <w:rPr>
+          <w:rFonts w:ascii="맑은 고딕" w:hAnsi="맑은 고딕" w:eastAsia="맑은 고딕"/>
+          <w:b/>
+          <w:color w:val="8A94A0"/>
+          <w:sz w:val="17"/>
+        </w:rPr>
+        <w:t>제4장  행정사의 권리ㆍ의무</w:t>
+      </w:r>
+    </w:p>
+    <w:p>
+      <w:pPr>
+        <w:spacing w:before="20" w:after="160" w:line="276" w:lineRule="auto"/>
+        <w:pBdr>
+          <w:bottom w:val="single" w:sz="18" w:space="6" w:color="2E5A88"/>
+        </w:pBdr>
+        <w:keepNext/>
+      </w:pPr>
+      <w:r>
+        <w:rPr>
+          <w:rFonts w:ascii="맑은 고딕" w:hAnsi="맑은 고딕" w:eastAsia="맑은 고딕"/>
+          <w:b/>
+          <w:color w:val="1F3A5F"/>
+          <w:sz w:val="30"/>
+        </w:rPr>
+        <w:t>제20조  증명서의 발급</w:t>
+      </w:r>
+    </w:p>
+    <w:p>
+      <w:pPr>
+        <w:spacing w:after="120" w:line="336" w:lineRule="auto"/>
+      </w:pPr>
+      <w:r>
+        <w:rPr>
+          <w:rFonts w:ascii="맑은 고딕" w:hAnsi="맑은 고딕" w:eastAsia="맑은 고딕"/>
+          <w:color w:val="1A1A1A"/>
+          <w:sz w:val="20"/>
         </w:rPr>
         <w:t>① 행정사는 업무에 관련된 사실의 확인증명서를 발급할 수 있다.</w:t>
       </w:r>
@@ -3906,8 +5138,8 @@
       <w:r>
         <w:rPr>
           <w:rFonts w:ascii="맑은 고딕" w:hAnsi="맑은 고딕" w:eastAsia="맑은 고딕"/>
-          <w:color w:val="000000"/>
-          <w:sz w:val="19"/>
+          <w:color w:val="1A1A1A"/>
+          <w:sz w:val="20"/>
         </w:rPr>
         <w:t>② 외국어번역행정사는 그가 번역한 번역문에 대하여 번역확인증명서를 발급할 수 있다.</w:t>
       </w:r>
@@ -3917,32 +5149,53 @@
       <w:r>
         <w:rPr>
           <w:rFonts w:ascii="맑은 고딕" w:hAnsi="맑은 고딕" w:eastAsia="맑은 고딕"/>
-          <w:color w:val="000000"/>
-          <w:sz w:val="19"/>
+          <w:color w:val="1A1A1A"/>
+          <w:sz w:val="20"/>
         </w:rPr>
         <w:t>③ 제1항과 제2항에 따른 증명서 발급의 범위는 대통령령으로 정한다.</w:t>
       </w:r>
     </w:p>
     <w:p>
       <w:pPr>
-        <w:spacing w:before="60" w:after="20" w:line="276" w:lineRule="auto"/>
-        <w:ind w:left="198"/>
-        <w:shd w:val="clear" w:color="auto" w:fill="F0F0F0"/>
-      </w:pPr>
-      <w:r>
-        <w:rPr>
-          <w:rFonts w:ascii="맑은 고딕" w:hAnsi="맑은 고딕" w:eastAsia="맑은 고딕"/>
-          <w:b/>
-          <w:color w:val="333333"/>
+        <w:spacing w:before="120" w:after="20" w:line="264" w:lineRule="auto"/>
+        <w:ind w:left="57"/>
+        <w:shd w:val="clear" w:color="auto" w:fill="EAF1F8"/>
+        <w:pBdr>
+          <w:top w:val="single" w:sz="4" w:space="6" w:color="CBD9E8"/>
+          <w:left w:val="single" w:sz="30" w:space="6" w:color="2E5A88"/>
+          <w:right w:val="single" w:sz="4" w:space="6" w:color="CBD9E8"/>
+        </w:pBdr>
+      </w:pPr>
+      <w:r>
+        <w:rPr>
+          <w:rFonts w:ascii="맑은 고딕" w:hAnsi="맑은 고딕" w:eastAsia="맑은 고딕"/>
+          <w:b/>
+          <w:color w:val="FFFFFF"/>
+          <w:sz w:val="16"/>
+          <w:shd w:val="clear" w:color="auto" w:fill="2E5A88"/>
+        </w:rPr>
+        <w:t xml:space="preserve">  시행령  </w:t>
+      </w:r>
+      <w:r>
+        <w:rPr>
+          <w:rFonts w:ascii="맑은 고딕" w:hAnsi="맑은 고딕" w:eastAsia="맑은 고딕"/>
+          <w:b/>
+          <w:color w:val="1F3A5F"/>
           <w:sz w:val="18"/>
         </w:rPr>
-        <w:t>시행령 제21조(증명서 발급의 범위 등)</w:t>
-      </w:r>
-    </w:p>
-    <w:p>
-      <w:pPr>
-        <w:spacing w:after="80" w:line="300" w:lineRule="auto"/>
-        <w:ind w:left="198"/>
+        <w:t xml:space="preserve">  제21조  증명서 발급의 범위 등</w:t>
+      </w:r>
+    </w:p>
+    <w:p>
+      <w:pPr>
+        <w:spacing w:after="120" w:line="312" w:lineRule="auto"/>
+        <w:ind w:left="57"/>
+        <w:shd w:val="clear" w:color="auto" w:fill="EAF1F8"/>
+        <w:pBdr>
+          <w:left w:val="single" w:sz="30" w:space="6" w:color="2E5A88"/>
+          <w:bottom w:val="single" w:sz="4" w:space="6" w:color="CBD9E8"/>
+          <w:right w:val="single" w:sz="4" w:space="6" w:color="CBD9E8"/>
+        </w:pBdr>
       </w:pPr>
       <w:r>
         <w:rPr>
@@ -3955,24 +5208,45 @@
     </w:p>
     <w:p>
       <w:pPr>
-        <w:spacing w:before="60" w:after="20" w:line="276" w:lineRule="auto"/>
-        <w:ind w:left="198"/>
-        <w:shd w:val="clear" w:color="auto" w:fill="F0F0F0"/>
-      </w:pPr>
-      <w:r>
-        <w:rPr>
-          <w:rFonts w:ascii="맑은 고딕" w:hAnsi="맑은 고딕" w:eastAsia="맑은 고딕"/>
-          <w:b/>
-          <w:color w:val="333333"/>
+        <w:spacing w:before="120" w:after="20" w:line="264" w:lineRule="auto"/>
+        <w:ind w:left="57"/>
+        <w:shd w:val="clear" w:color="auto" w:fill="F4F4F2"/>
+        <w:pBdr>
+          <w:top w:val="single" w:sz="4" w:space="6" w:color="E2E2DE"/>
+          <w:left w:val="single" w:sz="30" w:space="6" w:color="9AA0A6"/>
+          <w:right w:val="single" w:sz="4" w:space="6" w:color="E2E2DE"/>
+        </w:pBdr>
+      </w:pPr>
+      <w:r>
+        <w:rPr>
+          <w:rFonts w:ascii="맑은 고딕" w:hAnsi="맑은 고딕" w:eastAsia="맑은 고딕"/>
+          <w:b/>
+          <w:color w:val="FFFFFF"/>
+          <w:sz w:val="16"/>
+          <w:shd w:val="clear" w:color="auto" w:fill="9AA0A6"/>
+        </w:rPr>
+        <w:t xml:space="preserve">  시행규칙  </w:t>
+      </w:r>
+      <w:r>
+        <w:rPr>
+          <w:rFonts w:ascii="맑은 고딕" w:hAnsi="맑은 고딕" w:eastAsia="맑은 고딕"/>
+          <w:b/>
+          <w:color w:val="5A5A5A"/>
           <w:sz w:val="18"/>
         </w:rPr>
-        <w:t>시행규칙 제13조(증명서의 발급)</w:t>
-      </w:r>
-    </w:p>
-    <w:p>
-      <w:pPr>
-        <w:spacing w:after="80" w:line="300" w:lineRule="auto"/>
-        <w:ind w:left="198"/>
+        <w:t xml:space="preserve">  제13조  증명서의 발급</w:t>
+      </w:r>
+    </w:p>
+    <w:p>
+      <w:pPr>
+        <w:spacing w:after="120" w:line="312" w:lineRule="auto"/>
+        <w:ind w:left="57"/>
+        <w:shd w:val="clear" w:color="auto" w:fill="F4F4F2"/>
+        <w:pBdr>
+          <w:left w:val="single" w:sz="30" w:space="6" w:color="9AA0A6"/>
+          <w:bottom w:val="single" w:sz="4" w:space="6" w:color="E2E2DE"/>
+          <w:right w:val="single" w:sz="4" w:space="6" w:color="E2E2DE"/>
+        </w:pBdr>
       </w:pPr>
       <w:r>
         <w:rPr>
@@ -4018,24 +5292,46 @@
     </w:p>
     <w:p>
       <w:pPr>
-        <w:pStyle w:val="3"/>
-      </w:pPr>
-      <w:r>
-        <w:rPr>
-          <w:rFonts w:ascii="맑은 고딕" w:hAnsi="맑은 고딕" w:eastAsia="맑은 고딕"/>
-        </w:rPr>
-        <w:t>제21조(행정사의 의무와 책임)</w:t>
-      </w:r>
-    </w:p>
-    <w:p>
-      <w:pPr>
-        <w:spacing w:after="100" w:line="307" w:lineRule="auto"/>
-      </w:pPr>
-      <w:r>
-        <w:rPr>
-          <w:rFonts w:ascii="맑은 고딕" w:hAnsi="맑은 고딕" w:eastAsia="맑은 고딕"/>
-          <w:color w:val="000000"/>
-          <w:sz w:val="19"/>
+        <w:spacing w:before="0" w:after="20"/>
+        <w:pageBreakBefore/>
+      </w:pPr>
+      <w:r>
+        <w:rPr>
+          <w:rFonts w:ascii="맑은 고딕" w:hAnsi="맑은 고딕" w:eastAsia="맑은 고딕"/>
+          <w:b/>
+          <w:color w:val="8A94A0"/>
+          <w:sz w:val="17"/>
+        </w:rPr>
+        <w:t>제4장  행정사의 권리ㆍ의무</w:t>
+      </w:r>
+    </w:p>
+    <w:p>
+      <w:pPr>
+        <w:spacing w:before="20" w:after="160" w:line="276" w:lineRule="auto"/>
+        <w:pBdr>
+          <w:bottom w:val="single" w:sz="18" w:space="6" w:color="2E5A88"/>
+        </w:pBdr>
+        <w:keepNext/>
+      </w:pPr>
+      <w:r>
+        <w:rPr>
+          <w:rFonts w:ascii="맑은 고딕" w:hAnsi="맑은 고딕" w:eastAsia="맑은 고딕"/>
+          <w:b/>
+          <w:color w:val="1F3A5F"/>
+          <w:sz w:val="30"/>
+        </w:rPr>
+        <w:t>제21조  행정사의 의무와 책임</w:t>
+      </w:r>
+    </w:p>
+    <w:p>
+      <w:pPr>
+        <w:spacing w:after="120" w:line="336" w:lineRule="auto"/>
+      </w:pPr>
+      <w:r>
+        <w:rPr>
+          <w:rFonts w:ascii="맑은 고딕" w:hAnsi="맑은 고딕" w:eastAsia="맑은 고딕"/>
+          <w:color w:val="1A1A1A"/>
+          <w:sz w:val="20"/>
         </w:rPr>
         <w:t>① 행정사는 품위를 유지하고 신의와 성실로써 공정하게 직무를 수행하여야 한다. &lt;개정 2020.6.9&gt;</w:t>
       </w:r>
@@ -4045,32 +5341,54 @@
       <w:r>
         <w:rPr>
           <w:rFonts w:ascii="맑은 고딕" w:hAnsi="맑은 고딕" w:eastAsia="맑은 고딕"/>
-          <w:color w:val="000000"/>
-          <w:sz w:val="19"/>
+          <w:color w:val="1A1A1A"/>
+          <w:sz w:val="20"/>
         </w:rPr>
         <w:t>② 행정사가 위임받은 업무를 수행하면서 고의 또는 과실로 위임인에게 재산상의 손해를 입힌 경우에는 그 손해를 배상할 책임이 있다. &lt;개정 2020.6.9&gt;</w:t>
       </w:r>
     </w:p>
     <w:p>
       <w:pPr>
-        <w:pStyle w:val="3"/>
-      </w:pPr>
-      <w:r>
-        <w:rPr>
-          <w:rFonts w:ascii="맑은 고딕" w:hAnsi="맑은 고딕" w:eastAsia="맑은 고딕"/>
-        </w:rPr>
-        <w:t>제21의2조(수임제한)</w:t>
-      </w:r>
-    </w:p>
-    <w:p>
-      <w:pPr>
-        <w:spacing w:after="100" w:line="307" w:lineRule="auto"/>
-      </w:pPr>
-      <w:r>
-        <w:rPr>
-          <w:rFonts w:ascii="맑은 고딕" w:hAnsi="맑은 고딕" w:eastAsia="맑은 고딕"/>
-          <w:color w:val="000000"/>
-          <w:sz w:val="19"/>
+        <w:spacing w:before="0" w:after="20"/>
+        <w:pageBreakBefore/>
+      </w:pPr>
+      <w:r>
+        <w:rPr>
+          <w:rFonts w:ascii="맑은 고딕" w:hAnsi="맑은 고딕" w:eastAsia="맑은 고딕"/>
+          <w:b/>
+          <w:color w:val="8A94A0"/>
+          <w:sz w:val="17"/>
+        </w:rPr>
+        <w:t>제4장  행정사의 권리ㆍ의무</w:t>
+      </w:r>
+    </w:p>
+    <w:p>
+      <w:pPr>
+        <w:spacing w:before="20" w:after="160" w:line="276" w:lineRule="auto"/>
+        <w:pBdr>
+          <w:bottom w:val="single" w:sz="18" w:space="6" w:color="2E5A88"/>
+        </w:pBdr>
+        <w:keepNext/>
+      </w:pPr>
+      <w:r>
+        <w:rPr>
+          <w:rFonts w:ascii="맑은 고딕" w:hAnsi="맑은 고딕" w:eastAsia="맑은 고딕"/>
+          <w:b/>
+          <w:color w:val="1F3A5F"/>
+          <w:sz w:val="30"/>
+        </w:rPr>
+        <w:t>제21의2조  수임제한</w:t>
+      </w:r>
+    </w:p>
+    <w:p>
+      <w:pPr>
+        <w:spacing w:after="120" w:line="336" w:lineRule="auto"/>
+      </w:pPr>
+      <w:r>
+        <w:rPr>
+          <w:rFonts w:ascii="맑은 고딕" w:hAnsi="맑은 고딕" w:eastAsia="맑은 고딕"/>
+          <w:color w:val="1A1A1A"/>
+          <w:sz w:val="20"/>
         </w:rPr>
         <w:t>① 공무원직에 있다가 퇴직한 행정사는 퇴직 전 1년부터 퇴직할 때까지 근무한 행정기관에 대한 제2조제1항제5호에 따른 업무를 퇴직한 날부터 1년 동안 수임할 수 없다.</w:t>
       </w:r>
@@ -4080,8 +5398,8 @@
       <w:r>
         <w:rPr>
           <w:rFonts w:ascii="맑은 고딕" w:hAnsi="맑은 고딕" w:eastAsia="맑은 고딕"/>
-          <w:color w:val="000000"/>
-          <w:sz w:val="19"/>
+          <w:color w:val="1A1A1A"/>
+          <w:sz w:val="20"/>
         </w:rPr>
         <w:t>② 제1항의 수임제한은 제25조의7에 따른 법인구성원 또는 소속행정사로 지정되는 경우를 포함한다.</w:t>
       </w:r>
@@ -4091,32 +5409,53 @@
       <w:r>
         <w:rPr>
           <w:rFonts w:ascii="맑은 고딕" w:hAnsi="맑은 고딕" w:eastAsia="맑은 고딕"/>
-          <w:color w:val="000000"/>
-          <w:sz w:val="19"/>
+          <w:color w:val="1A1A1A"/>
+          <w:sz w:val="20"/>
         </w:rPr>
         <w:t>③ 제1항에 따른 행정기관의 범위는 대통령령으로 정한다.</w:t>
       </w:r>
     </w:p>
     <w:p>
       <w:pPr>
-        <w:spacing w:before="60" w:after="20" w:line="276" w:lineRule="auto"/>
-        <w:ind w:left="198"/>
-        <w:shd w:val="clear" w:color="auto" w:fill="F0F0F0"/>
-      </w:pPr>
-      <w:r>
-        <w:rPr>
-          <w:rFonts w:ascii="맑은 고딕" w:hAnsi="맑은 고딕" w:eastAsia="맑은 고딕"/>
-          <w:b/>
-          <w:color w:val="333333"/>
+        <w:spacing w:before="120" w:after="20" w:line="264" w:lineRule="auto"/>
+        <w:ind w:left="57"/>
+        <w:shd w:val="clear" w:color="auto" w:fill="EAF1F8"/>
+        <w:pBdr>
+          <w:top w:val="single" w:sz="4" w:space="6" w:color="CBD9E8"/>
+          <w:left w:val="single" w:sz="30" w:space="6" w:color="2E5A88"/>
+          <w:right w:val="single" w:sz="4" w:space="6" w:color="CBD9E8"/>
+        </w:pBdr>
+      </w:pPr>
+      <w:r>
+        <w:rPr>
+          <w:rFonts w:ascii="맑은 고딕" w:hAnsi="맑은 고딕" w:eastAsia="맑은 고딕"/>
+          <w:b/>
+          <w:color w:val="FFFFFF"/>
+          <w:sz w:val="16"/>
+          <w:shd w:val="clear" w:color="auto" w:fill="2E5A88"/>
+        </w:rPr>
+        <w:t xml:space="preserve">  시행령  </w:t>
+      </w:r>
+      <w:r>
+        <w:rPr>
+          <w:rFonts w:ascii="맑은 고딕" w:hAnsi="맑은 고딕" w:eastAsia="맑은 고딕"/>
+          <w:b/>
+          <w:color w:val="1F3A5F"/>
           <w:sz w:val="18"/>
         </w:rPr>
-        <w:t>시행령 제21의2조(수임제한 대상 행정기관의 범위)</w:t>
-      </w:r>
-    </w:p>
-    <w:p>
-      <w:pPr>
-        <w:spacing w:after="80" w:line="300" w:lineRule="auto"/>
-        <w:ind w:left="198"/>
+        <w:t xml:space="preserve">  제21의2조  수임제한 대상 행정기관의 범위</w:t>
+      </w:r>
+    </w:p>
+    <w:p>
+      <w:pPr>
+        <w:spacing w:after="120" w:line="312" w:lineRule="auto"/>
+        <w:ind w:left="57"/>
+        <w:shd w:val="clear" w:color="auto" w:fill="EAF1F8"/>
+        <w:pBdr>
+          <w:left w:val="single" w:sz="30" w:space="6" w:color="2E5A88"/>
+          <w:bottom w:val="single" w:sz="4" w:space="6" w:color="CBD9E8"/>
+          <w:right w:val="single" w:sz="4" w:space="6" w:color="CBD9E8"/>
+        </w:pBdr>
       </w:pPr>
       <w:r>
         <w:rPr>
@@ -4162,24 +5501,46 @@
     </w:p>
     <w:p>
       <w:pPr>
-        <w:pStyle w:val="3"/>
-      </w:pPr>
-      <w:r>
-        <w:rPr>
-          <w:rFonts w:ascii="맑은 고딕" w:hAnsi="맑은 고딕" w:eastAsia="맑은 고딕"/>
-        </w:rPr>
-        <w:t>제22조(금지행위)</w:t>
-      </w:r>
-    </w:p>
-    <w:p>
-      <w:pPr>
-        <w:spacing w:after="100" w:line="307" w:lineRule="auto"/>
-      </w:pPr>
-      <w:r>
-        <w:rPr>
-          <w:rFonts w:ascii="맑은 고딕" w:hAnsi="맑은 고딕" w:eastAsia="맑은 고딕"/>
-          <w:color w:val="000000"/>
-          <w:sz w:val="19"/>
+        <w:spacing w:before="0" w:after="20"/>
+        <w:pageBreakBefore/>
+      </w:pPr>
+      <w:r>
+        <w:rPr>
+          <w:rFonts w:ascii="맑은 고딕" w:hAnsi="맑은 고딕" w:eastAsia="맑은 고딕"/>
+          <w:b/>
+          <w:color w:val="8A94A0"/>
+          <w:sz w:val="17"/>
+        </w:rPr>
+        <w:t>제4장  행정사의 권리ㆍ의무</w:t>
+      </w:r>
+    </w:p>
+    <w:p>
+      <w:pPr>
+        <w:spacing w:before="20" w:after="160" w:line="276" w:lineRule="auto"/>
+        <w:pBdr>
+          <w:bottom w:val="single" w:sz="18" w:space="6" w:color="2E5A88"/>
+        </w:pBdr>
+        <w:keepNext/>
+      </w:pPr>
+      <w:r>
+        <w:rPr>
+          <w:rFonts w:ascii="맑은 고딕" w:hAnsi="맑은 고딕" w:eastAsia="맑은 고딕"/>
+          <w:b/>
+          <w:color w:val="1F3A5F"/>
+          <w:sz w:val="30"/>
+        </w:rPr>
+        <w:t>제22조  금지행위</w:t>
+      </w:r>
+    </w:p>
+    <w:p>
+      <w:pPr>
+        <w:spacing w:after="120" w:line="336" w:lineRule="auto"/>
+      </w:pPr>
+      <w:r>
+        <w:rPr>
+          <w:rFonts w:ascii="맑은 고딕" w:hAnsi="맑은 고딕" w:eastAsia="맑은 고딕"/>
+          <w:color w:val="1A1A1A"/>
+          <w:sz w:val="20"/>
         </w:rPr>
         <w:t xml:space="preserve">    1. 정당한 사유 없이 업무에 관한 위임을 거부하는 행위</w:t>
       </w:r>
@@ -4189,8 +5550,8 @@
       <w:r>
         <w:rPr>
           <w:rFonts w:ascii="맑은 고딕" w:hAnsi="맑은 고딕" w:eastAsia="맑은 고딕"/>
-          <w:color w:val="000000"/>
-          <w:sz w:val="19"/>
+          <w:color w:val="1A1A1A"/>
+          <w:sz w:val="20"/>
         </w:rPr>
         <w:t xml:space="preserve">    2. 당사자 중 어느 한 쪽의 위임을 받아 취급하는 업무에 관하여 이해관계를 달리하는 상대방으로부터 같은 업무를 위임받는 행위. 다만, 당사자 양쪽이 동의한 경우는 제외한다.</w:t>
       </w:r>
@@ -4200,8 +5561,8 @@
       <w:r>
         <w:rPr>
           <w:rFonts w:ascii="맑은 고딕" w:hAnsi="맑은 고딕" w:eastAsia="맑은 고딕"/>
-          <w:color w:val="000000"/>
-          <w:sz w:val="19"/>
+          <w:color w:val="1A1A1A"/>
+          <w:sz w:val="20"/>
         </w:rPr>
         <w:t xml:space="preserve">    3. 행정사의 업무 범위를 벗어나서 타인의 소송이나 그 밖의 권리관계분쟁 또는 민원사무처리과정에 개입하는 행위</w:t>
       </w:r>
@@ -4211,8 +5572,8 @@
       <w:r>
         <w:rPr>
           <w:rFonts w:ascii="맑은 고딕" w:hAnsi="맑은 고딕" w:eastAsia="맑은 고딕"/>
-          <w:color w:val="000000"/>
-          <w:sz w:val="19"/>
+          <w:color w:val="1A1A1A"/>
+          <w:sz w:val="20"/>
         </w:rPr>
         <w:t xml:space="preserve">    4. 업무수임 또는 수행 과정에서 관련 공무원과의 연고(緣故) 등 사적인 관계를 드러내며 영향력을 미칠 수 있는 것으로 선전하는 행위</w:t>
       </w:r>
@@ -4222,8 +5583,8 @@
       <w:r>
         <w:rPr>
           <w:rFonts w:ascii="맑은 고딕" w:hAnsi="맑은 고딕" w:eastAsia="맑은 고딕"/>
-          <w:color w:val="000000"/>
-          <w:sz w:val="19"/>
+          <w:color w:val="1A1A1A"/>
+          <w:sz w:val="20"/>
         </w:rPr>
         <w:t xml:space="preserve">    5. 행정사의 업무에 관하여 거짓된 내용을 표시하거나 객관적 사실을 과장 또는 누락하여 소비자를 오도(誤導)하거나 오해를 불러일으킬 우려가 있는 내용의 광고행위</w:t>
       </w:r>
@@ -4233,56 +5594,100 @@
       <w:r>
         <w:rPr>
           <w:rFonts w:ascii="맑은 고딕" w:hAnsi="맑은 고딕" w:eastAsia="맑은 고딕"/>
-          <w:color w:val="000000"/>
-          <w:sz w:val="19"/>
+          <w:color w:val="1A1A1A"/>
+          <w:sz w:val="20"/>
         </w:rPr>
         <w:t xml:space="preserve">    6. 행정사 업무의 알선을 업으로 하는 자를 이용하거나 그 밖의 부당한 방법으로 행정사 업무의 위임을 유치(誘致)하는 행위</w:t>
       </w:r>
     </w:p>
     <w:p>
       <w:pPr>
-        <w:pStyle w:val="3"/>
-      </w:pPr>
-      <w:r>
-        <w:rPr>
-          <w:rFonts w:ascii="맑은 고딕" w:hAnsi="맑은 고딕" w:eastAsia="맑은 고딕"/>
-        </w:rPr>
-        <w:t>제23조(비밀엄수)</w:t>
-      </w:r>
-    </w:p>
-    <w:p>
-      <w:pPr>
-        <w:spacing w:after="100" w:line="307" w:lineRule="auto"/>
-      </w:pPr>
-      <w:r>
-        <w:rPr>
-          <w:rFonts w:ascii="맑은 고딕" w:hAnsi="맑은 고딕" w:eastAsia="맑은 고딕"/>
-          <w:color w:val="000000"/>
-          <w:sz w:val="19"/>
+        <w:spacing w:before="0" w:after="20"/>
+        <w:pageBreakBefore/>
+      </w:pPr>
+      <w:r>
+        <w:rPr>
+          <w:rFonts w:ascii="맑은 고딕" w:hAnsi="맑은 고딕" w:eastAsia="맑은 고딕"/>
+          <w:b/>
+          <w:color w:val="8A94A0"/>
+          <w:sz w:val="17"/>
+        </w:rPr>
+        <w:t>제4장  행정사의 권리ㆍ의무</w:t>
+      </w:r>
+    </w:p>
+    <w:p>
+      <w:pPr>
+        <w:spacing w:before="20" w:after="160" w:line="276" w:lineRule="auto"/>
+        <w:pBdr>
+          <w:bottom w:val="single" w:sz="18" w:space="6" w:color="2E5A88"/>
+        </w:pBdr>
+        <w:keepNext/>
+      </w:pPr>
+      <w:r>
+        <w:rPr>
+          <w:rFonts w:ascii="맑은 고딕" w:hAnsi="맑은 고딕" w:eastAsia="맑은 고딕"/>
+          <w:b/>
+          <w:color w:val="1F3A5F"/>
+          <w:sz w:val="30"/>
+        </w:rPr>
+        <w:t>제23조  비밀엄수</w:t>
+      </w:r>
+    </w:p>
+    <w:p>
+      <w:pPr>
+        <w:spacing w:after="120" w:line="336" w:lineRule="auto"/>
+      </w:pPr>
+      <w:r>
+        <w:rPr>
+          <w:rFonts w:ascii="맑은 고딕" w:hAnsi="맑은 고딕" w:eastAsia="맑은 고딕"/>
+          <w:color w:val="1A1A1A"/>
+          <w:sz w:val="20"/>
         </w:rPr>
         <w:t>행정사 또는 행정사이었던 사람(행정사의 사무직원 또는 사무직원이었던 사람을 포함한다)은 정당한 사유 없이 직무상 알게 된 사실을 다른 사람에게 누설하여서는 아니 된다.</w:t>
       </w:r>
     </w:p>
     <w:p>
       <w:pPr>
-        <w:pStyle w:val="3"/>
-      </w:pPr>
-      <w:r>
-        <w:rPr>
-          <w:rFonts w:ascii="맑은 고딕" w:hAnsi="맑은 고딕" w:eastAsia="맑은 고딕"/>
-        </w:rPr>
-        <w:t>제24조(업무처리부 작성)</w:t>
-      </w:r>
-    </w:p>
-    <w:p>
-      <w:pPr>
-        <w:spacing w:after="100" w:line="307" w:lineRule="auto"/>
-      </w:pPr>
-      <w:r>
-        <w:rPr>
-          <w:rFonts w:ascii="맑은 고딕" w:hAnsi="맑은 고딕" w:eastAsia="맑은 고딕"/>
-          <w:color w:val="000000"/>
-          <w:sz w:val="19"/>
+        <w:spacing w:before="0" w:after="20"/>
+        <w:pageBreakBefore/>
+      </w:pPr>
+      <w:r>
+        <w:rPr>
+          <w:rFonts w:ascii="맑은 고딕" w:hAnsi="맑은 고딕" w:eastAsia="맑은 고딕"/>
+          <w:b/>
+          <w:color w:val="8A94A0"/>
+          <w:sz w:val="17"/>
+        </w:rPr>
+        <w:t>제4장  행정사의 권리ㆍ의무</w:t>
+      </w:r>
+    </w:p>
+    <w:p>
+      <w:pPr>
+        <w:spacing w:before="20" w:after="160" w:line="276" w:lineRule="auto"/>
+        <w:pBdr>
+          <w:bottom w:val="single" w:sz="18" w:space="6" w:color="2E5A88"/>
+        </w:pBdr>
+        <w:keepNext/>
+      </w:pPr>
+      <w:r>
+        <w:rPr>
+          <w:rFonts w:ascii="맑은 고딕" w:hAnsi="맑은 고딕" w:eastAsia="맑은 고딕"/>
+          <w:b/>
+          <w:color w:val="1F3A5F"/>
+          <w:sz w:val="30"/>
+        </w:rPr>
+        <w:t>제24조  업무처리부 작성</w:t>
+      </w:r>
+    </w:p>
+    <w:p>
+      <w:pPr>
+        <w:spacing w:after="120" w:line="336" w:lineRule="auto"/>
+      </w:pPr>
+      <w:r>
+        <w:rPr>
+          <w:rFonts w:ascii="맑은 고딕" w:hAnsi="맑은 고딕" w:eastAsia="맑은 고딕"/>
+          <w:color w:val="1A1A1A"/>
+          <w:sz w:val="20"/>
         </w:rPr>
         <w:t>① 행정사는 업무를 위임받으면 대통령령으로 정하는 바에 따라 업무처리부(業務處理簿)를 작성하여 보관하여야 한다.</w:t>
       </w:r>
@@ -4292,8 +5697,8 @@
       <w:r>
         <w:rPr>
           <w:rFonts w:ascii="맑은 고딕" w:hAnsi="맑은 고딕" w:eastAsia="맑은 고딕"/>
-          <w:color w:val="000000"/>
-          <w:sz w:val="19"/>
+          <w:color w:val="1A1A1A"/>
+          <w:sz w:val="20"/>
         </w:rPr>
         <w:t>② 제1항에 따른 업무처리부에는 다음 각 호의 사항을 적어야 한다.</w:t>
       </w:r>
@@ -4303,8 +5708,8 @@
       <w:r>
         <w:rPr>
           <w:rFonts w:ascii="맑은 고딕" w:hAnsi="맑은 고딕" w:eastAsia="맑은 고딕"/>
-          <w:color w:val="000000"/>
-          <w:sz w:val="19"/>
+          <w:color w:val="1A1A1A"/>
+          <w:sz w:val="20"/>
         </w:rPr>
         <w:t xml:space="preserve">    1. 일련번호</w:t>
       </w:r>
@@ -4314,8 +5719,8 @@
       <w:r>
         <w:rPr>
           <w:rFonts w:ascii="맑은 고딕" w:hAnsi="맑은 고딕" w:eastAsia="맑은 고딕"/>
-          <w:color w:val="000000"/>
-          <w:sz w:val="19"/>
+          <w:color w:val="1A1A1A"/>
+          <w:sz w:val="20"/>
         </w:rPr>
         <w:t xml:space="preserve">    2. 위임받은 연월일</w:t>
       </w:r>
@@ -4325,8 +5730,8 @@
       <w:r>
         <w:rPr>
           <w:rFonts w:ascii="맑은 고딕" w:hAnsi="맑은 고딕" w:eastAsia="맑은 고딕"/>
-          <w:color w:val="000000"/>
-          <w:sz w:val="19"/>
+          <w:color w:val="1A1A1A"/>
+          <w:sz w:val="20"/>
         </w:rPr>
         <w:t xml:space="preserve">    3. 위임받은 업무의 개요</w:t>
       </w:r>
@@ -4336,8 +5741,8 @@
       <w:r>
         <w:rPr>
           <w:rFonts w:ascii="맑은 고딕" w:hAnsi="맑은 고딕" w:eastAsia="맑은 고딕"/>
-          <w:color w:val="000000"/>
-          <w:sz w:val="19"/>
+          <w:color w:val="1A1A1A"/>
+          <w:sz w:val="20"/>
         </w:rPr>
         <w:t xml:space="preserve">    4. 보수액</w:t>
       </w:r>
@@ -4347,8 +5752,8 @@
       <w:r>
         <w:rPr>
           <w:rFonts w:ascii="맑은 고딕" w:hAnsi="맑은 고딕" w:eastAsia="맑은 고딕"/>
-          <w:color w:val="000000"/>
-          <w:sz w:val="19"/>
+          <w:color w:val="1A1A1A"/>
+          <w:sz w:val="20"/>
         </w:rPr>
         <w:t xml:space="preserve">    5. 위임인의 주소와 성명</w:t>
       </w:r>
@@ -4358,32 +5763,53 @@
       <w:r>
         <w:rPr>
           <w:rFonts w:ascii="맑은 고딕" w:hAnsi="맑은 고딕" w:eastAsia="맑은 고딕"/>
-          <w:color w:val="000000"/>
-          <w:sz w:val="19"/>
+          <w:color w:val="1A1A1A"/>
+          <w:sz w:val="20"/>
         </w:rPr>
         <w:t xml:space="preserve">    6. 그 밖에 위임받은 업무의 처리에 필요한 사항</w:t>
       </w:r>
     </w:p>
     <w:p>
       <w:pPr>
-        <w:spacing w:before="60" w:after="20" w:line="276" w:lineRule="auto"/>
-        <w:ind w:left="198"/>
-        <w:shd w:val="clear" w:color="auto" w:fill="F0F0F0"/>
-      </w:pPr>
-      <w:r>
-        <w:rPr>
-          <w:rFonts w:ascii="맑은 고딕" w:hAnsi="맑은 고딕" w:eastAsia="맑은 고딕"/>
-          <w:b/>
-          <w:color w:val="333333"/>
+        <w:spacing w:before="120" w:after="20" w:line="264" w:lineRule="auto"/>
+        <w:ind w:left="57"/>
+        <w:shd w:val="clear" w:color="auto" w:fill="EAF1F8"/>
+        <w:pBdr>
+          <w:top w:val="single" w:sz="4" w:space="6" w:color="CBD9E8"/>
+          <w:left w:val="single" w:sz="30" w:space="6" w:color="2E5A88"/>
+          <w:right w:val="single" w:sz="4" w:space="6" w:color="CBD9E8"/>
+        </w:pBdr>
+      </w:pPr>
+      <w:r>
+        <w:rPr>
+          <w:rFonts w:ascii="맑은 고딕" w:hAnsi="맑은 고딕" w:eastAsia="맑은 고딕"/>
+          <w:b/>
+          <w:color w:val="FFFFFF"/>
+          <w:sz w:val="16"/>
+          <w:shd w:val="clear" w:color="auto" w:fill="2E5A88"/>
+        </w:rPr>
+        <w:t xml:space="preserve">  시행령  </w:t>
+      </w:r>
+      <w:r>
+        <w:rPr>
+          <w:rFonts w:ascii="맑은 고딕" w:hAnsi="맑은 고딕" w:eastAsia="맑은 고딕"/>
+          <w:b/>
+          <w:color w:val="1F3A5F"/>
           <w:sz w:val="18"/>
         </w:rPr>
-        <w:t>시행령 제22조(업무처리부의 보관 등)</w:t>
-      </w:r>
-    </w:p>
-    <w:p>
-      <w:pPr>
-        <w:spacing w:after="80" w:line="300" w:lineRule="auto"/>
-        <w:ind w:left="198"/>
+        <w:t xml:space="preserve">  제22조  업무처리부의 보관 등</w:t>
+      </w:r>
+    </w:p>
+    <w:p>
+      <w:pPr>
+        <w:spacing w:after="120" w:line="312" w:lineRule="auto"/>
+        <w:ind w:left="57"/>
+        <w:shd w:val="clear" w:color="auto" w:fill="EAF1F8"/>
+        <w:pBdr>
+          <w:left w:val="single" w:sz="30" w:space="6" w:color="2E5A88"/>
+          <w:bottom w:val="single" w:sz="4" w:space="6" w:color="CBD9E8"/>
+          <w:right w:val="single" w:sz="4" w:space="6" w:color="CBD9E8"/>
+        </w:pBdr>
       </w:pPr>
       <w:r>
         <w:rPr>
@@ -4407,24 +5833,45 @@
     </w:p>
     <w:p>
       <w:pPr>
-        <w:spacing w:before="60" w:after="20" w:line="276" w:lineRule="auto"/>
-        <w:ind w:left="198"/>
-        <w:shd w:val="clear" w:color="auto" w:fill="F0F0F0"/>
-      </w:pPr>
-      <w:r>
-        <w:rPr>
-          <w:rFonts w:ascii="맑은 고딕" w:hAnsi="맑은 고딕" w:eastAsia="맑은 고딕"/>
-          <w:b/>
-          <w:color w:val="333333"/>
+        <w:spacing w:before="120" w:after="20" w:line="264" w:lineRule="auto"/>
+        <w:ind w:left="57"/>
+        <w:shd w:val="clear" w:color="auto" w:fill="F4F4F2"/>
+        <w:pBdr>
+          <w:top w:val="single" w:sz="4" w:space="6" w:color="E2E2DE"/>
+          <w:left w:val="single" w:sz="30" w:space="6" w:color="9AA0A6"/>
+          <w:right w:val="single" w:sz="4" w:space="6" w:color="E2E2DE"/>
+        </w:pBdr>
+      </w:pPr>
+      <w:r>
+        <w:rPr>
+          <w:rFonts w:ascii="맑은 고딕" w:hAnsi="맑은 고딕" w:eastAsia="맑은 고딕"/>
+          <w:b/>
+          <w:color w:val="FFFFFF"/>
+          <w:sz w:val="16"/>
+          <w:shd w:val="clear" w:color="auto" w:fill="9AA0A6"/>
+        </w:rPr>
+        <w:t xml:space="preserve">  시행규칙  </w:t>
+      </w:r>
+      <w:r>
+        <w:rPr>
+          <w:rFonts w:ascii="맑은 고딕" w:hAnsi="맑은 고딕" w:eastAsia="맑은 고딕"/>
+          <w:b/>
+          <w:color w:val="5A5A5A"/>
           <w:sz w:val="18"/>
         </w:rPr>
-        <w:t>시행규칙 제14조(업무처리부)</w:t>
-      </w:r>
-    </w:p>
-    <w:p>
-      <w:pPr>
-        <w:spacing w:after="80" w:line="300" w:lineRule="auto"/>
-        <w:ind w:left="198"/>
+        <w:t xml:space="preserve">  제14조  업무처리부</w:t>
+      </w:r>
+    </w:p>
+    <w:p>
+      <w:pPr>
+        <w:spacing w:after="120" w:line="312" w:lineRule="auto"/>
+        <w:ind w:left="57"/>
+        <w:shd w:val="clear" w:color="auto" w:fill="F4F4F2"/>
+        <w:pBdr>
+          <w:left w:val="single" w:sz="30" w:space="6" w:color="9AA0A6"/>
+          <w:bottom w:val="single" w:sz="4" w:space="6" w:color="E2E2DE"/>
+          <w:right w:val="single" w:sz="4" w:space="6" w:color="E2E2DE"/>
+        </w:pBdr>
       </w:pPr>
       <w:r>
         <w:rPr>
@@ -4437,24 +5884,46 @@
     </w:p>
     <w:p>
       <w:pPr>
-        <w:pStyle w:val="3"/>
-      </w:pPr>
-      <w:r>
-        <w:rPr>
-          <w:rFonts w:ascii="맑은 고딕" w:hAnsi="맑은 고딕" w:eastAsia="맑은 고딕"/>
-        </w:rPr>
-        <w:t>제25조(행정사의 교육)</w:t>
-      </w:r>
-    </w:p>
-    <w:p>
-      <w:pPr>
-        <w:spacing w:after="100" w:line="307" w:lineRule="auto"/>
-      </w:pPr>
-      <w:r>
-        <w:rPr>
-          <w:rFonts w:ascii="맑은 고딕" w:hAnsi="맑은 고딕" w:eastAsia="맑은 고딕"/>
-          <w:color w:val="000000"/>
-          <w:sz w:val="19"/>
+        <w:spacing w:before="0" w:after="20"/>
+        <w:pageBreakBefore/>
+      </w:pPr>
+      <w:r>
+        <w:rPr>
+          <w:rFonts w:ascii="맑은 고딕" w:hAnsi="맑은 고딕" w:eastAsia="맑은 고딕"/>
+          <w:b/>
+          <w:color w:val="8A94A0"/>
+          <w:sz w:val="17"/>
+        </w:rPr>
+        <w:t>제4장  행정사의 권리ㆍ의무</w:t>
+      </w:r>
+    </w:p>
+    <w:p>
+      <w:pPr>
+        <w:spacing w:before="20" w:after="160" w:line="276" w:lineRule="auto"/>
+        <w:pBdr>
+          <w:bottom w:val="single" w:sz="18" w:space="6" w:color="2E5A88"/>
+        </w:pBdr>
+        <w:keepNext/>
+      </w:pPr>
+      <w:r>
+        <w:rPr>
+          <w:rFonts w:ascii="맑은 고딕" w:hAnsi="맑은 고딕" w:eastAsia="맑은 고딕"/>
+          <w:b/>
+          <w:color w:val="1F3A5F"/>
+          <w:sz w:val="30"/>
+        </w:rPr>
+        <w:t>제25조  행정사의 교육</w:t>
+      </w:r>
+    </w:p>
+    <w:p>
+      <w:pPr>
+        <w:spacing w:after="120" w:line="336" w:lineRule="auto"/>
+      </w:pPr>
+      <w:r>
+        <w:rPr>
+          <w:rFonts w:ascii="맑은 고딕" w:hAnsi="맑은 고딕" w:eastAsia="맑은 고딕"/>
+          <w:color w:val="1A1A1A"/>
+          <w:sz w:val="20"/>
         </w:rPr>
         <w:t>① 행정사 자격이 있는 사람이 행정사 업무를 시작하려면 대통령령으로 정하는 바에 따라 행정안전부장관이 시행하는 실무교육을 받아야 한다. &lt;개정 2020.6.9&gt;</w:t>
       </w:r>
@@ -4464,8 +5933,8 @@
       <w:r>
         <w:rPr>
           <w:rFonts w:ascii="맑은 고딕" w:hAnsi="맑은 고딕" w:eastAsia="맑은 고딕"/>
-          <w:color w:val="000000"/>
-          <w:sz w:val="19"/>
+          <w:color w:val="1A1A1A"/>
+          <w:sz w:val="20"/>
         </w:rPr>
         <w:t>② 행정사의 사무소(행정사합동사무소 또는 행정사법인의 경우에는 주사무소를 말한다)의 소재지를 관할하는 특별시장ㆍ광역시장ㆍ특별자치시장ㆍ도지사ㆍ특별자치도지사(이하 "시ㆍ도지사"라 한다)는 행정사의 자질과 업무수행능력 향상을 위하여 직접 또는 대통령령으로 정하는 기관ㆍ단체 등에 위탁하여 행정사에 대한 연수교육을 실시하여야 한다. &lt;개정 2013.3.23, 2014.11.19, 2017.7.26, 2020.6.9&gt;</w:t>
       </w:r>
@@ -4475,8 +5944,8 @@
       <w:r>
         <w:rPr>
           <w:rFonts w:ascii="맑은 고딕" w:hAnsi="맑은 고딕" w:eastAsia="맑은 고딕"/>
-          <w:color w:val="000000"/>
-          <w:sz w:val="19"/>
+          <w:color w:val="1A1A1A"/>
+          <w:sz w:val="20"/>
         </w:rPr>
         <w:t>③ 행정사는 제2항에 따른 연수교육을 받아야 한다. &lt;개정 2020.6.9&gt;</w:t>
       </w:r>
@@ -4486,32 +5955,53 @@
       <w:r>
         <w:rPr>
           <w:rFonts w:ascii="맑은 고딕" w:hAnsi="맑은 고딕" w:eastAsia="맑은 고딕"/>
-          <w:color w:val="000000"/>
-          <w:sz w:val="19"/>
+          <w:color w:val="1A1A1A"/>
+          <w:sz w:val="20"/>
         </w:rPr>
         <w:t>④ 제1항에 따른 실무교육 및 제2항에 따른 연수교육의 과목ㆍ시기ㆍ기간 및 이수방법 등에 관하여 필요한 사항은 대통령령으로 정한다. &lt;개정 2020.6.9&gt;</w:t>
       </w:r>
     </w:p>
     <w:p>
       <w:pPr>
-        <w:spacing w:before="60" w:after="20" w:line="276" w:lineRule="auto"/>
-        <w:ind w:left="198"/>
-        <w:shd w:val="clear" w:color="auto" w:fill="F0F0F0"/>
-      </w:pPr>
-      <w:r>
-        <w:rPr>
-          <w:rFonts w:ascii="맑은 고딕" w:hAnsi="맑은 고딕" w:eastAsia="맑은 고딕"/>
-          <w:b/>
-          <w:color w:val="333333"/>
+        <w:spacing w:before="120" w:after="20" w:line="264" w:lineRule="auto"/>
+        <w:ind w:left="57"/>
+        <w:shd w:val="clear" w:color="auto" w:fill="EAF1F8"/>
+        <w:pBdr>
+          <w:top w:val="single" w:sz="4" w:space="6" w:color="CBD9E8"/>
+          <w:left w:val="single" w:sz="30" w:space="6" w:color="2E5A88"/>
+          <w:right w:val="single" w:sz="4" w:space="6" w:color="CBD9E8"/>
+        </w:pBdr>
+      </w:pPr>
+      <w:r>
+        <w:rPr>
+          <w:rFonts w:ascii="맑은 고딕" w:hAnsi="맑은 고딕" w:eastAsia="맑은 고딕"/>
+          <w:b/>
+          <w:color w:val="FFFFFF"/>
+          <w:sz w:val="16"/>
+          <w:shd w:val="clear" w:color="auto" w:fill="2E5A88"/>
+        </w:rPr>
+        <w:t xml:space="preserve">  시행령  </w:t>
+      </w:r>
+      <w:r>
+        <w:rPr>
+          <w:rFonts w:ascii="맑은 고딕" w:hAnsi="맑은 고딕" w:eastAsia="맑은 고딕"/>
+          <w:b/>
+          <w:color w:val="1F3A5F"/>
           <w:sz w:val="18"/>
         </w:rPr>
-        <w:t>시행령 제23조(행정사의 교육)</w:t>
-      </w:r>
-    </w:p>
-    <w:p>
-      <w:pPr>
-        <w:spacing w:after="80" w:line="300" w:lineRule="auto"/>
-        <w:ind w:left="198"/>
+        <w:t xml:space="preserve">  제23조  행정사의 교육</w:t>
+      </w:r>
+    </w:p>
+    <w:p>
+      <w:pPr>
+        <w:spacing w:after="120" w:line="312" w:lineRule="auto"/>
+        <w:ind w:left="57"/>
+        <w:shd w:val="clear" w:color="auto" w:fill="EAF1F8"/>
+        <w:pBdr>
+          <w:left w:val="single" w:sz="30" w:space="6" w:color="2E5A88"/>
+          <w:bottom w:val="single" w:sz="4" w:space="6" w:color="CBD9E8"/>
+          <w:right w:val="single" w:sz="4" w:space="6" w:color="CBD9E8"/>
+        </w:pBdr>
       </w:pPr>
       <w:r>
         <w:rPr>
@@ -4744,24 +6234,45 @@
     </w:p>
     <w:p>
       <w:pPr>
-        <w:spacing w:before="60" w:after="20" w:line="276" w:lineRule="auto"/>
-        <w:ind w:left="198"/>
-        <w:shd w:val="clear" w:color="auto" w:fill="F0F0F0"/>
-      </w:pPr>
-      <w:r>
-        <w:rPr>
-          <w:rFonts w:ascii="맑은 고딕" w:hAnsi="맑은 고딕" w:eastAsia="맑은 고딕"/>
-          <w:b/>
-          <w:color w:val="333333"/>
+        <w:spacing w:before="120" w:after="20" w:line="264" w:lineRule="auto"/>
+        <w:ind w:left="57"/>
+        <w:shd w:val="clear" w:color="auto" w:fill="F4F4F2"/>
+        <w:pBdr>
+          <w:top w:val="single" w:sz="4" w:space="6" w:color="E2E2DE"/>
+          <w:left w:val="single" w:sz="30" w:space="6" w:color="9AA0A6"/>
+          <w:right w:val="single" w:sz="4" w:space="6" w:color="E2E2DE"/>
+        </w:pBdr>
+      </w:pPr>
+      <w:r>
+        <w:rPr>
+          <w:rFonts w:ascii="맑은 고딕" w:hAnsi="맑은 고딕" w:eastAsia="맑은 고딕"/>
+          <w:b/>
+          <w:color w:val="FFFFFF"/>
+          <w:sz w:val="16"/>
+          <w:shd w:val="clear" w:color="auto" w:fill="9AA0A6"/>
+        </w:rPr>
+        <w:t xml:space="preserve">  시행규칙  </w:t>
+      </w:r>
+      <w:r>
+        <w:rPr>
+          <w:rFonts w:ascii="맑은 고딕" w:hAnsi="맑은 고딕" w:eastAsia="맑은 고딕"/>
+          <w:b/>
+          <w:color w:val="5A5A5A"/>
           <w:sz w:val="18"/>
         </w:rPr>
-        <w:t>시행규칙 제15조(행정사의 교육)</w:t>
-      </w:r>
-    </w:p>
-    <w:p>
-      <w:pPr>
-        <w:spacing w:after="80" w:line="300" w:lineRule="auto"/>
-        <w:ind w:left="198"/>
+        <w:t xml:space="preserve">  제15조  행정사의 교육</w:t>
+      </w:r>
+    </w:p>
+    <w:p>
+      <w:pPr>
+        <w:spacing w:after="120" w:line="312" w:lineRule="auto"/>
+        <w:ind w:left="57"/>
+        <w:shd w:val="clear" w:color="auto" w:fill="F4F4F2"/>
+        <w:pBdr>
+          <w:left w:val="single" w:sz="30" w:space="6" w:color="9AA0A6"/>
+          <w:bottom w:val="single" w:sz="4" w:space="6" w:color="E2E2DE"/>
+          <w:right w:val="single" w:sz="4" w:space="6" w:color="E2E2DE"/>
+        </w:pBdr>
       </w:pPr>
       <w:r>
         <w:rPr>
@@ -4785,59 +6296,92 @@
     </w:p>
     <w:p>
       <w:pPr>
-        <w:pStyle w:val="2"/>
-      </w:pPr>
-      <w:r>
-        <w:rPr>
-          <w:rFonts w:ascii="맑은 고딕" w:hAnsi="맑은 고딕" w:eastAsia="맑은 고딕"/>
+        <w:spacing w:before="0" w:after="20"/>
+        <w:pageBreakBefore/>
+      </w:pPr>
+      <w:r>
+        <w:rPr>
+          <w:rFonts w:ascii="맑은 고딕" w:hAnsi="맑은 고딕" w:eastAsia="맑은 고딕"/>
+          <w:b/>
+          <w:color w:val="8A94A0"/>
+          <w:sz w:val="17"/>
         </w:rPr>
         <w:t>제4장의2  행정사법인 &lt;신설 2020.6.9&gt;</w:t>
       </w:r>
     </w:p>
     <w:p>
       <w:pPr>
-        <w:pStyle w:val="3"/>
-      </w:pPr>
-      <w:r>
-        <w:rPr>
-          <w:rFonts w:ascii="맑은 고딕" w:hAnsi="맑은 고딕" w:eastAsia="맑은 고딕"/>
-        </w:rPr>
-        <w:t>제25의2조(행정사법인의 설립)</w:t>
-      </w:r>
-    </w:p>
-    <w:p>
-      <w:pPr>
-        <w:spacing w:after="100" w:line="307" w:lineRule="auto"/>
-      </w:pPr>
-      <w:r>
-        <w:rPr>
-          <w:rFonts w:ascii="맑은 고딕" w:hAnsi="맑은 고딕" w:eastAsia="맑은 고딕"/>
-          <w:color w:val="000000"/>
-          <w:sz w:val="19"/>
+        <w:spacing w:before="20" w:after="160" w:line="276" w:lineRule="auto"/>
+        <w:pBdr>
+          <w:bottom w:val="single" w:sz="18" w:space="6" w:color="2E5A88"/>
+        </w:pBdr>
+        <w:keepNext/>
+      </w:pPr>
+      <w:r>
+        <w:rPr>
+          <w:rFonts w:ascii="맑은 고딕" w:hAnsi="맑은 고딕" w:eastAsia="맑은 고딕"/>
+          <w:b/>
+          <w:color w:val="1F3A5F"/>
+          <w:sz w:val="30"/>
+        </w:rPr>
+        <w:t>제25의2조  행정사법인의 설립</w:t>
+      </w:r>
+    </w:p>
+    <w:p>
+      <w:pPr>
+        <w:spacing w:after="120" w:line="336" w:lineRule="auto"/>
+      </w:pPr>
+      <w:r>
+        <w:rPr>
+          <w:rFonts w:ascii="맑은 고딕" w:hAnsi="맑은 고딕" w:eastAsia="맑은 고딕"/>
+          <w:color w:val="1A1A1A"/>
+          <w:sz w:val="20"/>
         </w:rPr>
         <w:t>행정사는 제2조에 따른 업무를 조직적이고 전문적으로 수행하기 위하여 3명 이상의 행정사를 구성원으로 하는 행정사법인을 설립할 수 있다.</w:t>
       </w:r>
     </w:p>
     <w:p>
       <w:pPr>
-        <w:pStyle w:val="3"/>
-      </w:pPr>
-      <w:r>
-        <w:rPr>
-          <w:rFonts w:ascii="맑은 고딕" w:hAnsi="맑은 고딕" w:eastAsia="맑은 고딕"/>
-        </w:rPr>
-        <w:t>제25의3조(설립 절차)</w:t>
-      </w:r>
-    </w:p>
-    <w:p>
-      <w:pPr>
-        <w:spacing w:after="100" w:line="307" w:lineRule="auto"/>
-      </w:pPr>
-      <w:r>
-        <w:rPr>
-          <w:rFonts w:ascii="맑은 고딕" w:hAnsi="맑은 고딕" w:eastAsia="맑은 고딕"/>
-          <w:color w:val="000000"/>
-          <w:sz w:val="19"/>
+        <w:spacing w:before="0" w:after="20"/>
+        <w:pageBreakBefore/>
+      </w:pPr>
+      <w:r>
+        <w:rPr>
+          <w:rFonts w:ascii="맑은 고딕" w:hAnsi="맑은 고딕" w:eastAsia="맑은 고딕"/>
+          <w:b/>
+          <w:color w:val="8A94A0"/>
+          <w:sz w:val="17"/>
+        </w:rPr>
+        <w:t>제4장의2  행정사법인 &lt;신설 2020.6.9&gt;</w:t>
+      </w:r>
+    </w:p>
+    <w:p>
+      <w:pPr>
+        <w:spacing w:before="20" w:after="160" w:line="276" w:lineRule="auto"/>
+        <w:pBdr>
+          <w:bottom w:val="single" w:sz="18" w:space="6" w:color="2E5A88"/>
+        </w:pBdr>
+        <w:keepNext/>
+      </w:pPr>
+      <w:r>
+        <w:rPr>
+          <w:rFonts w:ascii="맑은 고딕" w:hAnsi="맑은 고딕" w:eastAsia="맑은 고딕"/>
+          <w:b/>
+          <w:color w:val="1F3A5F"/>
+          <w:sz w:val="30"/>
+        </w:rPr>
+        <w:t>제25의3조  설립 절차</w:t>
+      </w:r>
+    </w:p>
+    <w:p>
+      <w:pPr>
+        <w:spacing w:after="120" w:line="336" w:lineRule="auto"/>
+      </w:pPr>
+      <w:r>
+        <w:rPr>
+          <w:rFonts w:ascii="맑은 고딕" w:hAnsi="맑은 고딕" w:eastAsia="맑은 고딕"/>
+          <w:color w:val="1A1A1A"/>
+          <w:sz w:val="20"/>
         </w:rPr>
         <w:t>① 행정사법인을 설립하려면 행정사법인의 구성원이 될 행정사가 정관(定款)을 작성하여 대통령령으로 정하는 바에 따라 행정안전부장관의 인가(이하 "설립인가"라 한다)를 받아야 한다. 정관을 변경할 때에도 또한 같다.</w:t>
       </w:r>
@@ -4847,8 +6391,8 @@
       <w:r>
         <w:rPr>
           <w:rFonts w:ascii="맑은 고딕" w:hAnsi="맑은 고딕" w:eastAsia="맑은 고딕"/>
-          <w:color w:val="000000"/>
-          <w:sz w:val="19"/>
+          <w:color w:val="1A1A1A"/>
+          <w:sz w:val="20"/>
         </w:rPr>
         <w:t>② 행정사법인의 정관에는 다음 각 호의 사항을 적어야 한다.</w:t>
       </w:r>
@@ -4858,8 +6402,8 @@
       <w:r>
         <w:rPr>
           <w:rFonts w:ascii="맑은 고딕" w:hAnsi="맑은 고딕" w:eastAsia="맑은 고딕"/>
-          <w:color w:val="000000"/>
-          <w:sz w:val="19"/>
+          <w:color w:val="1A1A1A"/>
+          <w:sz w:val="20"/>
         </w:rPr>
         <w:t xml:space="preserve">    1. 목적, 명칭, 주사무소 및 분사무소의 소재지</w:t>
       </w:r>
@@ -4869,8 +6413,8 @@
       <w:r>
         <w:rPr>
           <w:rFonts w:ascii="맑은 고딕" w:hAnsi="맑은 고딕" w:eastAsia="맑은 고딕"/>
-          <w:color w:val="000000"/>
-          <w:sz w:val="19"/>
+          <w:color w:val="1A1A1A"/>
+          <w:sz w:val="20"/>
         </w:rPr>
         <w:t xml:space="preserve">    2. 행정사법인을 구성하는 행정사(이하 "법인구성원"이라 한다)의 성명과 주소</w:t>
       </w:r>
@@ -4880,8 +6424,8 @@
       <w:r>
         <w:rPr>
           <w:rFonts w:ascii="맑은 고딕" w:hAnsi="맑은 고딕" w:eastAsia="맑은 고딕"/>
-          <w:color w:val="000000"/>
-          <w:sz w:val="19"/>
+          <w:color w:val="1A1A1A"/>
+          <w:sz w:val="20"/>
         </w:rPr>
         <w:t xml:space="preserve">    3. 법인구성원의 출자에 관한 사항</w:t>
       </w:r>
@@ -4891,8 +6435,8 @@
       <w:r>
         <w:rPr>
           <w:rFonts w:ascii="맑은 고딕" w:hAnsi="맑은 고딕" w:eastAsia="맑은 고딕"/>
-          <w:color w:val="000000"/>
-          <w:sz w:val="19"/>
+          <w:color w:val="1A1A1A"/>
+          <w:sz w:val="20"/>
         </w:rPr>
         <w:t xml:space="preserve">    4. 법인구성원 회의에 관한 사항</w:t>
       </w:r>
@@ -4902,8 +6446,8 @@
       <w:r>
         <w:rPr>
           <w:rFonts w:ascii="맑은 고딕" w:hAnsi="맑은 고딕" w:eastAsia="맑은 고딕"/>
-          <w:color w:val="000000"/>
-          <w:sz w:val="19"/>
+          <w:color w:val="1A1A1A"/>
+          <w:sz w:val="20"/>
         </w:rPr>
         <w:t xml:space="preserve">    5. 자산 및 회계에 관한 사항</w:t>
       </w:r>
@@ -4913,8 +6457,8 @@
       <w:r>
         <w:rPr>
           <w:rFonts w:ascii="맑은 고딕" w:hAnsi="맑은 고딕" w:eastAsia="맑은 고딕"/>
-          <w:color w:val="000000"/>
-          <w:sz w:val="19"/>
+          <w:color w:val="1A1A1A"/>
+          <w:sz w:val="20"/>
         </w:rPr>
         <w:t xml:space="preserve">    6. 행정사법인의 대표에 관한 사항</w:t>
       </w:r>
@@ -4924,8 +6468,8 @@
       <w:r>
         <w:rPr>
           <w:rFonts w:ascii="맑은 고딕" w:hAnsi="맑은 고딕" w:eastAsia="맑은 고딕"/>
-          <w:color w:val="000000"/>
-          <w:sz w:val="19"/>
+          <w:color w:val="1A1A1A"/>
+          <w:sz w:val="20"/>
         </w:rPr>
         <w:t xml:space="preserve">    7. 존립시기, 해산사유를 정한 경우에는 그 시기 또는 사유</w:t>
       </w:r>
@@ -4935,8 +6479,8 @@
       <w:r>
         <w:rPr>
           <w:rFonts w:ascii="맑은 고딕" w:hAnsi="맑은 고딕" w:eastAsia="맑은 고딕"/>
-          <w:color w:val="000000"/>
-          <w:sz w:val="19"/>
+          <w:color w:val="1A1A1A"/>
+          <w:sz w:val="20"/>
         </w:rPr>
         <w:t xml:space="preserve">    8. 그 밖에 대통령령으로 정하는 사항</w:t>
       </w:r>
@@ -4946,8 +6490,8 @@
       <w:r>
         <w:rPr>
           <w:rFonts w:ascii="맑은 고딕" w:hAnsi="맑은 고딕" w:eastAsia="맑은 고딕"/>
-          <w:color w:val="000000"/>
-          <w:sz w:val="19"/>
+          <w:color w:val="1A1A1A"/>
+          <w:sz w:val="20"/>
         </w:rPr>
         <w:t>③ 행정사법인은 대통령령으로 정하는 바에 따라 등기하여야 한다.</w:t>
       </w:r>
@@ -4957,32 +6501,53 @@
       <w:r>
         <w:rPr>
           <w:rFonts w:ascii="맑은 고딕" w:hAnsi="맑은 고딕" w:eastAsia="맑은 고딕"/>
-          <w:color w:val="000000"/>
-          <w:sz w:val="19"/>
+          <w:color w:val="1A1A1A"/>
+          <w:sz w:val="20"/>
         </w:rPr>
         <w:t>④ 행정사법인은 그 주사무소의 소재지에서 설립등기를 함으로써 성립한다.</w:t>
       </w:r>
     </w:p>
     <w:p>
       <w:pPr>
-        <w:spacing w:before="60" w:after="20" w:line="276" w:lineRule="auto"/>
-        <w:ind w:left="198"/>
-        <w:shd w:val="clear" w:color="auto" w:fill="F0F0F0"/>
-      </w:pPr>
-      <w:r>
-        <w:rPr>
-          <w:rFonts w:ascii="맑은 고딕" w:hAnsi="맑은 고딕" w:eastAsia="맑은 고딕"/>
-          <w:b/>
-          <w:color w:val="333333"/>
+        <w:spacing w:before="120" w:after="20" w:line="264" w:lineRule="auto"/>
+        <w:ind w:left="57"/>
+        <w:shd w:val="clear" w:color="auto" w:fill="EAF1F8"/>
+        <w:pBdr>
+          <w:top w:val="single" w:sz="4" w:space="6" w:color="CBD9E8"/>
+          <w:left w:val="single" w:sz="30" w:space="6" w:color="2E5A88"/>
+          <w:right w:val="single" w:sz="4" w:space="6" w:color="CBD9E8"/>
+        </w:pBdr>
+      </w:pPr>
+      <w:r>
+        <w:rPr>
+          <w:rFonts w:ascii="맑은 고딕" w:hAnsi="맑은 고딕" w:eastAsia="맑은 고딕"/>
+          <w:b/>
+          <w:color w:val="FFFFFF"/>
+          <w:sz w:val="16"/>
+          <w:shd w:val="clear" w:color="auto" w:fill="2E5A88"/>
+        </w:rPr>
+        <w:t xml:space="preserve">  시행령  </w:t>
+      </w:r>
+      <w:r>
+        <w:rPr>
+          <w:rFonts w:ascii="맑은 고딕" w:hAnsi="맑은 고딕" w:eastAsia="맑은 고딕"/>
+          <w:b/>
+          <w:color w:val="1F3A5F"/>
           <w:sz w:val="18"/>
         </w:rPr>
-        <w:t>시행령 제23의2조(행정사법인의 설립인가 신청)</w:t>
-      </w:r>
-    </w:p>
-    <w:p>
-      <w:pPr>
-        <w:spacing w:after="80" w:line="300" w:lineRule="auto"/>
-        <w:ind w:left="198"/>
+        <w:t xml:space="preserve">  제23의2조  행정사법인의 설립인가 신청</w:t>
+      </w:r>
+    </w:p>
+    <w:p>
+      <w:pPr>
+        <w:spacing w:after="120" w:line="312" w:lineRule="auto"/>
+        <w:ind w:left="57"/>
+        <w:shd w:val="clear" w:color="auto" w:fill="EAF1F8"/>
+        <w:pBdr>
+          <w:left w:val="single" w:sz="30" w:space="6" w:color="2E5A88"/>
+          <w:bottom w:val="single" w:sz="4" w:space="6" w:color="CBD9E8"/>
+          <w:right w:val="single" w:sz="4" w:space="6" w:color="CBD9E8"/>
+        </w:pBdr>
       </w:pPr>
       <w:r>
         <w:rPr>
@@ -5094,24 +6659,45 @@
     </w:p>
     <w:p>
       <w:pPr>
-        <w:spacing w:before="60" w:after="20" w:line="276" w:lineRule="auto"/>
-        <w:ind w:left="198"/>
-        <w:shd w:val="clear" w:color="auto" w:fill="F0F0F0"/>
-      </w:pPr>
-      <w:r>
-        <w:rPr>
-          <w:rFonts w:ascii="맑은 고딕" w:hAnsi="맑은 고딕" w:eastAsia="맑은 고딕"/>
-          <w:b/>
-          <w:color w:val="333333"/>
+        <w:spacing w:before="120" w:after="20" w:line="264" w:lineRule="auto"/>
+        <w:ind w:left="57"/>
+        <w:shd w:val="clear" w:color="auto" w:fill="EAF1F8"/>
+        <w:pBdr>
+          <w:top w:val="single" w:sz="4" w:space="6" w:color="CBD9E8"/>
+          <w:left w:val="single" w:sz="30" w:space="6" w:color="2E5A88"/>
+          <w:right w:val="single" w:sz="4" w:space="6" w:color="CBD9E8"/>
+        </w:pBdr>
+      </w:pPr>
+      <w:r>
+        <w:rPr>
+          <w:rFonts w:ascii="맑은 고딕" w:hAnsi="맑은 고딕" w:eastAsia="맑은 고딕"/>
+          <w:b/>
+          <w:color w:val="FFFFFF"/>
+          <w:sz w:val="16"/>
+          <w:shd w:val="clear" w:color="auto" w:fill="2E5A88"/>
+        </w:rPr>
+        <w:t xml:space="preserve">  시행령  </w:t>
+      </w:r>
+      <w:r>
+        <w:rPr>
+          <w:rFonts w:ascii="맑은 고딕" w:hAnsi="맑은 고딕" w:eastAsia="맑은 고딕"/>
+          <w:b/>
+          <w:color w:val="1F3A5F"/>
           <w:sz w:val="18"/>
         </w:rPr>
-        <w:t>시행령 제23의3조(정관의 기재사항)</w:t>
-      </w:r>
-    </w:p>
-    <w:p>
-      <w:pPr>
-        <w:spacing w:after="80" w:line="300" w:lineRule="auto"/>
-        <w:ind w:left="198"/>
+        <w:t xml:space="preserve">  제23의3조  정관의 기재사항</w:t>
+      </w:r>
+    </w:p>
+    <w:p>
+      <w:pPr>
+        <w:spacing w:after="120" w:line="312" w:lineRule="auto"/>
+        <w:ind w:left="57"/>
+        <w:shd w:val="clear" w:color="auto" w:fill="EAF1F8"/>
+        <w:pBdr>
+          <w:left w:val="single" w:sz="30" w:space="6" w:color="2E5A88"/>
+          <w:bottom w:val="single" w:sz="4" w:space="6" w:color="CBD9E8"/>
+          <w:right w:val="single" w:sz="4" w:space="6" w:color="CBD9E8"/>
+        </w:pBdr>
       </w:pPr>
       <w:r>
         <w:rPr>
@@ -5135,24 +6721,45 @@
     </w:p>
     <w:p>
       <w:pPr>
-        <w:spacing w:before="60" w:after="20" w:line="276" w:lineRule="auto"/>
-        <w:ind w:left="198"/>
-        <w:shd w:val="clear" w:color="auto" w:fill="F0F0F0"/>
-      </w:pPr>
-      <w:r>
-        <w:rPr>
-          <w:rFonts w:ascii="맑은 고딕" w:hAnsi="맑은 고딕" w:eastAsia="맑은 고딕"/>
-          <w:b/>
-          <w:color w:val="333333"/>
+        <w:spacing w:before="120" w:after="20" w:line="264" w:lineRule="auto"/>
+        <w:ind w:left="57"/>
+        <w:shd w:val="clear" w:color="auto" w:fill="EAF1F8"/>
+        <w:pBdr>
+          <w:top w:val="single" w:sz="4" w:space="6" w:color="CBD9E8"/>
+          <w:left w:val="single" w:sz="30" w:space="6" w:color="2E5A88"/>
+          <w:right w:val="single" w:sz="4" w:space="6" w:color="CBD9E8"/>
+        </w:pBdr>
+      </w:pPr>
+      <w:r>
+        <w:rPr>
+          <w:rFonts w:ascii="맑은 고딕" w:hAnsi="맑은 고딕" w:eastAsia="맑은 고딕"/>
+          <w:b/>
+          <w:color w:val="FFFFFF"/>
+          <w:sz w:val="16"/>
+          <w:shd w:val="clear" w:color="auto" w:fill="2E5A88"/>
+        </w:rPr>
+        <w:t xml:space="preserve">  시행령  </w:t>
+      </w:r>
+      <w:r>
+        <w:rPr>
+          <w:rFonts w:ascii="맑은 고딕" w:hAnsi="맑은 고딕" w:eastAsia="맑은 고딕"/>
+          <w:b/>
+          <w:color w:val="1F3A5F"/>
           <w:sz w:val="18"/>
         </w:rPr>
-        <w:t>시행령 제23의4조(행정사법인의 설립등기)</w:t>
-      </w:r>
-    </w:p>
-    <w:p>
-      <w:pPr>
-        <w:spacing w:after="80" w:line="300" w:lineRule="auto"/>
-        <w:ind w:left="198"/>
+        <w:t xml:space="preserve">  제23의4조  행정사법인의 설립등기</w:t>
+      </w:r>
+    </w:p>
+    <w:p>
+      <w:pPr>
+        <w:spacing w:after="120" w:line="312" w:lineRule="auto"/>
+        <w:ind w:left="57"/>
+        <w:shd w:val="clear" w:color="auto" w:fill="EAF1F8"/>
+        <w:pBdr>
+          <w:left w:val="single" w:sz="30" w:space="6" w:color="2E5A88"/>
+          <w:bottom w:val="single" w:sz="4" w:space="6" w:color="CBD9E8"/>
+          <w:right w:val="single" w:sz="4" w:space="6" w:color="CBD9E8"/>
+        </w:pBdr>
       </w:pPr>
       <w:r>
         <w:rPr>
@@ -5308,24 +6915,45 @@
     </w:p>
     <w:p>
       <w:pPr>
-        <w:spacing w:before="60" w:after="20" w:line="276" w:lineRule="auto"/>
-        <w:ind w:left="198"/>
-        <w:shd w:val="clear" w:color="auto" w:fill="F0F0F0"/>
-      </w:pPr>
-      <w:r>
-        <w:rPr>
-          <w:rFonts w:ascii="맑은 고딕" w:hAnsi="맑은 고딕" w:eastAsia="맑은 고딕"/>
-          <w:b/>
-          <w:color w:val="333333"/>
+        <w:spacing w:before="120" w:after="20" w:line="264" w:lineRule="auto"/>
+        <w:ind w:left="57"/>
+        <w:shd w:val="clear" w:color="auto" w:fill="F4F4F2"/>
+        <w:pBdr>
+          <w:top w:val="single" w:sz="4" w:space="6" w:color="E2E2DE"/>
+          <w:left w:val="single" w:sz="30" w:space="6" w:color="9AA0A6"/>
+          <w:right w:val="single" w:sz="4" w:space="6" w:color="E2E2DE"/>
+        </w:pBdr>
+      </w:pPr>
+      <w:r>
+        <w:rPr>
+          <w:rFonts w:ascii="맑은 고딕" w:hAnsi="맑은 고딕" w:eastAsia="맑은 고딕"/>
+          <w:b/>
+          <w:color w:val="FFFFFF"/>
+          <w:sz w:val="16"/>
+          <w:shd w:val="clear" w:color="auto" w:fill="9AA0A6"/>
+        </w:rPr>
+        <w:t xml:space="preserve">  시행규칙  </w:t>
+      </w:r>
+      <w:r>
+        <w:rPr>
+          <w:rFonts w:ascii="맑은 고딕" w:hAnsi="맑은 고딕" w:eastAsia="맑은 고딕"/>
+          <w:b/>
+          <w:color w:val="5A5A5A"/>
           <w:sz w:val="18"/>
         </w:rPr>
-        <w:t>시행규칙 제15의2조(행정사법인 설립인가 신청)</w:t>
-      </w:r>
-    </w:p>
-    <w:p>
-      <w:pPr>
-        <w:spacing w:after="80" w:line="300" w:lineRule="auto"/>
-        <w:ind w:left="198"/>
+        <w:t xml:space="preserve">  제15의2조  행정사법인 설립인가 신청</w:t>
+      </w:r>
+    </w:p>
+    <w:p>
+      <w:pPr>
+        <w:spacing w:after="120" w:line="312" w:lineRule="auto"/>
+        <w:ind w:left="57"/>
+        <w:shd w:val="clear" w:color="auto" w:fill="F4F4F2"/>
+        <w:pBdr>
+          <w:left w:val="single" w:sz="30" w:space="6" w:color="9AA0A6"/>
+          <w:bottom w:val="single" w:sz="4" w:space="6" w:color="E2E2DE"/>
+          <w:right w:val="single" w:sz="4" w:space="6" w:color="E2E2DE"/>
+        </w:pBdr>
       </w:pPr>
       <w:r>
         <w:rPr>
@@ -5393,24 +7021,46 @@
     </w:p>
     <w:p>
       <w:pPr>
-        <w:pStyle w:val="3"/>
-      </w:pPr>
-      <w:r>
-        <w:rPr>
-          <w:rFonts w:ascii="맑은 고딕" w:hAnsi="맑은 고딕" w:eastAsia="맑은 고딕"/>
-        </w:rPr>
-        <w:t>제25의4조(행정사법인의 업무신고 등)</w:t>
-      </w:r>
-    </w:p>
-    <w:p>
-      <w:pPr>
-        <w:spacing w:after="100" w:line="307" w:lineRule="auto"/>
-      </w:pPr>
-      <w:r>
-        <w:rPr>
-          <w:rFonts w:ascii="맑은 고딕" w:hAnsi="맑은 고딕" w:eastAsia="맑은 고딕"/>
-          <w:color w:val="000000"/>
-          <w:sz w:val="19"/>
+        <w:spacing w:before="0" w:after="20"/>
+        <w:pageBreakBefore/>
+      </w:pPr>
+      <w:r>
+        <w:rPr>
+          <w:rFonts w:ascii="맑은 고딕" w:hAnsi="맑은 고딕" w:eastAsia="맑은 고딕"/>
+          <w:b/>
+          <w:color w:val="8A94A0"/>
+          <w:sz w:val="17"/>
+        </w:rPr>
+        <w:t>제4장의2  행정사법인 &lt;신설 2020.6.9&gt;</w:t>
+      </w:r>
+    </w:p>
+    <w:p>
+      <w:pPr>
+        <w:spacing w:before="20" w:after="160" w:line="276" w:lineRule="auto"/>
+        <w:pBdr>
+          <w:bottom w:val="single" w:sz="18" w:space="6" w:color="2E5A88"/>
+        </w:pBdr>
+        <w:keepNext/>
+      </w:pPr>
+      <w:r>
+        <w:rPr>
+          <w:rFonts w:ascii="맑은 고딕" w:hAnsi="맑은 고딕" w:eastAsia="맑은 고딕"/>
+          <w:b/>
+          <w:color w:val="1F3A5F"/>
+          <w:sz w:val="30"/>
+        </w:rPr>
+        <w:t>제25의4조  행정사법인의 업무신고 등</w:t>
+      </w:r>
+    </w:p>
+    <w:p>
+      <w:pPr>
+        <w:spacing w:after="120" w:line="336" w:lineRule="auto"/>
+      </w:pPr>
+      <w:r>
+        <w:rPr>
+          <w:rFonts w:ascii="맑은 고딕" w:hAnsi="맑은 고딕" w:eastAsia="맑은 고딕"/>
+          <w:color w:val="1A1A1A"/>
+          <w:sz w:val="20"/>
         </w:rPr>
         <w:t>① 행정사법인이 제2조에 따른 업무를 하려면 대통령령으로 정하는 바에 따라 주사무소의 소재지를 관할하는 시장등에게 대통령령으로 정하는 행정사법인 업무신고 기준을 갖추어 신고(이하 "법인업무신고"라 한다)하여야 한다. 신고한 사항을 변경할 때에도 또한 같다.</w:t>
       </w:r>
@@ -5420,8 +7070,8 @@
       <w:r>
         <w:rPr>
           <w:rFonts w:ascii="맑은 고딕" w:hAnsi="맑은 고딕" w:eastAsia="맑은 고딕"/>
-          <w:color w:val="000000"/>
-          <w:sz w:val="19"/>
+          <w:color w:val="1A1A1A"/>
+          <w:sz w:val="20"/>
         </w:rPr>
         <w:t>② 시장등은 법인업무신고를 하려는 자가 법인업무신고 기준을 갖추지 아니한 경우에는 그 법인업무신고의 수리를 거부할 수 있다. 이 경우 지체 없이 법인업무신고의 수리 거부 사실 및 그 사유를 당사자에게 알려야 한다.</w:t>
       </w:r>
@@ -5431,8 +7081,8 @@
       <w:r>
         <w:rPr>
           <w:rFonts w:ascii="맑은 고딕" w:hAnsi="맑은 고딕" w:eastAsia="맑은 고딕"/>
-          <w:color w:val="000000"/>
-          <w:sz w:val="19"/>
+          <w:color w:val="1A1A1A"/>
+          <w:sz w:val="20"/>
         </w:rPr>
         <w:t>③ 시장등은 법인업무신고를 받은 때에는 그 내용을 확인한 후 행정안전부령으로 정하는 바에 따라 법인업무신고확인증을 행정사법인에 발급하여야 한다.</w:t>
       </w:r>
@@ -5442,32 +7092,53 @@
       <w:r>
         <w:rPr>
           <w:rFonts w:ascii="맑은 고딕" w:hAnsi="맑은 고딕" w:eastAsia="맑은 고딕"/>
-          <w:color w:val="000000"/>
-          <w:sz w:val="19"/>
+          <w:color w:val="1A1A1A"/>
+          <w:sz w:val="20"/>
         </w:rPr>
         <w:t>④ 법인업무신고의 기준 및 절차 등에 관하여 필요한 사항은 대통령령으로 정한다.</w:t>
       </w:r>
     </w:p>
     <w:p>
       <w:pPr>
-        <w:spacing w:before="60" w:after="20" w:line="276" w:lineRule="auto"/>
-        <w:ind w:left="198"/>
-        <w:shd w:val="clear" w:color="auto" w:fill="F0F0F0"/>
-      </w:pPr>
-      <w:r>
-        <w:rPr>
-          <w:rFonts w:ascii="맑은 고딕" w:hAnsi="맑은 고딕" w:eastAsia="맑은 고딕"/>
-          <w:b/>
-          <w:color w:val="333333"/>
+        <w:spacing w:before="120" w:after="20" w:line="264" w:lineRule="auto"/>
+        <w:ind w:left="57"/>
+        <w:shd w:val="clear" w:color="auto" w:fill="EAF1F8"/>
+        <w:pBdr>
+          <w:top w:val="single" w:sz="4" w:space="6" w:color="CBD9E8"/>
+          <w:left w:val="single" w:sz="30" w:space="6" w:color="2E5A88"/>
+          <w:right w:val="single" w:sz="4" w:space="6" w:color="CBD9E8"/>
+        </w:pBdr>
+      </w:pPr>
+      <w:r>
+        <w:rPr>
+          <w:rFonts w:ascii="맑은 고딕" w:hAnsi="맑은 고딕" w:eastAsia="맑은 고딕"/>
+          <w:b/>
+          <w:color w:val="FFFFFF"/>
+          <w:sz w:val="16"/>
+          <w:shd w:val="clear" w:color="auto" w:fill="2E5A88"/>
+        </w:rPr>
+        <w:t xml:space="preserve">  시행령  </w:t>
+      </w:r>
+      <w:r>
+        <w:rPr>
+          <w:rFonts w:ascii="맑은 고딕" w:hAnsi="맑은 고딕" w:eastAsia="맑은 고딕"/>
+          <w:b/>
+          <w:color w:val="1F3A5F"/>
           <w:sz w:val="18"/>
         </w:rPr>
-        <w:t>시행령 제23의5조(행정사법인의 업무신고)</w:t>
-      </w:r>
-    </w:p>
-    <w:p>
-      <w:pPr>
-        <w:spacing w:after="80" w:line="300" w:lineRule="auto"/>
-        <w:ind w:left="198"/>
+        <w:t xml:space="preserve">  제23의5조  행정사법인의 업무신고</w:t>
+      </w:r>
+    </w:p>
+    <w:p>
+      <w:pPr>
+        <w:spacing w:after="120" w:line="312" w:lineRule="auto"/>
+        <w:ind w:left="57"/>
+        <w:shd w:val="clear" w:color="auto" w:fill="EAF1F8"/>
+        <w:pBdr>
+          <w:left w:val="single" w:sz="30" w:space="6" w:color="2E5A88"/>
+          <w:bottom w:val="single" w:sz="4" w:space="6" w:color="CBD9E8"/>
+          <w:right w:val="single" w:sz="4" w:space="6" w:color="CBD9E8"/>
+        </w:pBdr>
       </w:pPr>
       <w:r>
         <w:rPr>
@@ -5546,24 +7217,45 @@
     </w:p>
     <w:p>
       <w:pPr>
-        <w:spacing w:before="60" w:after="20" w:line="276" w:lineRule="auto"/>
-        <w:ind w:left="198"/>
-        <w:shd w:val="clear" w:color="auto" w:fill="F0F0F0"/>
-      </w:pPr>
-      <w:r>
-        <w:rPr>
-          <w:rFonts w:ascii="맑은 고딕" w:hAnsi="맑은 고딕" w:eastAsia="맑은 고딕"/>
-          <w:b/>
-          <w:color w:val="333333"/>
+        <w:spacing w:before="120" w:after="20" w:line="264" w:lineRule="auto"/>
+        <w:ind w:left="57"/>
+        <w:shd w:val="clear" w:color="auto" w:fill="EAF1F8"/>
+        <w:pBdr>
+          <w:top w:val="single" w:sz="4" w:space="6" w:color="CBD9E8"/>
+          <w:left w:val="single" w:sz="30" w:space="6" w:color="2E5A88"/>
+          <w:right w:val="single" w:sz="4" w:space="6" w:color="CBD9E8"/>
+        </w:pBdr>
+      </w:pPr>
+      <w:r>
+        <w:rPr>
+          <w:rFonts w:ascii="맑은 고딕" w:hAnsi="맑은 고딕" w:eastAsia="맑은 고딕"/>
+          <w:b/>
+          <w:color w:val="FFFFFF"/>
+          <w:sz w:val="16"/>
+          <w:shd w:val="clear" w:color="auto" w:fill="2E5A88"/>
+        </w:rPr>
+        <w:t xml:space="preserve">  시행령  </w:t>
+      </w:r>
+      <w:r>
+        <w:rPr>
+          <w:rFonts w:ascii="맑은 고딕" w:hAnsi="맑은 고딕" w:eastAsia="맑은 고딕"/>
+          <w:b/>
+          <w:color w:val="1F3A5F"/>
           <w:sz w:val="18"/>
         </w:rPr>
-        <w:t>시행령 제23의6조(행정사법인의 해산 신고)</w:t>
-      </w:r>
-    </w:p>
-    <w:p>
-      <w:pPr>
-        <w:spacing w:after="80" w:line="300" w:lineRule="auto"/>
-        <w:ind w:left="198"/>
+        <w:t xml:space="preserve">  제23의6조  행정사법인의 해산 신고</w:t>
+      </w:r>
+    </w:p>
+    <w:p>
+      <w:pPr>
+        <w:spacing w:after="120" w:line="312" w:lineRule="auto"/>
+        <w:ind w:left="57"/>
+        <w:shd w:val="clear" w:color="auto" w:fill="EAF1F8"/>
+        <w:pBdr>
+          <w:left w:val="single" w:sz="30" w:space="6" w:color="2E5A88"/>
+          <w:bottom w:val="single" w:sz="4" w:space="6" w:color="CBD9E8"/>
+          <w:right w:val="single" w:sz="4" w:space="6" w:color="CBD9E8"/>
+        </w:pBdr>
       </w:pPr>
       <w:r>
         <w:rPr>
@@ -5587,24 +7279,45 @@
     </w:p>
     <w:p>
       <w:pPr>
-        <w:spacing w:before="60" w:after="20" w:line="276" w:lineRule="auto"/>
-        <w:ind w:left="198"/>
-        <w:shd w:val="clear" w:color="auto" w:fill="F0F0F0"/>
-      </w:pPr>
-      <w:r>
-        <w:rPr>
-          <w:rFonts w:ascii="맑은 고딕" w:hAnsi="맑은 고딕" w:eastAsia="맑은 고딕"/>
-          <w:b/>
-          <w:color w:val="333333"/>
+        <w:spacing w:before="120" w:after="20" w:line="264" w:lineRule="auto"/>
+        <w:ind w:left="57"/>
+        <w:shd w:val="clear" w:color="auto" w:fill="F4F4F2"/>
+        <w:pBdr>
+          <w:top w:val="single" w:sz="4" w:space="6" w:color="E2E2DE"/>
+          <w:left w:val="single" w:sz="30" w:space="6" w:color="9AA0A6"/>
+          <w:right w:val="single" w:sz="4" w:space="6" w:color="E2E2DE"/>
+        </w:pBdr>
+      </w:pPr>
+      <w:r>
+        <w:rPr>
+          <w:rFonts w:ascii="맑은 고딕" w:hAnsi="맑은 고딕" w:eastAsia="맑은 고딕"/>
+          <w:b/>
+          <w:color w:val="FFFFFF"/>
+          <w:sz w:val="16"/>
+          <w:shd w:val="clear" w:color="auto" w:fill="9AA0A6"/>
+        </w:rPr>
+        <w:t xml:space="preserve">  시행규칙  </w:t>
+      </w:r>
+      <w:r>
+        <w:rPr>
+          <w:rFonts w:ascii="맑은 고딕" w:hAnsi="맑은 고딕" w:eastAsia="맑은 고딕"/>
+          <w:b/>
+          <w:color w:val="5A5A5A"/>
           <w:sz w:val="18"/>
         </w:rPr>
-        <w:t>시행규칙 제15의3조(행정사법인의 업무신고)</w:t>
-      </w:r>
-    </w:p>
-    <w:p>
-      <w:pPr>
-        <w:spacing w:after="80" w:line="300" w:lineRule="auto"/>
-        <w:ind w:left="198"/>
+        <w:t xml:space="preserve">  제15의3조  행정사법인의 업무신고</w:t>
+      </w:r>
+    </w:p>
+    <w:p>
+      <w:pPr>
+        <w:spacing w:after="120" w:line="312" w:lineRule="auto"/>
+        <w:ind w:left="57"/>
+        <w:shd w:val="clear" w:color="auto" w:fill="F4F4F2"/>
+        <w:pBdr>
+          <w:left w:val="single" w:sz="30" w:space="6" w:color="9AA0A6"/>
+          <w:bottom w:val="single" w:sz="4" w:space="6" w:color="E2E2DE"/>
+          <w:right w:val="single" w:sz="4" w:space="6" w:color="E2E2DE"/>
+        </w:pBdr>
       </w:pPr>
       <w:r>
         <w:rPr>
@@ -5782,24 +7495,45 @@
     </w:p>
     <w:p>
       <w:pPr>
-        <w:spacing w:before="60" w:after="20" w:line="276" w:lineRule="auto"/>
-        <w:ind w:left="198"/>
-        <w:shd w:val="clear" w:color="auto" w:fill="F0F0F0"/>
-      </w:pPr>
-      <w:r>
-        <w:rPr>
-          <w:rFonts w:ascii="맑은 고딕" w:hAnsi="맑은 고딕" w:eastAsia="맑은 고딕"/>
-          <w:b/>
-          <w:color w:val="333333"/>
+        <w:spacing w:before="120" w:after="20" w:line="264" w:lineRule="auto"/>
+        <w:ind w:left="57"/>
+        <w:shd w:val="clear" w:color="auto" w:fill="F4F4F2"/>
+        <w:pBdr>
+          <w:top w:val="single" w:sz="4" w:space="6" w:color="E2E2DE"/>
+          <w:left w:val="single" w:sz="30" w:space="6" w:color="9AA0A6"/>
+          <w:right w:val="single" w:sz="4" w:space="6" w:color="E2E2DE"/>
+        </w:pBdr>
+      </w:pPr>
+      <w:r>
+        <w:rPr>
+          <w:rFonts w:ascii="맑은 고딕" w:hAnsi="맑은 고딕" w:eastAsia="맑은 고딕"/>
+          <w:b/>
+          <w:color w:val="FFFFFF"/>
+          <w:sz w:val="16"/>
+          <w:shd w:val="clear" w:color="auto" w:fill="9AA0A6"/>
+        </w:rPr>
+        <w:t xml:space="preserve">  시행규칙  </w:t>
+      </w:r>
+      <w:r>
+        <w:rPr>
+          <w:rFonts w:ascii="맑은 고딕" w:hAnsi="맑은 고딕" w:eastAsia="맑은 고딕"/>
+          <w:b/>
+          <w:color w:val="5A5A5A"/>
           <w:sz w:val="18"/>
         </w:rPr>
-        <w:t>시행규칙 제15의4조(행정사법인의 해산 신고)</w:t>
-      </w:r>
-    </w:p>
-    <w:p>
-      <w:pPr>
-        <w:spacing w:after="80" w:line="300" w:lineRule="auto"/>
-        <w:ind w:left="198"/>
+        <w:t xml:space="preserve">  제15의4조  행정사법인의 해산 신고</w:t>
+      </w:r>
+    </w:p>
+    <w:p>
+      <w:pPr>
+        <w:spacing w:after="120" w:line="312" w:lineRule="auto"/>
+        <w:ind w:left="57"/>
+        <w:shd w:val="clear" w:color="auto" w:fill="F4F4F2"/>
+        <w:pBdr>
+          <w:left w:val="single" w:sz="30" w:space="6" w:color="9AA0A6"/>
+          <w:bottom w:val="single" w:sz="4" w:space="6" w:color="E2E2DE"/>
+          <w:right w:val="single" w:sz="4" w:space="6" w:color="E2E2DE"/>
+        </w:pBdr>
       </w:pPr>
       <w:r>
         <w:rPr>
@@ -5812,24 +7546,46 @@
     </w:p>
     <w:p>
       <w:pPr>
-        <w:pStyle w:val="3"/>
-      </w:pPr>
-      <w:r>
-        <w:rPr>
-          <w:rFonts w:ascii="맑은 고딕" w:hAnsi="맑은 고딕" w:eastAsia="맑은 고딕"/>
-        </w:rPr>
-        <w:t>제25의5조(행정사법인의 사무소 등)</w:t>
-      </w:r>
-    </w:p>
-    <w:p>
-      <w:pPr>
-        <w:spacing w:after="100" w:line="307" w:lineRule="auto"/>
-      </w:pPr>
-      <w:r>
-        <w:rPr>
-          <w:rFonts w:ascii="맑은 고딕" w:hAnsi="맑은 고딕" w:eastAsia="맑은 고딕"/>
-          <w:color w:val="000000"/>
-          <w:sz w:val="19"/>
+        <w:spacing w:before="0" w:after="20"/>
+        <w:pageBreakBefore/>
+      </w:pPr>
+      <w:r>
+        <w:rPr>
+          <w:rFonts w:ascii="맑은 고딕" w:hAnsi="맑은 고딕" w:eastAsia="맑은 고딕"/>
+          <w:b/>
+          <w:color w:val="8A94A0"/>
+          <w:sz w:val="17"/>
+        </w:rPr>
+        <w:t>제4장의2  행정사법인 &lt;신설 2020.6.9&gt;</w:t>
+      </w:r>
+    </w:p>
+    <w:p>
+      <w:pPr>
+        <w:spacing w:before="20" w:after="160" w:line="276" w:lineRule="auto"/>
+        <w:pBdr>
+          <w:bottom w:val="single" w:sz="18" w:space="6" w:color="2E5A88"/>
+        </w:pBdr>
+        <w:keepNext/>
+      </w:pPr>
+      <w:r>
+        <w:rPr>
+          <w:rFonts w:ascii="맑은 고딕" w:hAnsi="맑은 고딕" w:eastAsia="맑은 고딕"/>
+          <w:b/>
+          <w:color w:val="1F3A5F"/>
+          <w:sz w:val="30"/>
+        </w:rPr>
+        <w:t>제25의5조  행정사법인의 사무소 등</w:t>
+      </w:r>
+    </w:p>
+    <w:p>
+      <w:pPr>
+        <w:spacing w:after="120" w:line="336" w:lineRule="auto"/>
+      </w:pPr>
+      <w:r>
+        <w:rPr>
+          <w:rFonts w:ascii="맑은 고딕" w:hAnsi="맑은 고딕" w:eastAsia="맑은 고딕"/>
+          <w:color w:val="1A1A1A"/>
+          <w:sz w:val="20"/>
         </w:rPr>
         <w:t>① 행정사법인은 법인구성원의 수를 넘지 아니하는 범위에서 주사무소와 분사무소를 설치할 수 있다. 이 경우 주사무소와 분사무소에는 각각 1명 이상의 법인구성원이 상근하여야 한다.</w:t>
       </w:r>
@@ -5839,8 +7595,8 @@
       <w:r>
         <w:rPr>
           <w:rFonts w:ascii="맑은 고딕" w:hAnsi="맑은 고딕" w:eastAsia="맑은 고딕"/>
-          <w:color w:val="000000"/>
-          <w:sz w:val="19"/>
+          <w:color w:val="1A1A1A"/>
+          <w:sz w:val="20"/>
         </w:rPr>
         <w:t>② 행정사법인은 사무소의 명칭 중에 행정사법인이라는 글자를 사용하여야 하고, 행정사법인의 분사무소에는 그 분사무소임을 표시하여야 한다.</w:t>
       </w:r>
@@ -5850,32 +7606,54 @@
       <w:r>
         <w:rPr>
           <w:rFonts w:ascii="맑은 고딕" w:hAnsi="맑은 고딕" w:eastAsia="맑은 고딕"/>
-          <w:color w:val="000000"/>
-          <w:sz w:val="19"/>
+          <w:color w:val="1A1A1A"/>
+          <w:sz w:val="20"/>
         </w:rPr>
         <w:t>③ 행정사법인이 아닌 자는 행정사법인 또는 이와 비슷한 명칭을 사용하지 못하며, 행정사법인의 사무소나 그 분사무소가 아니면 행정사법인이나 그 분사무소 또는 이와 비슷한 명칭을 사용하지 못한다.</w:t>
       </w:r>
     </w:p>
     <w:p>
       <w:pPr>
-        <w:pStyle w:val="3"/>
-      </w:pPr>
-      <w:r>
-        <w:rPr>
-          <w:rFonts w:ascii="맑은 고딕" w:hAnsi="맑은 고딕" w:eastAsia="맑은 고딕"/>
-        </w:rPr>
-        <w:t>제25의6조(행정사법인의 소속행정사 등)</w:t>
-      </w:r>
-    </w:p>
-    <w:p>
-      <w:pPr>
-        <w:spacing w:after="100" w:line="307" w:lineRule="auto"/>
-      </w:pPr>
-      <w:r>
-        <w:rPr>
-          <w:rFonts w:ascii="맑은 고딕" w:hAnsi="맑은 고딕" w:eastAsia="맑은 고딕"/>
-          <w:color w:val="000000"/>
-          <w:sz w:val="19"/>
+        <w:spacing w:before="0" w:after="20"/>
+        <w:pageBreakBefore/>
+      </w:pPr>
+      <w:r>
+        <w:rPr>
+          <w:rFonts w:ascii="맑은 고딕" w:hAnsi="맑은 고딕" w:eastAsia="맑은 고딕"/>
+          <w:b/>
+          <w:color w:val="8A94A0"/>
+          <w:sz w:val="17"/>
+        </w:rPr>
+        <w:t>제4장의2  행정사법인 &lt;신설 2020.6.9&gt;</w:t>
+      </w:r>
+    </w:p>
+    <w:p>
+      <w:pPr>
+        <w:spacing w:before="20" w:after="160" w:line="276" w:lineRule="auto"/>
+        <w:pBdr>
+          <w:bottom w:val="single" w:sz="18" w:space="6" w:color="2E5A88"/>
+        </w:pBdr>
+        <w:keepNext/>
+      </w:pPr>
+      <w:r>
+        <w:rPr>
+          <w:rFonts w:ascii="맑은 고딕" w:hAnsi="맑은 고딕" w:eastAsia="맑은 고딕"/>
+          <w:b/>
+          <w:color w:val="1F3A5F"/>
+          <w:sz w:val="30"/>
+        </w:rPr>
+        <w:t>제25의6조  행정사법인의 소속행정사 등</w:t>
+      </w:r>
+    </w:p>
+    <w:p>
+      <w:pPr>
+        <w:spacing w:after="120" w:line="336" w:lineRule="auto"/>
+      </w:pPr>
+      <w:r>
+        <w:rPr>
+          <w:rFonts w:ascii="맑은 고딕" w:hAnsi="맑은 고딕" w:eastAsia="맑은 고딕"/>
+          <w:color w:val="1A1A1A"/>
+          <w:sz w:val="20"/>
         </w:rPr>
         <w:t>① 행정사법인은 행정사를 고용할 수 있다.</w:t>
       </w:r>
@@ -5885,8 +7663,8 @@
       <w:r>
         <w:rPr>
           <w:rFonts w:ascii="맑은 고딕" w:hAnsi="맑은 고딕" w:eastAsia="맑은 고딕"/>
-          <w:color w:val="000000"/>
-          <w:sz w:val="19"/>
+          <w:color w:val="1A1A1A"/>
+          <w:sz w:val="20"/>
         </w:rPr>
         <w:t>② 행정사법인은 제1항에 따라 행정사를 고용한 경우에는 주사무소 소재지의 시장등에게 행정안전부령으로 정하는 바에 따라 신고하여야 하며, 그 변경이 있는 경우에도 또한 같다.</w:t>
       </w:r>
@@ -5896,8 +7674,8 @@
       <w:r>
         <w:rPr>
           <w:rFonts w:ascii="맑은 고딕" w:hAnsi="맑은 고딕" w:eastAsia="맑은 고딕"/>
-          <w:color w:val="000000"/>
-          <w:sz w:val="19"/>
+          <w:color w:val="1A1A1A"/>
+          <w:sz w:val="20"/>
         </w:rPr>
         <w:t>③ 제1항에 따라 고용된 행정사(이하 "소속행정사"라 한다) 및 법인구성원은 업무정지 중이거나 휴업 중인 사람이 아니어야 한다.</w:t>
       </w:r>
@@ -5907,8 +7685,8 @@
       <w:r>
         <w:rPr>
           <w:rFonts w:ascii="맑은 고딕" w:hAnsi="맑은 고딕" w:eastAsia="맑은 고딕"/>
-          <w:color w:val="000000"/>
-          <w:sz w:val="19"/>
+          <w:color w:val="1A1A1A"/>
+          <w:sz w:val="20"/>
         </w:rPr>
         <w:t>④ 소속행정사 및 법인구성원은 그 행정사법인의 사무소 외에 따로 사무소를 둘 수 없다.</w:t>
       </w:r>
@@ -5918,8 +7696,8 @@
       <w:r>
         <w:rPr>
           <w:rFonts w:ascii="맑은 고딕" w:hAnsi="맑은 고딕" w:eastAsia="맑은 고딕"/>
-          <w:color w:val="000000"/>
-          <w:sz w:val="19"/>
+          <w:color w:val="1A1A1A"/>
+          <w:sz w:val="20"/>
         </w:rPr>
         <w:t>⑤ 법인업무신고를 한 행정사법인은 제25조제1항에 따른 실무교육을 받지 아니한 사람을 소속행정사로 고용하거나 법인구성원으로 할 수 없다.</w:t>
       </w:r>
@@ -5929,32 +7707,54 @@
       <w:r>
         <w:rPr>
           <w:rFonts w:ascii="맑은 고딕" w:hAnsi="맑은 고딕" w:eastAsia="맑은 고딕"/>
-          <w:color w:val="000000"/>
-          <w:sz w:val="19"/>
+          <w:color w:val="1A1A1A"/>
+          <w:sz w:val="20"/>
         </w:rPr>
         <w:t>⑥ 행정사법인이 제25조의2 또는 그 밖의 이 법에 따른 법인구성원에 관한 요건을 갖추지 못하게 된 경우에는 6개월 이내에 이를 보충하여야 한다.</w:t>
       </w:r>
     </w:p>
     <w:p>
       <w:pPr>
-        <w:pStyle w:val="3"/>
-      </w:pPr>
-      <w:r>
-        <w:rPr>
-          <w:rFonts w:ascii="맑은 고딕" w:hAnsi="맑은 고딕" w:eastAsia="맑은 고딕"/>
-        </w:rPr>
-        <w:t>제25의7조(업무수행 방법)</w:t>
-      </w:r>
-    </w:p>
-    <w:p>
-      <w:pPr>
-        <w:spacing w:after="100" w:line="307" w:lineRule="auto"/>
-      </w:pPr>
-      <w:r>
-        <w:rPr>
-          <w:rFonts w:ascii="맑은 고딕" w:hAnsi="맑은 고딕" w:eastAsia="맑은 고딕"/>
-          <w:color w:val="000000"/>
-          <w:sz w:val="19"/>
+        <w:spacing w:before="0" w:after="20"/>
+        <w:pageBreakBefore/>
+      </w:pPr>
+      <w:r>
+        <w:rPr>
+          <w:rFonts w:ascii="맑은 고딕" w:hAnsi="맑은 고딕" w:eastAsia="맑은 고딕"/>
+          <w:b/>
+          <w:color w:val="8A94A0"/>
+          <w:sz w:val="17"/>
+        </w:rPr>
+        <w:t>제4장의2  행정사법인 &lt;신설 2020.6.9&gt;</w:t>
+      </w:r>
+    </w:p>
+    <w:p>
+      <w:pPr>
+        <w:spacing w:before="20" w:after="160" w:line="276" w:lineRule="auto"/>
+        <w:pBdr>
+          <w:bottom w:val="single" w:sz="18" w:space="6" w:color="2E5A88"/>
+        </w:pBdr>
+        <w:keepNext/>
+      </w:pPr>
+      <w:r>
+        <w:rPr>
+          <w:rFonts w:ascii="맑은 고딕" w:hAnsi="맑은 고딕" w:eastAsia="맑은 고딕"/>
+          <w:b/>
+          <w:color w:val="1F3A5F"/>
+          <w:sz w:val="30"/>
+        </w:rPr>
+        <w:t>제25의7조  업무수행 방법</w:t>
+      </w:r>
+    </w:p>
+    <w:p>
+      <w:pPr>
+        <w:spacing w:after="120" w:line="336" w:lineRule="auto"/>
+      </w:pPr>
+      <w:r>
+        <w:rPr>
+          <w:rFonts w:ascii="맑은 고딕" w:hAnsi="맑은 고딕" w:eastAsia="맑은 고딕"/>
+          <w:color w:val="1A1A1A"/>
+          <w:sz w:val="20"/>
         </w:rPr>
         <w:t>① 행정사법인은 법인의 명의로 업무를 수행하여야 하며, 수임한 업무마다 그 업무를 담당할 법인구성원 또는 소속행정사(이하 "담당행정사"라 한다)를 지정하여야 한다. 다만, 소속행정사를 담당행정사로 지정할 경우에는 법인구성원과 공동으로 지정하여야 한다.</w:t>
       </w:r>
@@ -5964,8 +7764,8 @@
       <w:r>
         <w:rPr>
           <w:rFonts w:ascii="맑은 고딕" w:hAnsi="맑은 고딕" w:eastAsia="맑은 고딕"/>
-          <w:color w:val="000000"/>
-          <w:sz w:val="19"/>
+          <w:color w:val="1A1A1A"/>
+          <w:sz w:val="20"/>
         </w:rPr>
         <w:t>② 행정사법인이 수임한 업무에 대하여 담당행정사를 지정하지 아니한 경우에는 법인구성원 모두를 담당행정사로 지정한 것으로 본다.</w:t>
       </w:r>
@@ -5975,8 +7775,8 @@
       <w:r>
         <w:rPr>
           <w:rFonts w:ascii="맑은 고딕" w:hAnsi="맑은 고딕" w:eastAsia="맑은 고딕"/>
-          <w:color w:val="000000"/>
-          <w:sz w:val="19"/>
+          <w:color w:val="1A1A1A"/>
+          <w:sz w:val="20"/>
         </w:rPr>
         <w:t>③ 담당행정사는 지정된 업무에 관하여 그 법인을 대표한다.</w:t>
       </w:r>
@@ -5986,32 +7786,54 @@
       <w:r>
         <w:rPr>
           <w:rFonts w:ascii="맑은 고딕" w:hAnsi="맑은 고딕" w:eastAsia="맑은 고딕"/>
-          <w:color w:val="000000"/>
-          <w:sz w:val="19"/>
+          <w:color w:val="1A1A1A"/>
+          <w:sz w:val="20"/>
         </w:rPr>
         <w:t>④ 행정사법인이 그 업무에 관하여 작성하는 서면(書面)에는 행정사법인의 명의를 표시하고 담당행정사가 기명날인하여야 한다.</w:t>
       </w:r>
     </w:p>
     <w:p>
       <w:pPr>
-        <w:pStyle w:val="3"/>
-      </w:pPr>
-      <w:r>
-        <w:rPr>
-          <w:rFonts w:ascii="맑은 고딕" w:hAnsi="맑은 고딕" w:eastAsia="맑은 고딕"/>
-        </w:rPr>
-        <w:t>제25의8조(해산)</w:t>
-      </w:r>
-    </w:p>
-    <w:p>
-      <w:pPr>
-        <w:spacing w:after="100" w:line="307" w:lineRule="auto"/>
-      </w:pPr>
-      <w:r>
-        <w:rPr>
-          <w:rFonts w:ascii="맑은 고딕" w:hAnsi="맑은 고딕" w:eastAsia="맑은 고딕"/>
-          <w:color w:val="000000"/>
-          <w:sz w:val="19"/>
+        <w:spacing w:before="0" w:after="20"/>
+        <w:pageBreakBefore/>
+      </w:pPr>
+      <w:r>
+        <w:rPr>
+          <w:rFonts w:ascii="맑은 고딕" w:hAnsi="맑은 고딕" w:eastAsia="맑은 고딕"/>
+          <w:b/>
+          <w:color w:val="8A94A0"/>
+          <w:sz w:val="17"/>
+        </w:rPr>
+        <w:t>제4장의2  행정사법인 &lt;신설 2020.6.9&gt;</w:t>
+      </w:r>
+    </w:p>
+    <w:p>
+      <w:pPr>
+        <w:spacing w:before="20" w:after="160" w:line="276" w:lineRule="auto"/>
+        <w:pBdr>
+          <w:bottom w:val="single" w:sz="18" w:space="6" w:color="2E5A88"/>
+        </w:pBdr>
+        <w:keepNext/>
+      </w:pPr>
+      <w:r>
+        <w:rPr>
+          <w:rFonts w:ascii="맑은 고딕" w:hAnsi="맑은 고딕" w:eastAsia="맑은 고딕"/>
+          <w:b/>
+          <w:color w:val="1F3A5F"/>
+          <w:sz w:val="30"/>
+        </w:rPr>
+        <w:t>제25의8조  해산</w:t>
+      </w:r>
+    </w:p>
+    <w:p>
+      <w:pPr>
+        <w:spacing w:after="120" w:line="336" w:lineRule="auto"/>
+      </w:pPr>
+      <w:r>
+        <w:rPr>
+          <w:rFonts w:ascii="맑은 고딕" w:hAnsi="맑은 고딕" w:eastAsia="맑은 고딕"/>
+          <w:color w:val="1A1A1A"/>
+          <w:sz w:val="20"/>
         </w:rPr>
         <w:t>① 행정사법인은 다음 각 호의 사유로 해산한다.</w:t>
       </w:r>
@@ -6021,8 +7843,8 @@
       <w:r>
         <w:rPr>
           <w:rFonts w:ascii="맑은 고딕" w:hAnsi="맑은 고딕" w:eastAsia="맑은 고딕"/>
-          <w:color w:val="000000"/>
-          <w:sz w:val="19"/>
+          <w:color w:val="1A1A1A"/>
+          <w:sz w:val="20"/>
         </w:rPr>
         <w:t xml:space="preserve">    1. 정관에서 정하는 해산 사유의 발생</w:t>
       </w:r>
@@ -6032,8 +7854,8 @@
       <w:r>
         <w:rPr>
           <w:rFonts w:ascii="맑은 고딕" w:hAnsi="맑은 고딕" w:eastAsia="맑은 고딕"/>
-          <w:color w:val="000000"/>
-          <w:sz w:val="19"/>
+          <w:color w:val="1A1A1A"/>
+          <w:sz w:val="20"/>
         </w:rPr>
         <w:t xml:space="preserve">    2. 법인구성원 전원의 동의</w:t>
       </w:r>
@@ -6043,8 +7865,8 @@
       <w:r>
         <w:rPr>
           <w:rFonts w:ascii="맑은 고딕" w:hAnsi="맑은 고딕" w:eastAsia="맑은 고딕"/>
-          <w:color w:val="000000"/>
-          <w:sz w:val="19"/>
+          <w:color w:val="1A1A1A"/>
+          <w:sz w:val="20"/>
         </w:rPr>
         <w:t xml:space="preserve">    3. 합병 또는 파산</w:t>
       </w:r>
@@ -6054,8 +7876,8 @@
       <w:r>
         <w:rPr>
           <w:rFonts w:ascii="맑은 고딕" w:hAnsi="맑은 고딕" w:eastAsia="맑은 고딕"/>
-          <w:color w:val="000000"/>
-          <w:sz w:val="19"/>
+          <w:color w:val="1A1A1A"/>
+          <w:sz w:val="20"/>
         </w:rPr>
         <w:t xml:space="preserve">    4. 설립인가의 취소</w:t>
       </w:r>
@@ -6065,32 +7887,54 @@
       <w:r>
         <w:rPr>
           <w:rFonts w:ascii="맑은 고딕" w:hAnsi="맑은 고딕" w:eastAsia="맑은 고딕"/>
-          <w:color w:val="000000"/>
-          <w:sz w:val="19"/>
+          <w:color w:val="1A1A1A"/>
+          <w:sz w:val="20"/>
         </w:rPr>
         <w:t>② 행정사법인이 해산하면 청산인은 지체 없이 그 사유를 대통령령으로 정하는 바에 따라 행정안전부장관에게 신고하여야 한다.</w:t>
       </w:r>
     </w:p>
     <w:p>
       <w:pPr>
-        <w:pStyle w:val="3"/>
-      </w:pPr>
-      <w:r>
-        <w:rPr>
-          <w:rFonts w:ascii="맑은 고딕" w:hAnsi="맑은 고딕" w:eastAsia="맑은 고딕"/>
-        </w:rPr>
-        <w:t>제25의9조(합병)</w:t>
-      </w:r>
-    </w:p>
-    <w:p>
-      <w:pPr>
-        <w:spacing w:after="100" w:line="307" w:lineRule="auto"/>
-      </w:pPr>
-      <w:r>
-        <w:rPr>
-          <w:rFonts w:ascii="맑은 고딕" w:hAnsi="맑은 고딕" w:eastAsia="맑은 고딕"/>
-          <w:color w:val="000000"/>
-          <w:sz w:val="19"/>
+        <w:spacing w:before="0" w:after="20"/>
+        <w:pageBreakBefore/>
+      </w:pPr>
+      <w:r>
+        <w:rPr>
+          <w:rFonts w:ascii="맑은 고딕" w:hAnsi="맑은 고딕" w:eastAsia="맑은 고딕"/>
+          <w:b/>
+          <w:color w:val="8A94A0"/>
+          <w:sz w:val="17"/>
+        </w:rPr>
+        <w:t>제4장의2  행정사법인 &lt;신설 2020.6.9&gt;</w:t>
+      </w:r>
+    </w:p>
+    <w:p>
+      <w:pPr>
+        <w:spacing w:before="20" w:after="160" w:line="276" w:lineRule="auto"/>
+        <w:pBdr>
+          <w:bottom w:val="single" w:sz="18" w:space="6" w:color="2E5A88"/>
+        </w:pBdr>
+        <w:keepNext/>
+      </w:pPr>
+      <w:r>
+        <w:rPr>
+          <w:rFonts w:ascii="맑은 고딕" w:hAnsi="맑은 고딕" w:eastAsia="맑은 고딕"/>
+          <w:b/>
+          <w:color w:val="1F3A5F"/>
+          <w:sz w:val="30"/>
+        </w:rPr>
+        <w:t>제25의9조  합병</w:t>
+      </w:r>
+    </w:p>
+    <w:p>
+      <w:pPr>
+        <w:spacing w:after="120" w:line="336" w:lineRule="auto"/>
+      </w:pPr>
+      <w:r>
+        <w:rPr>
+          <w:rFonts w:ascii="맑은 고딕" w:hAnsi="맑은 고딕" w:eastAsia="맑은 고딕"/>
+          <w:color w:val="1A1A1A"/>
+          <w:sz w:val="20"/>
         </w:rPr>
         <w:t>① 행정사법인은 법인구성원 전원의 동의가 있으면 다른 행정사법인과 합병할 수 있다.</w:t>
       </w:r>
@@ -6100,32 +7944,54 @@
       <w:r>
         <w:rPr>
           <w:rFonts w:ascii="맑은 고딕" w:hAnsi="맑은 고딕" w:eastAsia="맑은 고딕"/>
-          <w:color w:val="000000"/>
-          <w:sz w:val="19"/>
+          <w:color w:val="1A1A1A"/>
+          <w:sz w:val="20"/>
         </w:rPr>
         <w:t>② 제1항의 경우에는 제25조의3을 준용한다.</w:t>
       </w:r>
     </w:p>
     <w:p>
       <w:pPr>
-        <w:pStyle w:val="3"/>
-      </w:pPr>
-      <w:r>
-        <w:rPr>
-          <w:rFonts w:ascii="맑은 고딕" w:hAnsi="맑은 고딕" w:eastAsia="맑은 고딕"/>
-        </w:rPr>
-        <w:t>제25의10조(설립인가의 취소)</w:t>
-      </w:r>
-    </w:p>
-    <w:p>
-      <w:pPr>
-        <w:spacing w:after="100" w:line="307" w:lineRule="auto"/>
-      </w:pPr>
-      <w:r>
-        <w:rPr>
-          <w:rFonts w:ascii="맑은 고딕" w:hAnsi="맑은 고딕" w:eastAsia="맑은 고딕"/>
-          <w:color w:val="000000"/>
-          <w:sz w:val="19"/>
+        <w:spacing w:before="0" w:after="20"/>
+        <w:pageBreakBefore/>
+      </w:pPr>
+      <w:r>
+        <w:rPr>
+          <w:rFonts w:ascii="맑은 고딕" w:hAnsi="맑은 고딕" w:eastAsia="맑은 고딕"/>
+          <w:b/>
+          <w:color w:val="8A94A0"/>
+          <w:sz w:val="17"/>
+        </w:rPr>
+        <w:t>제4장의2  행정사법인 &lt;신설 2020.6.9&gt;</w:t>
+      </w:r>
+    </w:p>
+    <w:p>
+      <w:pPr>
+        <w:spacing w:before="20" w:after="160" w:line="276" w:lineRule="auto"/>
+        <w:pBdr>
+          <w:bottom w:val="single" w:sz="18" w:space="6" w:color="2E5A88"/>
+        </w:pBdr>
+        <w:keepNext/>
+      </w:pPr>
+      <w:r>
+        <w:rPr>
+          <w:rFonts w:ascii="맑은 고딕" w:hAnsi="맑은 고딕" w:eastAsia="맑은 고딕"/>
+          <w:b/>
+          <w:color w:val="1F3A5F"/>
+          <w:sz w:val="30"/>
+        </w:rPr>
+        <w:t>제25의10조  설립인가의 취소</w:t>
+      </w:r>
+    </w:p>
+    <w:p>
+      <w:pPr>
+        <w:spacing w:after="120" w:line="336" w:lineRule="auto"/>
+      </w:pPr>
+      <w:r>
+        <w:rPr>
+          <w:rFonts w:ascii="맑은 고딕" w:hAnsi="맑은 고딕" w:eastAsia="맑은 고딕"/>
+          <w:color w:val="1A1A1A"/>
+          <w:sz w:val="20"/>
         </w:rPr>
         <w:t xml:space="preserve">    1. 거짓이나 그 밖의 부정한 방법으로 설립인가를 받은 경우</w:t>
       </w:r>
@@ -6135,8 +8001,8 @@
       <w:r>
         <w:rPr>
           <w:rFonts w:ascii="맑은 고딕" w:hAnsi="맑은 고딕" w:eastAsia="맑은 고딕"/>
-          <w:color w:val="000000"/>
-          <w:sz w:val="19"/>
+          <w:color w:val="1A1A1A"/>
+          <w:sz w:val="20"/>
         </w:rPr>
         <w:t xml:space="preserve">    2. 제25조의6제6항을 위반하여 법인구성원에 관한 요건을 6개월 이내에 보충하지 아니한 경우</w:t>
       </w:r>
@@ -6146,8 +8012,8 @@
       <w:r>
         <w:rPr>
           <w:rFonts w:ascii="맑은 고딕" w:hAnsi="맑은 고딕" w:eastAsia="맑은 고딕"/>
-          <w:color w:val="000000"/>
-          <w:sz w:val="19"/>
+          <w:color w:val="1A1A1A"/>
+          <w:sz w:val="20"/>
         </w:rPr>
         <w:t xml:space="preserve">    3. 제32조에 따른 업무정지처분을 받고 그 업무정지 기간 중에 업무를 수행한 경우</w:t>
       </w:r>
@@ -6157,32 +8023,53 @@
       <w:r>
         <w:rPr>
           <w:rFonts w:ascii="맑은 고딕" w:hAnsi="맑은 고딕" w:eastAsia="맑은 고딕"/>
-          <w:color w:val="000000"/>
-          <w:sz w:val="19"/>
+          <w:color w:val="1A1A1A"/>
+          <w:sz w:val="20"/>
         </w:rPr>
         <w:t xml:space="preserve">    4. 법령을 위반하여 업무를 수행한 경우</w:t>
       </w:r>
     </w:p>
     <w:p>
       <w:pPr>
-        <w:spacing w:before="60" w:after="20" w:line="276" w:lineRule="auto"/>
-        <w:ind w:left="198"/>
-        <w:shd w:val="clear" w:color="auto" w:fill="F0F0F0"/>
-      </w:pPr>
-      <w:r>
-        <w:rPr>
-          <w:rFonts w:ascii="맑은 고딕" w:hAnsi="맑은 고딕" w:eastAsia="맑은 고딕"/>
-          <w:b/>
-          <w:color w:val="333333"/>
+        <w:spacing w:before="120" w:after="20" w:line="264" w:lineRule="auto"/>
+        <w:ind w:left="57"/>
+        <w:shd w:val="clear" w:color="auto" w:fill="EAF1F8"/>
+        <w:pBdr>
+          <w:top w:val="single" w:sz="4" w:space="6" w:color="CBD9E8"/>
+          <w:left w:val="single" w:sz="30" w:space="6" w:color="2E5A88"/>
+          <w:right w:val="single" w:sz="4" w:space="6" w:color="CBD9E8"/>
+        </w:pBdr>
+      </w:pPr>
+      <w:r>
+        <w:rPr>
+          <w:rFonts w:ascii="맑은 고딕" w:hAnsi="맑은 고딕" w:eastAsia="맑은 고딕"/>
+          <w:b/>
+          <w:color w:val="FFFFFF"/>
+          <w:sz w:val="16"/>
+          <w:shd w:val="clear" w:color="auto" w:fill="2E5A88"/>
+        </w:rPr>
+        <w:t xml:space="preserve">  시행령  </w:t>
+      </w:r>
+      <w:r>
+        <w:rPr>
+          <w:rFonts w:ascii="맑은 고딕" w:hAnsi="맑은 고딕" w:eastAsia="맑은 고딕"/>
+          <w:b/>
+          <w:color w:val="1F3A5F"/>
           <w:sz w:val="18"/>
         </w:rPr>
-        <w:t>시행령 제23의7조(설립인가의 취소)</w:t>
-      </w:r>
-    </w:p>
-    <w:p>
-      <w:pPr>
-        <w:spacing w:after="80" w:line="300" w:lineRule="auto"/>
-        <w:ind w:left="198"/>
+        <w:t xml:space="preserve">  제23의7조  설립인가의 취소</w:t>
+      </w:r>
+    </w:p>
+    <w:p>
+      <w:pPr>
+        <w:spacing w:after="120" w:line="312" w:lineRule="auto"/>
+        <w:ind w:left="57"/>
+        <w:shd w:val="clear" w:color="auto" w:fill="EAF1F8"/>
+        <w:pBdr>
+          <w:left w:val="single" w:sz="30" w:space="6" w:color="2E5A88"/>
+          <w:bottom w:val="single" w:sz="4" w:space="6" w:color="CBD9E8"/>
+          <w:right w:val="single" w:sz="4" w:space="6" w:color="CBD9E8"/>
+        </w:pBdr>
       </w:pPr>
       <w:r>
         <w:rPr>
@@ -6195,24 +8082,46 @@
     </w:p>
     <w:p>
       <w:pPr>
-        <w:pStyle w:val="3"/>
-      </w:pPr>
-      <w:r>
-        <w:rPr>
-          <w:rFonts w:ascii="맑은 고딕" w:hAnsi="맑은 고딕" w:eastAsia="맑은 고딕"/>
-        </w:rPr>
-        <w:t>제25의11조(경업의 금지)</w:t>
-      </w:r>
-    </w:p>
-    <w:p>
-      <w:pPr>
-        <w:spacing w:after="100" w:line="307" w:lineRule="auto"/>
-      </w:pPr>
-      <w:r>
-        <w:rPr>
-          <w:rFonts w:ascii="맑은 고딕" w:hAnsi="맑은 고딕" w:eastAsia="맑은 고딕"/>
-          <w:color w:val="000000"/>
-          <w:sz w:val="19"/>
+        <w:spacing w:before="0" w:after="20"/>
+        <w:pageBreakBefore/>
+      </w:pPr>
+      <w:r>
+        <w:rPr>
+          <w:rFonts w:ascii="맑은 고딕" w:hAnsi="맑은 고딕" w:eastAsia="맑은 고딕"/>
+          <w:b/>
+          <w:color w:val="8A94A0"/>
+          <w:sz w:val="17"/>
+        </w:rPr>
+        <w:t>제4장의2  행정사법인 &lt;신설 2020.6.9&gt;</w:t>
+      </w:r>
+    </w:p>
+    <w:p>
+      <w:pPr>
+        <w:spacing w:before="20" w:after="160" w:line="276" w:lineRule="auto"/>
+        <w:pBdr>
+          <w:bottom w:val="single" w:sz="18" w:space="6" w:color="2E5A88"/>
+        </w:pBdr>
+        <w:keepNext/>
+      </w:pPr>
+      <w:r>
+        <w:rPr>
+          <w:rFonts w:ascii="맑은 고딕" w:hAnsi="맑은 고딕" w:eastAsia="맑은 고딕"/>
+          <w:b/>
+          <w:color w:val="1F3A5F"/>
+          <w:sz w:val="30"/>
+        </w:rPr>
+        <w:t>제25의11조  경업의 금지</w:t>
+      </w:r>
+    </w:p>
+    <w:p>
+      <w:pPr>
+        <w:spacing w:after="120" w:line="336" w:lineRule="auto"/>
+      </w:pPr>
+      <w:r>
+        <w:rPr>
+          <w:rFonts w:ascii="맑은 고딕" w:hAnsi="맑은 고딕" w:eastAsia="맑은 고딕"/>
+          <w:color w:val="1A1A1A"/>
+          <w:sz w:val="20"/>
         </w:rPr>
         <w:t>① 법인구성원 또는 소속행정사는 자기 또는 제3자를 위하여 그 행정사법인의 업무범위에 속하는 업무를 수행하거나 다른 행정사법인의 법인구성원 또는 소속행정사가 되어서는 아니 된다.</w:t>
       </w:r>
@@ -6222,56 +8131,99 @@
       <w:r>
         <w:rPr>
           <w:rFonts w:ascii="맑은 고딕" w:hAnsi="맑은 고딕" w:eastAsia="맑은 고딕"/>
-          <w:color w:val="000000"/>
-          <w:sz w:val="19"/>
+          <w:color w:val="1A1A1A"/>
+          <w:sz w:val="20"/>
         </w:rPr>
         <w:t>② 행정사법인의 법인구성원 또는 소속행정사이었던 사람은 그 행정사법인에 소속한 기간 중에 그 행정사법인의 담당행정사로서 수행하고 있었거나 수행을 승낙한 업무에 관하여는 퇴직 후 행정사의 업무를 수행할 수 없다. 다만, 그 행정사법인의 동의가 있는 경우에는 그러하지 아니하다.</w:t>
       </w:r>
     </w:p>
     <w:p>
       <w:pPr>
-        <w:pStyle w:val="3"/>
-      </w:pPr>
-      <w:r>
-        <w:rPr>
-          <w:rFonts w:ascii="맑은 고딕" w:hAnsi="맑은 고딕" w:eastAsia="맑은 고딕"/>
-        </w:rPr>
-        <w:t>제25의12조(손해배상책임의 보장)</w:t>
-      </w:r>
-    </w:p>
-    <w:p>
-      <w:pPr>
-        <w:spacing w:after="100" w:line="307" w:lineRule="auto"/>
-      </w:pPr>
-      <w:r>
-        <w:rPr>
-          <w:rFonts w:ascii="맑은 고딕" w:hAnsi="맑은 고딕" w:eastAsia="맑은 고딕"/>
-          <w:color w:val="000000"/>
-          <w:sz w:val="19"/>
+        <w:spacing w:before="0" w:after="20"/>
+        <w:pageBreakBefore/>
+      </w:pPr>
+      <w:r>
+        <w:rPr>
+          <w:rFonts w:ascii="맑은 고딕" w:hAnsi="맑은 고딕" w:eastAsia="맑은 고딕"/>
+          <w:b/>
+          <w:color w:val="8A94A0"/>
+          <w:sz w:val="17"/>
+        </w:rPr>
+        <w:t>제4장의2  행정사법인 &lt;신설 2020.6.9&gt;</w:t>
+      </w:r>
+    </w:p>
+    <w:p>
+      <w:pPr>
+        <w:spacing w:before="20" w:after="160" w:line="276" w:lineRule="auto"/>
+        <w:pBdr>
+          <w:bottom w:val="single" w:sz="18" w:space="6" w:color="2E5A88"/>
+        </w:pBdr>
+        <w:keepNext/>
+      </w:pPr>
+      <w:r>
+        <w:rPr>
+          <w:rFonts w:ascii="맑은 고딕" w:hAnsi="맑은 고딕" w:eastAsia="맑은 고딕"/>
+          <w:b/>
+          <w:color w:val="1F3A5F"/>
+          <w:sz w:val="30"/>
+        </w:rPr>
+        <w:t>제25의12조  손해배상책임의 보장</w:t>
+      </w:r>
+    </w:p>
+    <w:p>
+      <w:pPr>
+        <w:spacing w:after="120" w:line="336" w:lineRule="auto"/>
+      </w:pPr>
+      <w:r>
+        <w:rPr>
+          <w:rFonts w:ascii="맑은 고딕" w:hAnsi="맑은 고딕" w:eastAsia="맑은 고딕"/>
+          <w:color w:val="1A1A1A"/>
+          <w:sz w:val="20"/>
         </w:rPr>
         <w:t>행정사법인은 그 직무를 수행하면서 고의나 과실로 의뢰인에게 손해를 입힌 경우 그 손해에 대한 배상책임을 보장하기 위하여 대통령령으로 정하는 바에 따라 손해배상준비금 적립이나 보험가입 등 필요한 조치를 하여야 한다.</w:t>
       </w:r>
     </w:p>
     <w:p>
       <w:pPr>
-        <w:spacing w:before="60" w:after="20" w:line="276" w:lineRule="auto"/>
-        <w:ind w:left="198"/>
-        <w:shd w:val="clear" w:color="auto" w:fill="F0F0F0"/>
-      </w:pPr>
-      <w:r>
-        <w:rPr>
-          <w:rFonts w:ascii="맑은 고딕" w:hAnsi="맑은 고딕" w:eastAsia="맑은 고딕"/>
-          <w:b/>
-          <w:color w:val="333333"/>
+        <w:spacing w:before="120" w:after="20" w:line="264" w:lineRule="auto"/>
+        <w:ind w:left="57"/>
+        <w:shd w:val="clear" w:color="auto" w:fill="EAF1F8"/>
+        <w:pBdr>
+          <w:top w:val="single" w:sz="4" w:space="6" w:color="CBD9E8"/>
+          <w:left w:val="single" w:sz="30" w:space="6" w:color="2E5A88"/>
+          <w:right w:val="single" w:sz="4" w:space="6" w:color="CBD9E8"/>
+        </w:pBdr>
+      </w:pPr>
+      <w:r>
+        <w:rPr>
+          <w:rFonts w:ascii="맑은 고딕" w:hAnsi="맑은 고딕" w:eastAsia="맑은 고딕"/>
+          <w:b/>
+          <w:color w:val="FFFFFF"/>
+          <w:sz w:val="16"/>
+          <w:shd w:val="clear" w:color="auto" w:fill="2E5A88"/>
+        </w:rPr>
+        <w:t xml:space="preserve">  시행령  </w:t>
+      </w:r>
+      <w:r>
+        <w:rPr>
+          <w:rFonts w:ascii="맑은 고딕" w:hAnsi="맑은 고딕" w:eastAsia="맑은 고딕"/>
+          <w:b/>
+          <w:color w:val="1F3A5F"/>
           <w:sz w:val="18"/>
         </w:rPr>
-        <w:t>시행령 제23의8조(손해배상책임 보장)</w:t>
-      </w:r>
-    </w:p>
-    <w:p>
-      <w:pPr>
-        <w:spacing w:after="80" w:line="300" w:lineRule="auto"/>
-        <w:ind w:left="198"/>
+        <w:t xml:space="preserve">  제23의8조  손해배상책임 보장</w:t>
+      </w:r>
+    </w:p>
+    <w:p>
+      <w:pPr>
+        <w:spacing w:after="120" w:line="312" w:lineRule="auto"/>
+        <w:ind w:left="57"/>
+        <w:shd w:val="clear" w:color="auto" w:fill="EAF1F8"/>
+        <w:pBdr>
+          <w:left w:val="single" w:sz="30" w:space="6" w:color="2E5A88"/>
+          <w:bottom w:val="single" w:sz="4" w:space="6" w:color="CBD9E8"/>
+          <w:right w:val="single" w:sz="4" w:space="6" w:color="CBD9E8"/>
+        </w:pBdr>
       </w:pPr>
       <w:r>
         <w:rPr>
@@ -6317,24 +8269,45 @@
     </w:p>
     <w:p>
       <w:pPr>
-        <w:spacing w:before="60" w:after="20" w:line="276" w:lineRule="auto"/>
-        <w:ind w:left="198"/>
-        <w:shd w:val="clear" w:color="auto" w:fill="F0F0F0"/>
-      </w:pPr>
-      <w:r>
-        <w:rPr>
-          <w:rFonts w:ascii="맑은 고딕" w:hAnsi="맑은 고딕" w:eastAsia="맑은 고딕"/>
-          <w:b/>
-          <w:color w:val="333333"/>
+        <w:spacing w:before="120" w:after="20" w:line="264" w:lineRule="auto"/>
+        <w:ind w:left="57"/>
+        <w:shd w:val="clear" w:color="auto" w:fill="EAF1F8"/>
+        <w:pBdr>
+          <w:top w:val="single" w:sz="4" w:space="6" w:color="CBD9E8"/>
+          <w:left w:val="single" w:sz="30" w:space="6" w:color="2E5A88"/>
+          <w:right w:val="single" w:sz="4" w:space="6" w:color="CBD9E8"/>
+        </w:pBdr>
+      </w:pPr>
+      <w:r>
+        <w:rPr>
+          <w:rFonts w:ascii="맑은 고딕" w:hAnsi="맑은 고딕" w:eastAsia="맑은 고딕"/>
+          <w:b/>
+          <w:color w:val="FFFFFF"/>
+          <w:sz w:val="16"/>
+          <w:shd w:val="clear" w:color="auto" w:fill="2E5A88"/>
+        </w:rPr>
+        <w:t xml:space="preserve">  시행령  </w:t>
+      </w:r>
+      <w:r>
+        <w:rPr>
+          <w:rFonts w:ascii="맑은 고딕" w:hAnsi="맑은 고딕" w:eastAsia="맑은 고딕"/>
+          <w:b/>
+          <w:color w:val="1F3A5F"/>
           <w:sz w:val="18"/>
         </w:rPr>
-        <w:t>시행령 제24조(행정사회의 설립인가 신청)</w:t>
-      </w:r>
-    </w:p>
-    <w:p>
-      <w:pPr>
-        <w:spacing w:after="80" w:line="300" w:lineRule="auto"/>
-        <w:ind w:left="198"/>
+        <w:t xml:space="preserve">  제24조  행정사회의 설립인가 신청</w:t>
+      </w:r>
+    </w:p>
+    <w:p>
+      <w:pPr>
+        <w:spacing w:after="120" w:line="312" w:lineRule="auto"/>
+        <w:ind w:left="57"/>
+        <w:shd w:val="clear" w:color="auto" w:fill="EAF1F8"/>
+        <w:pBdr>
+          <w:left w:val="single" w:sz="30" w:space="6" w:color="2E5A88"/>
+          <w:bottom w:val="single" w:sz="4" w:space="6" w:color="CBD9E8"/>
+          <w:right w:val="single" w:sz="4" w:space="6" w:color="CBD9E8"/>
+        </w:pBdr>
       </w:pPr>
       <w:r>
         <w:rPr>
@@ -6391,24 +8364,45 @@
     </w:p>
     <w:p>
       <w:pPr>
-        <w:spacing w:before="60" w:after="20" w:line="276" w:lineRule="auto"/>
-        <w:ind w:left="198"/>
-        <w:shd w:val="clear" w:color="auto" w:fill="F0F0F0"/>
-      </w:pPr>
-      <w:r>
-        <w:rPr>
-          <w:rFonts w:ascii="맑은 고딕" w:hAnsi="맑은 고딕" w:eastAsia="맑은 고딕"/>
-          <w:b/>
-          <w:color w:val="333333"/>
+        <w:spacing w:before="120" w:after="20" w:line="264" w:lineRule="auto"/>
+        <w:ind w:left="57"/>
+        <w:shd w:val="clear" w:color="auto" w:fill="EAF1F8"/>
+        <w:pBdr>
+          <w:top w:val="single" w:sz="4" w:space="6" w:color="CBD9E8"/>
+          <w:left w:val="single" w:sz="30" w:space="6" w:color="2E5A88"/>
+          <w:right w:val="single" w:sz="4" w:space="6" w:color="CBD9E8"/>
+        </w:pBdr>
+      </w:pPr>
+      <w:r>
+        <w:rPr>
+          <w:rFonts w:ascii="맑은 고딕" w:hAnsi="맑은 고딕" w:eastAsia="맑은 고딕"/>
+          <w:b/>
+          <w:color w:val="FFFFFF"/>
+          <w:sz w:val="16"/>
+          <w:shd w:val="clear" w:color="auto" w:fill="2E5A88"/>
+        </w:rPr>
+        <w:t xml:space="preserve">  시행령  </w:t>
+      </w:r>
+      <w:r>
+        <w:rPr>
+          <w:rFonts w:ascii="맑은 고딕" w:hAnsi="맑은 고딕" w:eastAsia="맑은 고딕"/>
+          <w:b/>
+          <w:color w:val="1F3A5F"/>
           <w:sz w:val="18"/>
         </w:rPr>
-        <w:t>시행령 제24의2조(행정사정보시스템의 구축ㆍ운영)</w:t>
-      </w:r>
-    </w:p>
-    <w:p>
-      <w:pPr>
-        <w:spacing w:after="80" w:line="300" w:lineRule="auto"/>
-        <w:ind w:left="198"/>
+        <w:t xml:space="preserve">  제24의2조  행정사정보시스템의 구축ㆍ운영</w:t>
+      </w:r>
+    </w:p>
+    <w:p>
+      <w:pPr>
+        <w:spacing w:after="120" w:line="312" w:lineRule="auto"/>
+        <w:ind w:left="57"/>
+        <w:shd w:val="clear" w:color="auto" w:fill="EAF1F8"/>
+        <w:pBdr>
+          <w:left w:val="single" w:sz="30" w:space="6" w:color="2E5A88"/>
+          <w:bottom w:val="single" w:sz="4" w:space="6" w:color="CBD9E8"/>
+          <w:right w:val="single" w:sz="4" w:space="6" w:color="CBD9E8"/>
+        </w:pBdr>
       </w:pPr>
       <w:r>
         <w:rPr>
@@ -6487,24 +8481,45 @@
     </w:p>
     <w:p>
       <w:pPr>
-        <w:spacing w:before="60" w:after="20" w:line="276" w:lineRule="auto"/>
-        <w:ind w:left="198"/>
-        <w:shd w:val="clear" w:color="auto" w:fill="F0F0F0"/>
-      </w:pPr>
-      <w:r>
-        <w:rPr>
-          <w:rFonts w:ascii="맑은 고딕" w:hAnsi="맑은 고딕" w:eastAsia="맑은 고딕"/>
-          <w:b/>
-          <w:color w:val="333333"/>
+        <w:spacing w:before="120" w:after="20" w:line="264" w:lineRule="auto"/>
+        <w:ind w:left="57"/>
+        <w:shd w:val="clear" w:color="auto" w:fill="EAF1F8"/>
+        <w:pBdr>
+          <w:top w:val="single" w:sz="4" w:space="6" w:color="CBD9E8"/>
+          <w:left w:val="single" w:sz="30" w:space="6" w:color="2E5A88"/>
+          <w:right w:val="single" w:sz="4" w:space="6" w:color="CBD9E8"/>
+        </w:pBdr>
+      </w:pPr>
+      <w:r>
+        <w:rPr>
+          <w:rFonts w:ascii="맑은 고딕" w:hAnsi="맑은 고딕" w:eastAsia="맑은 고딕"/>
+          <w:b/>
+          <w:color w:val="FFFFFF"/>
+          <w:sz w:val="16"/>
+          <w:shd w:val="clear" w:color="auto" w:fill="2E5A88"/>
+        </w:rPr>
+        <w:t xml:space="preserve">  시행령  </w:t>
+      </w:r>
+      <w:r>
+        <w:rPr>
+          <w:rFonts w:ascii="맑은 고딕" w:hAnsi="맑은 고딕" w:eastAsia="맑은 고딕"/>
+          <w:b/>
+          <w:color w:val="1F3A5F"/>
           <w:sz w:val="18"/>
         </w:rPr>
-        <w:t>시행령 제25조(업무의 위탁)</w:t>
-      </w:r>
-    </w:p>
-    <w:p>
-      <w:pPr>
-        <w:spacing w:after="80" w:line="300" w:lineRule="auto"/>
-        <w:ind w:left="198"/>
+        <w:t xml:space="preserve">  제25조  업무의 위탁</w:t>
+      </w:r>
+    </w:p>
+    <w:p>
+      <w:pPr>
+        <w:spacing w:after="120" w:line="312" w:lineRule="auto"/>
+        <w:ind w:left="57"/>
+        <w:shd w:val="clear" w:color="auto" w:fill="EAF1F8"/>
+        <w:pBdr>
+          <w:left w:val="single" w:sz="30" w:space="6" w:color="2E5A88"/>
+          <w:bottom w:val="single" w:sz="4" w:space="6" w:color="CBD9E8"/>
+          <w:right w:val="single" w:sz="4" w:space="6" w:color="CBD9E8"/>
+        </w:pBdr>
       </w:pPr>
       <w:r>
         <w:rPr>
@@ -6528,24 +8543,45 @@
     </w:p>
     <w:p>
       <w:pPr>
-        <w:spacing w:before="60" w:after="20" w:line="276" w:lineRule="auto"/>
-        <w:ind w:left="198"/>
-        <w:shd w:val="clear" w:color="auto" w:fill="F0F0F0"/>
-      </w:pPr>
-      <w:r>
-        <w:rPr>
-          <w:rFonts w:ascii="맑은 고딕" w:hAnsi="맑은 고딕" w:eastAsia="맑은 고딕"/>
-          <w:b/>
-          <w:color w:val="333333"/>
+        <w:spacing w:before="120" w:after="20" w:line="264" w:lineRule="auto"/>
+        <w:ind w:left="57"/>
+        <w:shd w:val="clear" w:color="auto" w:fill="F4F4F2"/>
+        <w:pBdr>
+          <w:top w:val="single" w:sz="4" w:space="6" w:color="E2E2DE"/>
+          <w:left w:val="single" w:sz="30" w:space="6" w:color="9AA0A6"/>
+          <w:right w:val="single" w:sz="4" w:space="6" w:color="E2E2DE"/>
+        </w:pBdr>
+      </w:pPr>
+      <w:r>
+        <w:rPr>
+          <w:rFonts w:ascii="맑은 고딕" w:hAnsi="맑은 고딕" w:eastAsia="맑은 고딕"/>
+          <w:b/>
+          <w:color w:val="FFFFFF"/>
+          <w:sz w:val="16"/>
+          <w:shd w:val="clear" w:color="auto" w:fill="9AA0A6"/>
+        </w:rPr>
+        <w:t xml:space="preserve">  시행규칙  </w:t>
+      </w:r>
+      <w:r>
+        <w:rPr>
+          <w:rFonts w:ascii="맑은 고딕" w:hAnsi="맑은 고딕" w:eastAsia="맑은 고딕"/>
+          <w:b/>
+          <w:color w:val="5A5A5A"/>
           <w:sz w:val="18"/>
         </w:rPr>
-        <w:t>시행규칙 제16조(행정사회의 설립인가 신청)</w:t>
-      </w:r>
-    </w:p>
-    <w:p>
-      <w:pPr>
-        <w:spacing w:after="80" w:line="300" w:lineRule="auto"/>
-        <w:ind w:left="198"/>
+        <w:t xml:space="preserve">  제16조  행정사회의 설립인가 신청</w:t>
+      </w:r>
+    </w:p>
+    <w:p>
+      <w:pPr>
+        <w:spacing w:after="120" w:line="312" w:lineRule="auto"/>
+        <w:ind w:left="57"/>
+        <w:shd w:val="clear" w:color="auto" w:fill="F4F4F2"/>
+        <w:pBdr>
+          <w:left w:val="single" w:sz="30" w:space="6" w:color="9AA0A6"/>
+          <w:bottom w:val="single" w:sz="4" w:space="6" w:color="E2E2DE"/>
+          <w:right w:val="single" w:sz="4" w:space="6" w:color="E2E2DE"/>
+        </w:pBdr>
       </w:pPr>
       <w:r>
         <w:rPr>
@@ -6558,24 +8594,46 @@
     </w:p>
     <w:p>
       <w:pPr>
-        <w:pStyle w:val="3"/>
-      </w:pPr>
-      <w:r>
-        <w:rPr>
-          <w:rFonts w:ascii="맑은 고딕" w:hAnsi="맑은 고딕" w:eastAsia="맑은 고딕"/>
-        </w:rPr>
-        <w:t>제25의13조(준용규정)</w:t>
-      </w:r>
-    </w:p>
-    <w:p>
-      <w:pPr>
-        <w:spacing w:after="100" w:line="307" w:lineRule="auto"/>
-      </w:pPr>
-      <w:r>
-        <w:rPr>
-          <w:rFonts w:ascii="맑은 고딕" w:hAnsi="맑은 고딕" w:eastAsia="맑은 고딕"/>
-          <w:color w:val="000000"/>
-          <w:sz w:val="19"/>
+        <w:spacing w:before="0" w:after="20"/>
+        <w:pageBreakBefore/>
+      </w:pPr>
+      <w:r>
+        <w:rPr>
+          <w:rFonts w:ascii="맑은 고딕" w:hAnsi="맑은 고딕" w:eastAsia="맑은 고딕"/>
+          <w:b/>
+          <w:color w:val="8A94A0"/>
+          <w:sz w:val="17"/>
+        </w:rPr>
+        <w:t>제4장의2  행정사법인 &lt;신설 2020.6.9&gt;</w:t>
+      </w:r>
+    </w:p>
+    <w:p>
+      <w:pPr>
+        <w:spacing w:before="20" w:after="160" w:line="276" w:lineRule="auto"/>
+        <w:pBdr>
+          <w:bottom w:val="single" w:sz="18" w:space="6" w:color="2E5A88"/>
+        </w:pBdr>
+        <w:keepNext/>
+      </w:pPr>
+      <w:r>
+        <w:rPr>
+          <w:rFonts w:ascii="맑은 고딕" w:hAnsi="맑은 고딕" w:eastAsia="맑은 고딕"/>
+          <w:b/>
+          <w:color w:val="1F3A5F"/>
+          <w:sz w:val="30"/>
+        </w:rPr>
+        <w:t>제25의13조  준용규정</w:t>
+      </w:r>
+    </w:p>
+    <w:p>
+      <w:pPr>
+        <w:spacing w:after="120" w:line="336" w:lineRule="auto"/>
+      </w:pPr>
+      <w:r>
+        <w:rPr>
+          <w:rFonts w:ascii="맑은 고딕" w:hAnsi="맑은 고딕" w:eastAsia="맑은 고딕"/>
+          <w:color w:val="1A1A1A"/>
+          <w:sz w:val="20"/>
         </w:rPr>
         <w:t>① 행정사법인에 관하여는 그 성질에 반하지 아니하는 범위에서 제11조제2항부터 제5항까지, 제12조제2항, 제13조, 제14조제3항부터 제6항까지, 제16조부터 제21조까지 및 제22조부터 제24조까지의 규정을 준용한다.</w:t>
       </w:r>
@@ -6585,43 +8643,54 @@
       <w:r>
         <w:rPr>
           <w:rFonts w:ascii="맑은 고딕" w:hAnsi="맑은 고딕" w:eastAsia="맑은 고딕"/>
-          <w:color w:val="000000"/>
-          <w:sz w:val="19"/>
+          <w:color w:val="1A1A1A"/>
+          <w:sz w:val="20"/>
         </w:rPr>
         <w:t>② 행정사법인에 관하여 이 법에서 정한 것 외에는 「상법」 중 합명회사(合名會社)에 관한 규정을 준용한다.</w:t>
       </w:r>
     </w:p>
     <w:p>
       <w:pPr>
-        <w:pStyle w:val="2"/>
-      </w:pPr>
-      <w:r>
-        <w:rPr>
-          <w:rFonts w:ascii="맑은 고딕" w:hAnsi="맑은 고딕" w:eastAsia="맑은 고딕"/>
+        <w:spacing w:before="0" w:after="20"/>
+        <w:pageBreakBefore/>
+      </w:pPr>
+      <w:r>
+        <w:rPr>
+          <w:rFonts w:ascii="맑은 고딕" w:hAnsi="맑은 고딕" w:eastAsia="맑은 고딕"/>
+          <w:b/>
+          <w:color w:val="8A94A0"/>
+          <w:sz w:val="17"/>
         </w:rPr>
         <w:t>제5장  대한행정사회 &lt;개정 2020.6.9&gt;</w:t>
       </w:r>
     </w:p>
     <w:p>
       <w:pPr>
-        <w:pStyle w:val="3"/>
-      </w:pPr>
-      <w:r>
-        <w:rPr>
-          <w:rFonts w:ascii="맑은 고딕" w:hAnsi="맑은 고딕" w:eastAsia="맑은 고딕"/>
-        </w:rPr>
-        <w:t>제26조(대한행정사회의 설립 등)</w:t>
-      </w:r>
-    </w:p>
-    <w:p>
-      <w:pPr>
-        <w:spacing w:after="100" w:line="307" w:lineRule="auto"/>
-      </w:pPr>
-      <w:r>
-        <w:rPr>
-          <w:rFonts w:ascii="맑은 고딕" w:hAnsi="맑은 고딕" w:eastAsia="맑은 고딕"/>
-          <w:color w:val="000000"/>
-          <w:sz w:val="19"/>
+        <w:spacing w:before="20" w:after="160" w:line="276" w:lineRule="auto"/>
+        <w:pBdr>
+          <w:bottom w:val="single" w:sz="18" w:space="6" w:color="2E5A88"/>
+        </w:pBdr>
+        <w:keepNext/>
+      </w:pPr>
+      <w:r>
+        <w:rPr>
+          <w:rFonts w:ascii="맑은 고딕" w:hAnsi="맑은 고딕" w:eastAsia="맑은 고딕"/>
+          <w:b/>
+          <w:color w:val="1F3A5F"/>
+          <w:sz w:val="30"/>
+        </w:rPr>
+        <w:t>제26조  대한행정사회의 설립 등</w:t>
+      </w:r>
+    </w:p>
+    <w:p>
+      <w:pPr>
+        <w:spacing w:after="120" w:line="336" w:lineRule="auto"/>
+      </w:pPr>
+      <w:r>
+        <w:rPr>
+          <w:rFonts w:ascii="맑은 고딕" w:hAnsi="맑은 고딕" w:eastAsia="맑은 고딕"/>
+          <w:color w:val="1A1A1A"/>
+          <w:sz w:val="20"/>
         </w:rPr>
         <w:t>① 행정사의 품위 향상과 직무의 개선ㆍ발전을 도모하기 위하여 대한행정사회(이하 "행정사회"라 한다)를 둔다. &lt;개정 2020.6.9&gt;</w:t>
       </w:r>
@@ -6631,8 +8700,8 @@
       <w:r>
         <w:rPr>
           <w:rFonts w:ascii="맑은 고딕" w:hAnsi="맑은 고딕" w:eastAsia="맑은 고딕"/>
-          <w:color w:val="000000"/>
-          <w:sz w:val="19"/>
+          <w:color w:val="1A1A1A"/>
+          <w:sz w:val="20"/>
         </w:rPr>
         <w:t>② 행정사회는 법인으로 한다. &lt;개정 2020.6.9&gt;</w:t>
       </w:r>
@@ -6642,8 +8711,8 @@
       <w:r>
         <w:rPr>
           <w:rFonts w:ascii="맑은 고딕" w:hAnsi="맑은 고딕" w:eastAsia="맑은 고딕"/>
-          <w:color w:val="000000"/>
-          <w:sz w:val="19"/>
+          <w:color w:val="1A1A1A"/>
+          <w:sz w:val="20"/>
         </w:rPr>
         <w:t>③ 행정사회는 정관을 정하여 행정안전부장관의 인가를 받아 설립등기를 함으로써 성립한다. &lt;개정 2020.6.9&gt;</w:t>
       </w:r>
@@ -6653,80 +8722,146 @@
       <w:r>
         <w:rPr>
           <w:rFonts w:ascii="맑은 고딕" w:hAnsi="맑은 고딕" w:eastAsia="맑은 고딕"/>
-          <w:color w:val="000000"/>
-          <w:sz w:val="19"/>
+          <w:color w:val="1A1A1A"/>
+          <w:sz w:val="20"/>
         </w:rPr>
         <w:t>④ 행정사회의 설립ㆍ운영 및 설립인가 신청 등에 필요한 사항은 대통령령으로 정한다. &lt;개정 2020.6.9&gt;</w:t>
       </w:r>
     </w:p>
     <w:p>
       <w:pPr>
-        <w:pStyle w:val="3"/>
-      </w:pPr>
-      <w:r>
-        <w:rPr>
-          <w:rFonts w:ascii="맑은 고딕" w:hAnsi="맑은 고딕" w:eastAsia="맑은 고딕"/>
-        </w:rPr>
-        <w:t>제26의2조(행정사회의 가입 의무)</w:t>
-      </w:r>
-    </w:p>
-    <w:p>
-      <w:pPr>
-        <w:spacing w:after="100" w:line="307" w:lineRule="auto"/>
-      </w:pPr>
-      <w:r>
-        <w:rPr>
-          <w:rFonts w:ascii="맑은 고딕" w:hAnsi="맑은 고딕" w:eastAsia="맑은 고딕"/>
-          <w:color w:val="000000"/>
-          <w:sz w:val="19"/>
+        <w:spacing w:before="0" w:after="20"/>
+        <w:pageBreakBefore/>
+      </w:pPr>
+      <w:r>
+        <w:rPr>
+          <w:rFonts w:ascii="맑은 고딕" w:hAnsi="맑은 고딕" w:eastAsia="맑은 고딕"/>
+          <w:b/>
+          <w:color w:val="8A94A0"/>
+          <w:sz w:val="17"/>
+        </w:rPr>
+        <w:t>제5장  대한행정사회 &lt;개정 2020.6.9&gt;</w:t>
+      </w:r>
+    </w:p>
+    <w:p>
+      <w:pPr>
+        <w:spacing w:before="20" w:after="160" w:line="276" w:lineRule="auto"/>
+        <w:pBdr>
+          <w:bottom w:val="single" w:sz="18" w:space="6" w:color="2E5A88"/>
+        </w:pBdr>
+        <w:keepNext/>
+      </w:pPr>
+      <w:r>
+        <w:rPr>
+          <w:rFonts w:ascii="맑은 고딕" w:hAnsi="맑은 고딕" w:eastAsia="맑은 고딕"/>
+          <w:b/>
+          <w:color w:val="1F3A5F"/>
+          <w:sz w:val="30"/>
+        </w:rPr>
+        <w:t>제26의2조  행정사회의 가입 의무</w:t>
+      </w:r>
+    </w:p>
+    <w:p>
+      <w:pPr>
+        <w:spacing w:after="120" w:line="336" w:lineRule="auto"/>
+      </w:pPr>
+      <w:r>
+        <w:rPr>
+          <w:rFonts w:ascii="맑은 고딕" w:hAnsi="맑은 고딕" w:eastAsia="맑은 고딕"/>
+          <w:color w:val="1A1A1A"/>
+          <w:sz w:val="20"/>
         </w:rPr>
         <w:t>행정사(법인구성원 및 소속행정사를 포함한다)로서 개업하려면 행정사회에 가입하여야 한다.</w:t>
       </w:r>
     </w:p>
     <w:p>
       <w:pPr>
-        <w:pStyle w:val="3"/>
-      </w:pPr>
-      <w:r>
-        <w:rPr>
-          <w:rFonts w:ascii="맑은 고딕" w:hAnsi="맑은 고딕" w:eastAsia="맑은 고딕"/>
-        </w:rPr>
-        <w:t>제26의3조(행정사회의 공익활동 의무)</w:t>
-      </w:r>
-    </w:p>
-    <w:p>
-      <w:pPr>
-        <w:spacing w:after="100" w:line="307" w:lineRule="auto"/>
-      </w:pPr>
-      <w:r>
-        <w:rPr>
-          <w:rFonts w:ascii="맑은 고딕" w:hAnsi="맑은 고딕" w:eastAsia="맑은 고딕"/>
-          <w:color w:val="000000"/>
-          <w:sz w:val="19"/>
+        <w:spacing w:before="0" w:after="20"/>
+        <w:pageBreakBefore/>
+      </w:pPr>
+      <w:r>
+        <w:rPr>
+          <w:rFonts w:ascii="맑은 고딕" w:hAnsi="맑은 고딕" w:eastAsia="맑은 고딕"/>
+          <w:b/>
+          <w:color w:val="8A94A0"/>
+          <w:sz w:val="17"/>
+        </w:rPr>
+        <w:t>제5장  대한행정사회 &lt;개정 2020.6.9&gt;</w:t>
+      </w:r>
+    </w:p>
+    <w:p>
+      <w:pPr>
+        <w:spacing w:before="20" w:after="160" w:line="276" w:lineRule="auto"/>
+        <w:pBdr>
+          <w:bottom w:val="single" w:sz="18" w:space="6" w:color="2E5A88"/>
+        </w:pBdr>
+        <w:keepNext/>
+      </w:pPr>
+      <w:r>
+        <w:rPr>
+          <w:rFonts w:ascii="맑은 고딕" w:hAnsi="맑은 고딕" w:eastAsia="맑은 고딕"/>
+          <w:b/>
+          <w:color w:val="1F3A5F"/>
+          <w:sz w:val="30"/>
+        </w:rPr>
+        <w:t>제26의3조  행정사회의 공익활동 의무</w:t>
+      </w:r>
+    </w:p>
+    <w:p>
+      <w:pPr>
+        <w:spacing w:after="120" w:line="336" w:lineRule="auto"/>
+      </w:pPr>
+      <w:r>
+        <w:rPr>
+          <w:rFonts w:ascii="맑은 고딕" w:hAnsi="맑은 고딕" w:eastAsia="맑은 고딕"/>
+          <w:color w:val="1A1A1A"/>
+          <w:sz w:val="20"/>
         </w:rPr>
         <w:t>행정사회는 취약계층의 지원 등 공익활동에 적극 참여하여야 한다.</w:t>
       </w:r>
     </w:p>
     <w:p>
       <w:pPr>
-        <w:pStyle w:val="3"/>
-      </w:pPr>
-      <w:r>
-        <w:rPr>
-          <w:rFonts w:ascii="맑은 고딕" w:hAnsi="맑은 고딕" w:eastAsia="맑은 고딕"/>
-        </w:rPr>
-        <w:t>제27조(행정사회의 정관)</w:t>
-      </w:r>
-    </w:p>
-    <w:p>
-      <w:pPr>
-        <w:spacing w:after="100" w:line="307" w:lineRule="auto"/>
-      </w:pPr>
-      <w:r>
-        <w:rPr>
-          <w:rFonts w:ascii="맑은 고딕" w:hAnsi="맑은 고딕" w:eastAsia="맑은 고딕"/>
-          <w:color w:val="000000"/>
-          <w:sz w:val="19"/>
+        <w:spacing w:before="0" w:after="20"/>
+        <w:pageBreakBefore/>
+      </w:pPr>
+      <w:r>
+        <w:rPr>
+          <w:rFonts w:ascii="맑은 고딕" w:hAnsi="맑은 고딕" w:eastAsia="맑은 고딕"/>
+          <w:b/>
+          <w:color w:val="8A94A0"/>
+          <w:sz w:val="17"/>
+        </w:rPr>
+        <w:t>제5장  대한행정사회 &lt;개정 2020.6.9&gt;</w:t>
+      </w:r>
+    </w:p>
+    <w:p>
+      <w:pPr>
+        <w:spacing w:before="20" w:after="160" w:line="276" w:lineRule="auto"/>
+        <w:pBdr>
+          <w:bottom w:val="single" w:sz="18" w:space="6" w:color="2E5A88"/>
+        </w:pBdr>
+        <w:keepNext/>
+      </w:pPr>
+      <w:r>
+        <w:rPr>
+          <w:rFonts w:ascii="맑은 고딕" w:hAnsi="맑은 고딕" w:eastAsia="맑은 고딕"/>
+          <w:b/>
+          <w:color w:val="1F3A5F"/>
+          <w:sz w:val="30"/>
+        </w:rPr>
+        <w:t>제27조  행정사회의 정관</w:t>
+      </w:r>
+    </w:p>
+    <w:p>
+      <w:pPr>
+        <w:spacing w:after="120" w:line="336" w:lineRule="auto"/>
+      </w:pPr>
+      <w:r>
+        <w:rPr>
+          <w:rFonts w:ascii="맑은 고딕" w:hAnsi="맑은 고딕" w:eastAsia="맑은 고딕"/>
+          <w:color w:val="1A1A1A"/>
+          <w:sz w:val="20"/>
         </w:rPr>
         <w:t>① 행정사회의 정관에는 다음 각 호의 사항이 포함되어야 한다. &lt;개정 2020.6.9&gt;</w:t>
       </w:r>
@@ -6736,8 +8871,8 @@
       <w:r>
         <w:rPr>
           <w:rFonts w:ascii="맑은 고딕" w:hAnsi="맑은 고딕" w:eastAsia="맑은 고딕"/>
-          <w:color w:val="000000"/>
-          <w:sz w:val="19"/>
+          <w:color w:val="1A1A1A"/>
+          <w:sz w:val="20"/>
         </w:rPr>
         <w:t xml:space="preserve">    1. 목적ㆍ명칭과 사무소의 소재지</w:t>
       </w:r>
@@ -6747,8 +8882,8 @@
       <w:r>
         <w:rPr>
           <w:rFonts w:ascii="맑은 고딕" w:hAnsi="맑은 고딕" w:eastAsia="맑은 고딕"/>
-          <w:color w:val="000000"/>
-          <w:sz w:val="19"/>
+          <w:color w:val="1A1A1A"/>
+          <w:sz w:val="20"/>
         </w:rPr>
         <w:t xml:space="preserve">    2. 대표자와 그 밖의 임원에 관한 사항</w:t>
       </w:r>
@@ -6758,8 +8893,8 @@
       <w:r>
         <w:rPr>
           <w:rFonts w:ascii="맑은 고딕" w:hAnsi="맑은 고딕" w:eastAsia="맑은 고딕"/>
-          <w:color w:val="000000"/>
-          <w:sz w:val="19"/>
+          <w:color w:val="1A1A1A"/>
+          <w:sz w:val="20"/>
         </w:rPr>
         <w:t xml:space="preserve">    3. 회의에 관한 사항</w:t>
       </w:r>
@@ -6769,8 +8904,8 @@
       <w:r>
         <w:rPr>
           <w:rFonts w:ascii="맑은 고딕" w:hAnsi="맑은 고딕" w:eastAsia="맑은 고딕"/>
-          <w:color w:val="000000"/>
-          <w:sz w:val="19"/>
+          <w:color w:val="1A1A1A"/>
+          <w:sz w:val="20"/>
         </w:rPr>
         <w:t xml:space="preserve">    4. 행정사의 품위유지와 업무 및 교육에 관한 사항</w:t>
       </w:r>
@@ -6780,8 +8915,8 @@
       <w:r>
         <w:rPr>
           <w:rFonts w:ascii="맑은 고딕" w:hAnsi="맑은 고딕" w:eastAsia="맑은 고딕"/>
-          <w:color w:val="000000"/>
-          <w:sz w:val="19"/>
+          <w:color w:val="1A1A1A"/>
+          <w:sz w:val="20"/>
         </w:rPr>
         <w:t xml:space="preserve">    5. 회원의 가입ㆍ탈퇴 및 지도ㆍ감독에 관한 사항</w:t>
       </w:r>
@@ -6791,8 +8926,8 @@
       <w:r>
         <w:rPr>
           <w:rFonts w:ascii="맑은 고딕" w:hAnsi="맑은 고딕" w:eastAsia="맑은 고딕"/>
-          <w:color w:val="000000"/>
-          <w:sz w:val="19"/>
+          <w:color w:val="1A1A1A"/>
+          <w:sz w:val="20"/>
         </w:rPr>
         <w:t xml:space="preserve">    6. 회계 및 회비부담에 관한 사항</w:t>
       </w:r>
@@ -6802,8 +8937,8 @@
       <w:r>
         <w:rPr>
           <w:rFonts w:ascii="맑은 고딕" w:hAnsi="맑은 고딕" w:eastAsia="맑은 고딕"/>
-          <w:color w:val="000000"/>
-          <w:sz w:val="19"/>
+          <w:color w:val="1A1A1A"/>
+          <w:sz w:val="20"/>
         </w:rPr>
         <w:t xml:space="preserve">    7. 자산에 관한 사항</w:t>
       </w:r>
@@ -6813,8 +8948,8 @@
       <w:r>
         <w:rPr>
           <w:rFonts w:ascii="맑은 고딕" w:hAnsi="맑은 고딕" w:eastAsia="맑은 고딕"/>
-          <w:color w:val="000000"/>
-          <w:sz w:val="19"/>
+          <w:color w:val="1A1A1A"/>
+          <w:sz w:val="20"/>
         </w:rPr>
         <w:t xml:space="preserve">    8. 그 밖에 행정사회의 목적을 달성하기 위하여 필요한 사항</w:t>
       </w:r>
@@ -6824,56 +8959,100 @@
       <w:r>
         <w:rPr>
           <w:rFonts w:ascii="맑은 고딕" w:hAnsi="맑은 고딕" w:eastAsia="맑은 고딕"/>
-          <w:color w:val="000000"/>
-          <w:sz w:val="19"/>
+          <w:color w:val="1A1A1A"/>
+          <w:sz w:val="20"/>
         </w:rPr>
         <w:t>② 정관을 변경하려면 행정안전부장관의 인가를 받아야 한다. &lt;개정 2013.3.23, 2014.11.19, 2017.7.26&gt;</w:t>
       </w:r>
     </w:p>
     <w:p>
       <w:pPr>
-        <w:pStyle w:val="3"/>
-      </w:pPr>
-      <w:r>
-        <w:rPr>
-          <w:rFonts w:ascii="맑은 고딕" w:hAnsi="맑은 고딕" w:eastAsia="맑은 고딕"/>
-        </w:rPr>
-        <w:t>제28조(「민법」의 준용)</w:t>
-      </w:r>
-    </w:p>
-    <w:p>
-      <w:pPr>
-        <w:spacing w:after="100" w:line="307" w:lineRule="auto"/>
-      </w:pPr>
-      <w:r>
-        <w:rPr>
-          <w:rFonts w:ascii="맑은 고딕" w:hAnsi="맑은 고딕" w:eastAsia="맑은 고딕"/>
-          <w:color w:val="000000"/>
-          <w:sz w:val="19"/>
+        <w:spacing w:before="0" w:after="20"/>
+        <w:pageBreakBefore/>
+      </w:pPr>
+      <w:r>
+        <w:rPr>
+          <w:rFonts w:ascii="맑은 고딕" w:hAnsi="맑은 고딕" w:eastAsia="맑은 고딕"/>
+          <w:b/>
+          <w:color w:val="8A94A0"/>
+          <w:sz w:val="17"/>
+        </w:rPr>
+        <w:t>제5장  대한행정사회 &lt;개정 2020.6.9&gt;</w:t>
+      </w:r>
+    </w:p>
+    <w:p>
+      <w:pPr>
+        <w:spacing w:before="20" w:after="160" w:line="276" w:lineRule="auto"/>
+        <w:pBdr>
+          <w:bottom w:val="single" w:sz="18" w:space="6" w:color="2E5A88"/>
+        </w:pBdr>
+        <w:keepNext/>
+      </w:pPr>
+      <w:r>
+        <w:rPr>
+          <w:rFonts w:ascii="맑은 고딕" w:hAnsi="맑은 고딕" w:eastAsia="맑은 고딕"/>
+          <w:b/>
+          <w:color w:val="1F3A5F"/>
+          <w:sz w:val="30"/>
+        </w:rPr>
+        <w:t>제28조  「민법」의 준용</w:t>
+      </w:r>
+    </w:p>
+    <w:p>
+      <w:pPr>
+        <w:spacing w:after="120" w:line="336" w:lineRule="auto"/>
+      </w:pPr>
+      <w:r>
+        <w:rPr>
+          <w:rFonts w:ascii="맑은 고딕" w:hAnsi="맑은 고딕" w:eastAsia="맑은 고딕"/>
+          <w:color w:val="1A1A1A"/>
+          <w:sz w:val="20"/>
         </w:rPr>
         <w:t>행정사회에 관하여 이 법에서 규정하지 아니한 사항에 대하여는 「민법」 중 사단법인에 관한 규정을 준용한다. &lt;개정 2020.6.9&gt;</w:t>
       </w:r>
     </w:p>
     <w:p>
       <w:pPr>
-        <w:pStyle w:val="3"/>
-      </w:pPr>
-      <w:r>
-        <w:rPr>
-          <w:rFonts w:ascii="맑은 고딕" w:hAnsi="맑은 고딕" w:eastAsia="맑은 고딕"/>
-        </w:rPr>
-        <w:t>제29조(행정사회에 대한 감독 등)</w:t>
-      </w:r>
-    </w:p>
-    <w:p>
-      <w:pPr>
-        <w:spacing w:after="100" w:line="307" w:lineRule="auto"/>
-      </w:pPr>
-      <w:r>
-        <w:rPr>
-          <w:rFonts w:ascii="맑은 고딕" w:hAnsi="맑은 고딕" w:eastAsia="맑은 고딕"/>
-          <w:color w:val="000000"/>
-          <w:sz w:val="19"/>
+        <w:spacing w:before="0" w:after="20"/>
+        <w:pageBreakBefore/>
+      </w:pPr>
+      <w:r>
+        <w:rPr>
+          <w:rFonts w:ascii="맑은 고딕" w:hAnsi="맑은 고딕" w:eastAsia="맑은 고딕"/>
+          <w:b/>
+          <w:color w:val="8A94A0"/>
+          <w:sz w:val="17"/>
+        </w:rPr>
+        <w:t>제5장  대한행정사회 &lt;개정 2020.6.9&gt;</w:t>
+      </w:r>
+    </w:p>
+    <w:p>
+      <w:pPr>
+        <w:spacing w:before="20" w:after="160" w:line="276" w:lineRule="auto"/>
+        <w:pBdr>
+          <w:bottom w:val="single" w:sz="18" w:space="6" w:color="2E5A88"/>
+        </w:pBdr>
+        <w:keepNext/>
+      </w:pPr>
+      <w:r>
+        <w:rPr>
+          <w:rFonts w:ascii="맑은 고딕" w:hAnsi="맑은 고딕" w:eastAsia="맑은 고딕"/>
+          <w:b/>
+          <w:color w:val="1F3A5F"/>
+          <w:sz w:val="30"/>
+        </w:rPr>
+        <w:t>제29조  행정사회에 대한 감독 등</w:t>
+      </w:r>
+    </w:p>
+    <w:p>
+      <w:pPr>
+        <w:spacing w:after="120" w:line="336" w:lineRule="auto"/>
+      </w:pPr>
+      <w:r>
+        <w:rPr>
+          <w:rFonts w:ascii="맑은 고딕" w:hAnsi="맑은 고딕" w:eastAsia="맑은 고딕"/>
+          <w:color w:val="1A1A1A"/>
+          <w:sz w:val="20"/>
         </w:rPr>
         <w:t>① 행정사회는 행정안전부장관의 감독을 받는다. &lt;개정 2013.3.23, 2014.11.19, 2017.7.26, 2020.6.9&gt;</w:t>
       </w:r>
@@ -6883,8 +9062,8 @@
       <w:r>
         <w:rPr>
           <w:rFonts w:ascii="맑은 고딕" w:hAnsi="맑은 고딕" w:eastAsia="맑은 고딕"/>
-          <w:color w:val="000000"/>
-          <w:sz w:val="19"/>
+          <w:color w:val="1A1A1A"/>
+          <w:sz w:val="20"/>
         </w:rPr>
         <w:t>② 행정안전부장관은 감독을 위하여 필요하다고 인정하면 행정사회에 대하여 그 업무에 관한 사항을 보고하게 하거나 자료의 제출 또는 그 밖에 필요한 명령을 할 수 있으며, 소속 공무원으로 하여금 행정사회의 사무소에 출입하여 업무상황과 그 밖의 서류 등을 검사하게 할 수 있다. &lt;개정 2013.3.23, 2014.11.19, 2017.7.26, 2020.6.9&gt;</w:t>
       </w:r>
@@ -6894,32 +9073,53 @@
       <w:r>
         <w:rPr>
           <w:rFonts w:ascii="맑은 고딕" w:hAnsi="맑은 고딕" w:eastAsia="맑은 고딕"/>
-          <w:color w:val="000000"/>
-          <w:sz w:val="19"/>
+          <w:color w:val="1A1A1A"/>
+          <w:sz w:val="20"/>
         </w:rPr>
         <w:t>③ 제2항에 따라 출입ㆍ검사 등을 하는 공무원은 행정안전부령으로 정하는 증표를 지니고 상대방에게 이를 보여주어야 한다. &lt;개정 2013.3.23, 2014.11.19, 2017.7.26&gt;</w:t>
       </w:r>
     </w:p>
     <w:p>
       <w:pPr>
-        <w:spacing w:before="60" w:after="20" w:line="276" w:lineRule="auto"/>
-        <w:ind w:left="198"/>
-        <w:shd w:val="clear" w:color="auto" w:fill="F0F0F0"/>
-      </w:pPr>
-      <w:r>
-        <w:rPr>
-          <w:rFonts w:ascii="맑은 고딕" w:hAnsi="맑은 고딕" w:eastAsia="맑은 고딕"/>
-          <w:b/>
-          <w:color w:val="333333"/>
+        <w:spacing w:before="120" w:after="20" w:line="264" w:lineRule="auto"/>
+        <w:ind w:left="57"/>
+        <w:shd w:val="clear" w:color="auto" w:fill="F4F4F2"/>
+        <w:pBdr>
+          <w:top w:val="single" w:sz="4" w:space="6" w:color="E2E2DE"/>
+          <w:left w:val="single" w:sz="30" w:space="6" w:color="9AA0A6"/>
+          <w:right w:val="single" w:sz="4" w:space="6" w:color="E2E2DE"/>
+        </w:pBdr>
+      </w:pPr>
+      <w:r>
+        <w:rPr>
+          <w:rFonts w:ascii="맑은 고딕" w:hAnsi="맑은 고딕" w:eastAsia="맑은 고딕"/>
+          <w:b/>
+          <w:color w:val="FFFFFF"/>
+          <w:sz w:val="16"/>
+          <w:shd w:val="clear" w:color="auto" w:fill="9AA0A6"/>
+        </w:rPr>
+        <w:t xml:space="preserve">  시행규칙  </w:t>
+      </w:r>
+      <w:r>
+        <w:rPr>
+          <w:rFonts w:ascii="맑은 고딕" w:hAnsi="맑은 고딕" w:eastAsia="맑은 고딕"/>
+          <w:b/>
+          <w:color w:val="5A5A5A"/>
           <w:sz w:val="18"/>
         </w:rPr>
-        <w:t>시행규칙 제17조(증표)</w:t>
-      </w:r>
-    </w:p>
-    <w:p>
-      <w:pPr>
-        <w:spacing w:after="80" w:line="300" w:lineRule="auto"/>
-        <w:ind w:left="198"/>
+        <w:t xml:space="preserve">  제17조  증표</w:t>
+      </w:r>
+    </w:p>
+    <w:p>
+      <w:pPr>
+        <w:spacing w:after="120" w:line="312" w:lineRule="auto"/>
+        <w:ind w:left="57"/>
+        <w:shd w:val="clear" w:color="auto" w:fill="F4F4F2"/>
+        <w:pBdr>
+          <w:left w:val="single" w:sz="30" w:space="6" w:color="9AA0A6"/>
+          <w:bottom w:val="single" w:sz="4" w:space="6" w:color="E2E2DE"/>
+          <w:right w:val="single" w:sz="4" w:space="6" w:color="E2E2DE"/>
+        </w:pBdr>
       </w:pPr>
       <w:r>
         <w:rPr>
@@ -6932,35 +9132,46 @@
     </w:p>
     <w:p>
       <w:pPr>
-        <w:pStyle w:val="2"/>
-      </w:pPr>
-      <w:r>
-        <w:rPr>
-          <w:rFonts w:ascii="맑은 고딕" w:hAnsi="맑은 고딕" w:eastAsia="맑은 고딕"/>
+        <w:spacing w:before="0" w:after="20"/>
+        <w:pageBreakBefore/>
+      </w:pPr>
+      <w:r>
+        <w:rPr>
+          <w:rFonts w:ascii="맑은 고딕" w:hAnsi="맑은 고딕" w:eastAsia="맑은 고딕"/>
+          <w:b/>
+          <w:color w:val="8A94A0"/>
+          <w:sz w:val="17"/>
         </w:rPr>
         <w:t>제6장  지도ㆍ감독</w:t>
       </w:r>
     </w:p>
     <w:p>
       <w:pPr>
-        <w:pStyle w:val="3"/>
-      </w:pPr>
-      <w:r>
-        <w:rPr>
-          <w:rFonts w:ascii="맑은 고딕" w:hAnsi="맑은 고딕" w:eastAsia="맑은 고딕"/>
-        </w:rPr>
-        <w:t>제30조(자격의 취소)</w:t>
-      </w:r>
-    </w:p>
-    <w:p>
-      <w:pPr>
-        <w:spacing w:after="100" w:line="307" w:lineRule="auto"/>
-      </w:pPr>
-      <w:r>
-        <w:rPr>
-          <w:rFonts w:ascii="맑은 고딕" w:hAnsi="맑은 고딕" w:eastAsia="맑은 고딕"/>
-          <w:color w:val="000000"/>
-          <w:sz w:val="19"/>
+        <w:spacing w:before="20" w:after="160" w:line="276" w:lineRule="auto"/>
+        <w:pBdr>
+          <w:bottom w:val="single" w:sz="18" w:space="6" w:color="2E5A88"/>
+        </w:pBdr>
+        <w:keepNext/>
+      </w:pPr>
+      <w:r>
+        <w:rPr>
+          <w:rFonts w:ascii="맑은 고딕" w:hAnsi="맑은 고딕" w:eastAsia="맑은 고딕"/>
+          <w:b/>
+          <w:color w:val="1F3A5F"/>
+          <w:sz w:val="30"/>
+        </w:rPr>
+        <w:t>제30조  자격의 취소</w:t>
+      </w:r>
+    </w:p>
+    <w:p>
+      <w:pPr>
+        <w:spacing w:after="120" w:line="336" w:lineRule="auto"/>
+      </w:pPr>
+      <w:r>
+        <w:rPr>
+          <w:rFonts w:ascii="맑은 고딕" w:hAnsi="맑은 고딕" w:eastAsia="맑은 고딕"/>
+          <w:color w:val="1A1A1A"/>
+          <w:sz w:val="20"/>
         </w:rPr>
         <w:t>① 행정안전부장관은 행정사가 다음 각 호의 어느 하나에 해당하는 경우에는 그 자격을 취소하여야 한다. &lt;개정 2013.3.23, 2014.11.19, 2017.7.26&gt;</w:t>
       </w:r>
@@ -6970,8 +9181,8 @@
       <w:r>
         <w:rPr>
           <w:rFonts w:ascii="맑은 고딕" w:hAnsi="맑은 고딕" w:eastAsia="맑은 고딕"/>
-          <w:color w:val="000000"/>
-          <w:sz w:val="19"/>
+          <w:color w:val="1A1A1A"/>
+          <w:sz w:val="20"/>
         </w:rPr>
         <w:t xml:space="preserve">    1. 거짓이나 그 밖의 부정한 방법으로 행정사 자격을 취득한 경우</w:t>
       </w:r>
@@ -6981,8 +9192,8 @@
       <w:r>
         <w:rPr>
           <w:rFonts w:ascii="맑은 고딕" w:hAnsi="맑은 고딕" w:eastAsia="맑은 고딕"/>
-          <w:color w:val="000000"/>
-          <w:sz w:val="19"/>
+          <w:color w:val="1A1A1A"/>
+          <w:sz w:val="20"/>
         </w:rPr>
         <w:t xml:space="preserve">    2. 제13조제1항을 위반하여 신고확인증을 양도하거나 대여한 경우</w:t>
       </w:r>
@@ -6992,8 +9203,8 @@
       <w:r>
         <w:rPr>
           <w:rFonts w:ascii="맑은 고딕" w:hAnsi="맑은 고딕" w:eastAsia="맑은 고딕"/>
-          <w:color w:val="000000"/>
-          <w:sz w:val="19"/>
+          <w:color w:val="1A1A1A"/>
+          <w:sz w:val="20"/>
         </w:rPr>
         <w:t xml:space="preserve">    3. 제32조에 따른 업무정지처분을 받고 그 업무정지 기간에 행정사 업무를 한 경우</w:t>
       </w:r>
@@ -7003,8 +9214,8 @@
       <w:r>
         <w:rPr>
           <w:rFonts w:ascii="맑은 고딕" w:hAnsi="맑은 고딕" w:eastAsia="맑은 고딕"/>
-          <w:color w:val="000000"/>
-          <w:sz w:val="19"/>
+          <w:color w:val="1A1A1A"/>
+          <w:sz w:val="20"/>
         </w:rPr>
         <w:t xml:space="preserve">    4. 이 법을 위반하여 징역형이 확정된 경우</w:t>
       </w:r>
@@ -7014,32 +9225,54 @@
       <w:r>
         <w:rPr>
           <w:rFonts w:ascii="맑은 고딕" w:hAnsi="맑은 고딕" w:eastAsia="맑은 고딕"/>
-          <w:color w:val="000000"/>
-          <w:sz w:val="19"/>
+          <w:color w:val="1A1A1A"/>
+          <w:sz w:val="20"/>
         </w:rPr>
         <w:t>② 행정안전부장관은 제1항에 따라 행정사 자격을 취소하려는 경우에는 청문을 하여야 한다. &lt;개정 2013.3.23, 2014.11.19, 2017.7.26&gt;</w:t>
       </w:r>
     </w:p>
     <w:p>
       <w:pPr>
-        <w:pStyle w:val="3"/>
-      </w:pPr>
-      <w:r>
-        <w:rPr>
-          <w:rFonts w:ascii="맑은 고딕" w:hAnsi="맑은 고딕" w:eastAsia="맑은 고딕"/>
-        </w:rPr>
-        <w:t>제31조(감독상 명령 등)</w:t>
-      </w:r>
-    </w:p>
-    <w:p>
-      <w:pPr>
-        <w:spacing w:after="100" w:line="307" w:lineRule="auto"/>
-      </w:pPr>
-      <w:r>
-        <w:rPr>
-          <w:rFonts w:ascii="맑은 고딕" w:hAnsi="맑은 고딕" w:eastAsia="맑은 고딕"/>
-          <w:color w:val="000000"/>
-          <w:sz w:val="19"/>
+        <w:spacing w:before="0" w:after="20"/>
+        <w:pageBreakBefore/>
+      </w:pPr>
+      <w:r>
+        <w:rPr>
+          <w:rFonts w:ascii="맑은 고딕" w:hAnsi="맑은 고딕" w:eastAsia="맑은 고딕"/>
+          <w:b/>
+          <w:color w:val="8A94A0"/>
+          <w:sz w:val="17"/>
+        </w:rPr>
+        <w:t>제6장  지도ㆍ감독</w:t>
+      </w:r>
+    </w:p>
+    <w:p>
+      <w:pPr>
+        <w:spacing w:before="20" w:after="160" w:line="276" w:lineRule="auto"/>
+        <w:pBdr>
+          <w:bottom w:val="single" w:sz="18" w:space="6" w:color="2E5A88"/>
+        </w:pBdr>
+        <w:keepNext/>
+      </w:pPr>
+      <w:r>
+        <w:rPr>
+          <w:rFonts w:ascii="맑은 고딕" w:hAnsi="맑은 고딕" w:eastAsia="맑은 고딕"/>
+          <w:b/>
+          <w:color w:val="1F3A5F"/>
+          <w:sz w:val="30"/>
+        </w:rPr>
+        <w:t>제31조  감독상 명령 등</w:t>
+      </w:r>
+    </w:p>
+    <w:p>
+      <w:pPr>
+        <w:spacing w:after="120" w:line="336" w:lineRule="auto"/>
+      </w:pPr>
+      <w:r>
+        <w:rPr>
+          <w:rFonts w:ascii="맑은 고딕" w:hAnsi="맑은 고딕" w:eastAsia="맑은 고딕"/>
+          <w:color w:val="1A1A1A"/>
+          <w:sz w:val="20"/>
         </w:rPr>
         <w:t>① 행정안전부장관 또는 행정사의 사무소(행정사합동사무소 또는 행정사법인의 경우에는 주사무소를 말한다)의 소재지를 관할하는 시장등은 행정사 또는 행정사법인에 대한 감독을 위하여 필요하다고 인정하면 해당 행정사 또는 행정사법인에 대하여 업무에 관한 사항을 보고하게 하거나 업무처리부 등 자료의 제출 또는 그 밖에 필요한 명령을 할 수 있으며, 소속 공무원으로 하여금 그 사무소에 출입하여 장부ㆍ서류 등을 검사하거나 질문하게 할 수 있다. &lt;개정 2020.6.9&gt;</w:t>
       </w:r>
@@ -7049,32 +9282,54 @@
       <w:r>
         <w:rPr>
           <w:rFonts w:ascii="맑은 고딕" w:hAnsi="맑은 고딕" w:eastAsia="맑은 고딕"/>
-          <w:color w:val="000000"/>
-          <w:sz w:val="19"/>
+          <w:color w:val="1A1A1A"/>
+          <w:sz w:val="20"/>
         </w:rPr>
         <w:t>② 제1항에 따라 출입ㆍ검사 등을 하는 공무원은 행정안전부령으로 정하는 증표를 지니고 상대방에게 이를 보여주어야 한다. &lt;개정 2013.3.23, 2014.11.19, 2017.7.26&gt;</w:t>
       </w:r>
     </w:p>
     <w:p>
       <w:pPr>
-        <w:pStyle w:val="3"/>
-      </w:pPr>
-      <w:r>
-        <w:rPr>
-          <w:rFonts w:ascii="맑은 고딕" w:hAnsi="맑은 고딕" w:eastAsia="맑은 고딕"/>
-        </w:rPr>
-        <w:t>제32조(업무의 정지)</w:t>
-      </w:r>
-    </w:p>
-    <w:p>
-      <w:pPr>
-        <w:spacing w:after="100" w:line="307" w:lineRule="auto"/>
-      </w:pPr>
-      <w:r>
-        <w:rPr>
-          <w:rFonts w:ascii="맑은 고딕" w:hAnsi="맑은 고딕" w:eastAsia="맑은 고딕"/>
-          <w:color w:val="000000"/>
-          <w:sz w:val="19"/>
+        <w:spacing w:before="0" w:after="20"/>
+        <w:pageBreakBefore/>
+      </w:pPr>
+      <w:r>
+        <w:rPr>
+          <w:rFonts w:ascii="맑은 고딕" w:hAnsi="맑은 고딕" w:eastAsia="맑은 고딕"/>
+          <w:b/>
+          <w:color w:val="8A94A0"/>
+          <w:sz w:val="17"/>
+        </w:rPr>
+        <w:t>제6장  지도ㆍ감독</w:t>
+      </w:r>
+    </w:p>
+    <w:p>
+      <w:pPr>
+        <w:spacing w:before="20" w:after="160" w:line="276" w:lineRule="auto"/>
+        <w:pBdr>
+          <w:bottom w:val="single" w:sz="18" w:space="6" w:color="2E5A88"/>
+        </w:pBdr>
+        <w:keepNext/>
+      </w:pPr>
+      <w:r>
+        <w:rPr>
+          <w:rFonts w:ascii="맑은 고딕" w:hAnsi="맑은 고딕" w:eastAsia="맑은 고딕"/>
+          <w:b/>
+          <w:color w:val="1F3A5F"/>
+          <w:sz w:val="30"/>
+        </w:rPr>
+        <w:t>제32조  업무의 정지</w:t>
+      </w:r>
+    </w:p>
+    <w:p>
+      <w:pPr>
+        <w:spacing w:after="120" w:line="336" w:lineRule="auto"/>
+      </w:pPr>
+      <w:r>
+        <w:rPr>
+          <w:rFonts w:ascii="맑은 고딕" w:hAnsi="맑은 고딕" w:eastAsia="맑은 고딕"/>
+          <w:color w:val="1A1A1A"/>
+          <w:sz w:val="20"/>
         </w:rPr>
         <w:t>① 행정사 사무소(행정사합동사무소 또는 행정사법인의 경우에는 주사무소를 말한다)의 소재지를 관할하는 시장등은 행정사 또는 행정사법인이 다음 각 호의 어느 하나에 해당하는 경우에는 6개월의 범위에서 기간을 정하여 업무의 정지를 명할 수 있다. &lt;개정 2020.6.9&gt;</w:t>
       </w:r>
@@ -7084,8 +9339,8 @@
       <w:r>
         <w:rPr>
           <w:rFonts w:ascii="맑은 고딕" w:hAnsi="맑은 고딕" w:eastAsia="맑은 고딕"/>
-          <w:color w:val="000000"/>
-          <w:sz w:val="19"/>
+          <w:color w:val="1A1A1A"/>
+          <w:sz w:val="20"/>
         </w:rPr>
         <w:t xml:space="preserve">    1. 제14조제1항을 위반하여 두 개 이상의 사무실을 설치한 경우</w:t>
       </w:r>
@@ -7095,8 +9350,8 @@
       <w:r>
         <w:rPr>
           <w:rFonts w:ascii="맑은 고딕" w:hAnsi="맑은 고딕" w:eastAsia="맑은 고딕"/>
-          <w:color w:val="000000"/>
-          <w:sz w:val="19"/>
+          <w:color w:val="1A1A1A"/>
+          <w:sz w:val="20"/>
         </w:rPr>
         <w:t xml:space="preserve">    2. 제14조제2항 후단 또는 제25조의5제1항 후단을 위반하여 행정사합동사무소를 구성하는 행정사 또는 법인구성원이 상근하지 아니한 경우</w:t>
       </w:r>
@@ -7106,8 +9361,8 @@
       <w:r>
         <w:rPr>
           <w:rFonts w:ascii="맑은 고딕" w:hAnsi="맑은 고딕" w:eastAsia="맑은 고딕"/>
-          <w:color w:val="000000"/>
-          <w:sz w:val="19"/>
+          <w:color w:val="1A1A1A"/>
+          <w:sz w:val="20"/>
         </w:rPr>
         <w:t xml:space="preserve">    3. 제17조제1항(제25조의13제1항에서 준용하는 경우를 포함한다)에 따른 휴업신고를 하지 아니한 경우</w:t>
       </w:r>
@@ -7117,8 +9372,8 @@
       <w:r>
         <w:rPr>
           <w:rFonts w:ascii="맑은 고딕" w:hAnsi="맑은 고딕" w:eastAsia="맑은 고딕"/>
-          <w:color w:val="000000"/>
-          <w:sz w:val="19"/>
+          <w:color w:val="1A1A1A"/>
+          <w:sz w:val="20"/>
         </w:rPr>
         <w:t xml:space="preserve">    4. 제19조제2항(제25조의13제1항에서 준용하는 경우를 포함한다)을 위반하여 위임인으로부터 보수 외에 금전 또는 재산상 이익이나 그 밖의 반대급부를 받은 경우</w:t>
       </w:r>
@@ -7128,8 +9383,8 @@
       <w:r>
         <w:rPr>
           <w:rFonts w:ascii="맑은 고딕" w:hAnsi="맑은 고딕" w:eastAsia="맑은 고딕"/>
-          <w:color w:val="000000"/>
-          <w:sz w:val="19"/>
+          <w:color w:val="1A1A1A"/>
+          <w:sz w:val="20"/>
         </w:rPr>
         <w:t xml:space="preserve">    5. 제25조의6제4항을 위반하여 따로 사무소를 둔 경우</w:t>
       </w:r>
@@ -7139,8 +9394,8 @@
       <w:r>
         <w:rPr>
           <w:rFonts w:ascii="맑은 고딕" w:hAnsi="맑은 고딕" w:eastAsia="맑은 고딕"/>
-          <w:color w:val="000000"/>
-          <w:sz w:val="19"/>
+          <w:color w:val="1A1A1A"/>
+          <w:sz w:val="20"/>
         </w:rPr>
         <w:t xml:space="preserve">    6. 제31조제1항에 따른 보고 또는 업무처리부 자료 제출 등의 명령에 따르지 아니하거나 검사 또는 질문을 거부ㆍ방해 또는 기피한 경우</w:t>
       </w:r>
@@ -7150,8 +9405,8 @@
       <w:r>
         <w:rPr>
           <w:rFonts w:ascii="맑은 고딕" w:hAnsi="맑은 고딕" w:eastAsia="맑은 고딕"/>
-          <w:color w:val="000000"/>
-          <w:sz w:val="19"/>
+          <w:color w:val="1A1A1A"/>
+          <w:sz w:val="20"/>
         </w:rPr>
         <w:t>② 제1항에 따른 업무정지에 관한 기준은 행정안전부령으로 정한다. &lt;개정 2013.3.23, 2014.11.19, 2017.7.26&gt;</w:t>
       </w:r>
@@ -7161,32 +9416,53 @@
       <w:r>
         <w:rPr>
           <w:rFonts w:ascii="맑은 고딕" w:hAnsi="맑은 고딕" w:eastAsia="맑은 고딕"/>
-          <w:color w:val="000000"/>
-          <w:sz w:val="19"/>
+          <w:color w:val="1A1A1A"/>
+          <w:sz w:val="20"/>
         </w:rPr>
         <w:t>③ 제1항에 따른 업무정지처분은 그 사유가 발생한 날부터 3년이 지나면 할 수 없다.</w:t>
       </w:r>
     </w:p>
     <w:p>
       <w:pPr>
-        <w:spacing w:before="60" w:after="20" w:line="276" w:lineRule="auto"/>
-        <w:ind w:left="198"/>
-        <w:shd w:val="clear" w:color="auto" w:fill="F0F0F0"/>
-      </w:pPr>
-      <w:r>
-        <w:rPr>
-          <w:rFonts w:ascii="맑은 고딕" w:hAnsi="맑은 고딕" w:eastAsia="맑은 고딕"/>
-          <w:b/>
-          <w:color w:val="333333"/>
+        <w:spacing w:before="120" w:after="20" w:line="264" w:lineRule="auto"/>
+        <w:ind w:left="57"/>
+        <w:shd w:val="clear" w:color="auto" w:fill="F4F4F2"/>
+        <w:pBdr>
+          <w:top w:val="single" w:sz="4" w:space="6" w:color="E2E2DE"/>
+          <w:left w:val="single" w:sz="30" w:space="6" w:color="9AA0A6"/>
+          <w:right w:val="single" w:sz="4" w:space="6" w:color="E2E2DE"/>
+        </w:pBdr>
+      </w:pPr>
+      <w:r>
+        <w:rPr>
+          <w:rFonts w:ascii="맑은 고딕" w:hAnsi="맑은 고딕" w:eastAsia="맑은 고딕"/>
+          <w:b/>
+          <w:color w:val="FFFFFF"/>
+          <w:sz w:val="16"/>
+          <w:shd w:val="clear" w:color="auto" w:fill="9AA0A6"/>
+        </w:rPr>
+        <w:t xml:space="preserve">  시행규칙  </w:t>
+      </w:r>
+      <w:r>
+        <w:rPr>
+          <w:rFonts w:ascii="맑은 고딕" w:hAnsi="맑은 고딕" w:eastAsia="맑은 고딕"/>
+          <w:b/>
+          <w:color w:val="5A5A5A"/>
           <w:sz w:val="18"/>
         </w:rPr>
-        <w:t>시행규칙 제18조(업무정지처분 기준)</w:t>
-      </w:r>
-    </w:p>
-    <w:p>
-      <w:pPr>
-        <w:spacing w:after="80" w:line="300" w:lineRule="auto"/>
-        <w:ind w:left="198"/>
+        <w:t xml:space="preserve">  제18조  업무정지처분 기준</w:t>
+      </w:r>
+    </w:p>
+    <w:p>
+      <w:pPr>
+        <w:spacing w:after="120" w:line="312" w:lineRule="auto"/>
+        <w:ind w:left="57"/>
+        <w:shd w:val="clear" w:color="auto" w:fill="F4F4F2"/>
+        <w:pBdr>
+          <w:left w:val="single" w:sz="30" w:space="6" w:color="9AA0A6"/>
+          <w:bottom w:val="single" w:sz="4" w:space="6" w:color="E2E2DE"/>
+          <w:right w:val="single" w:sz="4" w:space="6" w:color="E2E2DE"/>
+        </w:pBdr>
       </w:pPr>
       <w:r>
         <w:rPr>
@@ -7199,24 +9475,45 @@
     </w:p>
     <w:p>
       <w:pPr>
-        <w:spacing w:before="60" w:after="20" w:line="276" w:lineRule="auto"/>
-        <w:ind w:left="198"/>
-        <w:shd w:val="clear" w:color="auto" w:fill="F0F0F0"/>
-      </w:pPr>
-      <w:r>
-        <w:rPr>
-          <w:rFonts w:ascii="맑은 고딕" w:hAnsi="맑은 고딕" w:eastAsia="맑은 고딕"/>
-          <w:b/>
-          <w:color w:val="333333"/>
+        <w:spacing w:before="120" w:after="20" w:line="264" w:lineRule="auto"/>
+        <w:ind w:left="57"/>
+        <w:shd w:val="clear" w:color="auto" w:fill="F4F4F2"/>
+        <w:pBdr>
+          <w:top w:val="single" w:sz="4" w:space="6" w:color="E2E2DE"/>
+          <w:left w:val="single" w:sz="30" w:space="6" w:color="9AA0A6"/>
+          <w:right w:val="single" w:sz="4" w:space="6" w:color="E2E2DE"/>
+        </w:pBdr>
+      </w:pPr>
+      <w:r>
+        <w:rPr>
+          <w:rFonts w:ascii="맑은 고딕" w:hAnsi="맑은 고딕" w:eastAsia="맑은 고딕"/>
+          <w:b/>
+          <w:color w:val="FFFFFF"/>
+          <w:sz w:val="16"/>
+          <w:shd w:val="clear" w:color="auto" w:fill="9AA0A6"/>
+        </w:rPr>
+        <w:t xml:space="preserve">  시행규칙  </w:t>
+      </w:r>
+      <w:r>
+        <w:rPr>
+          <w:rFonts w:ascii="맑은 고딕" w:hAnsi="맑은 고딕" w:eastAsia="맑은 고딕"/>
+          <w:b/>
+          <w:color w:val="5A5A5A"/>
           <w:sz w:val="18"/>
         </w:rPr>
-        <w:t>시행규칙 제19조</w:t>
-      </w:r>
-    </w:p>
-    <w:p>
-      <w:pPr>
-        <w:spacing w:after="80" w:line="300" w:lineRule="auto"/>
-        <w:ind w:left="198"/>
+        <w:t xml:space="preserve">  제19조</w:t>
+      </w:r>
+    </w:p>
+    <w:p>
+      <w:pPr>
+        <w:spacing w:after="120" w:line="312" w:lineRule="auto"/>
+        <w:ind w:left="57"/>
+        <w:shd w:val="clear" w:color="auto" w:fill="F4F4F2"/>
+        <w:pBdr>
+          <w:left w:val="single" w:sz="30" w:space="6" w:color="9AA0A6"/>
+          <w:bottom w:val="single" w:sz="4" w:space="6" w:color="E2E2DE"/>
+          <w:right w:val="single" w:sz="4" w:space="6" w:color="E2E2DE"/>
+        </w:pBdr>
       </w:pPr>
       <w:r>
         <w:rPr>
@@ -7229,24 +9526,46 @@
     </w:p>
     <w:p>
       <w:pPr>
-        <w:pStyle w:val="3"/>
-      </w:pPr>
-      <w:r>
-        <w:rPr>
-          <w:rFonts w:ascii="맑은 고딕" w:hAnsi="맑은 고딕" w:eastAsia="맑은 고딕"/>
-        </w:rPr>
-        <w:t>제33조(행정제재처분효과의 승계 등)</w:t>
-      </w:r>
-    </w:p>
-    <w:p>
-      <w:pPr>
-        <w:spacing w:after="100" w:line="307" w:lineRule="auto"/>
-      </w:pPr>
-      <w:r>
-        <w:rPr>
-          <w:rFonts w:ascii="맑은 고딕" w:hAnsi="맑은 고딕" w:eastAsia="맑은 고딕"/>
-          <w:color w:val="000000"/>
-          <w:sz w:val="19"/>
+        <w:spacing w:before="0" w:after="20"/>
+        <w:pageBreakBefore/>
+      </w:pPr>
+      <w:r>
+        <w:rPr>
+          <w:rFonts w:ascii="맑은 고딕" w:hAnsi="맑은 고딕" w:eastAsia="맑은 고딕"/>
+          <w:b/>
+          <w:color w:val="8A94A0"/>
+          <w:sz w:val="17"/>
+        </w:rPr>
+        <w:t>제6장  지도ㆍ감독</w:t>
+      </w:r>
+    </w:p>
+    <w:p>
+      <w:pPr>
+        <w:spacing w:before="20" w:after="160" w:line="276" w:lineRule="auto"/>
+        <w:pBdr>
+          <w:bottom w:val="single" w:sz="18" w:space="6" w:color="2E5A88"/>
+        </w:pBdr>
+        <w:keepNext/>
+      </w:pPr>
+      <w:r>
+        <w:rPr>
+          <w:rFonts w:ascii="맑은 고딕" w:hAnsi="맑은 고딕" w:eastAsia="맑은 고딕"/>
+          <w:b/>
+          <w:color w:val="1F3A5F"/>
+          <w:sz w:val="30"/>
+        </w:rPr>
+        <w:t>제33조  행정제재처분효과의 승계 등</w:t>
+      </w:r>
+    </w:p>
+    <w:p>
+      <w:pPr>
+        <w:spacing w:after="120" w:line="336" w:lineRule="auto"/>
+      </w:pPr>
+      <w:r>
+        <w:rPr>
+          <w:rFonts w:ascii="맑은 고딕" w:hAnsi="맑은 고딕" w:eastAsia="맑은 고딕"/>
+          <w:color w:val="1A1A1A"/>
+          <w:sz w:val="20"/>
         </w:rPr>
         <w:t>① 제16조(제25조의13제1항에서 준용하는 경우를 포함한다)에 따라 폐업신고를 한 후 업무를 다시 시작하는 신고를 한 행정사(행정사법인을 포함한다. 이하 이 조에서 같다)는 폐업신고 전 행정사의 지위를 승계한다. &lt;개정 2020.6.9&gt;</w:t>
       </w:r>
@@ -7256,8 +9575,8 @@
       <w:r>
         <w:rPr>
           <w:rFonts w:ascii="맑은 고딕" w:hAnsi="맑은 고딕" w:eastAsia="맑은 고딕"/>
-          <w:color w:val="000000"/>
-          <w:sz w:val="19"/>
+          <w:color w:val="1A1A1A"/>
+          <w:sz w:val="20"/>
         </w:rPr>
         <w:t>② 제1항의 경우 폐업신고 전의 행정사에 대하여 제32조제1항 각 호의 위반행위를 사유로 한 행정처분의 효과는 그 처분일부터 1년간 업무를 다시 시작하는 신고를 한 행정사에게 승계된다.</w:t>
       </w:r>
@@ -7267,8 +9586,8 @@
       <w:r>
         <w:rPr>
           <w:rFonts w:ascii="맑은 고딕" w:hAnsi="맑은 고딕" w:eastAsia="맑은 고딕"/>
-          <w:color w:val="000000"/>
-          <w:sz w:val="19"/>
+          <w:color w:val="1A1A1A"/>
+          <w:sz w:val="20"/>
         </w:rPr>
         <w:t>③ 제1항의 경우 업무를 다시 시작하는 신고를 한 행정사에 대하여 폐업신고 전 행정사의 제32조제1항 각 호의 위반행위를 사유로 행정처분을 할 수 있다. 다만, 폐업신고를 한 날부터 업무를 다시 시작하는 신고를 한 날까지의 기간이 1년을 넘은 경우는 그러하지 아니하다.</w:t>
       </w:r>
@@ -7278,43 +9597,54 @@
       <w:r>
         <w:rPr>
           <w:rFonts w:ascii="맑은 고딕" w:hAnsi="맑은 고딕" w:eastAsia="맑은 고딕"/>
-          <w:color w:val="000000"/>
-          <w:sz w:val="19"/>
+          <w:color w:val="1A1A1A"/>
+          <w:sz w:val="20"/>
         </w:rPr>
         <w:t>④ 제3항에 따라 행정처분을 하는 경우에는 폐업한 기간과 폐업의 사유 등을 고려하여 업무정지의 기간을 정하여야 한다.</w:t>
       </w:r>
     </w:p>
     <w:p>
       <w:pPr>
-        <w:pStyle w:val="2"/>
-      </w:pPr>
-      <w:r>
-        <w:rPr>
-          <w:rFonts w:ascii="맑은 고딕" w:hAnsi="맑은 고딕" w:eastAsia="맑은 고딕"/>
+        <w:spacing w:before="0" w:after="20"/>
+        <w:pageBreakBefore/>
+      </w:pPr>
+      <w:r>
+        <w:rPr>
+          <w:rFonts w:ascii="맑은 고딕" w:hAnsi="맑은 고딕" w:eastAsia="맑은 고딕"/>
+          <w:b/>
+          <w:color w:val="8A94A0"/>
+          <w:sz w:val="17"/>
         </w:rPr>
         <w:t>제7장  보칙</w:t>
       </w:r>
     </w:p>
     <w:p>
       <w:pPr>
-        <w:pStyle w:val="3"/>
-      </w:pPr>
-      <w:r>
-        <w:rPr>
-          <w:rFonts w:ascii="맑은 고딕" w:hAnsi="맑은 고딕" w:eastAsia="맑은 고딕"/>
-        </w:rPr>
-        <w:t>제34조(위임 및 위탁)</w:t>
-      </w:r>
-    </w:p>
-    <w:p>
-      <w:pPr>
-        <w:spacing w:after="100" w:line="307" w:lineRule="auto"/>
-      </w:pPr>
-      <w:r>
-        <w:rPr>
-          <w:rFonts w:ascii="맑은 고딕" w:hAnsi="맑은 고딕" w:eastAsia="맑은 고딕"/>
-          <w:color w:val="000000"/>
-          <w:sz w:val="19"/>
+        <w:spacing w:before="20" w:after="160" w:line="276" w:lineRule="auto"/>
+        <w:pBdr>
+          <w:bottom w:val="single" w:sz="18" w:space="6" w:color="2E5A88"/>
+        </w:pBdr>
+        <w:keepNext/>
+      </w:pPr>
+      <w:r>
+        <w:rPr>
+          <w:rFonts w:ascii="맑은 고딕" w:hAnsi="맑은 고딕" w:eastAsia="맑은 고딕"/>
+          <w:b/>
+          <w:color w:val="1F3A5F"/>
+          <w:sz w:val="30"/>
+        </w:rPr>
+        <w:t>제34조  위임 및 위탁</w:t>
+      </w:r>
+    </w:p>
+    <w:p>
+      <w:pPr>
+        <w:spacing w:after="120" w:line="336" w:lineRule="auto"/>
+      </w:pPr>
+      <w:r>
+        <w:rPr>
+          <w:rFonts w:ascii="맑은 고딕" w:hAnsi="맑은 고딕" w:eastAsia="맑은 고딕"/>
+          <w:color w:val="1A1A1A"/>
+          <w:sz w:val="20"/>
         </w:rPr>
         <w:t>① 이 법에 따른 행정안전부장관의 권한은 그 일부를 대통령령으로 정하는 바에 따라 시ㆍ도지사에게 위임할 수 있다. &lt;개정 2013.3.23, 2014.11.19, 2017.7.26&gt;</w:t>
       </w:r>
@@ -7324,91 +9654,146 @@
       <w:r>
         <w:rPr>
           <w:rFonts w:ascii="맑은 고딕" w:hAnsi="맑은 고딕" w:eastAsia="맑은 고딕"/>
-          <w:color w:val="000000"/>
-          <w:sz w:val="19"/>
+          <w:color w:val="1A1A1A"/>
+          <w:sz w:val="20"/>
         </w:rPr>
         <w:t>② 이 법에 따른 행정안전부장관의 업무는 그 일부를 대통령령으로 정하는 바에 따라 행정사회에 위탁할 수 있다. &lt;개정 2013.3.23, 2014.11.19, 2017.7.26, 2020.6.9&gt;</w:t>
       </w:r>
     </w:p>
     <w:p>
       <w:pPr>
-        <w:pStyle w:val="3"/>
-      </w:pPr>
-      <w:r>
-        <w:rPr>
-          <w:rFonts w:ascii="맑은 고딕" w:hAnsi="맑은 고딕" w:eastAsia="맑은 고딕"/>
-        </w:rPr>
-        <w:t>제35조(응시 수수료)</w:t>
-      </w:r>
-    </w:p>
-    <w:p>
-      <w:pPr>
-        <w:spacing w:after="100" w:line="307" w:lineRule="auto"/>
-      </w:pPr>
-      <w:r>
-        <w:rPr>
-          <w:rFonts w:ascii="맑은 고딕" w:hAnsi="맑은 고딕" w:eastAsia="맑은 고딕"/>
-          <w:color w:val="000000"/>
-          <w:sz w:val="19"/>
+        <w:spacing w:before="0" w:after="20"/>
+        <w:pageBreakBefore/>
+      </w:pPr>
+      <w:r>
+        <w:rPr>
+          <w:rFonts w:ascii="맑은 고딕" w:hAnsi="맑은 고딕" w:eastAsia="맑은 고딕"/>
+          <w:b/>
+          <w:color w:val="8A94A0"/>
+          <w:sz w:val="17"/>
+        </w:rPr>
+        <w:t>제7장  보칙</w:t>
+      </w:r>
+    </w:p>
+    <w:p>
+      <w:pPr>
+        <w:spacing w:before="20" w:after="160" w:line="276" w:lineRule="auto"/>
+        <w:pBdr>
+          <w:bottom w:val="single" w:sz="18" w:space="6" w:color="2E5A88"/>
+        </w:pBdr>
+        <w:keepNext/>
+      </w:pPr>
+      <w:r>
+        <w:rPr>
+          <w:rFonts w:ascii="맑은 고딕" w:hAnsi="맑은 고딕" w:eastAsia="맑은 고딕"/>
+          <w:b/>
+          <w:color w:val="1F3A5F"/>
+          <w:sz w:val="30"/>
+        </w:rPr>
+        <w:t>제35조  응시 수수료</w:t>
+      </w:r>
+    </w:p>
+    <w:p>
+      <w:pPr>
+        <w:spacing w:after="120" w:line="336" w:lineRule="auto"/>
+      </w:pPr>
+      <w:r>
+        <w:rPr>
+          <w:rFonts w:ascii="맑은 고딕" w:hAnsi="맑은 고딕" w:eastAsia="맑은 고딕"/>
+          <w:color w:val="1A1A1A"/>
+          <w:sz w:val="20"/>
         </w:rPr>
         <w:t>제8조에 따른 행정사 자격시험에 응시하려는 사람은 행정안전부령으로 정하는 바에 따라 수수료를 내야 한다. &lt;개정 2013.3.23, 2014.11.19, 2017.7.26&gt;</w:t>
       </w:r>
     </w:p>
     <w:p>
       <w:pPr>
-        <w:pStyle w:val="3"/>
-      </w:pPr>
-      <w:r>
-        <w:rPr>
-          <w:rFonts w:ascii="맑은 고딕" w:hAnsi="맑은 고딕" w:eastAsia="맑은 고딕"/>
-        </w:rPr>
-        <w:t>제35의2조(규제의 재검토)</w:t>
-      </w:r>
-    </w:p>
-    <w:p>
-      <w:pPr>
-        <w:spacing w:after="100" w:line="307" w:lineRule="auto"/>
-      </w:pPr>
-      <w:r>
-        <w:rPr>
-          <w:rFonts w:ascii="맑은 고딕" w:hAnsi="맑은 고딕" w:eastAsia="맑은 고딕"/>
-          <w:color w:val="000000"/>
-          <w:sz w:val="19"/>
+        <w:spacing w:before="0" w:after="20"/>
+        <w:pageBreakBefore/>
+      </w:pPr>
+      <w:r>
+        <w:rPr>
+          <w:rFonts w:ascii="맑은 고딕" w:hAnsi="맑은 고딕" w:eastAsia="맑은 고딕"/>
+          <w:b/>
+          <w:color w:val="8A94A0"/>
+          <w:sz w:val="17"/>
+        </w:rPr>
+        <w:t>제7장  보칙</w:t>
+      </w:r>
+    </w:p>
+    <w:p>
+      <w:pPr>
+        <w:spacing w:before="20" w:after="160" w:line="276" w:lineRule="auto"/>
+        <w:pBdr>
+          <w:bottom w:val="single" w:sz="18" w:space="6" w:color="2E5A88"/>
+        </w:pBdr>
+        <w:keepNext/>
+      </w:pPr>
+      <w:r>
+        <w:rPr>
+          <w:rFonts w:ascii="맑은 고딕" w:hAnsi="맑은 고딕" w:eastAsia="맑은 고딕"/>
+          <w:b/>
+          <w:color w:val="1F3A5F"/>
+          <w:sz w:val="30"/>
+        </w:rPr>
+        <w:t>제35의2조  규제의 재검토</w:t>
+      </w:r>
+    </w:p>
+    <w:p>
+      <w:pPr>
+        <w:spacing w:after="120" w:line="336" w:lineRule="auto"/>
+      </w:pPr>
+      <w:r>
+        <w:rPr>
+          <w:rFonts w:ascii="맑은 고딕" w:hAnsi="맑은 고딕" w:eastAsia="맑은 고딕"/>
+          <w:color w:val="1A1A1A"/>
+          <w:sz w:val="20"/>
         </w:rPr>
         <w:t>행정안전부장관은 제38조에 따른 과태료 부과기준에 대하여 2015년 6월 1일을 기준으로 2년마다(매 2년이 되는 해의 기준일과 같은 날 전까지를 말한다) 폐지, 완화 또는 유지 등의 타당성을 검토하여야 한다. &lt;개정 2017.7.26&gt;</w:t>
       </w:r>
     </w:p>
     <w:p>
       <w:pPr>
-        <w:pStyle w:val="2"/>
-      </w:pPr>
-      <w:r>
-        <w:rPr>
-          <w:rFonts w:ascii="맑은 고딕" w:hAnsi="맑은 고딕" w:eastAsia="맑은 고딕"/>
+        <w:spacing w:before="0" w:after="20"/>
+        <w:pageBreakBefore/>
+      </w:pPr>
+      <w:r>
+        <w:rPr>
+          <w:rFonts w:ascii="맑은 고딕" w:hAnsi="맑은 고딕" w:eastAsia="맑은 고딕"/>
+          <w:b/>
+          <w:color w:val="8A94A0"/>
+          <w:sz w:val="17"/>
         </w:rPr>
         <w:t>제8장  벌칙</w:t>
       </w:r>
     </w:p>
     <w:p>
       <w:pPr>
-        <w:pStyle w:val="3"/>
-      </w:pPr>
-      <w:r>
-        <w:rPr>
-          <w:rFonts w:ascii="맑은 고딕" w:hAnsi="맑은 고딕" w:eastAsia="맑은 고딕"/>
-        </w:rPr>
-        <w:t>제36조(벌칙)</w:t>
-      </w:r>
-    </w:p>
-    <w:p>
-      <w:pPr>
-        <w:spacing w:after="100" w:line="307" w:lineRule="auto"/>
-      </w:pPr>
-      <w:r>
-        <w:rPr>
-          <w:rFonts w:ascii="맑은 고딕" w:hAnsi="맑은 고딕" w:eastAsia="맑은 고딕"/>
-          <w:color w:val="000000"/>
-          <w:sz w:val="19"/>
+        <w:spacing w:before="20" w:after="160" w:line="276" w:lineRule="auto"/>
+        <w:pBdr>
+          <w:bottom w:val="single" w:sz="18" w:space="6" w:color="2E5A88"/>
+        </w:pBdr>
+        <w:keepNext/>
+      </w:pPr>
+      <w:r>
+        <w:rPr>
+          <w:rFonts w:ascii="맑은 고딕" w:hAnsi="맑은 고딕" w:eastAsia="맑은 고딕"/>
+          <w:b/>
+          <w:color w:val="1F3A5F"/>
+          <w:sz w:val="30"/>
+        </w:rPr>
+        <w:t>제36조  벌칙</w:t>
+      </w:r>
+    </w:p>
+    <w:p>
+      <w:pPr>
+        <w:spacing w:after="120" w:line="336" w:lineRule="auto"/>
+      </w:pPr>
+      <w:r>
+        <w:rPr>
+          <w:rFonts w:ascii="맑은 고딕" w:hAnsi="맑은 고딕" w:eastAsia="맑은 고딕"/>
+          <w:color w:val="1A1A1A"/>
+          <w:sz w:val="20"/>
         </w:rPr>
         <w:t>① 다음 각 호의 어느 하나에 해당하는 자는 3년 이하의 징역 또는 3천만원 이하의 벌금에 처한다. &lt;개정 2016.1.27, 2020.6.9&gt;</w:t>
       </w:r>
@@ -7418,8 +9803,8 @@
       <w:r>
         <w:rPr>
           <w:rFonts w:ascii="맑은 고딕" w:hAnsi="맑은 고딕" w:eastAsia="맑은 고딕"/>
-          <w:color w:val="000000"/>
-          <w:sz w:val="19"/>
+          <w:color w:val="1A1A1A"/>
+          <w:sz w:val="20"/>
         </w:rPr>
         <w:t xml:space="preserve">    1. 제3조제1항을 위반하여 제2조제1항 각 호의 업무를 업으로 한 자</w:t>
       </w:r>
@@ -7429,8 +9814,8 @@
       <w:r>
         <w:rPr>
           <w:rFonts w:ascii="맑은 고딕" w:hAnsi="맑은 고딕" w:eastAsia="맑은 고딕"/>
-          <w:color w:val="000000"/>
-          <w:sz w:val="19"/>
+          <w:color w:val="1A1A1A"/>
+          <w:sz w:val="20"/>
         </w:rPr>
         <w:t xml:space="preserve">    2. 제13조(제25조의13제1항에서 준용하는 경우를 포함한다)를 위반하여 신고확인증을 다른 자에게 대여한 행정사, 행정사법인과 이를 대여받은 자 또는 대여를 알선한 자</w:t>
       </w:r>
@@ -7440,8 +9825,8 @@
       <w:r>
         <w:rPr>
           <w:rFonts w:ascii="맑은 고딕" w:hAnsi="맑은 고딕" w:eastAsia="맑은 고딕"/>
-          <w:color w:val="000000"/>
-          <w:sz w:val="19"/>
+          <w:color w:val="1A1A1A"/>
+          <w:sz w:val="20"/>
         </w:rPr>
         <w:t>② 다음 각 호의 어느 하나에 해당하는 자는 1년 이하의 징역 또는 1천만원 이하의 벌금에 처한다. &lt;개정 2016.1.27, 2020.6.9&gt;</w:t>
       </w:r>
@@ -7451,8 +9836,8 @@
       <w:r>
         <w:rPr>
           <w:rFonts w:ascii="맑은 고딕" w:hAnsi="맑은 고딕" w:eastAsia="맑은 고딕"/>
-          <w:color w:val="000000"/>
-          <w:sz w:val="19"/>
+          <w:color w:val="1A1A1A"/>
+          <w:sz w:val="20"/>
         </w:rPr>
         <w:t xml:space="preserve">    1. 행정사업무신고 또는 법인업무신고를 하지 아니하고 행정사 업무를 한 자</w:t>
       </w:r>
@@ -7462,8 +9847,8 @@
       <w:r>
         <w:rPr>
           <w:rFonts w:ascii="맑은 고딕" w:hAnsi="맑은 고딕" w:eastAsia="맑은 고딕"/>
-          <w:color w:val="000000"/>
-          <w:sz w:val="19"/>
+          <w:color w:val="1A1A1A"/>
+          <w:sz w:val="20"/>
         </w:rPr>
         <w:t xml:space="preserve">    2. 제21조의2에 따른 수임제한 규정을 위반한 사람</w:t>
       </w:r>
@@ -7473,8 +9858,8 @@
       <w:r>
         <w:rPr>
           <w:rFonts w:ascii="맑은 고딕" w:hAnsi="맑은 고딕" w:eastAsia="맑은 고딕"/>
-          <w:color w:val="000000"/>
-          <w:sz w:val="19"/>
+          <w:color w:val="1A1A1A"/>
+          <w:sz w:val="20"/>
         </w:rPr>
         <w:t xml:space="preserve">    3. 제22조제4호(제25조의13제1항에서 준용하는 경우를 포함한다)를 위반하여 사적인 관계를 드러내며 영향력을 미칠 수 있는 것으로 선전한 자</w:t>
       </w:r>
@@ -7484,8 +9869,8 @@
       <w:r>
         <w:rPr>
           <w:rFonts w:ascii="맑은 고딕" w:hAnsi="맑은 고딕" w:eastAsia="맑은 고딕"/>
-          <w:color w:val="000000"/>
-          <w:sz w:val="19"/>
+          <w:color w:val="1A1A1A"/>
+          <w:sz w:val="20"/>
         </w:rPr>
         <w:t xml:space="preserve">    4. 제22조제5호(제25조의13제1항에서 준용하는 경우를 포함한다)를 위반하여 소비자를 오도하거나 오해를 불러일으킬 우려가 있는 내용의 광고행위를 한 자</w:t>
       </w:r>
@@ -7495,8 +9880,8 @@
       <w:r>
         <w:rPr>
           <w:rFonts w:ascii="맑은 고딕" w:hAnsi="맑은 고딕" w:eastAsia="맑은 고딕"/>
-          <w:color w:val="000000"/>
-          <w:sz w:val="19"/>
+          <w:color w:val="1A1A1A"/>
+          <w:sz w:val="20"/>
         </w:rPr>
         <w:t xml:space="preserve">    5. 제23조(제25조의13제1항에서 준용하는 경우를 포함한다)를 위반하여 업무상 알게 된 사실을 다른 사람에게 누설한 자</w:t>
       </w:r>
@@ -7506,8 +9891,8 @@
       <w:r>
         <w:rPr>
           <w:rFonts w:ascii="맑은 고딕" w:hAnsi="맑은 고딕" w:eastAsia="맑은 고딕"/>
-          <w:color w:val="000000"/>
-          <w:sz w:val="19"/>
+          <w:color w:val="1A1A1A"/>
+          <w:sz w:val="20"/>
         </w:rPr>
         <w:t xml:space="preserve">    6. 제32조에 따른 업무정지처분을 받고 그 업무정지 기간에 행정사 업무를 한 자</w:t>
       </w:r>
@@ -7517,8 +9902,8 @@
       <w:r>
         <w:rPr>
           <w:rFonts w:ascii="맑은 고딕" w:hAnsi="맑은 고딕" w:eastAsia="맑은 고딕"/>
-          <w:color w:val="000000"/>
-          <w:sz w:val="19"/>
+          <w:color w:val="1A1A1A"/>
+          <w:sz w:val="20"/>
         </w:rPr>
         <w:t>③ 다음 각 호의 어느 하나에 해당하는 자는 100만원 이하의 벌금에 처한다. &lt;개정 2020.6.9&gt;</w:t>
       </w:r>
@@ -7528,8 +9913,8 @@
       <w:r>
         <w:rPr>
           <w:rFonts w:ascii="맑은 고딕" w:hAnsi="맑은 고딕" w:eastAsia="맑은 고딕"/>
-          <w:color w:val="000000"/>
-          <w:sz w:val="19"/>
+          <w:color w:val="1A1A1A"/>
+          <w:sz w:val="20"/>
         </w:rPr>
         <w:t xml:space="preserve">    1. 제19조제2항(제25조의13제1항에서 준용하는 경우를 포함한다)을 위반하여 위임인으로부터 보수 외에 금전 또는 재산상 이익이나 그 밖의 반대급부를 받은 자</w:t>
       </w:r>
@@ -7539,8 +9924,8 @@
       <w:r>
         <w:rPr>
           <w:rFonts w:ascii="맑은 고딕" w:hAnsi="맑은 고딕" w:eastAsia="맑은 고딕"/>
-          <w:color w:val="000000"/>
-          <w:sz w:val="19"/>
+          <w:color w:val="1A1A1A"/>
+          <w:sz w:val="20"/>
         </w:rPr>
         <w:t xml:space="preserve">    2. 제22조제1호(제25조의13제1항에서 준용하는 경우를 포함한다)를 위반하여 정당한 사유 없이 업무에 관한 위임을 거부한 자</w:t>
       </w:r>
@@ -7550,8 +9935,8 @@
       <w:r>
         <w:rPr>
           <w:rFonts w:ascii="맑은 고딕" w:hAnsi="맑은 고딕" w:eastAsia="맑은 고딕"/>
-          <w:color w:val="000000"/>
-          <w:sz w:val="19"/>
+          <w:color w:val="1A1A1A"/>
+          <w:sz w:val="20"/>
         </w:rPr>
         <w:t xml:space="preserve">    3. 제22조제2호(제25조의13제1항에서 준용하는 경우를 포함한다)를 위반하여 당사자 양쪽으로부터 같은 업무에 관한 위임을 받은 자</w:t>
       </w:r>
@@ -7561,8 +9946,8 @@
       <w:r>
         <w:rPr>
           <w:rFonts w:ascii="맑은 고딕" w:hAnsi="맑은 고딕" w:eastAsia="맑은 고딕"/>
-          <w:color w:val="000000"/>
-          <w:sz w:val="19"/>
+          <w:color w:val="1A1A1A"/>
+          <w:sz w:val="20"/>
         </w:rPr>
         <w:t xml:space="preserve">    4. 제22조제3호(제25조의13제1항에서 준용하는 경우를 포함한다)를 위반하여 타인의 소송이나 그 밖의 권리관계분쟁 또는 민원사무처리과정에 개입한 자</w:t>
       </w:r>
@@ -7572,8 +9957,8 @@
       <w:r>
         <w:rPr>
           <w:rFonts w:ascii="맑은 고딕" w:hAnsi="맑은 고딕" w:eastAsia="맑은 고딕"/>
-          <w:color w:val="000000"/>
-          <w:sz w:val="19"/>
+          <w:color w:val="1A1A1A"/>
+          <w:sz w:val="20"/>
         </w:rPr>
         <w:t xml:space="preserve">    5. 제22조제6호(제25조의13제1항에서 준용하는 경우를 포함한다)를 위반하여 알선을 업으로 하는 자를 이용하거나 그 밖의 부당한 방법으로 행정사 업무의 위임을 유치한 자</w:t>
       </w:r>
@@ -7583,56 +9968,100 @@
       <w:r>
         <w:rPr>
           <w:rFonts w:ascii="맑은 고딕" w:hAnsi="맑은 고딕" w:eastAsia="맑은 고딕"/>
-          <w:color w:val="000000"/>
-          <w:sz w:val="19"/>
+          <w:color w:val="1A1A1A"/>
+          <w:sz w:val="20"/>
         </w:rPr>
         <w:t xml:space="preserve">    6. 제25조의11을 위반하여 경업(競業)을 한 자</w:t>
       </w:r>
     </w:p>
     <w:p>
       <w:pPr>
-        <w:pStyle w:val="3"/>
-      </w:pPr>
-      <w:r>
-        <w:rPr>
-          <w:rFonts w:ascii="맑은 고딕" w:hAnsi="맑은 고딕" w:eastAsia="맑은 고딕"/>
-        </w:rPr>
-        <w:t>제37조(양벌규정)</w:t>
-      </w:r>
-    </w:p>
-    <w:p>
-      <w:pPr>
-        <w:spacing w:after="100" w:line="307" w:lineRule="auto"/>
-      </w:pPr>
-      <w:r>
-        <w:rPr>
-          <w:rFonts w:ascii="맑은 고딕" w:hAnsi="맑은 고딕" w:eastAsia="맑은 고딕"/>
-          <w:color w:val="000000"/>
-          <w:sz w:val="19"/>
+        <w:spacing w:before="0" w:after="20"/>
+        <w:pageBreakBefore/>
+      </w:pPr>
+      <w:r>
+        <w:rPr>
+          <w:rFonts w:ascii="맑은 고딕" w:hAnsi="맑은 고딕" w:eastAsia="맑은 고딕"/>
+          <w:b/>
+          <w:color w:val="8A94A0"/>
+          <w:sz w:val="17"/>
+        </w:rPr>
+        <w:t>제8장  벌칙</w:t>
+      </w:r>
+    </w:p>
+    <w:p>
+      <w:pPr>
+        <w:spacing w:before="20" w:after="160" w:line="276" w:lineRule="auto"/>
+        <w:pBdr>
+          <w:bottom w:val="single" w:sz="18" w:space="6" w:color="2E5A88"/>
+        </w:pBdr>
+        <w:keepNext/>
+      </w:pPr>
+      <w:r>
+        <w:rPr>
+          <w:rFonts w:ascii="맑은 고딕" w:hAnsi="맑은 고딕" w:eastAsia="맑은 고딕"/>
+          <w:b/>
+          <w:color w:val="1F3A5F"/>
+          <w:sz w:val="30"/>
+        </w:rPr>
+        <w:t>제37조  양벌규정</w:t>
+      </w:r>
+    </w:p>
+    <w:p>
+      <w:pPr>
+        <w:spacing w:after="120" w:line="336" w:lineRule="auto"/>
+      </w:pPr>
+      <w:r>
+        <w:rPr>
+          <w:rFonts w:ascii="맑은 고딕" w:hAnsi="맑은 고딕" w:eastAsia="맑은 고딕"/>
+          <w:color w:val="1A1A1A"/>
+          <w:sz w:val="20"/>
         </w:rPr>
         <w:t>행정사 또는 행정사법인의 사무직원이나 소속행정사가 행정사 또는 행정사법인의 업무와 관련하여 제36조를 위반하면 그 행위자를 벌하는 외에 그 행정사 또는 행정사법인에도 해당 조문의 벌금형을 과(科)한다. 다만, 행정사 또는 행정사법인이 그 위반행위를 방지하기 위하여 해당 업무에 관하여 상당한 주의와 감독을 게을리하지 아니한 경우에는 그러하지 아니하다. &lt;개정 2020.6.9&gt;</w:t>
       </w:r>
     </w:p>
     <w:p>
       <w:pPr>
-        <w:pStyle w:val="3"/>
-      </w:pPr>
-      <w:r>
-        <w:rPr>
-          <w:rFonts w:ascii="맑은 고딕" w:hAnsi="맑은 고딕" w:eastAsia="맑은 고딕"/>
-        </w:rPr>
-        <w:t>제38조(과태료)</w:t>
-      </w:r>
-    </w:p>
-    <w:p>
-      <w:pPr>
-        <w:spacing w:after="100" w:line="307" w:lineRule="auto"/>
-      </w:pPr>
-      <w:r>
-        <w:rPr>
-          <w:rFonts w:ascii="맑은 고딕" w:hAnsi="맑은 고딕" w:eastAsia="맑은 고딕"/>
-          <w:color w:val="000000"/>
-          <w:sz w:val="19"/>
+        <w:spacing w:before="0" w:after="20"/>
+        <w:pageBreakBefore/>
+      </w:pPr>
+      <w:r>
+        <w:rPr>
+          <w:rFonts w:ascii="맑은 고딕" w:hAnsi="맑은 고딕" w:eastAsia="맑은 고딕"/>
+          <w:b/>
+          <w:color w:val="8A94A0"/>
+          <w:sz w:val="17"/>
+        </w:rPr>
+        <w:t>제8장  벌칙</w:t>
+      </w:r>
+    </w:p>
+    <w:p>
+      <w:pPr>
+        <w:spacing w:before="20" w:after="160" w:line="276" w:lineRule="auto"/>
+        <w:pBdr>
+          <w:bottom w:val="single" w:sz="18" w:space="6" w:color="2E5A88"/>
+        </w:pBdr>
+        <w:keepNext/>
+      </w:pPr>
+      <w:r>
+        <w:rPr>
+          <w:rFonts w:ascii="맑은 고딕" w:hAnsi="맑은 고딕" w:eastAsia="맑은 고딕"/>
+          <w:b/>
+          <w:color w:val="1F3A5F"/>
+          <w:sz w:val="30"/>
+        </w:rPr>
+        <w:t>제38조  과태료</w:t>
+      </w:r>
+    </w:p>
+    <w:p>
+      <w:pPr>
+        <w:spacing w:after="120" w:line="336" w:lineRule="auto"/>
+      </w:pPr>
+      <w:r>
+        <w:rPr>
+          <w:rFonts w:ascii="맑은 고딕" w:hAnsi="맑은 고딕" w:eastAsia="맑은 고딕"/>
+          <w:color w:val="1A1A1A"/>
+          <w:sz w:val="20"/>
         </w:rPr>
         <w:t>① 다음 각 호의 어느 하나에 해당하는 자에게는 500만원 이하의 과태료를 부과한다. &lt;개정 2020.6.9&gt;</w:t>
       </w:r>
@@ -7642,8 +10071,8 @@
       <w:r>
         <w:rPr>
           <w:rFonts w:ascii="맑은 고딕" w:hAnsi="맑은 고딕" w:eastAsia="맑은 고딕"/>
-          <w:color w:val="000000"/>
-          <w:sz w:val="19"/>
+          <w:color w:val="1A1A1A"/>
+          <w:sz w:val="20"/>
         </w:rPr>
         <w:t xml:space="preserve">    1. 제3조제2항을 위반하여 행정사 또는 이와 비슷한 명칭을 사용한 자</w:t>
       </w:r>
@@ -7653,8 +10082,8 @@
       <w:r>
         <w:rPr>
           <w:rFonts w:ascii="맑은 고딕" w:hAnsi="맑은 고딕" w:eastAsia="맑은 고딕"/>
-          <w:color w:val="000000"/>
-          <w:sz w:val="19"/>
+          <w:color w:val="1A1A1A"/>
+          <w:sz w:val="20"/>
         </w:rPr>
         <w:t xml:space="preserve">    2. 제15조제2항 또는 제25조의5제3항을 위반하여 행정사사무소, 행정사합동사무소 또는 그 분사무소나 행정사법인 또는 그 분사무소와 비슷한 명칭을 사용한 자</w:t>
       </w:r>
@@ -7664,8 +10093,8 @@
       <w:r>
         <w:rPr>
           <w:rFonts w:ascii="맑은 고딕" w:hAnsi="맑은 고딕" w:eastAsia="맑은 고딕"/>
-          <w:color w:val="000000"/>
-          <w:sz w:val="19"/>
+          <w:color w:val="1A1A1A"/>
+          <w:sz w:val="20"/>
         </w:rPr>
         <w:t xml:space="preserve">    2의2. 제25조의12에 따른 조치를 취하지 아니한 행정사법인</w:t>
       </w:r>
@@ -7675,8 +10104,8 @@
       <w:r>
         <w:rPr>
           <w:rFonts w:ascii="맑은 고딕" w:hAnsi="맑은 고딕" w:eastAsia="맑은 고딕"/>
-          <w:color w:val="000000"/>
-          <w:sz w:val="19"/>
+          <w:color w:val="1A1A1A"/>
+          <w:sz w:val="20"/>
         </w:rPr>
         <w:t xml:space="preserve">    3. 정당한 사유 없이 제29조제2항 및 제31조제1항에 따른 보고 또는 자료제출을 하지 아니하거나, 거짓으로 보고ㆍ자료제출을 하거나, 출입ㆍ검사를 방해ㆍ거부 또는 기피한 자</w:t>
       </w:r>
@@ -7686,8 +10115,8 @@
       <w:r>
         <w:rPr>
           <w:rFonts w:ascii="맑은 고딕" w:hAnsi="맑은 고딕" w:eastAsia="맑은 고딕"/>
-          <w:color w:val="000000"/>
-          <w:sz w:val="19"/>
+          <w:color w:val="1A1A1A"/>
+          <w:sz w:val="20"/>
         </w:rPr>
         <w:t>② 다음 각 호의 어느 하나에 해당하는 자에게는 100만원 이하의 과태료를 부과한다. &lt;개정 2020.6.9&gt;</w:t>
       </w:r>
@@ -7697,8 +10126,8 @@
       <w:r>
         <w:rPr>
           <w:rFonts w:ascii="맑은 고딕" w:hAnsi="맑은 고딕" w:eastAsia="맑은 고딕"/>
-          <w:color w:val="000000"/>
-          <w:sz w:val="19"/>
+          <w:color w:val="1A1A1A"/>
+          <w:sz w:val="20"/>
         </w:rPr>
         <w:t xml:space="preserve">    1. 제14조제3항(제25조의13제1항에서 준용하는 경우를 포함한다)에 따른 사무소 이전신고를 하지 아니한 자</w:t>
       </w:r>
@@ -7708,8 +10137,8 @@
       <w:r>
         <w:rPr>
           <w:rFonts w:ascii="맑은 고딕" w:hAnsi="맑은 고딕" w:eastAsia="맑은 고딕"/>
-          <w:color w:val="000000"/>
-          <w:sz w:val="19"/>
+          <w:color w:val="1A1A1A"/>
+          <w:sz w:val="20"/>
         </w:rPr>
         <w:t xml:space="preserve">    2. 제15조제1항 또는 제25조의5제2항을 위반하여 행정사사무소, 행정사합동사무소 또는 행정사법인이라는 글자를 사용하지 아니하거나 그 분사무소임을 표시하지 아니한 자</w:t>
       </w:r>
@@ -7719,8 +10148,8 @@
       <w:r>
         <w:rPr>
           <w:rFonts w:ascii="맑은 고딕" w:hAnsi="맑은 고딕" w:eastAsia="맑은 고딕"/>
-          <w:color w:val="000000"/>
-          <w:sz w:val="19"/>
+          <w:color w:val="1A1A1A"/>
+          <w:sz w:val="20"/>
         </w:rPr>
         <w:t xml:space="preserve">    3. 제24조(제25조의13제1항에서 준용하는 경우를 포함한다)를 위반하여 업무처리부를 작성하지 아니하거나 거짓으로 작성한 자</w:t>
       </w:r>
@@ -7730,8 +10159,8 @@
       <w:r>
         <w:rPr>
           <w:rFonts w:ascii="맑은 고딕" w:hAnsi="맑은 고딕" w:eastAsia="맑은 고딕"/>
-          <w:color w:val="000000"/>
-          <w:sz w:val="19"/>
+          <w:color w:val="1A1A1A"/>
+          <w:sz w:val="20"/>
         </w:rPr>
         <w:t xml:space="preserve">    4. 제25조제3항을 위반하여 연수교육을 받지 아니하고 행정사 업무를 수행한 사람</w:t>
       </w:r>
@@ -7741,32 +10170,53 @@
       <w:r>
         <w:rPr>
           <w:rFonts w:ascii="맑은 고딕" w:hAnsi="맑은 고딕" w:eastAsia="맑은 고딕"/>
-          <w:color w:val="000000"/>
-          <w:sz w:val="19"/>
+          <w:color w:val="1A1A1A"/>
+          <w:sz w:val="20"/>
         </w:rPr>
         <w:t>③ 제1항 및 제2항에 따른 과태료는 대통령령으로 정하는 바에 따라 행정안전부장관, 시ㆍ도지사 또는 시장등이 부과ㆍ징수한다. &lt;개정 2013.3.23, 2014.11.19, 2017.7.26&gt;</w:t>
       </w:r>
     </w:p>
     <w:p>
       <w:pPr>
-        <w:spacing w:before="60" w:after="20" w:line="276" w:lineRule="auto"/>
-        <w:ind w:left="198"/>
-        <w:shd w:val="clear" w:color="auto" w:fill="F0F0F0"/>
-      </w:pPr>
-      <w:r>
-        <w:rPr>
-          <w:rFonts w:ascii="맑은 고딕" w:hAnsi="맑은 고딕" w:eastAsia="맑은 고딕"/>
-          <w:b/>
-          <w:color w:val="333333"/>
+        <w:spacing w:before="120" w:after="20" w:line="264" w:lineRule="auto"/>
+        <w:ind w:left="57"/>
+        <w:shd w:val="clear" w:color="auto" w:fill="EAF1F8"/>
+        <w:pBdr>
+          <w:top w:val="single" w:sz="4" w:space="6" w:color="CBD9E8"/>
+          <w:left w:val="single" w:sz="30" w:space="6" w:color="2E5A88"/>
+          <w:right w:val="single" w:sz="4" w:space="6" w:color="CBD9E8"/>
+        </w:pBdr>
+      </w:pPr>
+      <w:r>
+        <w:rPr>
+          <w:rFonts w:ascii="맑은 고딕" w:hAnsi="맑은 고딕" w:eastAsia="맑은 고딕"/>
+          <w:b/>
+          <w:color w:val="FFFFFF"/>
+          <w:sz w:val="16"/>
+          <w:shd w:val="clear" w:color="auto" w:fill="2E5A88"/>
+        </w:rPr>
+        <w:t xml:space="preserve">  시행령  </w:t>
+      </w:r>
+      <w:r>
+        <w:rPr>
+          <w:rFonts w:ascii="맑은 고딕" w:hAnsi="맑은 고딕" w:eastAsia="맑은 고딕"/>
+          <w:b/>
+          <w:color w:val="1F3A5F"/>
           <w:sz w:val="18"/>
         </w:rPr>
-        <w:t>시행령 제27조(과태료 부과기준)</w:t>
-      </w:r>
-    </w:p>
-    <w:p>
-      <w:pPr>
-        <w:spacing w:after="80" w:line="300" w:lineRule="auto"/>
-        <w:ind w:left="198"/>
+        <w:t xml:space="preserve">  제27조  과태료 부과기준</w:t>
+      </w:r>
+    </w:p>
+    <w:p>
+      <w:pPr>
+        <w:spacing w:after="120" w:line="312" w:lineRule="auto"/>
+        <w:ind w:left="57"/>
+        <w:shd w:val="clear" w:color="auto" w:fill="EAF1F8"/>
+        <w:pBdr>
+          <w:left w:val="single" w:sz="30" w:space="6" w:color="2E5A88"/>
+          <w:bottom w:val="single" w:sz="4" w:space="6" w:color="CBD9E8"/>
+          <w:right w:val="single" w:sz="4" w:space="6" w:color="CBD9E8"/>
+        </w:pBdr>
       </w:pPr>
       <w:r>
         <w:rPr>
@@ -7777,33 +10227,13 @@
         <w:t>법 제38조제1항 및 제2항에 따른 과태료의 부과기준은 별표 4와 같다.</w:t>
       </w:r>
     </w:p>
-    <w:p>
-      <w:pPr>
-        <w:pStyle w:val="src"/>
-        <w:spacing w:before="160"/>
-      </w:pPr>
-      <w:r>
-        <w:rPr>
-          <w:rFonts w:ascii="맑은 고딕" w:hAnsi="맑은 고딕" w:eastAsia="맑은 고딕"/>
-        </w:rPr>
-        <w:t>기준: 국가법령정보센터. 행정사법(시행 2022.11.15), 같은 법 시행령·시행규칙(시행 2026.1.1). 학습용 정리본이며 실제 적용 전 최신 개정 여부를 확인하시기 바랍니다.</w:t>
-      </w:r>
-    </w:p>
-    <w:p>
-      <w:pPr>
-        <w:pStyle w:val="mark"/>
-      </w:pPr>
-      <w:r>
-        <w:rPr>
-          <w:rFonts w:ascii="맑은 고딕" w:hAnsi="맑은 고딕" w:eastAsia="맑은 고딕"/>
-        </w:rPr>
-        <w:t>인허가 서대리  https://seodaeri.com/</w:t>
-      </w:r>
-    </w:p>
     <w:sectPr>
+      <w:headerReference w:type="default" r:id="rId9"/>
+      <w:footerReference w:type="default" r:id="rId10"/>
       <w:pgSz w:w="11906" w:h="16838"/>
-      <w:pgMar w:top="1701" w:right="1440" w:bottom="1440" w:left="1440" w:header="851" w:footer="992" w:gutter="0"/>
+      <w:pgMar w:top="1247" w:right="1361" w:bottom="1134" w:left="1361" w:header="851" w:footer="992" w:gutter="0"/>
       <w:cols w:space="425"/>
+      <w:titlePg/>
       <w:docGrid w:linePitch="360"/>
     </w:sectPr>
   </w:body>
@@ -7829,6 +10259,28 @@
 </w:endnotes>
 </file>
 
+<file path=word/footer1.xml><?xml version="1.0" encoding="utf-8"?>
+<w:ftr xmlns:m="http://schemas.openxmlformats.org/officeDocument/2006/math" xmlns:mc="http://schemas.openxmlformats.org/markup-compatibility/2006" xmlns:mo="http://schemas.microsoft.com/office/mac/office/2008/main" xmlns:mv="urn:schemas-microsoft-com:mac:vml" xmlns:o="urn:schemas-microsoft-com:office:office" xmlns:r="http://schemas.openxmlformats.org/officeDocument/2006/relationships" xmlns:v="urn:schemas-microsoft-com:vml" xmlns:w10="urn:schemas-microsoft-com:office:word" xmlns:w14="http://schemas.microsoft.com/office/word/2010/wordml" xmlns:w="http://schemas.openxmlformats.org/wordprocessingml/2006/main" xmlns:wne="http://schemas.microsoft.com/office/word/2006/wordml" xmlns:wp14="http://schemas.microsoft.com/office/word/2010/wordprocessingDrawing" xmlns:wp="http://schemas.openxmlformats.org/drawingml/2006/wordprocessingDrawing" xmlns:wpc="http://schemas.microsoft.com/office/word/2010/wordprocessingCanvas" xmlns:wpg="http://schemas.microsoft.com/office/word/2010/wordprocessingGroup" xmlns:wpi="http://schemas.microsoft.com/office/word/2010/wordprocessingInk" xmlns:wps="http://schemas.microsoft.com/office/word/2010/wordprocessingShape" mc:Ignorable="w14 wp14">
+  <w:p>
+    <w:pPr>
+      <w:pStyle w:val="Footer"/>
+      <w:jc w:val="center"/>
+    </w:pPr>
+    <w:r>
+      <w:rPr>
+        <w:rFonts w:ascii="맑은 고딕" w:hAnsi="맑은 고딕" w:eastAsia="맑은 고딕"/>
+        <w:b w:val="0"/>
+        <w:color w:val="8A94A0"/>
+        <w:sz w:val="18"/>
+      </w:rPr>
+      <w:fldChar w:fldCharType="begin"/>
+      <w:instrText xml:space="preserve">PAGE</w:instrText>
+      <w:fldChar w:fldCharType="end"/>
+    </w:r>
+  </w:p>
+</w:ftr>
+</file>
+
 <file path=word/footnotes.xml><?xml version="1.0" encoding="utf-8"?>
 <w:footnotes xmlns:wpc="http://schemas.microsoft.com/office/word/2010/wordprocessingCanvas" xmlns:cx="http://schemas.microsoft.com/office/drawing/2014/chartex" xmlns:cx1="http://schemas.microsoft.com/office/drawing/2015/9/8/chartex" xmlns:cx2="http://schemas.microsoft.com/office/drawing/2015/10/21/chartex" xmlns:cx3="http://schemas.microsoft.com/office/drawing/2016/5/9/chartex" xmlns:cx4="http://schemas.microsoft.com/office/drawing/2016/5/10/chartex" xmlns:cx5="http://schemas.microsoft.com/office/drawing/2016/5/11/chartex" xmlns:cx6="http://schemas.microsoft.com/office/drawing/2016/5/12/chartex" xmlns:cx7="http://schemas.microsoft.com/office/drawing/2016/5/13/chartex" xmlns:cx8="http://schemas.microsoft.com/office/drawing/2016/5/14/chartex" xmlns:mc="http://schemas.openxmlformats.org/markup-compatibility/2006" xmlns:aink="http://schemas.microsoft.com/office/drawing/2016/ink" xmlns:am3d="http://schemas.microsoft.com/office/drawing/2017/model3d" xmlns:o="urn:schemas-microsoft-com:office:office" xmlns:oel="http://schemas.microsoft.com/office/2019/extlst" xmlns:r="http://schemas.openxmlformats.org/officeDocument/2006/relationships" xmlns:m="http://schemas.openxmlformats.org/officeDocument/2006/math" xmlns:v="urn:schemas-microsoft-com:vml" xmlns:wp14="http://schemas.microsoft.com/office/word/2010/wordprocessingDrawing" xmlns:wp="http://schemas.openxmlformats.org/drawingml/2006/wordprocessingDrawing" xmlns:w10="urn:schemas-microsoft-com:office:word" xmlns:w="http://schemas.openxmlformats.org/wordprocessingml/2006/main" xmlns:w14="http://schemas.microsoft.com/office/word/2010/wordml" xmlns:w15="http://schemas.microsoft.com/office/word/2012/wordml" xmlns:w16cei="http://schemas.microsoft.com/office/word/2026/wordml/cei" xmlns:w16cex="http://schemas.microsoft.com/office/word/2018/wordml/cex" xmlns:w16cid="http://schemas.microsoft.com/office/word/2016/wordml/cid" xmlns:w16="http://schemas.microsoft.com/office/word/2018/wordml" xmlns:w16du="http://schemas.microsoft.com/office/word/2023/wordml/word16du" xmlns:w16sdtdh="http://schemas.microsoft.com/office/word/2020/wordml/sdtdatahash" xmlns:w16sdtfl="http://schemas.microsoft.com/office/word/2024/wordml/sdtformatlock" xmlns:w16se="http://schemas.microsoft.com/office/word/2015/wordml/symex" xmlns:wpg="http://schemas.microsoft.com/office/word/2010/wordprocessingGroup" xmlns:wpi="http://schemas.microsoft.com/office/word/2010/wordprocessingInk" xmlns:wne="http://schemas.microsoft.com/office/word/2006/wordml" xmlns:wps="http://schemas.microsoft.com/office/word/2010/wordprocessingShape" mc:Ignorable="w14 w15 w16se w16cid w16 w16cex w16sdtdh w16sdtfl w16du wp14">
   <w:footnote w:type="separator" w:id="-1">
@@ -7846,6 +10298,29 @@
     </w:p>
   </w:footnote>
 </w:footnotes>
+</file>
+
+<file path=word/header1.xml><?xml version="1.0" encoding="utf-8"?>
+<w:hdr xmlns:m="http://schemas.openxmlformats.org/officeDocument/2006/math" xmlns:mc="http://schemas.openxmlformats.org/markup-compatibility/2006" xmlns:mo="http://schemas.microsoft.com/office/mac/office/2008/main" xmlns:mv="urn:schemas-microsoft-com:mac:vml" xmlns:o="urn:schemas-microsoft-com:office:office" xmlns:r="http://schemas.openxmlformats.org/officeDocument/2006/relationships" xmlns:v="urn:schemas-microsoft-com:vml" xmlns:w10="urn:schemas-microsoft-com:office:word" xmlns:w14="http://schemas.microsoft.com/office/word/2010/wordml" xmlns:w="http://schemas.openxmlformats.org/wordprocessingml/2006/main" xmlns:wne="http://schemas.microsoft.com/office/word/2006/wordml" xmlns:wp14="http://schemas.microsoft.com/office/word/2010/wordprocessingDrawing" xmlns:wp="http://schemas.openxmlformats.org/drawingml/2006/wordprocessingDrawing" xmlns:wpc="http://schemas.microsoft.com/office/word/2010/wordprocessingCanvas" xmlns:wpg="http://schemas.microsoft.com/office/word/2010/wordprocessingGroup" xmlns:wpi="http://schemas.microsoft.com/office/word/2010/wordprocessingInk" xmlns:wps="http://schemas.microsoft.com/office/word/2010/wordprocessingShape" mc:Ignorable="w14 wp14">
+  <w:p>
+    <w:pPr>
+      <w:pStyle w:val="Header"/>
+      <w:jc w:val="right"/>
+      <w:pBdr>
+        <w:bottom w:val="single" w:sz="4" w:space="6" w:color="D9D9D9"/>
+      </w:pBdr>
+    </w:pPr>
+    <w:r>
+      <w:rPr>
+        <w:rFonts w:ascii="맑은 고딕" w:hAnsi="맑은 고딕" w:eastAsia="맑은 고딕"/>
+        <w:b w:val="0"/>
+        <w:color w:val="9AA0A6"/>
+        <w:sz w:val="16"/>
+      </w:rPr>
+      <w:t>행정사법 통합정리</w:t>
+    </w:r>
+  </w:p>
+</w:hdr>
 </file>
 
 <file path=word/numbering.xml><?xml version="1.0" encoding="utf-8"?>
